--- a/ALR-DocgenTemplates/Renewal Receipt Template.docx
+++ b/ALR-DocgenTemplates/Renewal Receipt Template.docx
@@ -1,6 +1,6 @@
 
 <file path=word/document.xml><?xml version="1.0" encoding="utf-8"?>
-<w:document xmlns:wpc="http://schemas.microsoft.com/office/word/2010/wordprocessingCanvas" xmlns:cx="http://schemas.microsoft.com/office/drawing/2014/chartex" xmlns:cx1="http://schemas.microsoft.com/office/drawing/2015/9/8/chartex" xmlns:cx2="http://schemas.microsoft.com/office/drawing/2015/10/21/chartex" xmlns:cx3="http://schemas.microsoft.com/office/drawing/2016/5/9/chartex" xmlns:cx4="http://schemas.microsoft.com/office/drawing/2016/5/10/chartex" xmlns:cx5="http://schemas.microsoft.com/office/drawing/2016/5/11/chartex" xmlns:cx6="http://schemas.microsoft.com/office/drawing/2016/5/12/chartex" xmlns:cx7="http://schemas.microsoft.com/office/drawing/2016/5/13/chartex" xmlns:cx8="http://schemas.microsoft.com/office/drawing/2016/5/14/chartex" xmlns:mc="http://schemas.openxmlformats.org/markup-compatibility/2006" xmlns:aink="http://schemas.microsoft.com/office/drawing/2016/ink" xmlns:am3d="http://schemas.microsoft.com/office/drawing/2017/model3d" xmlns:o="urn:schemas-microsoft-com:office:office" xmlns:oel="http://schemas.microsoft.com/office/2019/extlst" xmlns:r="http://schemas.openxmlformats.org/officeDocument/2006/relationships" xmlns:m="http://schemas.openxmlformats.org/officeDocument/2006/math" xmlns:v="urn:schemas-microsoft-com:vml" xmlns:wp14="http://schemas.microsoft.com/office/word/2010/wordprocessingDrawing" xmlns:wp="http://schemas.openxmlformats.org/drawingml/2006/wordprocessingDrawing" xmlns:w10="urn:schemas-microsoft-com:office:word" xmlns:w="http://schemas.openxmlformats.org/wordprocessingml/2006/main" xmlns:w14="http://schemas.microsoft.com/office/word/2010/wordml" xmlns:w15="http://schemas.microsoft.com/office/word/2012/wordml" xmlns:w16cex="http://schemas.microsoft.com/office/word/2018/wordml/cex" xmlns:w16cid="http://schemas.microsoft.com/office/word/2016/wordml/cid" xmlns:w16="http://schemas.microsoft.com/office/word/2018/wordml" xmlns:w16sdtdh="http://schemas.microsoft.com/office/word/2020/wordml/sdtdatahash" xmlns:w16se="http://schemas.microsoft.com/office/word/2015/wordml/symex" xmlns:wpg="http://schemas.microsoft.com/office/word/2010/wordprocessingGroup" xmlns:wpi="http://schemas.microsoft.com/office/word/2010/wordprocessingInk" xmlns:wne="http://schemas.microsoft.com/office/word/2006/wordml" xmlns:wps="http://schemas.microsoft.com/office/word/2010/wordprocessingShape" mc:Ignorable="w14 w15 w16se w16cid w16 w16cex w16sdtdh wp14">
+<w:document xmlns:wpc="http://schemas.microsoft.com/office/word/2010/wordprocessingCanvas" xmlns:cx="http://schemas.microsoft.com/office/drawing/2014/chartex" xmlns:cx1="http://schemas.microsoft.com/office/drawing/2015/9/8/chartex" xmlns:cx2="http://schemas.microsoft.com/office/drawing/2015/10/21/chartex" xmlns:cx3="http://schemas.microsoft.com/office/drawing/2016/5/9/chartex" xmlns:cx4="http://schemas.microsoft.com/office/drawing/2016/5/10/chartex" xmlns:cx5="http://schemas.microsoft.com/office/drawing/2016/5/11/chartex" xmlns:cx6="http://schemas.microsoft.com/office/drawing/2016/5/12/chartex" xmlns:cx7="http://schemas.microsoft.com/office/drawing/2016/5/13/chartex" xmlns:cx8="http://schemas.microsoft.com/office/drawing/2016/5/14/chartex" xmlns:mc="http://schemas.openxmlformats.org/markup-compatibility/2006" xmlns:aink="http://schemas.microsoft.com/office/drawing/2016/ink" xmlns:am3d="http://schemas.microsoft.com/office/drawing/2017/model3d" xmlns:o="urn:schemas-microsoft-com:office:office" xmlns:oel="http://schemas.microsoft.com/office/2019/extlst" xmlns:r="http://schemas.openxmlformats.org/officeDocument/2006/relationships" xmlns:m="http://schemas.openxmlformats.org/officeDocument/2006/math" xmlns:v="urn:schemas-microsoft-com:vml" xmlns:wp14="http://schemas.microsoft.com/office/word/2010/wordprocessingDrawing" xmlns:wp="http://schemas.openxmlformats.org/drawingml/2006/wordprocessingDrawing" xmlns:w10="urn:schemas-microsoft-com:office:word" xmlns:w="http://schemas.openxmlformats.org/wordprocessingml/2006/main" xmlns:w14="http://schemas.microsoft.com/office/word/2010/wordml" xmlns:w15="http://schemas.microsoft.com/office/word/2012/wordml" xmlns:w16cex="http://schemas.microsoft.com/office/word/2018/wordml/cex" xmlns:w16cid="http://schemas.microsoft.com/office/word/2016/wordml/cid" xmlns:w16="http://schemas.microsoft.com/office/word/2018/wordml" xmlns:w16du="http://schemas.microsoft.com/office/word/2023/wordml/word16du" xmlns:w16sdtdh="http://schemas.microsoft.com/office/word/2020/wordml/sdtdatahash" xmlns:w16sdtfl="http://schemas.microsoft.com/office/word/2024/wordml/sdtformatlock" xmlns:w16se="http://schemas.microsoft.com/office/word/2015/wordml/symex" xmlns:wpg="http://schemas.microsoft.com/office/word/2010/wordprocessingGroup" xmlns:wpi="http://schemas.microsoft.com/office/word/2010/wordprocessingInk" xmlns:wne="http://schemas.microsoft.com/office/word/2006/wordml" xmlns:wps="http://schemas.microsoft.com/office/word/2010/wordprocessingShape" mc:Ignorable="w14 w15 w16se w16cid w16 w16cex w16sdtdh w16sdtfl w16du wp14">
   <w:body>
     <w:p>
       <w:pPr>
@@ -12,8 +12,12 @@
           <w:szCs w:val="34"/>
         </w:rPr>
         <w:sectPr>
-          <w:headerReference w:type="default" r:id="rId6"/>
-          <w:footerReference w:type="default" r:id="rId7"/>
+          <w:headerReference w:type="even" r:id="rId6"/>
+          <w:headerReference w:type="default" r:id="rId7"/>
+          <w:footerReference w:type="even" r:id="rId8"/>
+          <w:footerReference w:type="default" r:id="rId9"/>
+          <w:headerReference w:type="first" r:id="rId10"/>
+          <w:footerReference w:type="first" r:id="rId11"/>
           <w:pgSz w:w="12240" w:h="15840"/>
           <w:pgMar w:top="720" w:right="720" w:bottom="720" w:left="720" w:header="708" w:footer="708" w:gutter="0"/>
           <w:cols w:space="708"/>
@@ -132,29 +136,7 @@
                 <w:szCs w:val="24"/>
                 <w14:ligatures w14:val="none"/>
               </w:rPr>
-              <w:t>{{</w:t>
-            </w:r>
-            <w:proofErr w:type="spellStart"/>
-            <w:r>
-              <w:rPr>
-                <w:color w:val="000000" w:themeColor="text1"/>
-                <w:kern w:val="0"/>
-                <w:sz w:val="24"/>
-                <w:szCs w:val="24"/>
-                <w14:ligatures w14:val="none"/>
-              </w:rPr>
-              <w:t>RegistrantName</w:t>
-            </w:r>
-            <w:proofErr w:type="spellEnd"/>
-            <w:r>
-              <w:rPr>
-                <w:color w:val="000000" w:themeColor="text1"/>
-                <w:kern w:val="0"/>
-                <w:sz w:val="24"/>
-                <w:szCs w:val="24"/>
-                <w14:ligatures w14:val="none"/>
-              </w:rPr>
-              <w:t>}}</w:t>
+              <w:t>{{RegistrantName}}</w:t>
             </w:r>
           </w:p>
         </w:tc>
@@ -179,29 +161,7 @@
                 <w:szCs w:val="24"/>
                 <w14:ligatures w14:val="none"/>
               </w:rPr>
-              <w:t>{{</w:t>
-            </w:r>
-            <w:proofErr w:type="spellStart"/>
-            <w:r>
-              <w:rPr>
-                <w:color w:val="000000" w:themeColor="text1"/>
-                <w:kern w:val="0"/>
-                <w:sz w:val="24"/>
-                <w:szCs w:val="24"/>
-                <w14:ligatures w14:val="none"/>
-              </w:rPr>
-              <w:t>ResidenceName</w:t>
-            </w:r>
-            <w:proofErr w:type="spellEnd"/>
-            <w:r>
-              <w:rPr>
-                <w:color w:val="000000" w:themeColor="text1"/>
-                <w:kern w:val="0"/>
-                <w:sz w:val="24"/>
-                <w:szCs w:val="24"/>
-                <w14:ligatures w14:val="none"/>
-              </w:rPr>
-              <w:t>}}</w:t>
+              <w:t>{{ResidenceName}}</w:t>
             </w:r>
           </w:p>
         </w:tc>
@@ -231,29 +191,7 @@
                 <w:szCs w:val="24"/>
                 <w14:ligatures w14:val="none"/>
               </w:rPr>
-              <w:t>{{</w:t>
-            </w:r>
-            <w:proofErr w:type="spellStart"/>
-            <w:r>
-              <w:rPr>
-                <w:color w:val="000000" w:themeColor="text1"/>
-                <w:kern w:val="0"/>
-                <w:sz w:val="24"/>
-                <w:szCs w:val="24"/>
-                <w14:ligatures w14:val="none"/>
-              </w:rPr>
-              <w:t>RegistrantAddress</w:t>
-            </w:r>
-            <w:proofErr w:type="spellEnd"/>
-            <w:r>
-              <w:rPr>
-                <w:color w:val="000000" w:themeColor="text1"/>
-                <w:kern w:val="0"/>
-                <w:sz w:val="24"/>
-                <w:szCs w:val="24"/>
-                <w14:ligatures w14:val="none"/>
-              </w:rPr>
-              <w:t>}}</w:t>
+              <w:t>{{RegistrantAddress}}</w:t>
             </w:r>
           </w:p>
         </w:tc>
@@ -356,25 +294,7 @@
                 <w:sz w:val="24"/>
                 <w:szCs w:val="24"/>
               </w:rPr>
-              <w:t>{{</w:t>
-            </w:r>
-            <w:proofErr w:type="spellStart"/>
-            <w:r>
-              <w:rPr>
-                <w:color w:val="000000" w:themeColor="text1"/>
-                <w:sz w:val="24"/>
-                <w:szCs w:val="24"/>
-              </w:rPr>
-              <w:t>ResidenceAddress</w:t>
-            </w:r>
-            <w:proofErr w:type="spellEnd"/>
-            <w:r>
-              <w:rPr>
-                <w:color w:val="000000" w:themeColor="text1"/>
-                <w:sz w:val="24"/>
-                <w:szCs w:val="24"/>
-              </w:rPr>
-              <w:t>}}</w:t>
+              <w:t>{{ResidenceAddress}}</w:t>
             </w:r>
             <w:bookmarkEnd w:id="1"/>
           </w:p>
@@ -583,21 +503,7 @@
               <w:rPr>
                 <w:sz w:val="22"/>
               </w:rPr>
-              <w:t>{{</w:t>
-            </w:r>
-            <w:proofErr w:type="spellStart"/>
-            <w:r>
-              <w:rPr>
-                <w:sz w:val="22"/>
-              </w:rPr>
-              <w:t>PublicQuantitySum</w:t>
-            </w:r>
-            <w:proofErr w:type="spellEnd"/>
-            <w:r>
-              <w:rPr>
-                <w:sz w:val="22"/>
-              </w:rPr>
-              <w:t>}}</w:t>
+              <w:t>{{PublicQuantitySum}}</w:t>
             </w:r>
           </w:p>
         </w:tc>
@@ -619,23 +525,7 @@
                 <w:rStyle w:val="ui-provider"/>
                 <w:sz w:val="22"/>
               </w:rPr>
-              <w:t>{{</w:t>
-            </w:r>
-            <w:proofErr w:type="spellStart"/>
-            <w:r>
-              <w:rPr>
-                <w:rStyle w:val="ui-provider"/>
-                <w:sz w:val="22"/>
-              </w:rPr>
-              <w:t>PublicSum</w:t>
-            </w:r>
-            <w:proofErr w:type="spellEnd"/>
-            <w:r>
-              <w:rPr>
-                <w:rStyle w:val="ui-provider"/>
-                <w:sz w:val="22"/>
-              </w:rPr>
-              <w:t>}}</w:t>
+              <w:t>{{PublicSum}}</w:t>
             </w:r>
             <w:bookmarkEnd w:id="2"/>
           </w:p>
@@ -661,23 +551,7 @@
                 <w:rStyle w:val="ui-provider"/>
                 <w:sz w:val="22"/>
               </w:rPr>
-              <w:t>{{</w:t>
-            </w:r>
-            <w:proofErr w:type="spellStart"/>
-            <w:r>
-              <w:rPr>
-                <w:rStyle w:val="ui-provider"/>
-                <w:sz w:val="22"/>
-              </w:rPr>
-              <w:t>PublicFeeSum</w:t>
-            </w:r>
-            <w:proofErr w:type="spellEnd"/>
-            <w:r>
-              <w:rPr>
-                <w:rStyle w:val="ui-provider"/>
-                <w:sz w:val="22"/>
-              </w:rPr>
-              <w:t>}}</w:t>
+              <w:t>{{PublicFeeSum}}</w:t>
             </w:r>
             <w:bookmarkStart w:id="4" w:name="OLE_LINK27"/>
             <w:r>
@@ -756,25 +630,7 @@
                 <w:sz w:val="22"/>
                 <w14:ligatures w14:val="none"/>
               </w:rPr>
-              <w:t>{{</w:t>
-            </w:r>
-            <w:proofErr w:type="spellStart"/>
-            <w:r>
-              <w:rPr>
-                <w:kern w:val="0"/>
-                <w:sz w:val="22"/>
-                <w14:ligatures w14:val="none"/>
-              </w:rPr>
-              <w:t>PrivateQuantitySum</w:t>
-            </w:r>
-            <w:proofErr w:type="spellEnd"/>
-            <w:r>
-              <w:rPr>
-                <w:kern w:val="0"/>
-                <w:sz w:val="22"/>
-                <w14:ligatures w14:val="none"/>
-              </w:rPr>
-              <w:t>}}</w:t>
+              <w:t>{{PrivateQuantitySum}}</w:t>
             </w:r>
             <w:bookmarkEnd w:id="5"/>
           </w:p>
@@ -800,27 +656,7 @@
                 <w:sz w:val="22"/>
                 <w14:ligatures w14:val="none"/>
               </w:rPr>
-              <w:t>{{</w:t>
-            </w:r>
-            <w:proofErr w:type="spellStart"/>
-            <w:r>
-              <w:rPr>
-                <w:rStyle w:val="ui-provider"/>
-                <w:kern w:val="0"/>
-                <w:sz w:val="22"/>
-                <w14:ligatures w14:val="none"/>
-              </w:rPr>
-              <w:t>PrivateSum</w:t>
-            </w:r>
-            <w:proofErr w:type="spellEnd"/>
-            <w:r>
-              <w:rPr>
-                <w:rStyle w:val="ui-provider"/>
-                <w:kern w:val="0"/>
-                <w:sz w:val="22"/>
-                <w14:ligatures w14:val="none"/>
-              </w:rPr>
-              <w:t>}}</w:t>
+              <w:t>{{PrivateSum}}</w:t>
             </w:r>
             <w:bookmarkEnd w:id="6"/>
           </w:p>
@@ -848,27 +684,7 @@
                 <w:sz w:val="22"/>
                 <w14:ligatures w14:val="none"/>
               </w:rPr>
-              <w:t>{{</w:t>
-            </w:r>
-            <w:proofErr w:type="spellStart"/>
-            <w:r>
-              <w:rPr>
-                <w:rStyle w:val="ui-provider"/>
-                <w:kern w:val="0"/>
-                <w:sz w:val="22"/>
-                <w14:ligatures w14:val="none"/>
-              </w:rPr>
-              <w:t>PrivateFeeSum</w:t>
-            </w:r>
-            <w:proofErr w:type="spellEnd"/>
-            <w:r>
-              <w:rPr>
-                <w:rStyle w:val="ui-provider"/>
-                <w:kern w:val="0"/>
-                <w:sz w:val="22"/>
-                <w14:ligatures w14:val="none"/>
-              </w:rPr>
-              <w:t>}}</w:t>
+              <w:t>{{PrivateFeeSum}}</w:t>
             </w:r>
             <w:bookmarkStart w:id="7" w:name="OLE_LINK28"/>
             <w:r>
@@ -967,7 +783,6 @@
               <w:t>{{</w:t>
             </w:r>
             <w:bookmarkStart w:id="10" w:name="OLE_LINK22"/>
-            <w:proofErr w:type="spellStart"/>
             <w:r>
               <w:rPr>
                 <w:kern w:val="0"/>
@@ -983,16 +798,7 @@
                 <w:sz w:val="22"/>
                 <w14:ligatures w14:val="none"/>
               </w:rPr>
-              <w:t>QuantitySum</w:t>
-            </w:r>
-            <w:proofErr w:type="spellEnd"/>
-            <w:r>
-              <w:rPr>
-                <w:kern w:val="0"/>
-                <w:sz w:val="22"/>
-                <w14:ligatures w14:val="none"/>
-              </w:rPr>
-              <w:t>}}</w:t>
+              <w:t>QuantitySum}}</w:t>
             </w:r>
             <w:bookmarkEnd w:id="9"/>
           </w:p>
@@ -1022,7 +828,6 @@
               </w:rPr>
               <w:t>{{</w:t>
             </w:r>
-            <w:proofErr w:type="spellStart"/>
             <w:r>
               <w:rPr>
                 <w:kern w:val="0"/>
@@ -1038,17 +843,7 @@
                 <w:sz w:val="22"/>
                 <w14:ligatures w14:val="none"/>
               </w:rPr>
-              <w:t>Sum</w:t>
-            </w:r>
-            <w:proofErr w:type="spellEnd"/>
-            <w:r>
-              <w:rPr>
-                <w:rStyle w:val="ui-provider"/>
-                <w:kern w:val="0"/>
-                <w:sz w:val="22"/>
-                <w14:ligatures w14:val="none"/>
-              </w:rPr>
-              <w:t>}}</w:t>
+              <w:t>Sum}}</w:t>
             </w:r>
             <w:bookmarkEnd w:id="11"/>
           </w:p>
@@ -1081,7 +876,6 @@
               </w:rPr>
               <w:t>{{</w:t>
             </w:r>
-            <w:proofErr w:type="spellStart"/>
             <w:r>
               <w:rPr>
                 <w:kern w:val="0"/>
@@ -1097,17 +891,7 @@
                 <w:sz w:val="22"/>
                 <w14:ligatures w14:val="none"/>
               </w:rPr>
-              <w:t>Sum</w:t>
-            </w:r>
-            <w:proofErr w:type="spellEnd"/>
-            <w:r>
-              <w:rPr>
-                <w:rStyle w:val="ui-provider"/>
-                <w:kern w:val="0"/>
-                <w:sz w:val="22"/>
-                <w14:ligatures w14:val="none"/>
-              </w:rPr>
-              <w:t>}}</w:t>
+              <w:t>Sum}}</w:t>
             </w:r>
             <w:bookmarkStart w:id="13" w:name="OLE_LINK29"/>
             <w:r>
@@ -1492,25 +1276,7 @@
                 <w:sz w:val="24"/>
                 <w:szCs w:val="24"/>
               </w:rPr>
-              <w:t>{{</w:t>
-            </w:r>
-            <w:proofErr w:type="spellStart"/>
-            <w:r>
-              <w:rPr>
-                <w:color w:val="000000" w:themeColor="text1"/>
-                <w:sz w:val="24"/>
-                <w:szCs w:val="24"/>
-              </w:rPr>
-              <w:t>CertificateId</w:t>
-            </w:r>
-            <w:proofErr w:type="spellEnd"/>
-            <w:r>
-              <w:rPr>
-                <w:color w:val="000000" w:themeColor="text1"/>
-                <w:sz w:val="24"/>
-                <w:szCs w:val="24"/>
-              </w:rPr>
-              <w:t>}}</w:t>
+              <w:t>{{CertificateId}}</w:t>
             </w:r>
             <w:bookmarkEnd w:id="15"/>
           </w:p>
@@ -1581,29 +1347,7 @@
                 <w:szCs w:val="24"/>
                 <w14:ligatures w14:val="none"/>
               </w:rPr>
-              <w:t>{{</w:t>
-            </w:r>
-            <w:proofErr w:type="spellStart"/>
-            <w:r>
-              <w:rPr>
-                <w:color w:val="000000" w:themeColor="text1"/>
-                <w:kern w:val="0"/>
-                <w:sz w:val="24"/>
-                <w:szCs w:val="24"/>
-                <w14:ligatures w14:val="none"/>
-              </w:rPr>
-              <w:t>TotalFeeAmount</w:t>
-            </w:r>
-            <w:proofErr w:type="spellEnd"/>
-            <w:r>
-              <w:rPr>
-                <w:color w:val="000000" w:themeColor="text1"/>
-                <w:kern w:val="0"/>
-                <w:sz w:val="24"/>
-                <w:szCs w:val="24"/>
-                <w14:ligatures w14:val="none"/>
-              </w:rPr>
-              <w:t>}}</w:t>
+              <w:t>{{TotalFeeAmount}}</w:t>
             </w:r>
             <w:bookmarkEnd w:id="16"/>
           </w:p>
@@ -1650,7 +1394,6 @@
               </w:rPr>
               <w:t>{{</w:t>
             </w:r>
-            <w:proofErr w:type="spellStart"/>
             <w:r>
               <w:rPr>
                 <w:kern w:val="0"/>
@@ -1666,18 +1409,7 @@
                 <w:szCs w:val="24"/>
                 <w14:ligatures w14:val="none"/>
               </w:rPr>
-              <w:t>nvoicePaymentDate</w:t>
-            </w:r>
-            <w:proofErr w:type="spellEnd"/>
-            <w:r>
-              <w:rPr>
-                <w:color w:val="000000" w:themeColor="text1"/>
-                <w:kern w:val="0"/>
-                <w:sz w:val="24"/>
-                <w:szCs w:val="24"/>
-                <w14:ligatures w14:val="none"/>
-              </w:rPr>
-              <w:t>}}</w:t>
+              <w:t>nvoicePaymentDate}}</w:t>
             </w:r>
           </w:p>
         </w:tc>
@@ -1768,29 +1500,7 @@
                 <w:szCs w:val="24"/>
                 <w14:ligatures w14:val="none"/>
               </w:rPr>
-              <w:t>{{</w:t>
-            </w:r>
-            <w:proofErr w:type="spellStart"/>
-            <w:r>
-              <w:rPr>
-                <w:color w:val="000000" w:themeColor="text1"/>
-                <w:kern w:val="0"/>
-                <w:sz w:val="24"/>
-                <w:szCs w:val="24"/>
-                <w14:ligatures w14:val="none"/>
-              </w:rPr>
-              <w:t>TotalFeeAmount</w:t>
-            </w:r>
-            <w:proofErr w:type="spellEnd"/>
-            <w:r>
-              <w:rPr>
-                <w:color w:val="000000" w:themeColor="text1"/>
-                <w:kern w:val="0"/>
-                <w:sz w:val="24"/>
-                <w:szCs w:val="24"/>
-                <w14:ligatures w14:val="none"/>
-              </w:rPr>
-              <w:t>}}</w:t>
+              <w:t>{{TotalFeeAmount}}</w:t>
             </w:r>
           </w:p>
         </w:tc>
@@ -1937,7 +1647,7 @@
 </file>
 
 <file path=word/endnotes.xml><?xml version="1.0" encoding="utf-8"?>
-<w:endnotes xmlns:wpc="http://schemas.microsoft.com/office/word/2010/wordprocessingCanvas" xmlns:cx="http://schemas.microsoft.com/office/drawing/2014/chartex" xmlns:cx1="http://schemas.microsoft.com/office/drawing/2015/9/8/chartex" xmlns:cx2="http://schemas.microsoft.com/office/drawing/2015/10/21/chartex" xmlns:cx3="http://schemas.microsoft.com/office/drawing/2016/5/9/chartex" xmlns:cx4="http://schemas.microsoft.com/office/drawing/2016/5/10/chartex" xmlns:cx5="http://schemas.microsoft.com/office/drawing/2016/5/11/chartex" xmlns:cx6="http://schemas.microsoft.com/office/drawing/2016/5/12/chartex" xmlns:cx7="http://schemas.microsoft.com/office/drawing/2016/5/13/chartex" xmlns:cx8="http://schemas.microsoft.com/office/drawing/2016/5/14/chartex" xmlns:mc="http://schemas.openxmlformats.org/markup-compatibility/2006" xmlns:aink="http://schemas.microsoft.com/office/drawing/2016/ink" xmlns:am3d="http://schemas.microsoft.com/office/drawing/2017/model3d" xmlns:o="urn:schemas-microsoft-com:office:office" xmlns:oel="http://schemas.microsoft.com/office/2019/extlst" xmlns:r="http://schemas.openxmlformats.org/officeDocument/2006/relationships" xmlns:m="http://schemas.openxmlformats.org/officeDocument/2006/math" xmlns:v="urn:schemas-microsoft-com:vml" xmlns:wp14="http://schemas.microsoft.com/office/word/2010/wordprocessingDrawing" xmlns:wp="http://schemas.openxmlformats.org/drawingml/2006/wordprocessingDrawing" xmlns:w10="urn:schemas-microsoft-com:office:word" xmlns:w="http://schemas.openxmlformats.org/wordprocessingml/2006/main" xmlns:w14="http://schemas.microsoft.com/office/word/2010/wordml" xmlns:w15="http://schemas.microsoft.com/office/word/2012/wordml" xmlns:w16cex="http://schemas.microsoft.com/office/word/2018/wordml/cex" xmlns:w16cid="http://schemas.microsoft.com/office/word/2016/wordml/cid" xmlns:w16="http://schemas.microsoft.com/office/word/2018/wordml" xmlns:w16sdtdh="http://schemas.microsoft.com/office/word/2020/wordml/sdtdatahash" xmlns:w16se="http://schemas.microsoft.com/office/word/2015/wordml/symex" xmlns:wpg="http://schemas.microsoft.com/office/word/2010/wordprocessingGroup" xmlns:wpi="http://schemas.microsoft.com/office/word/2010/wordprocessingInk" xmlns:wne="http://schemas.microsoft.com/office/word/2006/wordml" xmlns:wps="http://schemas.microsoft.com/office/word/2010/wordprocessingShape" mc:Ignorable="w14 w15 w16se w16cid w16 w16cex w16sdtdh wp14">
+<w:endnotes xmlns:wpc="http://schemas.microsoft.com/office/word/2010/wordprocessingCanvas" xmlns:cx="http://schemas.microsoft.com/office/drawing/2014/chartex" xmlns:cx1="http://schemas.microsoft.com/office/drawing/2015/9/8/chartex" xmlns:cx2="http://schemas.microsoft.com/office/drawing/2015/10/21/chartex" xmlns:cx3="http://schemas.microsoft.com/office/drawing/2016/5/9/chartex" xmlns:cx4="http://schemas.microsoft.com/office/drawing/2016/5/10/chartex" xmlns:cx5="http://schemas.microsoft.com/office/drawing/2016/5/11/chartex" xmlns:cx6="http://schemas.microsoft.com/office/drawing/2016/5/12/chartex" xmlns:cx7="http://schemas.microsoft.com/office/drawing/2016/5/13/chartex" xmlns:cx8="http://schemas.microsoft.com/office/drawing/2016/5/14/chartex" xmlns:mc="http://schemas.openxmlformats.org/markup-compatibility/2006" xmlns:aink="http://schemas.microsoft.com/office/drawing/2016/ink" xmlns:am3d="http://schemas.microsoft.com/office/drawing/2017/model3d" xmlns:o="urn:schemas-microsoft-com:office:office" xmlns:oel="http://schemas.microsoft.com/office/2019/extlst" xmlns:r="http://schemas.openxmlformats.org/officeDocument/2006/relationships" xmlns:m="http://schemas.openxmlformats.org/officeDocument/2006/math" xmlns:v="urn:schemas-microsoft-com:vml" xmlns:wp14="http://schemas.microsoft.com/office/word/2010/wordprocessingDrawing" xmlns:wp="http://schemas.openxmlformats.org/drawingml/2006/wordprocessingDrawing" xmlns:w10="urn:schemas-microsoft-com:office:word" xmlns:w="http://schemas.openxmlformats.org/wordprocessingml/2006/main" xmlns:w14="http://schemas.microsoft.com/office/word/2010/wordml" xmlns:w15="http://schemas.microsoft.com/office/word/2012/wordml" xmlns:w16cex="http://schemas.microsoft.com/office/word/2018/wordml/cex" xmlns:w16cid="http://schemas.microsoft.com/office/word/2016/wordml/cid" xmlns:w16="http://schemas.microsoft.com/office/word/2018/wordml" xmlns:w16du="http://schemas.microsoft.com/office/word/2023/wordml/word16du" xmlns:w16sdtdh="http://schemas.microsoft.com/office/word/2020/wordml/sdtdatahash" xmlns:w16sdtfl="http://schemas.microsoft.com/office/word/2024/wordml/sdtformatlock" xmlns:w16se="http://schemas.microsoft.com/office/word/2015/wordml/symex" xmlns:wpg="http://schemas.microsoft.com/office/word/2010/wordprocessingGroup" xmlns:wpi="http://schemas.microsoft.com/office/word/2010/wordprocessingInk" xmlns:wne="http://schemas.microsoft.com/office/word/2006/wordml" xmlns:wps="http://schemas.microsoft.com/office/word/2010/wordprocessingShape" mc:Ignorable="w14 w15 w16se w16cid w16 w16cex w16sdtdh w16sdtfl w16du wp14">
   <w:endnote w:type="separator" w:id="-1">
     <w:p>
       <w:pPr>
@@ -1962,7 +1672,144 @@
 </file>
 
 <file path=word/footer1.xml><?xml version="1.0" encoding="utf-8"?>
-<w:ftr xmlns:wpc="http://schemas.microsoft.com/office/word/2010/wordprocessingCanvas" xmlns:cx="http://schemas.microsoft.com/office/drawing/2014/chartex" xmlns:cx1="http://schemas.microsoft.com/office/drawing/2015/9/8/chartex" xmlns:cx2="http://schemas.microsoft.com/office/drawing/2015/10/21/chartex" xmlns:cx3="http://schemas.microsoft.com/office/drawing/2016/5/9/chartex" xmlns:cx4="http://schemas.microsoft.com/office/drawing/2016/5/10/chartex" xmlns:cx5="http://schemas.microsoft.com/office/drawing/2016/5/11/chartex" xmlns:cx6="http://schemas.microsoft.com/office/drawing/2016/5/12/chartex" xmlns:cx7="http://schemas.microsoft.com/office/drawing/2016/5/13/chartex" xmlns:cx8="http://schemas.microsoft.com/office/drawing/2016/5/14/chartex" xmlns:mc="http://schemas.openxmlformats.org/markup-compatibility/2006" xmlns:aink="http://schemas.microsoft.com/office/drawing/2016/ink" xmlns:am3d="http://schemas.microsoft.com/office/drawing/2017/model3d" xmlns:o="urn:schemas-microsoft-com:office:office" xmlns:oel="http://schemas.microsoft.com/office/2019/extlst" xmlns:r="http://schemas.openxmlformats.org/officeDocument/2006/relationships" xmlns:m="http://schemas.openxmlformats.org/officeDocument/2006/math" xmlns:v="urn:schemas-microsoft-com:vml" xmlns:wp14="http://schemas.microsoft.com/office/word/2010/wordprocessingDrawing" xmlns:wp="http://schemas.openxmlformats.org/drawingml/2006/wordprocessingDrawing" xmlns:w10="urn:schemas-microsoft-com:office:word" xmlns:w="http://schemas.openxmlformats.org/wordprocessingml/2006/main" xmlns:w14="http://schemas.microsoft.com/office/word/2010/wordml" xmlns:w15="http://schemas.microsoft.com/office/word/2012/wordml" xmlns:w16cex="http://schemas.microsoft.com/office/word/2018/wordml/cex" xmlns:w16cid="http://schemas.microsoft.com/office/word/2016/wordml/cid" xmlns:w16="http://schemas.microsoft.com/office/word/2018/wordml" xmlns:w16sdtdh="http://schemas.microsoft.com/office/word/2020/wordml/sdtdatahash" xmlns:w16se="http://schemas.microsoft.com/office/word/2015/wordml/symex" xmlns:wpg="http://schemas.microsoft.com/office/word/2010/wordprocessingGroup" xmlns:wpi="http://schemas.microsoft.com/office/word/2010/wordprocessingInk" xmlns:wne="http://schemas.microsoft.com/office/word/2006/wordml" xmlns:wps="http://schemas.microsoft.com/office/word/2010/wordprocessingShape" mc:Ignorable="w14 w15 w16se w16cid w16 w16cex w16sdtdh wp14">
+<w:ftr xmlns:wpc="http://schemas.microsoft.com/office/word/2010/wordprocessingCanvas" xmlns:cx="http://schemas.microsoft.com/office/drawing/2014/chartex" xmlns:cx1="http://schemas.microsoft.com/office/drawing/2015/9/8/chartex" xmlns:cx2="http://schemas.microsoft.com/office/drawing/2015/10/21/chartex" xmlns:cx3="http://schemas.microsoft.com/office/drawing/2016/5/9/chartex" xmlns:cx4="http://schemas.microsoft.com/office/drawing/2016/5/10/chartex" xmlns:cx5="http://schemas.microsoft.com/office/drawing/2016/5/11/chartex" xmlns:cx6="http://schemas.microsoft.com/office/drawing/2016/5/12/chartex" xmlns:cx7="http://schemas.microsoft.com/office/drawing/2016/5/13/chartex" xmlns:cx8="http://schemas.microsoft.com/office/drawing/2016/5/14/chartex" xmlns:mc="http://schemas.openxmlformats.org/markup-compatibility/2006" xmlns:aink="http://schemas.microsoft.com/office/drawing/2016/ink" xmlns:am3d="http://schemas.microsoft.com/office/drawing/2017/model3d" xmlns:o="urn:schemas-microsoft-com:office:office" xmlns:oel="http://schemas.microsoft.com/office/2019/extlst" xmlns:r="http://schemas.openxmlformats.org/officeDocument/2006/relationships" xmlns:m="http://schemas.openxmlformats.org/officeDocument/2006/math" xmlns:v="urn:schemas-microsoft-com:vml" xmlns:wp14="http://schemas.microsoft.com/office/word/2010/wordprocessingDrawing" xmlns:wp="http://schemas.openxmlformats.org/drawingml/2006/wordprocessingDrawing" xmlns:w10="urn:schemas-microsoft-com:office:word" xmlns:w="http://schemas.openxmlformats.org/wordprocessingml/2006/main" xmlns:w14="http://schemas.microsoft.com/office/word/2010/wordml" xmlns:w15="http://schemas.microsoft.com/office/word/2012/wordml" xmlns:w16cex="http://schemas.microsoft.com/office/word/2018/wordml/cex" xmlns:w16cid="http://schemas.microsoft.com/office/word/2016/wordml/cid" xmlns:w16="http://schemas.microsoft.com/office/word/2018/wordml" xmlns:w16du="http://schemas.microsoft.com/office/word/2023/wordml/word16du" xmlns:w16sdtdh="http://schemas.microsoft.com/office/word/2020/wordml/sdtdatahash" xmlns:w16sdtfl="http://schemas.microsoft.com/office/word/2024/wordml/sdtformatlock" xmlns:w16se="http://schemas.microsoft.com/office/word/2015/wordml/symex" xmlns:wpg="http://schemas.microsoft.com/office/word/2010/wordprocessingGroup" xmlns:wpi="http://schemas.microsoft.com/office/word/2010/wordprocessingInk" xmlns:wne="http://schemas.microsoft.com/office/word/2006/wordml" xmlns:wps="http://schemas.microsoft.com/office/word/2010/wordprocessingShape" mc:Ignorable="w14 w15 w16se w16cid w16 w16cex w16sdtdh w16sdtfl w16du wp14">
+  <w:p>
+    <w:pPr>
+      <w:pStyle w:val="Footer"/>
+    </w:pPr>
+    <w:r>
+      <w:rPr>
+        <w:noProof/>
+      </w:rPr>
+      <mc:AlternateContent>
+        <mc:Choice Requires="wps">
+          <w:drawing>
+            <wp:anchor distT="0" distB="0" distL="0" distR="0" simplePos="0" relativeHeight="251661312" behindDoc="0" locked="0" layoutInCell="1" allowOverlap="1" wp14:anchorId="0916B05D" wp14:editId="6CFD6CC0">
+              <wp:simplePos x="635" y="635"/>
+              <wp:positionH relativeFrom="page">
+                <wp:align>center</wp:align>
+              </wp:positionH>
+              <wp:positionV relativeFrom="page">
+                <wp:align>bottom</wp:align>
+              </wp:positionV>
+              <wp:extent cx="603885" cy="664845"/>
+              <wp:effectExtent l="0" t="0" r="5715" b="0"/>
+              <wp:wrapNone/>
+              <wp:docPr id="1910353343" name="Text Box 5" descr="Confidential">
+                <a:extLst xmlns:a="http://schemas.openxmlformats.org/drawingml/2006/main">
+                  <a:ext uri="{5AE41FA2-C0FF-4470-9BD4-5FADCA87CBE2}">
+                    <aclsh:classification xmlns:aclsh="http://schemas.microsoft.com/office/drawing/2020/classificationShape" classificationOutcomeType="ftr"/>
+                  </a:ext>
+                </a:extLst>
+              </wp:docPr>
+              <wp:cNvGraphicFramePr/>
+              <a:graphic xmlns:a="http://schemas.openxmlformats.org/drawingml/2006/main">
+                <a:graphicData uri="http://schemas.microsoft.com/office/word/2010/wordprocessingShape">
+                  <wps:wsp>
+                    <wps:cNvSpPr txBox="1"/>
+                    <wps:spPr>
+                      <a:xfrm>
+                        <a:off x="0" y="0"/>
+                        <a:ext cx="603885" cy="664845"/>
+                      </a:xfrm>
+                      <a:prstGeom prst="rect">
+                        <a:avLst/>
+                      </a:prstGeom>
+                      <a:noFill/>
+                      <a:ln>
+                        <a:noFill/>
+                      </a:ln>
+                    </wps:spPr>
+                    <wps:txbx>
+                      <w:txbxContent>
+                        <w:p>
+                          <w:pPr>
+                            <w:spacing w:after="0"/>
+                            <w:rPr>
+                              <w:rFonts w:ascii="Arial" w:eastAsia="Arial" w:hAnsi="Arial" w:cs="Arial"/>
+                              <w:noProof/>
+                              <w:color w:val="000000"/>
+                              <w:sz w:val="18"/>
+                              <w:szCs w:val="18"/>
+                            </w:rPr>
+                          </w:pPr>
+                          <w:r>
+                            <w:rPr>
+                              <w:rFonts w:ascii="Arial" w:eastAsia="Arial" w:hAnsi="Arial" w:cs="Arial"/>
+                              <w:noProof/>
+                              <w:color w:val="000000"/>
+                              <w:sz w:val="18"/>
+                              <w:szCs w:val="18"/>
+                            </w:rPr>
+                            <w:t>Confidential</w:t>
+                          </w:r>
+                        </w:p>
+                      </w:txbxContent>
+                    </wps:txbx>
+                    <wps:bodyPr rot="0" spcFirstLastPara="0" vertOverflow="overflow" horzOverflow="overflow" vert="horz" wrap="none" lIns="0" tIns="0" rIns="0" bIns="355600" numCol="1" spcCol="0" rtlCol="0" fromWordArt="0" anchor="b" anchorCtr="0" forceAA="0" compatLnSpc="1">
+                      <a:prstTxWarp prst="textNoShape">
+                        <a:avLst/>
+                      </a:prstTxWarp>
+                      <a:spAutoFit/>
+                    </wps:bodyPr>
+                  </wps:wsp>
+                </a:graphicData>
+              </a:graphic>
+              <wp14:sizeRelH relativeFrom="margin">
+                <wp14:pctWidth>0</wp14:pctWidth>
+              </wp14:sizeRelH>
+              <wp14:sizeRelV relativeFrom="margin">
+                <wp14:pctHeight>0</wp14:pctHeight>
+              </wp14:sizeRelV>
+            </wp:anchor>
+          </w:drawing>
+        </mc:Choice>
+        <mc:Fallback>
+          <w:pict>
+            <v:shapetype w14:anchorId="0916B05D" id="_x0000_t202" coordsize="21600,21600" o:spt="202" path="m,l,21600r21600,l21600,xe">
+              <v:stroke joinstyle="miter"/>
+              <v:path gradientshapeok="t" o:connecttype="rect"/>
+            </v:shapetype>
+            <v:shape id="Text Box 5" o:spid="_x0000_s1026" type="#_x0000_t202" alt="Confidential" style="position:absolute;margin-left:0;margin-top:0;width:47.55pt;height:52.35pt;z-index:251661312;visibility:visible;mso-wrap-style:none;mso-width-percent:0;mso-height-percent:0;mso-wrap-distance-left:0;mso-wrap-distance-top:0;mso-wrap-distance-right:0;mso-wrap-distance-bottom:0;mso-position-horizontal:center;mso-position-horizontal-relative:page;mso-position-vertical:bottom;mso-position-vertical-relative:page;mso-width-percent:0;mso-height-percent:0;mso-width-relative:margin;mso-height-relative:margin;v-text-anchor:bottom" o:gfxdata="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" filled="f" stroked="f">
+              <v:fill o:detectmouseclick="t"/>
+              <v:textbox style="mso-fit-shape-to-text:t" inset="0,0,0,28pt">
+                <w:txbxContent>
+                  <w:p>
+                    <w:pPr>
+                      <w:spacing w:after="0"/>
+                      <w:rPr>
+                        <w:rFonts w:ascii="Arial" w:eastAsia="Arial" w:hAnsi="Arial" w:cs="Arial"/>
+                        <w:noProof/>
+                        <w:color w:val="000000"/>
+                        <w:sz w:val="18"/>
+                        <w:szCs w:val="18"/>
+                      </w:rPr>
+                    </w:pPr>
+                    <w:r>
+                      <w:rPr>
+                        <w:rFonts w:ascii="Arial" w:eastAsia="Arial" w:hAnsi="Arial" w:cs="Arial"/>
+                        <w:noProof/>
+                        <w:color w:val="000000"/>
+                        <w:sz w:val="18"/>
+                        <w:szCs w:val="18"/>
+                      </w:rPr>
+                      <w:t>Confidential</w:t>
+                    </w:r>
+                  </w:p>
+                </w:txbxContent>
+              </v:textbox>
+              <w10:wrap anchorx="page" anchory="page"/>
+            </v:shape>
+          </w:pict>
+        </mc:Fallback>
+      </mc:AlternateContent>
+    </w:r>
+  </w:p>
+</w:ftr>
+</file>
+
+<file path=word/footer2.xml><?xml version="1.0" encoding="utf-8"?>
+<w:ftr xmlns:wpc="http://schemas.microsoft.com/office/word/2010/wordprocessingCanvas" xmlns:cx="http://schemas.microsoft.com/office/drawing/2014/chartex" xmlns:cx1="http://schemas.microsoft.com/office/drawing/2015/9/8/chartex" xmlns:cx2="http://schemas.microsoft.com/office/drawing/2015/10/21/chartex" xmlns:cx3="http://schemas.microsoft.com/office/drawing/2016/5/9/chartex" xmlns:cx4="http://schemas.microsoft.com/office/drawing/2016/5/10/chartex" xmlns:cx5="http://schemas.microsoft.com/office/drawing/2016/5/11/chartex" xmlns:cx6="http://schemas.microsoft.com/office/drawing/2016/5/12/chartex" xmlns:cx7="http://schemas.microsoft.com/office/drawing/2016/5/13/chartex" xmlns:cx8="http://schemas.microsoft.com/office/drawing/2016/5/14/chartex" xmlns:mc="http://schemas.openxmlformats.org/markup-compatibility/2006" xmlns:aink="http://schemas.microsoft.com/office/drawing/2016/ink" xmlns:am3d="http://schemas.microsoft.com/office/drawing/2017/model3d" xmlns:o="urn:schemas-microsoft-com:office:office" xmlns:oel="http://schemas.microsoft.com/office/2019/extlst" xmlns:r="http://schemas.openxmlformats.org/officeDocument/2006/relationships" xmlns:m="http://schemas.openxmlformats.org/officeDocument/2006/math" xmlns:v="urn:schemas-microsoft-com:vml" xmlns:wp14="http://schemas.microsoft.com/office/word/2010/wordprocessingDrawing" xmlns:wp="http://schemas.openxmlformats.org/drawingml/2006/wordprocessingDrawing" xmlns:w10="urn:schemas-microsoft-com:office:word" xmlns:w="http://schemas.openxmlformats.org/wordprocessingml/2006/main" xmlns:w14="http://schemas.microsoft.com/office/word/2010/wordml" xmlns:w15="http://schemas.microsoft.com/office/word/2012/wordml" xmlns:w16cex="http://schemas.microsoft.com/office/word/2018/wordml/cex" xmlns:w16cid="http://schemas.microsoft.com/office/word/2016/wordml/cid" xmlns:w16="http://schemas.microsoft.com/office/word/2018/wordml" xmlns:w16du="http://schemas.microsoft.com/office/word/2023/wordml/word16du" xmlns:w16sdtdh="http://schemas.microsoft.com/office/word/2020/wordml/sdtdatahash" xmlns:w16sdtfl="http://schemas.microsoft.com/office/word/2024/wordml/sdtformatlock" xmlns:w16se="http://schemas.microsoft.com/office/word/2015/wordml/symex" xmlns:wpg="http://schemas.microsoft.com/office/word/2010/wordprocessingGroup" xmlns:wpi="http://schemas.microsoft.com/office/word/2010/wordprocessingInk" xmlns:wne="http://schemas.microsoft.com/office/word/2006/wordml" xmlns:wps="http://schemas.microsoft.com/office/word/2010/wordprocessingShape" mc:Ignorable="w14 w15 w16se w16cid w16 w16cex w16sdtdh w16sdtfl w16du wp14">
   <w:p>
     <w:pPr>
       <w:jc w:val="right"/>
@@ -1972,6 +1819,138 @@
         <w:szCs w:val="18"/>
       </w:rPr>
     </w:pPr>
+    <w:r>
+      <w:rPr>
+        <w:b/>
+        <w:bCs/>
+        <w:i/>
+        <w:iCs/>
+        <w:noProof/>
+        <w:sz w:val="22"/>
+      </w:rPr>
+      <mc:AlternateContent>
+        <mc:Choice Requires="wps">
+          <w:drawing>
+            <wp:anchor distT="0" distB="0" distL="0" distR="0" simplePos="0" relativeHeight="251662336" behindDoc="0" locked="0" layoutInCell="1" allowOverlap="1" wp14:anchorId="0B64497E" wp14:editId="224AC273">
+              <wp:simplePos x="457200" y="8572500"/>
+              <wp:positionH relativeFrom="page">
+                <wp:align>center</wp:align>
+              </wp:positionH>
+              <wp:positionV relativeFrom="page">
+                <wp:align>bottom</wp:align>
+              </wp:positionV>
+              <wp:extent cx="603885" cy="664845"/>
+              <wp:effectExtent l="0" t="0" r="5715" b="0"/>
+              <wp:wrapNone/>
+              <wp:docPr id="1707663321" name="Text Box 6" descr="Confidential">
+                <a:extLst xmlns:a="http://schemas.openxmlformats.org/drawingml/2006/main">
+                  <a:ext uri="{5AE41FA2-C0FF-4470-9BD4-5FADCA87CBE2}">
+                    <aclsh:classification xmlns:aclsh="http://schemas.microsoft.com/office/drawing/2020/classificationShape" classificationOutcomeType="ftr"/>
+                  </a:ext>
+                </a:extLst>
+              </wp:docPr>
+              <wp:cNvGraphicFramePr/>
+              <a:graphic xmlns:a="http://schemas.openxmlformats.org/drawingml/2006/main">
+                <a:graphicData uri="http://schemas.microsoft.com/office/word/2010/wordprocessingShape">
+                  <wps:wsp>
+                    <wps:cNvSpPr txBox="1"/>
+                    <wps:spPr>
+                      <a:xfrm>
+                        <a:off x="0" y="0"/>
+                        <a:ext cx="603885" cy="664845"/>
+                      </a:xfrm>
+                      <a:prstGeom prst="rect">
+                        <a:avLst/>
+                      </a:prstGeom>
+                      <a:noFill/>
+                      <a:ln>
+                        <a:noFill/>
+                      </a:ln>
+                    </wps:spPr>
+                    <wps:txbx>
+                      <w:txbxContent>
+                        <w:p>
+                          <w:pPr>
+                            <w:spacing w:after="0"/>
+                            <w:rPr>
+                              <w:rFonts w:ascii="Arial" w:eastAsia="Arial" w:hAnsi="Arial" w:cs="Arial"/>
+                              <w:noProof/>
+                              <w:color w:val="000000"/>
+                              <w:sz w:val="18"/>
+                              <w:szCs w:val="18"/>
+                            </w:rPr>
+                          </w:pPr>
+                          <w:r>
+                            <w:rPr>
+                              <w:rFonts w:ascii="Arial" w:eastAsia="Arial" w:hAnsi="Arial" w:cs="Arial"/>
+                              <w:noProof/>
+                              <w:color w:val="000000"/>
+                              <w:sz w:val="18"/>
+                              <w:szCs w:val="18"/>
+                            </w:rPr>
+                            <w:t>Confidential</w:t>
+                          </w:r>
+                        </w:p>
+                      </w:txbxContent>
+                    </wps:txbx>
+                    <wps:bodyPr rot="0" spcFirstLastPara="0" vertOverflow="overflow" horzOverflow="overflow" vert="horz" wrap="none" lIns="0" tIns="0" rIns="0" bIns="355600" numCol="1" spcCol="0" rtlCol="0" fromWordArt="0" anchor="b" anchorCtr="0" forceAA="0" compatLnSpc="1">
+                      <a:prstTxWarp prst="textNoShape">
+                        <a:avLst/>
+                      </a:prstTxWarp>
+                      <a:spAutoFit/>
+                    </wps:bodyPr>
+                  </wps:wsp>
+                </a:graphicData>
+              </a:graphic>
+              <wp14:sizeRelH relativeFrom="margin">
+                <wp14:pctWidth>0</wp14:pctWidth>
+              </wp14:sizeRelH>
+              <wp14:sizeRelV relativeFrom="margin">
+                <wp14:pctHeight>0</wp14:pctHeight>
+              </wp14:sizeRelV>
+            </wp:anchor>
+          </w:drawing>
+        </mc:Choice>
+        <mc:Fallback>
+          <w:pict>
+            <v:shapetype w14:anchorId="0B64497E" id="_x0000_t202" coordsize="21600,21600" o:spt="202" path="m,l,21600r21600,l21600,xe">
+              <v:stroke joinstyle="miter"/>
+              <v:path gradientshapeok="t" o:connecttype="rect"/>
+            </v:shapetype>
+            <v:shape id="Text Box 6" o:spid="_x0000_s1027" type="#_x0000_t202" alt="Confidential" style="position:absolute;left:0;text-align:left;margin-left:0;margin-top:0;width:47.55pt;height:52.35pt;z-index:251662336;visibility:visible;mso-wrap-style:none;mso-width-percent:0;mso-height-percent:0;mso-wrap-distance-left:0;mso-wrap-distance-top:0;mso-wrap-distance-right:0;mso-wrap-distance-bottom:0;mso-position-horizontal:center;mso-position-horizontal-relative:page;mso-position-vertical:bottom;mso-position-vertical-relative:page;mso-width-percent:0;mso-height-percent:0;mso-width-relative:margin;mso-height-relative:margin;v-text-anchor:bottom" o:gfxdata="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" filled="f" stroked="f">
+              <v:fill o:detectmouseclick="t"/>
+              <v:textbox style="mso-fit-shape-to-text:t" inset="0,0,0,28pt">
+                <w:txbxContent>
+                  <w:p>
+                    <w:pPr>
+                      <w:spacing w:after="0"/>
+                      <w:rPr>
+                        <w:rFonts w:ascii="Arial" w:eastAsia="Arial" w:hAnsi="Arial" w:cs="Arial"/>
+                        <w:noProof/>
+                        <w:color w:val="000000"/>
+                        <w:sz w:val="18"/>
+                        <w:szCs w:val="18"/>
+                      </w:rPr>
+                    </w:pPr>
+                    <w:r>
+                      <w:rPr>
+                        <w:rFonts w:ascii="Arial" w:eastAsia="Arial" w:hAnsi="Arial" w:cs="Arial"/>
+                        <w:noProof/>
+                        <w:color w:val="000000"/>
+                        <w:sz w:val="18"/>
+                        <w:szCs w:val="18"/>
+                      </w:rPr>
+                      <w:t>Confidential</w:t>
+                    </w:r>
+                  </w:p>
+                </w:txbxContent>
+              </v:textbox>
+              <w10:wrap anchorx="page" anchory="page"/>
+            </v:shape>
+          </w:pict>
+        </mc:Fallback>
+      </mc:AlternateContent>
+    </w:r>
     <w:r>
       <w:rPr>
         <w:b/>
@@ -2073,8 +2052,145 @@
 </w:ftr>
 </file>
 
+<file path=word/footer3.xml><?xml version="1.0" encoding="utf-8"?>
+<w:ftr xmlns:wpc="http://schemas.microsoft.com/office/word/2010/wordprocessingCanvas" xmlns:cx="http://schemas.microsoft.com/office/drawing/2014/chartex" xmlns:cx1="http://schemas.microsoft.com/office/drawing/2015/9/8/chartex" xmlns:cx2="http://schemas.microsoft.com/office/drawing/2015/10/21/chartex" xmlns:cx3="http://schemas.microsoft.com/office/drawing/2016/5/9/chartex" xmlns:cx4="http://schemas.microsoft.com/office/drawing/2016/5/10/chartex" xmlns:cx5="http://schemas.microsoft.com/office/drawing/2016/5/11/chartex" xmlns:cx6="http://schemas.microsoft.com/office/drawing/2016/5/12/chartex" xmlns:cx7="http://schemas.microsoft.com/office/drawing/2016/5/13/chartex" xmlns:cx8="http://schemas.microsoft.com/office/drawing/2016/5/14/chartex" xmlns:mc="http://schemas.openxmlformats.org/markup-compatibility/2006" xmlns:aink="http://schemas.microsoft.com/office/drawing/2016/ink" xmlns:am3d="http://schemas.microsoft.com/office/drawing/2017/model3d" xmlns:o="urn:schemas-microsoft-com:office:office" xmlns:oel="http://schemas.microsoft.com/office/2019/extlst" xmlns:r="http://schemas.openxmlformats.org/officeDocument/2006/relationships" xmlns:m="http://schemas.openxmlformats.org/officeDocument/2006/math" xmlns:v="urn:schemas-microsoft-com:vml" xmlns:wp14="http://schemas.microsoft.com/office/word/2010/wordprocessingDrawing" xmlns:wp="http://schemas.openxmlformats.org/drawingml/2006/wordprocessingDrawing" xmlns:w10="urn:schemas-microsoft-com:office:word" xmlns:w="http://schemas.openxmlformats.org/wordprocessingml/2006/main" xmlns:w14="http://schemas.microsoft.com/office/word/2010/wordml" xmlns:w15="http://schemas.microsoft.com/office/word/2012/wordml" xmlns:w16cex="http://schemas.microsoft.com/office/word/2018/wordml/cex" xmlns:w16cid="http://schemas.microsoft.com/office/word/2016/wordml/cid" xmlns:w16="http://schemas.microsoft.com/office/word/2018/wordml" xmlns:w16du="http://schemas.microsoft.com/office/word/2023/wordml/word16du" xmlns:w16sdtdh="http://schemas.microsoft.com/office/word/2020/wordml/sdtdatahash" xmlns:w16sdtfl="http://schemas.microsoft.com/office/word/2024/wordml/sdtformatlock" xmlns:w16se="http://schemas.microsoft.com/office/word/2015/wordml/symex" xmlns:wpg="http://schemas.microsoft.com/office/word/2010/wordprocessingGroup" xmlns:wpi="http://schemas.microsoft.com/office/word/2010/wordprocessingInk" xmlns:wne="http://schemas.microsoft.com/office/word/2006/wordml" xmlns:wps="http://schemas.microsoft.com/office/word/2010/wordprocessingShape" mc:Ignorable="w14 w15 w16se w16cid w16 w16cex w16sdtdh w16sdtfl w16du wp14">
+  <w:p>
+    <w:pPr>
+      <w:pStyle w:val="Footer"/>
+    </w:pPr>
+    <w:r>
+      <w:rPr>
+        <w:noProof/>
+      </w:rPr>
+      <mc:AlternateContent>
+        <mc:Choice Requires="wps">
+          <w:drawing>
+            <wp:anchor distT="0" distB="0" distL="0" distR="0" simplePos="0" relativeHeight="251660288" behindDoc="0" locked="0" layoutInCell="1" allowOverlap="1" wp14:anchorId="062A4CC4" wp14:editId="75BB6B50">
+              <wp:simplePos x="635" y="635"/>
+              <wp:positionH relativeFrom="page">
+                <wp:align>center</wp:align>
+              </wp:positionH>
+              <wp:positionV relativeFrom="page">
+                <wp:align>bottom</wp:align>
+              </wp:positionV>
+              <wp:extent cx="603885" cy="664845"/>
+              <wp:effectExtent l="0" t="0" r="5715" b="0"/>
+              <wp:wrapNone/>
+              <wp:docPr id="1700327270" name="Text Box 4" descr="Confidential">
+                <a:extLst xmlns:a="http://schemas.openxmlformats.org/drawingml/2006/main">
+                  <a:ext uri="{5AE41FA2-C0FF-4470-9BD4-5FADCA87CBE2}">
+                    <aclsh:classification xmlns:aclsh="http://schemas.microsoft.com/office/drawing/2020/classificationShape" classificationOutcomeType="ftr"/>
+                  </a:ext>
+                </a:extLst>
+              </wp:docPr>
+              <wp:cNvGraphicFramePr/>
+              <a:graphic xmlns:a="http://schemas.openxmlformats.org/drawingml/2006/main">
+                <a:graphicData uri="http://schemas.microsoft.com/office/word/2010/wordprocessingShape">
+                  <wps:wsp>
+                    <wps:cNvSpPr txBox="1"/>
+                    <wps:spPr>
+                      <a:xfrm>
+                        <a:off x="0" y="0"/>
+                        <a:ext cx="603885" cy="664845"/>
+                      </a:xfrm>
+                      <a:prstGeom prst="rect">
+                        <a:avLst/>
+                      </a:prstGeom>
+                      <a:noFill/>
+                      <a:ln>
+                        <a:noFill/>
+                      </a:ln>
+                    </wps:spPr>
+                    <wps:txbx>
+                      <w:txbxContent>
+                        <w:p>
+                          <w:pPr>
+                            <w:spacing w:after="0"/>
+                            <w:rPr>
+                              <w:rFonts w:ascii="Arial" w:eastAsia="Arial" w:hAnsi="Arial" w:cs="Arial"/>
+                              <w:noProof/>
+                              <w:color w:val="000000"/>
+                              <w:sz w:val="18"/>
+                              <w:szCs w:val="18"/>
+                            </w:rPr>
+                          </w:pPr>
+                          <w:r>
+                            <w:rPr>
+                              <w:rFonts w:ascii="Arial" w:eastAsia="Arial" w:hAnsi="Arial" w:cs="Arial"/>
+                              <w:noProof/>
+                              <w:color w:val="000000"/>
+                              <w:sz w:val="18"/>
+                              <w:szCs w:val="18"/>
+                            </w:rPr>
+                            <w:t>Confidential</w:t>
+                          </w:r>
+                        </w:p>
+                      </w:txbxContent>
+                    </wps:txbx>
+                    <wps:bodyPr rot="0" spcFirstLastPara="0" vertOverflow="overflow" horzOverflow="overflow" vert="horz" wrap="none" lIns="0" tIns="0" rIns="0" bIns="355600" numCol="1" spcCol="0" rtlCol="0" fromWordArt="0" anchor="b" anchorCtr="0" forceAA="0" compatLnSpc="1">
+                      <a:prstTxWarp prst="textNoShape">
+                        <a:avLst/>
+                      </a:prstTxWarp>
+                      <a:spAutoFit/>
+                    </wps:bodyPr>
+                  </wps:wsp>
+                </a:graphicData>
+              </a:graphic>
+              <wp14:sizeRelH relativeFrom="margin">
+                <wp14:pctWidth>0</wp14:pctWidth>
+              </wp14:sizeRelH>
+              <wp14:sizeRelV relativeFrom="margin">
+                <wp14:pctHeight>0</wp14:pctHeight>
+              </wp14:sizeRelV>
+            </wp:anchor>
+          </w:drawing>
+        </mc:Choice>
+        <mc:Fallback>
+          <w:pict>
+            <v:shapetype w14:anchorId="062A4CC4" id="_x0000_t202" coordsize="21600,21600" o:spt="202" path="m,l,21600r21600,l21600,xe">
+              <v:stroke joinstyle="miter"/>
+              <v:path gradientshapeok="t" o:connecttype="rect"/>
+            </v:shapetype>
+            <v:shape id="Text Box 4" o:spid="_x0000_s1028" type="#_x0000_t202" alt="Confidential" style="position:absolute;margin-left:0;margin-top:0;width:47.55pt;height:52.35pt;z-index:251660288;visibility:visible;mso-wrap-style:none;mso-width-percent:0;mso-height-percent:0;mso-wrap-distance-left:0;mso-wrap-distance-top:0;mso-wrap-distance-right:0;mso-wrap-distance-bottom:0;mso-position-horizontal:center;mso-position-horizontal-relative:page;mso-position-vertical:bottom;mso-position-vertical-relative:page;mso-width-percent:0;mso-height-percent:0;mso-width-relative:margin;mso-height-relative:margin;v-text-anchor:bottom" o:gfxdata="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" filled="f" stroked="f">
+              <v:fill o:detectmouseclick="t"/>
+              <v:textbox style="mso-fit-shape-to-text:t" inset="0,0,0,28pt">
+                <w:txbxContent>
+                  <w:p>
+                    <w:pPr>
+                      <w:spacing w:after="0"/>
+                      <w:rPr>
+                        <w:rFonts w:ascii="Arial" w:eastAsia="Arial" w:hAnsi="Arial" w:cs="Arial"/>
+                        <w:noProof/>
+                        <w:color w:val="000000"/>
+                        <w:sz w:val="18"/>
+                        <w:szCs w:val="18"/>
+                      </w:rPr>
+                    </w:pPr>
+                    <w:r>
+                      <w:rPr>
+                        <w:rFonts w:ascii="Arial" w:eastAsia="Arial" w:hAnsi="Arial" w:cs="Arial"/>
+                        <w:noProof/>
+                        <w:color w:val="000000"/>
+                        <w:sz w:val="18"/>
+                        <w:szCs w:val="18"/>
+                      </w:rPr>
+                      <w:t>Confidential</w:t>
+                    </w:r>
+                  </w:p>
+                </w:txbxContent>
+              </v:textbox>
+              <w10:wrap anchorx="page" anchory="page"/>
+            </v:shape>
+          </w:pict>
+        </mc:Fallback>
+      </mc:AlternateContent>
+    </w:r>
+  </w:p>
+</w:ftr>
+</file>
+
 <file path=word/footnotes.xml><?xml version="1.0" encoding="utf-8"?>
-<w:footnotes xmlns:wpc="http://schemas.microsoft.com/office/word/2010/wordprocessingCanvas" xmlns:cx="http://schemas.microsoft.com/office/drawing/2014/chartex" xmlns:cx1="http://schemas.microsoft.com/office/drawing/2015/9/8/chartex" xmlns:cx2="http://schemas.microsoft.com/office/drawing/2015/10/21/chartex" xmlns:cx3="http://schemas.microsoft.com/office/drawing/2016/5/9/chartex" xmlns:cx4="http://schemas.microsoft.com/office/drawing/2016/5/10/chartex" xmlns:cx5="http://schemas.microsoft.com/office/drawing/2016/5/11/chartex" xmlns:cx6="http://schemas.microsoft.com/office/drawing/2016/5/12/chartex" xmlns:cx7="http://schemas.microsoft.com/office/drawing/2016/5/13/chartex" xmlns:cx8="http://schemas.microsoft.com/office/drawing/2016/5/14/chartex" xmlns:mc="http://schemas.openxmlformats.org/markup-compatibility/2006" xmlns:aink="http://schemas.microsoft.com/office/drawing/2016/ink" xmlns:am3d="http://schemas.microsoft.com/office/drawing/2017/model3d" xmlns:o="urn:schemas-microsoft-com:office:office" xmlns:oel="http://schemas.microsoft.com/office/2019/extlst" xmlns:r="http://schemas.openxmlformats.org/officeDocument/2006/relationships" xmlns:m="http://schemas.openxmlformats.org/officeDocument/2006/math" xmlns:v="urn:schemas-microsoft-com:vml" xmlns:wp14="http://schemas.microsoft.com/office/word/2010/wordprocessingDrawing" xmlns:wp="http://schemas.openxmlformats.org/drawingml/2006/wordprocessingDrawing" xmlns:w10="urn:schemas-microsoft-com:office:word" xmlns:w="http://schemas.openxmlformats.org/wordprocessingml/2006/main" xmlns:w14="http://schemas.microsoft.com/office/word/2010/wordml" xmlns:w15="http://schemas.microsoft.com/office/word/2012/wordml" xmlns:w16cex="http://schemas.microsoft.com/office/word/2018/wordml/cex" xmlns:w16cid="http://schemas.microsoft.com/office/word/2016/wordml/cid" xmlns:w16="http://schemas.microsoft.com/office/word/2018/wordml" xmlns:w16sdtdh="http://schemas.microsoft.com/office/word/2020/wordml/sdtdatahash" xmlns:w16se="http://schemas.microsoft.com/office/word/2015/wordml/symex" xmlns:wpg="http://schemas.microsoft.com/office/word/2010/wordprocessingGroup" xmlns:wpi="http://schemas.microsoft.com/office/word/2010/wordprocessingInk" xmlns:wne="http://schemas.microsoft.com/office/word/2006/wordml" xmlns:wps="http://schemas.microsoft.com/office/word/2010/wordprocessingShape" mc:Ignorable="w14 w15 w16se w16cid w16 w16cex w16sdtdh wp14">
+<w:footnotes xmlns:wpc="http://schemas.microsoft.com/office/word/2010/wordprocessingCanvas" xmlns:cx="http://schemas.microsoft.com/office/drawing/2014/chartex" xmlns:cx1="http://schemas.microsoft.com/office/drawing/2015/9/8/chartex" xmlns:cx2="http://schemas.microsoft.com/office/drawing/2015/10/21/chartex" xmlns:cx3="http://schemas.microsoft.com/office/drawing/2016/5/9/chartex" xmlns:cx4="http://schemas.microsoft.com/office/drawing/2016/5/10/chartex" xmlns:cx5="http://schemas.microsoft.com/office/drawing/2016/5/11/chartex" xmlns:cx6="http://schemas.microsoft.com/office/drawing/2016/5/12/chartex" xmlns:cx7="http://schemas.microsoft.com/office/drawing/2016/5/13/chartex" xmlns:cx8="http://schemas.microsoft.com/office/drawing/2016/5/14/chartex" xmlns:mc="http://schemas.openxmlformats.org/markup-compatibility/2006" xmlns:aink="http://schemas.microsoft.com/office/drawing/2016/ink" xmlns:am3d="http://schemas.microsoft.com/office/drawing/2017/model3d" xmlns:o="urn:schemas-microsoft-com:office:office" xmlns:oel="http://schemas.microsoft.com/office/2019/extlst" xmlns:r="http://schemas.openxmlformats.org/officeDocument/2006/relationships" xmlns:m="http://schemas.openxmlformats.org/officeDocument/2006/math" xmlns:v="urn:schemas-microsoft-com:vml" xmlns:wp14="http://schemas.microsoft.com/office/word/2010/wordprocessingDrawing" xmlns:wp="http://schemas.openxmlformats.org/drawingml/2006/wordprocessingDrawing" xmlns:w10="urn:schemas-microsoft-com:office:word" xmlns:w="http://schemas.openxmlformats.org/wordprocessingml/2006/main" xmlns:w14="http://schemas.microsoft.com/office/word/2010/wordml" xmlns:w15="http://schemas.microsoft.com/office/word/2012/wordml" xmlns:w16cex="http://schemas.microsoft.com/office/word/2018/wordml/cex" xmlns:w16cid="http://schemas.microsoft.com/office/word/2016/wordml/cid" xmlns:w16="http://schemas.microsoft.com/office/word/2018/wordml" xmlns:w16du="http://schemas.microsoft.com/office/word/2023/wordml/word16du" xmlns:w16sdtdh="http://schemas.microsoft.com/office/word/2020/wordml/sdtdatahash" xmlns:w16sdtfl="http://schemas.microsoft.com/office/word/2024/wordml/sdtformatlock" xmlns:w16se="http://schemas.microsoft.com/office/word/2015/wordml/symex" xmlns:wpg="http://schemas.microsoft.com/office/word/2010/wordprocessingGroup" xmlns:wpi="http://schemas.microsoft.com/office/word/2010/wordprocessingInk" xmlns:wne="http://schemas.microsoft.com/office/word/2006/wordml" xmlns:wps="http://schemas.microsoft.com/office/word/2010/wordprocessingShape" mc:Ignorable="w14 w15 w16se w16cid w16 w16cex w16sdtdh w16sdtfl w16du wp14">
   <w:footnote w:type="separator" w:id="-1">
     <w:p>
       <w:pPr>
@@ -2099,7 +2215,17 @@
 </file>
 
 <file path=word/header1.xml><?xml version="1.0" encoding="utf-8"?>
-<w:hdr xmlns:wpc="http://schemas.microsoft.com/office/word/2010/wordprocessingCanvas" xmlns:cx="http://schemas.microsoft.com/office/drawing/2014/chartex" xmlns:cx1="http://schemas.microsoft.com/office/drawing/2015/9/8/chartex" xmlns:cx2="http://schemas.microsoft.com/office/drawing/2015/10/21/chartex" xmlns:cx3="http://schemas.microsoft.com/office/drawing/2016/5/9/chartex" xmlns:cx4="http://schemas.microsoft.com/office/drawing/2016/5/10/chartex" xmlns:cx5="http://schemas.microsoft.com/office/drawing/2016/5/11/chartex" xmlns:cx6="http://schemas.microsoft.com/office/drawing/2016/5/12/chartex" xmlns:cx7="http://schemas.microsoft.com/office/drawing/2016/5/13/chartex" xmlns:cx8="http://schemas.microsoft.com/office/drawing/2016/5/14/chartex" xmlns:mc="http://schemas.openxmlformats.org/markup-compatibility/2006" xmlns:aink="http://schemas.microsoft.com/office/drawing/2016/ink" xmlns:am3d="http://schemas.microsoft.com/office/drawing/2017/model3d" xmlns:o="urn:schemas-microsoft-com:office:office" xmlns:oel="http://schemas.microsoft.com/office/2019/extlst" xmlns:r="http://schemas.openxmlformats.org/officeDocument/2006/relationships" xmlns:m="http://schemas.openxmlformats.org/officeDocument/2006/math" xmlns:v="urn:schemas-microsoft-com:vml" xmlns:wp14="http://schemas.microsoft.com/office/word/2010/wordprocessingDrawing" xmlns:wp="http://schemas.openxmlformats.org/drawingml/2006/wordprocessingDrawing" xmlns:w10="urn:schemas-microsoft-com:office:word" xmlns:w="http://schemas.openxmlformats.org/wordprocessingml/2006/main" xmlns:w14="http://schemas.microsoft.com/office/word/2010/wordml" xmlns:w15="http://schemas.microsoft.com/office/word/2012/wordml" xmlns:w16cex="http://schemas.microsoft.com/office/word/2018/wordml/cex" xmlns:w16cid="http://schemas.microsoft.com/office/word/2016/wordml/cid" xmlns:w16="http://schemas.microsoft.com/office/word/2018/wordml" xmlns:w16sdtdh="http://schemas.microsoft.com/office/word/2020/wordml/sdtdatahash" xmlns:w16se="http://schemas.microsoft.com/office/word/2015/wordml/symex" xmlns:wpg="http://schemas.microsoft.com/office/word/2010/wordprocessingGroup" xmlns:wpi="http://schemas.microsoft.com/office/word/2010/wordprocessingInk" xmlns:wne="http://schemas.microsoft.com/office/word/2006/wordml" xmlns:wps="http://schemas.microsoft.com/office/word/2010/wordprocessingShape" mc:Ignorable="w14 w15 w16se w16cid w16 w16cex w16sdtdh wp14">
+<w:hdr xmlns:wpc="http://schemas.microsoft.com/office/word/2010/wordprocessingCanvas" xmlns:cx="http://schemas.microsoft.com/office/drawing/2014/chartex" xmlns:cx1="http://schemas.microsoft.com/office/drawing/2015/9/8/chartex" xmlns:cx2="http://schemas.microsoft.com/office/drawing/2015/10/21/chartex" xmlns:cx3="http://schemas.microsoft.com/office/drawing/2016/5/9/chartex" xmlns:cx4="http://schemas.microsoft.com/office/drawing/2016/5/10/chartex" xmlns:cx5="http://schemas.microsoft.com/office/drawing/2016/5/11/chartex" xmlns:cx6="http://schemas.microsoft.com/office/drawing/2016/5/12/chartex" xmlns:cx7="http://schemas.microsoft.com/office/drawing/2016/5/13/chartex" xmlns:cx8="http://schemas.microsoft.com/office/drawing/2016/5/14/chartex" xmlns:mc="http://schemas.openxmlformats.org/markup-compatibility/2006" xmlns:aink="http://schemas.microsoft.com/office/drawing/2016/ink" xmlns:am3d="http://schemas.microsoft.com/office/drawing/2017/model3d" xmlns:o="urn:schemas-microsoft-com:office:office" xmlns:oel="http://schemas.microsoft.com/office/2019/extlst" xmlns:r="http://schemas.openxmlformats.org/officeDocument/2006/relationships" xmlns:m="http://schemas.openxmlformats.org/officeDocument/2006/math" xmlns:v="urn:schemas-microsoft-com:vml" xmlns:wp14="http://schemas.microsoft.com/office/word/2010/wordprocessingDrawing" xmlns:wp="http://schemas.openxmlformats.org/drawingml/2006/wordprocessingDrawing" xmlns:w10="urn:schemas-microsoft-com:office:word" xmlns:w="http://schemas.openxmlformats.org/wordprocessingml/2006/main" xmlns:w14="http://schemas.microsoft.com/office/word/2010/wordml" xmlns:w15="http://schemas.microsoft.com/office/word/2012/wordml" xmlns:w16cex="http://schemas.microsoft.com/office/word/2018/wordml/cex" xmlns:w16cid="http://schemas.microsoft.com/office/word/2016/wordml/cid" xmlns:w16="http://schemas.microsoft.com/office/word/2018/wordml" xmlns:w16du="http://schemas.microsoft.com/office/word/2023/wordml/word16du" xmlns:w16sdtdh="http://schemas.microsoft.com/office/word/2020/wordml/sdtdatahash" xmlns:w16sdtfl="http://schemas.microsoft.com/office/word/2024/wordml/sdtformatlock" xmlns:w16se="http://schemas.microsoft.com/office/word/2015/wordml/symex" xmlns:wpg="http://schemas.microsoft.com/office/word/2010/wordprocessingGroup" xmlns:wpi="http://schemas.microsoft.com/office/word/2010/wordprocessingInk" xmlns:wne="http://schemas.microsoft.com/office/word/2006/wordml" xmlns:wps="http://schemas.microsoft.com/office/word/2010/wordprocessingShape" mc:Ignorable="w14 w15 w16se w16cid w16 w16cex w16sdtdh w16sdtfl w16du wp14">
+  <w:p>
+    <w:pPr>
+      <w:pStyle w:val="Header"/>
+    </w:pPr>
+  </w:p>
+</w:hdr>
+</file>
+
+<file path=word/header2.xml><?xml version="1.0" encoding="utf-8"?>
+<w:hdr xmlns:wpc="http://schemas.microsoft.com/office/word/2010/wordprocessingCanvas" xmlns:cx="http://schemas.microsoft.com/office/drawing/2014/chartex" xmlns:cx1="http://schemas.microsoft.com/office/drawing/2015/9/8/chartex" xmlns:cx2="http://schemas.microsoft.com/office/drawing/2015/10/21/chartex" xmlns:cx3="http://schemas.microsoft.com/office/drawing/2016/5/9/chartex" xmlns:cx4="http://schemas.microsoft.com/office/drawing/2016/5/10/chartex" xmlns:cx5="http://schemas.microsoft.com/office/drawing/2016/5/11/chartex" xmlns:cx6="http://schemas.microsoft.com/office/drawing/2016/5/12/chartex" xmlns:cx7="http://schemas.microsoft.com/office/drawing/2016/5/13/chartex" xmlns:cx8="http://schemas.microsoft.com/office/drawing/2016/5/14/chartex" xmlns:mc="http://schemas.openxmlformats.org/markup-compatibility/2006" xmlns:aink="http://schemas.microsoft.com/office/drawing/2016/ink" xmlns:am3d="http://schemas.microsoft.com/office/drawing/2017/model3d" xmlns:o="urn:schemas-microsoft-com:office:office" xmlns:oel="http://schemas.microsoft.com/office/2019/extlst" xmlns:r="http://schemas.openxmlformats.org/officeDocument/2006/relationships" xmlns:m="http://schemas.openxmlformats.org/officeDocument/2006/math" xmlns:v="urn:schemas-microsoft-com:vml" xmlns:wp14="http://schemas.microsoft.com/office/word/2010/wordprocessingDrawing" xmlns:wp="http://schemas.openxmlformats.org/drawingml/2006/wordprocessingDrawing" xmlns:w10="urn:schemas-microsoft-com:office:word" xmlns:w="http://schemas.openxmlformats.org/wordprocessingml/2006/main" xmlns:w14="http://schemas.microsoft.com/office/word/2010/wordml" xmlns:w15="http://schemas.microsoft.com/office/word/2012/wordml" xmlns:w16cex="http://schemas.microsoft.com/office/word/2018/wordml/cex" xmlns:w16cid="http://schemas.microsoft.com/office/word/2016/wordml/cid" xmlns:w16="http://schemas.microsoft.com/office/word/2018/wordml" xmlns:w16du="http://schemas.microsoft.com/office/word/2023/wordml/word16du" xmlns:w16sdtdh="http://schemas.microsoft.com/office/word/2020/wordml/sdtdatahash" xmlns:w16sdtfl="http://schemas.microsoft.com/office/word/2024/wordml/sdtformatlock" xmlns:w16se="http://schemas.microsoft.com/office/word/2015/wordml/symex" xmlns:wpg="http://schemas.microsoft.com/office/word/2010/wordprocessingGroup" xmlns:wpi="http://schemas.microsoft.com/office/word/2010/wordprocessingInk" xmlns:wne="http://schemas.microsoft.com/office/word/2006/wordml" xmlns:wps="http://schemas.microsoft.com/office/word/2010/wordprocessingShape" mc:Ignorable="w14 w15 w16se w16cid w16 w16cex w16sdtdh w16sdtfl w16du wp14">
   <w:p>
     <w:pPr>
       <w:rPr>
@@ -2277,27 +2403,7 @@
         <w:sz w:val="30"/>
         <w:szCs w:val="30"/>
       </w:rPr>
-      <w:t>{{</w:t>
-    </w:r>
-    <w:proofErr w:type="spellStart"/>
-    <w:r>
-      <w:rPr>
-        <w:b/>
-        <w:bCs/>
-        <w:sz w:val="30"/>
-        <w:szCs w:val="30"/>
-      </w:rPr>
-      <w:t>InvoiceId</w:t>
-    </w:r>
-    <w:proofErr w:type="spellEnd"/>
-    <w:r>
-      <w:rPr>
-        <w:b/>
-        <w:bCs/>
-        <w:sz w:val="30"/>
-        <w:szCs w:val="30"/>
-      </w:rPr>
-      <w:t>}}</w:t>
+      <w:t>{{InvoiceId}}</w:t>
     </w:r>
     <w:r>
       <w:rPr>
@@ -2390,25 +2496,7 @@
         <w:szCs w:val="20"/>
         <w14:ligatures w14:val="none"/>
       </w:rPr>
-      <w:t>{{</w:t>
-    </w:r>
-    <w:proofErr w:type="spellStart"/>
-    <w:r>
-      <w:rPr>
-        <w:kern w:val="0"/>
-        <w:szCs w:val="20"/>
-        <w14:ligatures w14:val="none"/>
-      </w:rPr>
-      <w:t>InvoiceCreatedDate</w:t>
-    </w:r>
-    <w:proofErr w:type="spellEnd"/>
-    <w:r>
-      <w:rPr>
-        <w:kern w:val="0"/>
-        <w:szCs w:val="20"/>
-        <w14:ligatures w14:val="none"/>
-      </w:rPr>
-      <w:t>}}</w:t>
+      <w:t>{{InvoiceCreatedDate}}</w:t>
     </w:r>
     <w:r>
       <w:rPr>
@@ -2441,7 +2529,21 @@
         <w:noProof/>
         <w:szCs w:val="20"/>
       </w:rPr>
-      <w:t>PO Box 9601 STN Prov Gov</w:t>
+      <w:t>PO Box 960</w:t>
+    </w:r>
+    <w:r>
+      <w:rPr>
+        <w:noProof/>
+        <w:szCs w:val="20"/>
+      </w:rPr>
+      <w:t>4</w:t>
+    </w:r>
+    <w:r>
+      <w:rPr>
+        <w:noProof/>
+        <w:szCs w:val="20"/>
+      </w:rPr>
+      <w:t xml:space="preserve"> STN Prov Gov</w:t>
     </w:r>
     <w:r>
       <w:rPr>
@@ -2458,13 +2560,23 @@
         <w:noProof/>
         <w:sz w:val="22"/>
       </w:rPr>
+    </w:pPr>
+  </w:p>
+</w:hdr>
+</file>
+
+<file path=word/header3.xml><?xml version="1.0" encoding="utf-8"?>
+<w:hdr xmlns:wpc="http://schemas.microsoft.com/office/word/2010/wordprocessingCanvas" xmlns:cx="http://schemas.microsoft.com/office/drawing/2014/chartex" xmlns:cx1="http://schemas.microsoft.com/office/drawing/2015/9/8/chartex" xmlns:cx2="http://schemas.microsoft.com/office/drawing/2015/10/21/chartex" xmlns:cx3="http://schemas.microsoft.com/office/drawing/2016/5/9/chartex" xmlns:cx4="http://schemas.microsoft.com/office/drawing/2016/5/10/chartex" xmlns:cx5="http://schemas.microsoft.com/office/drawing/2016/5/11/chartex" xmlns:cx6="http://schemas.microsoft.com/office/drawing/2016/5/12/chartex" xmlns:cx7="http://schemas.microsoft.com/office/drawing/2016/5/13/chartex" xmlns:cx8="http://schemas.microsoft.com/office/drawing/2016/5/14/chartex" xmlns:mc="http://schemas.openxmlformats.org/markup-compatibility/2006" xmlns:aink="http://schemas.microsoft.com/office/drawing/2016/ink" xmlns:am3d="http://schemas.microsoft.com/office/drawing/2017/model3d" xmlns:o="urn:schemas-microsoft-com:office:office" xmlns:oel="http://schemas.microsoft.com/office/2019/extlst" xmlns:r="http://schemas.openxmlformats.org/officeDocument/2006/relationships" xmlns:m="http://schemas.openxmlformats.org/officeDocument/2006/math" xmlns:v="urn:schemas-microsoft-com:vml" xmlns:wp14="http://schemas.microsoft.com/office/word/2010/wordprocessingDrawing" xmlns:wp="http://schemas.openxmlformats.org/drawingml/2006/wordprocessingDrawing" xmlns:w10="urn:schemas-microsoft-com:office:word" xmlns:w="http://schemas.openxmlformats.org/wordprocessingml/2006/main" xmlns:w14="http://schemas.microsoft.com/office/word/2010/wordml" xmlns:w15="http://schemas.microsoft.com/office/word/2012/wordml" xmlns:w16cex="http://schemas.microsoft.com/office/word/2018/wordml/cex" xmlns:w16cid="http://schemas.microsoft.com/office/word/2016/wordml/cid" xmlns:w16="http://schemas.microsoft.com/office/word/2018/wordml" xmlns:w16du="http://schemas.microsoft.com/office/word/2023/wordml/word16du" xmlns:w16sdtdh="http://schemas.microsoft.com/office/word/2020/wordml/sdtdatahash" xmlns:w16sdtfl="http://schemas.microsoft.com/office/word/2024/wordml/sdtformatlock" xmlns:w16se="http://schemas.microsoft.com/office/word/2015/wordml/symex" xmlns:wpg="http://schemas.microsoft.com/office/word/2010/wordprocessingGroup" xmlns:wpi="http://schemas.microsoft.com/office/word/2010/wordprocessingInk" xmlns:wne="http://schemas.microsoft.com/office/word/2006/wordml" xmlns:wps="http://schemas.microsoft.com/office/word/2010/wordprocessingShape" mc:Ignorable="w14 w15 w16se w16cid w16 w16cex w16sdtdh w16sdtfl w16du wp14">
+  <w:p>
+    <w:pPr>
+      <w:pStyle w:val="Header"/>
     </w:pPr>
   </w:p>
 </w:hdr>
 </file>
 
 <file path=word/styles.xml><?xml version="1.0" encoding="utf-8"?>
-<w:styles xmlns:mc="http://schemas.openxmlformats.org/markup-compatibility/2006" xmlns:r="http://schemas.openxmlformats.org/officeDocument/2006/relationships" xmlns:w="http://schemas.openxmlformats.org/wordprocessingml/2006/main" xmlns:w14="http://schemas.microsoft.com/office/word/2010/wordml" xmlns:w15="http://schemas.microsoft.com/office/word/2012/wordml" xmlns:w16cex="http://schemas.microsoft.com/office/word/2018/wordml/cex" xmlns:w16cid="http://schemas.microsoft.com/office/word/2016/wordml/cid" xmlns:w16="http://schemas.microsoft.com/office/word/2018/wordml" xmlns:w16sdtdh="http://schemas.microsoft.com/office/word/2020/wordml/sdtdatahash" xmlns:w16se="http://schemas.microsoft.com/office/word/2015/wordml/symex" mc:Ignorable="w14 w15 w16se w16cid w16 w16cex w16sdtdh">
+<w:styles xmlns:mc="http://schemas.openxmlformats.org/markup-compatibility/2006" xmlns:r="http://schemas.openxmlformats.org/officeDocument/2006/relationships" xmlns:w="http://schemas.openxmlformats.org/wordprocessingml/2006/main" xmlns:w14="http://schemas.microsoft.com/office/word/2010/wordml" xmlns:w15="http://schemas.microsoft.com/office/word/2012/wordml" xmlns:w16cex="http://schemas.microsoft.com/office/word/2018/wordml/cex" xmlns:w16cid="http://schemas.microsoft.com/office/word/2016/wordml/cid" xmlns:w16="http://schemas.microsoft.com/office/word/2018/wordml" xmlns:w16du="http://schemas.microsoft.com/office/word/2023/wordml/word16du" xmlns:w16sdtdh="http://schemas.microsoft.com/office/word/2020/wordml/sdtdatahash" xmlns:w16sdtfl="http://schemas.microsoft.com/office/word/2024/wordml/sdtformatlock" xmlns:w16se="http://schemas.microsoft.com/office/word/2015/wordml/symex" mc:Ignorable="w14 w15 w16se w16cid w16 w16cex w16sdtdh w16sdtfl w16du">
   <w:docDefaults>
     <w:rPrDefault>
       <w:rPr>
@@ -3299,6 +3411,7 @@
 
 <file path=docMetadata/LabelInfo.xml><?xml version="1.0" encoding="utf-8"?>
 <clbl:labelList xmlns:clbl="http://schemas.microsoft.com/office/2020/mipLabelMetadata">
+  <clbl:label id="{820d33d7-bbe4-47b8-a5ad-6a3992657a09}" enabled="1" method="Privileged" siteId="{b9fec68c-c92d-461e-9a97-3d03a0f18b82}" contentBits="3" removed="0"/>
   <clbl:label id="{e0793d39-0939-496d-b129-198edd916feb}" enabled="0" method="" siteId="{e0793d39-0939-496d-b129-198edd916feb}" removed="1"/>
 </clbl:labelList>
 </file>
--- a/ALR-DocgenTemplates/Renewal Receipt Template.docx
+++ b/ALR-DocgenTemplates/Renewal Receipt Template.docx
@@ -1,6 +1,6 @@
 
 <file path=word/document.xml><?xml version="1.0" encoding="utf-8"?>
-<w:document xmlns:wpc="http://schemas.microsoft.com/office/word/2010/wordprocessingCanvas" xmlns:cx="http://schemas.microsoft.com/office/drawing/2014/chartex" xmlns:cx1="http://schemas.microsoft.com/office/drawing/2015/9/8/chartex" xmlns:cx2="http://schemas.microsoft.com/office/drawing/2015/10/21/chartex" xmlns:cx3="http://schemas.microsoft.com/office/drawing/2016/5/9/chartex" xmlns:cx4="http://schemas.microsoft.com/office/drawing/2016/5/10/chartex" xmlns:cx5="http://schemas.microsoft.com/office/drawing/2016/5/11/chartex" xmlns:cx6="http://schemas.microsoft.com/office/drawing/2016/5/12/chartex" xmlns:cx7="http://schemas.microsoft.com/office/drawing/2016/5/13/chartex" xmlns:cx8="http://schemas.microsoft.com/office/drawing/2016/5/14/chartex" xmlns:mc="http://schemas.openxmlformats.org/markup-compatibility/2006" xmlns:aink="http://schemas.microsoft.com/office/drawing/2016/ink" xmlns:am3d="http://schemas.microsoft.com/office/drawing/2017/model3d" xmlns:o="urn:schemas-microsoft-com:office:office" xmlns:oel="http://schemas.microsoft.com/office/2019/extlst" xmlns:r="http://schemas.openxmlformats.org/officeDocument/2006/relationships" xmlns:m="http://schemas.openxmlformats.org/officeDocument/2006/math" xmlns:v="urn:schemas-microsoft-com:vml" xmlns:wp14="http://schemas.microsoft.com/office/word/2010/wordprocessingDrawing" xmlns:wp="http://schemas.openxmlformats.org/drawingml/2006/wordprocessingDrawing" xmlns:w10="urn:schemas-microsoft-com:office:word" xmlns:w="http://schemas.openxmlformats.org/wordprocessingml/2006/main" xmlns:w14="http://schemas.microsoft.com/office/word/2010/wordml" xmlns:w15="http://schemas.microsoft.com/office/word/2012/wordml" xmlns:w16cex="http://schemas.microsoft.com/office/word/2018/wordml/cex" xmlns:w16cid="http://schemas.microsoft.com/office/word/2016/wordml/cid" xmlns:w16="http://schemas.microsoft.com/office/word/2018/wordml" xmlns:w16sdtdh="http://schemas.microsoft.com/office/word/2020/wordml/sdtdatahash" xmlns:w16se="http://schemas.microsoft.com/office/word/2015/wordml/symex" xmlns:wpg="http://schemas.microsoft.com/office/word/2010/wordprocessingGroup" xmlns:wpi="http://schemas.microsoft.com/office/word/2010/wordprocessingInk" xmlns:wne="http://schemas.microsoft.com/office/word/2006/wordml" xmlns:wps="http://schemas.microsoft.com/office/word/2010/wordprocessingShape" mc:Ignorable="w14 w15 w16se w16cid w16 w16cex w16sdtdh wp14">
+<w:document xmlns:wpc="http://schemas.microsoft.com/office/word/2010/wordprocessingCanvas" xmlns:cx="http://schemas.microsoft.com/office/drawing/2014/chartex" xmlns:cx1="http://schemas.microsoft.com/office/drawing/2015/9/8/chartex" xmlns:cx2="http://schemas.microsoft.com/office/drawing/2015/10/21/chartex" xmlns:cx3="http://schemas.microsoft.com/office/drawing/2016/5/9/chartex" xmlns:cx4="http://schemas.microsoft.com/office/drawing/2016/5/10/chartex" xmlns:cx5="http://schemas.microsoft.com/office/drawing/2016/5/11/chartex" xmlns:cx6="http://schemas.microsoft.com/office/drawing/2016/5/12/chartex" xmlns:cx7="http://schemas.microsoft.com/office/drawing/2016/5/13/chartex" xmlns:cx8="http://schemas.microsoft.com/office/drawing/2016/5/14/chartex" xmlns:mc="http://schemas.openxmlformats.org/markup-compatibility/2006" xmlns:aink="http://schemas.microsoft.com/office/drawing/2016/ink" xmlns:am3d="http://schemas.microsoft.com/office/drawing/2017/model3d" xmlns:o="urn:schemas-microsoft-com:office:office" xmlns:oel="http://schemas.microsoft.com/office/2019/extlst" xmlns:r="http://schemas.openxmlformats.org/officeDocument/2006/relationships" xmlns:m="http://schemas.openxmlformats.org/officeDocument/2006/math" xmlns:v="urn:schemas-microsoft-com:vml" xmlns:wp14="http://schemas.microsoft.com/office/word/2010/wordprocessingDrawing" xmlns:wp="http://schemas.openxmlformats.org/drawingml/2006/wordprocessingDrawing" xmlns:w10="urn:schemas-microsoft-com:office:word" xmlns:w="http://schemas.openxmlformats.org/wordprocessingml/2006/main" xmlns:w14="http://schemas.microsoft.com/office/word/2010/wordml" xmlns:w15="http://schemas.microsoft.com/office/word/2012/wordml" xmlns:w16cex="http://schemas.microsoft.com/office/word/2018/wordml/cex" xmlns:w16cid="http://schemas.microsoft.com/office/word/2016/wordml/cid" xmlns:w16="http://schemas.microsoft.com/office/word/2018/wordml" xmlns:w16du="http://schemas.microsoft.com/office/word/2023/wordml/word16du" xmlns:w16sdtdh="http://schemas.microsoft.com/office/word/2020/wordml/sdtdatahash" xmlns:w16sdtfl="http://schemas.microsoft.com/office/word/2024/wordml/sdtformatlock" xmlns:w16se="http://schemas.microsoft.com/office/word/2015/wordml/symex" xmlns:wpg="http://schemas.microsoft.com/office/word/2010/wordprocessingGroup" xmlns:wpi="http://schemas.microsoft.com/office/word/2010/wordprocessingInk" xmlns:wne="http://schemas.microsoft.com/office/word/2006/wordml" xmlns:wps="http://schemas.microsoft.com/office/word/2010/wordprocessingShape" mc:Ignorable="w14 w15 w16se w16cid w16 w16cex w16sdtdh w16sdtfl w16du wp14">
   <w:body>
     <w:p>
       <w:pPr>
@@ -672,6 +672,7 @@
               <w:t>PublicFeeSum</w:t>
             </w:r>
             <w:proofErr w:type="spellEnd"/>
+            <w:proofErr w:type="gramStart"/>
             <w:r>
               <w:rPr>
                 <w:rStyle w:val="ui-provider"/>
@@ -685,7 +686,15 @@
                 <w:rStyle w:val="ui-provider"/>
                 <w:sz w:val="22"/>
               </w:rPr>
-              <w:t>{{/P</w:t>
+              <w:t>{</w:t>
+            </w:r>
+            <w:proofErr w:type="gramEnd"/>
+            <w:r>
+              <w:rPr>
+                <w:rStyle w:val="ui-provider"/>
+                <w:sz w:val="22"/>
+              </w:rPr>
+              <w:t>{/P</w:t>
             </w:r>
             <w:r>
               <w:rPr>
@@ -861,6 +870,7 @@
               <w:t>PrivateFeeSum</w:t>
             </w:r>
             <w:proofErr w:type="spellEnd"/>
+            <w:proofErr w:type="gramStart"/>
             <w:r>
               <w:rPr>
                 <w:rStyle w:val="ui-provider"/>
@@ -878,7 +888,17 @@
                 <w:sz w:val="22"/>
                 <w14:ligatures w14:val="none"/>
               </w:rPr>
-              <w:t>{{/Private}}</w:t>
+              <w:t>{</w:t>
+            </w:r>
+            <w:proofErr w:type="gramEnd"/>
+            <w:r>
+              <w:rPr>
+                <w:rStyle w:val="ui-provider"/>
+                <w:kern w:val="0"/>
+                <w:sz w:val="22"/>
+                <w14:ligatures w14:val="none"/>
+              </w:rPr>
+              <w:t>{/Private}}</w:t>
             </w:r>
             <w:bookmarkEnd w:id="7"/>
           </w:p>
@@ -912,7 +932,16 @@
                 <w:sz w:val="22"/>
                 <w14:ligatures w14:val="none"/>
               </w:rPr>
-              <w:t>Per Diem</w:t>
+              <w:t xml:space="preserve">Per </w:t>
+            </w:r>
+            <w:proofErr w:type="gramStart"/>
+            <w:r>
+              <w:rPr>
+                <w:kern w:val="0"/>
+                <w:sz w:val="22"/>
+                <w14:ligatures w14:val="none"/>
+              </w:rPr>
+              <w:t>Diem</w:t>
             </w:r>
             <w:bookmarkEnd w:id="8"/>
             <w:r>
@@ -922,7 +951,17 @@
                 <w:sz w:val="22"/>
                 <w14:ligatures w14:val="none"/>
               </w:rPr>
-              <w:t>{{#</w:t>
+              <w:t>{</w:t>
+            </w:r>
+            <w:proofErr w:type="gramEnd"/>
+            <w:r>
+              <w:rPr>
+                <w:rStyle w:val="ui-provider"/>
+                <w:kern w:val="0"/>
+                <w:sz w:val="22"/>
+                <w14:ligatures w14:val="none"/>
+              </w:rPr>
+              <w:t>{#</w:t>
             </w:r>
             <w:r>
               <w:rPr>
@@ -1100,6 +1139,7 @@
               <w:t>Sum</w:t>
             </w:r>
             <w:proofErr w:type="spellEnd"/>
+            <w:proofErr w:type="gramStart"/>
             <w:r>
               <w:rPr>
                 <w:rStyle w:val="ui-provider"/>
@@ -1117,7 +1157,17 @@
                 <w:sz w:val="22"/>
                 <w14:ligatures w14:val="none"/>
               </w:rPr>
-              <w:t>{{/</w:t>
+              <w:t>{</w:t>
+            </w:r>
+            <w:proofErr w:type="gramEnd"/>
+            <w:r>
+              <w:rPr>
+                <w:rStyle w:val="ui-provider"/>
+                <w:kern w:val="0"/>
+                <w:sz w:val="22"/>
+                <w14:ligatures w14:val="none"/>
+              </w:rPr>
+              <w:t>{/</w:t>
             </w:r>
             <w:r>
               <w:rPr>
@@ -1444,8 +1494,8 @@
         <w:tblLook w:val="04A0" w:firstRow="1" w:lastRow="0" w:firstColumn="1" w:lastColumn="0" w:noHBand="0" w:noVBand="1"/>
       </w:tblPr>
       <w:tblGrid>
-        <w:gridCol w:w="4721"/>
-        <w:gridCol w:w="3457"/>
+        <w:gridCol w:w="4724"/>
+        <w:gridCol w:w="3454"/>
         <w:gridCol w:w="2257"/>
       </w:tblGrid>
       <w:tr>
@@ -1475,6 +1525,7 @@
               <w:t xml:space="preserve">     </w:t>
             </w:r>
             <w:bookmarkStart w:id="14" w:name="OLE_LINK6"/>
+            <w:proofErr w:type="gramStart"/>
             <w:r>
               <w:rPr>
                 <w:b/>
@@ -1485,34 +1536,30 @@
               </w:rPr>
               <w:t xml:space="preserve">Registration: </w:t>
             </w:r>
-            <w:bookmarkStart w:id="15" w:name="OLE_LINK9"/>
-            <w:r>
-              <w:rPr>
-                <w:color w:val="000000" w:themeColor="text1"/>
-                <w:sz w:val="24"/>
-                <w:szCs w:val="24"/>
+            <w:r>
+              <w:rPr>
+                <w:color w:val="000000" w:themeColor="text1"/>
+                <w:szCs w:val="20"/>
               </w:rPr>
               <w:t>{{</w:t>
             </w:r>
             <w:proofErr w:type="spellStart"/>
-            <w:r>
-              <w:rPr>
-                <w:color w:val="000000" w:themeColor="text1"/>
-                <w:sz w:val="24"/>
-                <w:szCs w:val="24"/>
-              </w:rPr>
-              <w:t>CertificateId</w:t>
+            <w:proofErr w:type="gramEnd"/>
+            <w:r>
+              <w:rPr>
+                <w:color w:val="000000" w:themeColor="text1"/>
+                <w:szCs w:val="20"/>
+              </w:rPr>
+              <w:t>IF_isCertificateIdNotPresent</w:t>
             </w:r>
             <w:proofErr w:type="spellEnd"/>
             <w:r>
               <w:rPr>
                 <w:color w:val="000000" w:themeColor="text1"/>
-                <w:sz w:val="24"/>
-                <w:szCs w:val="24"/>
+                <w:szCs w:val="20"/>
               </w:rPr>
               <w:t>}}</w:t>
             </w:r>
-            <w:bookmarkEnd w:id="15"/>
           </w:p>
         </w:tc>
         <w:tc>
@@ -1572,7 +1619,7 @@
                 <w:sz w:val="22"/>
               </w:rPr>
             </w:pPr>
-            <w:bookmarkStart w:id="16" w:name="OLE_LINK14"/>
+            <w:bookmarkStart w:id="15" w:name="OLE_LINK14"/>
             <w:r>
               <w:rPr>
                 <w:color w:val="000000" w:themeColor="text1"/>
@@ -1605,7 +1652,7 @@
               </w:rPr>
               <w:t>}}</w:t>
             </w:r>
-            <w:bookmarkEnd w:id="16"/>
+            <w:bookmarkEnd w:id="15"/>
           </w:p>
         </w:tc>
       </w:tr>
@@ -1650,7 +1697,6 @@
               </w:rPr>
               <w:t>{{</w:t>
             </w:r>
-            <w:proofErr w:type="spellStart"/>
             <w:r>
               <w:rPr>
                 <w:kern w:val="0"/>
@@ -1666,18 +1712,7 @@
                 <w:szCs w:val="24"/>
                 <w14:ligatures w14:val="none"/>
               </w:rPr>
-              <w:t>nvoicePaymentDate</w:t>
-            </w:r>
-            <w:proofErr w:type="spellEnd"/>
-            <w:r>
-              <w:rPr>
-                <w:color w:val="000000" w:themeColor="text1"/>
-                <w:kern w:val="0"/>
-                <w:sz w:val="24"/>
-                <w:szCs w:val="24"/>
-                <w14:ligatures w14:val="none"/>
-              </w:rPr>
-              <w:t>}}</w:t>
+              <w:t>nvoicePaymentDate}}</w:t>
             </w:r>
           </w:p>
         </w:tc>
@@ -1937,7 +1972,7 @@
 </file>
 
 <file path=word/endnotes.xml><?xml version="1.0" encoding="utf-8"?>
-<w:endnotes xmlns:wpc="http://schemas.microsoft.com/office/word/2010/wordprocessingCanvas" xmlns:cx="http://schemas.microsoft.com/office/drawing/2014/chartex" xmlns:cx1="http://schemas.microsoft.com/office/drawing/2015/9/8/chartex" xmlns:cx2="http://schemas.microsoft.com/office/drawing/2015/10/21/chartex" xmlns:cx3="http://schemas.microsoft.com/office/drawing/2016/5/9/chartex" xmlns:cx4="http://schemas.microsoft.com/office/drawing/2016/5/10/chartex" xmlns:cx5="http://schemas.microsoft.com/office/drawing/2016/5/11/chartex" xmlns:cx6="http://schemas.microsoft.com/office/drawing/2016/5/12/chartex" xmlns:cx7="http://schemas.microsoft.com/office/drawing/2016/5/13/chartex" xmlns:cx8="http://schemas.microsoft.com/office/drawing/2016/5/14/chartex" xmlns:mc="http://schemas.openxmlformats.org/markup-compatibility/2006" xmlns:aink="http://schemas.microsoft.com/office/drawing/2016/ink" xmlns:am3d="http://schemas.microsoft.com/office/drawing/2017/model3d" xmlns:o="urn:schemas-microsoft-com:office:office" xmlns:oel="http://schemas.microsoft.com/office/2019/extlst" xmlns:r="http://schemas.openxmlformats.org/officeDocument/2006/relationships" xmlns:m="http://schemas.openxmlformats.org/officeDocument/2006/math" xmlns:v="urn:schemas-microsoft-com:vml" xmlns:wp14="http://schemas.microsoft.com/office/word/2010/wordprocessingDrawing" xmlns:wp="http://schemas.openxmlformats.org/drawingml/2006/wordprocessingDrawing" xmlns:w10="urn:schemas-microsoft-com:office:word" xmlns:w="http://schemas.openxmlformats.org/wordprocessingml/2006/main" xmlns:w14="http://schemas.microsoft.com/office/word/2010/wordml" xmlns:w15="http://schemas.microsoft.com/office/word/2012/wordml" xmlns:w16cex="http://schemas.microsoft.com/office/word/2018/wordml/cex" xmlns:w16cid="http://schemas.microsoft.com/office/word/2016/wordml/cid" xmlns:w16="http://schemas.microsoft.com/office/word/2018/wordml" xmlns:w16sdtdh="http://schemas.microsoft.com/office/word/2020/wordml/sdtdatahash" xmlns:w16se="http://schemas.microsoft.com/office/word/2015/wordml/symex" xmlns:wpg="http://schemas.microsoft.com/office/word/2010/wordprocessingGroup" xmlns:wpi="http://schemas.microsoft.com/office/word/2010/wordprocessingInk" xmlns:wne="http://schemas.microsoft.com/office/word/2006/wordml" xmlns:wps="http://schemas.microsoft.com/office/word/2010/wordprocessingShape" mc:Ignorable="w14 w15 w16se w16cid w16 w16cex w16sdtdh wp14">
+<w:endnotes xmlns:wpc="http://schemas.microsoft.com/office/word/2010/wordprocessingCanvas" xmlns:cx="http://schemas.microsoft.com/office/drawing/2014/chartex" xmlns:cx1="http://schemas.microsoft.com/office/drawing/2015/9/8/chartex" xmlns:cx2="http://schemas.microsoft.com/office/drawing/2015/10/21/chartex" xmlns:cx3="http://schemas.microsoft.com/office/drawing/2016/5/9/chartex" xmlns:cx4="http://schemas.microsoft.com/office/drawing/2016/5/10/chartex" xmlns:cx5="http://schemas.microsoft.com/office/drawing/2016/5/11/chartex" xmlns:cx6="http://schemas.microsoft.com/office/drawing/2016/5/12/chartex" xmlns:cx7="http://schemas.microsoft.com/office/drawing/2016/5/13/chartex" xmlns:cx8="http://schemas.microsoft.com/office/drawing/2016/5/14/chartex" xmlns:mc="http://schemas.openxmlformats.org/markup-compatibility/2006" xmlns:aink="http://schemas.microsoft.com/office/drawing/2016/ink" xmlns:am3d="http://schemas.microsoft.com/office/drawing/2017/model3d" xmlns:o="urn:schemas-microsoft-com:office:office" xmlns:oel="http://schemas.microsoft.com/office/2019/extlst" xmlns:r="http://schemas.openxmlformats.org/officeDocument/2006/relationships" xmlns:m="http://schemas.openxmlformats.org/officeDocument/2006/math" xmlns:v="urn:schemas-microsoft-com:vml" xmlns:wp14="http://schemas.microsoft.com/office/word/2010/wordprocessingDrawing" xmlns:wp="http://schemas.openxmlformats.org/drawingml/2006/wordprocessingDrawing" xmlns:w10="urn:schemas-microsoft-com:office:word" xmlns:w="http://schemas.openxmlformats.org/wordprocessingml/2006/main" xmlns:w14="http://schemas.microsoft.com/office/word/2010/wordml" xmlns:w15="http://schemas.microsoft.com/office/word/2012/wordml" xmlns:w16cex="http://schemas.microsoft.com/office/word/2018/wordml/cex" xmlns:w16cid="http://schemas.microsoft.com/office/word/2016/wordml/cid" xmlns:w16="http://schemas.microsoft.com/office/word/2018/wordml" xmlns:w16du="http://schemas.microsoft.com/office/word/2023/wordml/word16du" xmlns:w16sdtdh="http://schemas.microsoft.com/office/word/2020/wordml/sdtdatahash" xmlns:w16sdtfl="http://schemas.microsoft.com/office/word/2024/wordml/sdtformatlock" xmlns:w16se="http://schemas.microsoft.com/office/word/2015/wordml/symex" xmlns:wpg="http://schemas.microsoft.com/office/word/2010/wordprocessingGroup" xmlns:wpi="http://schemas.microsoft.com/office/word/2010/wordprocessingInk" xmlns:wne="http://schemas.microsoft.com/office/word/2006/wordml" xmlns:wps="http://schemas.microsoft.com/office/word/2010/wordprocessingShape" mc:Ignorable="w14 w15 w16se w16cid w16 w16cex w16sdtdh w16sdtfl w16du wp14">
   <w:endnote w:type="separator" w:id="-1">
     <w:p>
       <w:pPr>
@@ -1962,7 +1997,7 @@
 </file>
 
 <file path=word/footer1.xml><?xml version="1.0" encoding="utf-8"?>
-<w:ftr xmlns:wpc="http://schemas.microsoft.com/office/word/2010/wordprocessingCanvas" xmlns:cx="http://schemas.microsoft.com/office/drawing/2014/chartex" xmlns:cx1="http://schemas.microsoft.com/office/drawing/2015/9/8/chartex" xmlns:cx2="http://schemas.microsoft.com/office/drawing/2015/10/21/chartex" xmlns:cx3="http://schemas.microsoft.com/office/drawing/2016/5/9/chartex" xmlns:cx4="http://schemas.microsoft.com/office/drawing/2016/5/10/chartex" xmlns:cx5="http://schemas.microsoft.com/office/drawing/2016/5/11/chartex" xmlns:cx6="http://schemas.microsoft.com/office/drawing/2016/5/12/chartex" xmlns:cx7="http://schemas.microsoft.com/office/drawing/2016/5/13/chartex" xmlns:cx8="http://schemas.microsoft.com/office/drawing/2016/5/14/chartex" xmlns:mc="http://schemas.openxmlformats.org/markup-compatibility/2006" xmlns:aink="http://schemas.microsoft.com/office/drawing/2016/ink" xmlns:am3d="http://schemas.microsoft.com/office/drawing/2017/model3d" xmlns:o="urn:schemas-microsoft-com:office:office" xmlns:oel="http://schemas.microsoft.com/office/2019/extlst" xmlns:r="http://schemas.openxmlformats.org/officeDocument/2006/relationships" xmlns:m="http://schemas.openxmlformats.org/officeDocument/2006/math" xmlns:v="urn:schemas-microsoft-com:vml" xmlns:wp14="http://schemas.microsoft.com/office/word/2010/wordprocessingDrawing" xmlns:wp="http://schemas.openxmlformats.org/drawingml/2006/wordprocessingDrawing" xmlns:w10="urn:schemas-microsoft-com:office:word" xmlns:w="http://schemas.openxmlformats.org/wordprocessingml/2006/main" xmlns:w14="http://schemas.microsoft.com/office/word/2010/wordml" xmlns:w15="http://schemas.microsoft.com/office/word/2012/wordml" xmlns:w16cex="http://schemas.microsoft.com/office/word/2018/wordml/cex" xmlns:w16cid="http://schemas.microsoft.com/office/word/2016/wordml/cid" xmlns:w16="http://schemas.microsoft.com/office/word/2018/wordml" xmlns:w16sdtdh="http://schemas.microsoft.com/office/word/2020/wordml/sdtdatahash" xmlns:w16se="http://schemas.microsoft.com/office/word/2015/wordml/symex" xmlns:wpg="http://schemas.microsoft.com/office/word/2010/wordprocessingGroup" xmlns:wpi="http://schemas.microsoft.com/office/word/2010/wordprocessingInk" xmlns:wne="http://schemas.microsoft.com/office/word/2006/wordml" xmlns:wps="http://schemas.microsoft.com/office/word/2010/wordprocessingShape" mc:Ignorable="w14 w15 w16se w16cid w16 w16cex w16sdtdh wp14">
+<w:ftr xmlns:wpc="http://schemas.microsoft.com/office/word/2010/wordprocessingCanvas" xmlns:cx="http://schemas.microsoft.com/office/drawing/2014/chartex" xmlns:cx1="http://schemas.microsoft.com/office/drawing/2015/9/8/chartex" xmlns:cx2="http://schemas.microsoft.com/office/drawing/2015/10/21/chartex" xmlns:cx3="http://schemas.microsoft.com/office/drawing/2016/5/9/chartex" xmlns:cx4="http://schemas.microsoft.com/office/drawing/2016/5/10/chartex" xmlns:cx5="http://schemas.microsoft.com/office/drawing/2016/5/11/chartex" xmlns:cx6="http://schemas.microsoft.com/office/drawing/2016/5/12/chartex" xmlns:cx7="http://schemas.microsoft.com/office/drawing/2016/5/13/chartex" xmlns:cx8="http://schemas.microsoft.com/office/drawing/2016/5/14/chartex" xmlns:mc="http://schemas.openxmlformats.org/markup-compatibility/2006" xmlns:aink="http://schemas.microsoft.com/office/drawing/2016/ink" xmlns:am3d="http://schemas.microsoft.com/office/drawing/2017/model3d" xmlns:o="urn:schemas-microsoft-com:office:office" xmlns:oel="http://schemas.microsoft.com/office/2019/extlst" xmlns:r="http://schemas.openxmlformats.org/officeDocument/2006/relationships" xmlns:m="http://schemas.openxmlformats.org/officeDocument/2006/math" xmlns:v="urn:schemas-microsoft-com:vml" xmlns:wp14="http://schemas.microsoft.com/office/word/2010/wordprocessingDrawing" xmlns:wp="http://schemas.openxmlformats.org/drawingml/2006/wordprocessingDrawing" xmlns:w10="urn:schemas-microsoft-com:office:word" xmlns:w="http://schemas.openxmlformats.org/wordprocessingml/2006/main" xmlns:w14="http://schemas.microsoft.com/office/word/2010/wordml" xmlns:w15="http://schemas.microsoft.com/office/word/2012/wordml" xmlns:w16cex="http://schemas.microsoft.com/office/word/2018/wordml/cex" xmlns:w16cid="http://schemas.microsoft.com/office/word/2016/wordml/cid" xmlns:w16="http://schemas.microsoft.com/office/word/2018/wordml" xmlns:w16du="http://schemas.microsoft.com/office/word/2023/wordml/word16du" xmlns:w16sdtdh="http://schemas.microsoft.com/office/word/2020/wordml/sdtdatahash" xmlns:w16sdtfl="http://schemas.microsoft.com/office/word/2024/wordml/sdtformatlock" xmlns:w16se="http://schemas.microsoft.com/office/word/2015/wordml/symex" xmlns:wpg="http://schemas.microsoft.com/office/word/2010/wordprocessingGroup" xmlns:wpi="http://schemas.microsoft.com/office/word/2010/wordprocessingInk" xmlns:wne="http://schemas.microsoft.com/office/word/2006/wordml" xmlns:wps="http://schemas.microsoft.com/office/word/2010/wordprocessingShape" mc:Ignorable="w14 w15 w16se w16cid w16 w16cex w16sdtdh w16sdtfl w16du wp14">
   <w:p>
     <w:pPr>
       <w:jc w:val="right"/>
@@ -2074,7 +2109,7 @@
 </file>
 
 <file path=word/footnotes.xml><?xml version="1.0" encoding="utf-8"?>
-<w:footnotes xmlns:wpc="http://schemas.microsoft.com/office/word/2010/wordprocessingCanvas" xmlns:cx="http://schemas.microsoft.com/office/drawing/2014/chartex" xmlns:cx1="http://schemas.microsoft.com/office/drawing/2015/9/8/chartex" xmlns:cx2="http://schemas.microsoft.com/office/drawing/2015/10/21/chartex" xmlns:cx3="http://schemas.microsoft.com/office/drawing/2016/5/9/chartex" xmlns:cx4="http://schemas.microsoft.com/office/drawing/2016/5/10/chartex" xmlns:cx5="http://schemas.microsoft.com/office/drawing/2016/5/11/chartex" xmlns:cx6="http://schemas.microsoft.com/office/drawing/2016/5/12/chartex" xmlns:cx7="http://schemas.microsoft.com/office/drawing/2016/5/13/chartex" xmlns:cx8="http://schemas.microsoft.com/office/drawing/2016/5/14/chartex" xmlns:mc="http://schemas.openxmlformats.org/markup-compatibility/2006" xmlns:aink="http://schemas.microsoft.com/office/drawing/2016/ink" xmlns:am3d="http://schemas.microsoft.com/office/drawing/2017/model3d" xmlns:o="urn:schemas-microsoft-com:office:office" xmlns:oel="http://schemas.microsoft.com/office/2019/extlst" xmlns:r="http://schemas.openxmlformats.org/officeDocument/2006/relationships" xmlns:m="http://schemas.openxmlformats.org/officeDocument/2006/math" xmlns:v="urn:schemas-microsoft-com:vml" xmlns:wp14="http://schemas.microsoft.com/office/word/2010/wordprocessingDrawing" xmlns:wp="http://schemas.openxmlformats.org/drawingml/2006/wordprocessingDrawing" xmlns:w10="urn:schemas-microsoft-com:office:word" xmlns:w="http://schemas.openxmlformats.org/wordprocessingml/2006/main" xmlns:w14="http://schemas.microsoft.com/office/word/2010/wordml" xmlns:w15="http://schemas.microsoft.com/office/word/2012/wordml" xmlns:w16cex="http://schemas.microsoft.com/office/word/2018/wordml/cex" xmlns:w16cid="http://schemas.microsoft.com/office/word/2016/wordml/cid" xmlns:w16="http://schemas.microsoft.com/office/word/2018/wordml" xmlns:w16sdtdh="http://schemas.microsoft.com/office/word/2020/wordml/sdtdatahash" xmlns:w16se="http://schemas.microsoft.com/office/word/2015/wordml/symex" xmlns:wpg="http://schemas.microsoft.com/office/word/2010/wordprocessingGroup" xmlns:wpi="http://schemas.microsoft.com/office/word/2010/wordprocessingInk" xmlns:wne="http://schemas.microsoft.com/office/word/2006/wordml" xmlns:wps="http://schemas.microsoft.com/office/word/2010/wordprocessingShape" mc:Ignorable="w14 w15 w16se w16cid w16 w16cex w16sdtdh wp14">
+<w:footnotes xmlns:wpc="http://schemas.microsoft.com/office/word/2010/wordprocessingCanvas" xmlns:cx="http://schemas.microsoft.com/office/drawing/2014/chartex" xmlns:cx1="http://schemas.microsoft.com/office/drawing/2015/9/8/chartex" xmlns:cx2="http://schemas.microsoft.com/office/drawing/2015/10/21/chartex" xmlns:cx3="http://schemas.microsoft.com/office/drawing/2016/5/9/chartex" xmlns:cx4="http://schemas.microsoft.com/office/drawing/2016/5/10/chartex" xmlns:cx5="http://schemas.microsoft.com/office/drawing/2016/5/11/chartex" xmlns:cx6="http://schemas.microsoft.com/office/drawing/2016/5/12/chartex" xmlns:cx7="http://schemas.microsoft.com/office/drawing/2016/5/13/chartex" xmlns:cx8="http://schemas.microsoft.com/office/drawing/2016/5/14/chartex" xmlns:mc="http://schemas.openxmlformats.org/markup-compatibility/2006" xmlns:aink="http://schemas.microsoft.com/office/drawing/2016/ink" xmlns:am3d="http://schemas.microsoft.com/office/drawing/2017/model3d" xmlns:o="urn:schemas-microsoft-com:office:office" xmlns:oel="http://schemas.microsoft.com/office/2019/extlst" xmlns:r="http://schemas.openxmlformats.org/officeDocument/2006/relationships" xmlns:m="http://schemas.openxmlformats.org/officeDocument/2006/math" xmlns:v="urn:schemas-microsoft-com:vml" xmlns:wp14="http://schemas.microsoft.com/office/word/2010/wordprocessingDrawing" xmlns:wp="http://schemas.openxmlformats.org/drawingml/2006/wordprocessingDrawing" xmlns:w10="urn:schemas-microsoft-com:office:word" xmlns:w="http://schemas.openxmlformats.org/wordprocessingml/2006/main" xmlns:w14="http://schemas.microsoft.com/office/word/2010/wordml" xmlns:w15="http://schemas.microsoft.com/office/word/2012/wordml" xmlns:w16cex="http://schemas.microsoft.com/office/word/2018/wordml/cex" xmlns:w16cid="http://schemas.microsoft.com/office/word/2016/wordml/cid" xmlns:w16="http://schemas.microsoft.com/office/word/2018/wordml" xmlns:w16du="http://schemas.microsoft.com/office/word/2023/wordml/word16du" xmlns:w16sdtdh="http://schemas.microsoft.com/office/word/2020/wordml/sdtdatahash" xmlns:w16sdtfl="http://schemas.microsoft.com/office/word/2024/wordml/sdtformatlock" xmlns:w16se="http://schemas.microsoft.com/office/word/2015/wordml/symex" xmlns:wpg="http://schemas.microsoft.com/office/word/2010/wordprocessingGroup" xmlns:wpi="http://schemas.microsoft.com/office/word/2010/wordprocessingInk" xmlns:wne="http://schemas.microsoft.com/office/word/2006/wordml" xmlns:wps="http://schemas.microsoft.com/office/word/2010/wordprocessingShape" mc:Ignorable="w14 w15 w16se w16cid w16 w16cex w16sdtdh w16sdtfl w16du wp14">
   <w:footnote w:type="separator" w:id="-1">
     <w:p>
       <w:pPr>
@@ -2099,7 +2134,7 @@
 </file>
 
 <file path=word/header1.xml><?xml version="1.0" encoding="utf-8"?>
-<w:hdr xmlns:wpc="http://schemas.microsoft.com/office/word/2010/wordprocessingCanvas" xmlns:cx="http://schemas.microsoft.com/office/drawing/2014/chartex" xmlns:cx1="http://schemas.microsoft.com/office/drawing/2015/9/8/chartex" xmlns:cx2="http://schemas.microsoft.com/office/drawing/2015/10/21/chartex" xmlns:cx3="http://schemas.microsoft.com/office/drawing/2016/5/9/chartex" xmlns:cx4="http://schemas.microsoft.com/office/drawing/2016/5/10/chartex" xmlns:cx5="http://schemas.microsoft.com/office/drawing/2016/5/11/chartex" xmlns:cx6="http://schemas.microsoft.com/office/drawing/2016/5/12/chartex" xmlns:cx7="http://schemas.microsoft.com/office/drawing/2016/5/13/chartex" xmlns:cx8="http://schemas.microsoft.com/office/drawing/2016/5/14/chartex" xmlns:mc="http://schemas.openxmlformats.org/markup-compatibility/2006" xmlns:aink="http://schemas.microsoft.com/office/drawing/2016/ink" xmlns:am3d="http://schemas.microsoft.com/office/drawing/2017/model3d" xmlns:o="urn:schemas-microsoft-com:office:office" xmlns:oel="http://schemas.microsoft.com/office/2019/extlst" xmlns:r="http://schemas.openxmlformats.org/officeDocument/2006/relationships" xmlns:m="http://schemas.openxmlformats.org/officeDocument/2006/math" xmlns:v="urn:schemas-microsoft-com:vml" xmlns:wp14="http://schemas.microsoft.com/office/word/2010/wordprocessingDrawing" xmlns:wp="http://schemas.openxmlformats.org/drawingml/2006/wordprocessingDrawing" xmlns:w10="urn:schemas-microsoft-com:office:word" xmlns:w="http://schemas.openxmlformats.org/wordprocessingml/2006/main" xmlns:w14="http://schemas.microsoft.com/office/word/2010/wordml" xmlns:w15="http://schemas.microsoft.com/office/word/2012/wordml" xmlns:w16cex="http://schemas.microsoft.com/office/word/2018/wordml/cex" xmlns:w16cid="http://schemas.microsoft.com/office/word/2016/wordml/cid" xmlns:w16="http://schemas.microsoft.com/office/word/2018/wordml" xmlns:w16sdtdh="http://schemas.microsoft.com/office/word/2020/wordml/sdtdatahash" xmlns:w16se="http://schemas.microsoft.com/office/word/2015/wordml/symex" xmlns:wpg="http://schemas.microsoft.com/office/word/2010/wordprocessingGroup" xmlns:wpi="http://schemas.microsoft.com/office/word/2010/wordprocessingInk" xmlns:wne="http://schemas.microsoft.com/office/word/2006/wordml" xmlns:wps="http://schemas.microsoft.com/office/word/2010/wordprocessingShape" mc:Ignorable="w14 w15 w16se w16cid w16 w16cex w16sdtdh wp14">
+<w:hdr xmlns:wpc="http://schemas.microsoft.com/office/word/2010/wordprocessingCanvas" xmlns:cx="http://schemas.microsoft.com/office/drawing/2014/chartex" xmlns:cx1="http://schemas.microsoft.com/office/drawing/2015/9/8/chartex" xmlns:cx2="http://schemas.microsoft.com/office/drawing/2015/10/21/chartex" xmlns:cx3="http://schemas.microsoft.com/office/drawing/2016/5/9/chartex" xmlns:cx4="http://schemas.microsoft.com/office/drawing/2016/5/10/chartex" xmlns:cx5="http://schemas.microsoft.com/office/drawing/2016/5/11/chartex" xmlns:cx6="http://schemas.microsoft.com/office/drawing/2016/5/12/chartex" xmlns:cx7="http://schemas.microsoft.com/office/drawing/2016/5/13/chartex" xmlns:cx8="http://schemas.microsoft.com/office/drawing/2016/5/14/chartex" xmlns:mc="http://schemas.openxmlformats.org/markup-compatibility/2006" xmlns:aink="http://schemas.microsoft.com/office/drawing/2016/ink" xmlns:am3d="http://schemas.microsoft.com/office/drawing/2017/model3d" xmlns:o="urn:schemas-microsoft-com:office:office" xmlns:oel="http://schemas.microsoft.com/office/2019/extlst" xmlns:r="http://schemas.openxmlformats.org/officeDocument/2006/relationships" xmlns:m="http://schemas.openxmlformats.org/officeDocument/2006/math" xmlns:v="urn:schemas-microsoft-com:vml" xmlns:wp14="http://schemas.microsoft.com/office/word/2010/wordprocessingDrawing" xmlns:wp="http://schemas.openxmlformats.org/drawingml/2006/wordprocessingDrawing" xmlns:w10="urn:schemas-microsoft-com:office:word" xmlns:w="http://schemas.openxmlformats.org/wordprocessingml/2006/main" xmlns:w14="http://schemas.microsoft.com/office/word/2010/wordml" xmlns:w15="http://schemas.microsoft.com/office/word/2012/wordml" xmlns:w16cex="http://schemas.microsoft.com/office/word/2018/wordml/cex" xmlns:w16cid="http://schemas.microsoft.com/office/word/2016/wordml/cid" xmlns:w16="http://schemas.microsoft.com/office/word/2018/wordml" xmlns:w16du="http://schemas.microsoft.com/office/word/2023/wordml/word16du" xmlns:w16sdtdh="http://schemas.microsoft.com/office/word/2020/wordml/sdtdatahash" xmlns:w16sdtfl="http://schemas.microsoft.com/office/word/2024/wordml/sdtformatlock" xmlns:w16se="http://schemas.microsoft.com/office/word/2015/wordml/symex" xmlns:wpg="http://schemas.microsoft.com/office/word/2010/wordprocessingGroup" xmlns:wpi="http://schemas.microsoft.com/office/word/2010/wordprocessingInk" xmlns:wne="http://schemas.microsoft.com/office/word/2006/wordml" xmlns:wps="http://schemas.microsoft.com/office/word/2010/wordprocessingShape" mc:Ignorable="w14 w15 w16se w16cid w16 w16cex w16sdtdh w16sdtfl w16du wp14">
   <w:p>
     <w:pPr>
       <w:rPr>
@@ -2464,7 +2499,7 @@
 </file>
 
 <file path=word/styles.xml><?xml version="1.0" encoding="utf-8"?>
-<w:styles xmlns:mc="http://schemas.openxmlformats.org/markup-compatibility/2006" xmlns:r="http://schemas.openxmlformats.org/officeDocument/2006/relationships" xmlns:w="http://schemas.openxmlformats.org/wordprocessingml/2006/main" xmlns:w14="http://schemas.microsoft.com/office/word/2010/wordml" xmlns:w15="http://schemas.microsoft.com/office/word/2012/wordml" xmlns:w16cex="http://schemas.microsoft.com/office/word/2018/wordml/cex" xmlns:w16cid="http://schemas.microsoft.com/office/word/2016/wordml/cid" xmlns:w16="http://schemas.microsoft.com/office/word/2018/wordml" xmlns:w16sdtdh="http://schemas.microsoft.com/office/word/2020/wordml/sdtdatahash" xmlns:w16se="http://schemas.microsoft.com/office/word/2015/wordml/symex" mc:Ignorable="w14 w15 w16se w16cid w16 w16cex w16sdtdh">
+<w:styles xmlns:mc="http://schemas.openxmlformats.org/markup-compatibility/2006" xmlns:r="http://schemas.openxmlformats.org/officeDocument/2006/relationships" xmlns:w="http://schemas.openxmlformats.org/wordprocessingml/2006/main" xmlns:w14="http://schemas.microsoft.com/office/word/2010/wordml" xmlns:w15="http://schemas.microsoft.com/office/word/2012/wordml" xmlns:w16cex="http://schemas.microsoft.com/office/word/2018/wordml/cex" xmlns:w16cid="http://schemas.microsoft.com/office/word/2016/wordml/cid" xmlns:w16="http://schemas.microsoft.com/office/word/2018/wordml" xmlns:w16du="http://schemas.microsoft.com/office/word/2023/wordml/word16du" xmlns:w16sdtdh="http://schemas.microsoft.com/office/word/2020/wordml/sdtdatahash" xmlns:w16sdtfl="http://schemas.microsoft.com/office/word/2024/wordml/sdtformatlock" xmlns:w16se="http://schemas.microsoft.com/office/word/2015/wordml/symex" mc:Ignorable="w14 w15 w16se w16cid w16 w16cex w16sdtdh w16sdtfl w16du">
   <w:docDefaults>
     <w:rPrDefault>
       <w:rPr>

--- a/ALR-DocgenTemplates/Renewal Receipt Template.docx
+++ b/ALR-DocgenTemplates/Renewal Receipt Template.docx
@@ -12,8 +12,12 @@
           <w:szCs w:val="34"/>
         </w:rPr>
         <w:sectPr>
-          <w:headerReference w:type="default" r:id="rId6"/>
-          <w:footerReference w:type="default" r:id="rId7"/>
+          <w:headerReference w:type="even" r:id="rId6"/>
+          <w:headerReference w:type="default" r:id="rId7"/>
+          <w:footerReference w:type="even" r:id="rId8"/>
+          <w:footerReference w:type="default" r:id="rId9"/>
+          <w:headerReference w:type="first" r:id="rId10"/>
+          <w:footerReference w:type="first" r:id="rId11"/>
           <w:pgSz w:w="12240" w:h="15840"/>
           <w:pgMar w:top="720" w:right="720" w:bottom="720" w:left="720" w:header="708" w:footer="708" w:gutter="0"/>
           <w:cols w:space="708"/>
@@ -132,29 +136,7 @@
                 <w:szCs w:val="24"/>
                 <w14:ligatures w14:val="none"/>
               </w:rPr>
-              <w:t>{{</w:t>
-            </w:r>
-            <w:proofErr w:type="spellStart"/>
-            <w:r>
-              <w:rPr>
-                <w:color w:val="000000" w:themeColor="text1"/>
-                <w:kern w:val="0"/>
-                <w:sz w:val="24"/>
-                <w:szCs w:val="24"/>
-                <w14:ligatures w14:val="none"/>
-              </w:rPr>
-              <w:t>RegistrantName</w:t>
-            </w:r>
-            <w:proofErr w:type="spellEnd"/>
-            <w:r>
-              <w:rPr>
-                <w:color w:val="000000" w:themeColor="text1"/>
-                <w:kern w:val="0"/>
-                <w:sz w:val="24"/>
-                <w:szCs w:val="24"/>
-                <w14:ligatures w14:val="none"/>
-              </w:rPr>
-              <w:t>}}</w:t>
+              <w:t>{{RegistrantName}}</w:t>
             </w:r>
           </w:p>
         </w:tc>
@@ -179,29 +161,7 @@
                 <w:szCs w:val="24"/>
                 <w14:ligatures w14:val="none"/>
               </w:rPr>
-              <w:t>{{</w:t>
-            </w:r>
-            <w:proofErr w:type="spellStart"/>
-            <w:r>
-              <w:rPr>
-                <w:color w:val="000000" w:themeColor="text1"/>
-                <w:kern w:val="0"/>
-                <w:sz w:val="24"/>
-                <w:szCs w:val="24"/>
-                <w14:ligatures w14:val="none"/>
-              </w:rPr>
-              <w:t>ResidenceName</w:t>
-            </w:r>
-            <w:proofErr w:type="spellEnd"/>
-            <w:r>
-              <w:rPr>
-                <w:color w:val="000000" w:themeColor="text1"/>
-                <w:kern w:val="0"/>
-                <w:sz w:val="24"/>
-                <w:szCs w:val="24"/>
-                <w14:ligatures w14:val="none"/>
-              </w:rPr>
-              <w:t>}}</w:t>
+              <w:t>{{ResidenceName}}</w:t>
             </w:r>
           </w:p>
         </w:tc>
@@ -231,29 +191,7 @@
                 <w:szCs w:val="24"/>
                 <w14:ligatures w14:val="none"/>
               </w:rPr>
-              <w:t>{{</w:t>
-            </w:r>
-            <w:proofErr w:type="spellStart"/>
-            <w:r>
-              <w:rPr>
-                <w:color w:val="000000" w:themeColor="text1"/>
-                <w:kern w:val="0"/>
-                <w:sz w:val="24"/>
-                <w:szCs w:val="24"/>
-                <w14:ligatures w14:val="none"/>
-              </w:rPr>
-              <w:t>RegistrantAddress</w:t>
-            </w:r>
-            <w:proofErr w:type="spellEnd"/>
-            <w:r>
-              <w:rPr>
-                <w:color w:val="000000" w:themeColor="text1"/>
-                <w:kern w:val="0"/>
-                <w:sz w:val="24"/>
-                <w:szCs w:val="24"/>
-                <w14:ligatures w14:val="none"/>
-              </w:rPr>
-              <w:t>}}</w:t>
+              <w:t>{{RegistrantAddress}}</w:t>
             </w:r>
           </w:p>
         </w:tc>
@@ -356,25 +294,7 @@
                 <w:sz w:val="24"/>
                 <w:szCs w:val="24"/>
               </w:rPr>
-              <w:t>{{</w:t>
-            </w:r>
-            <w:proofErr w:type="spellStart"/>
-            <w:r>
-              <w:rPr>
-                <w:color w:val="000000" w:themeColor="text1"/>
-                <w:sz w:val="24"/>
-                <w:szCs w:val="24"/>
-              </w:rPr>
-              <w:t>ResidenceAddress</w:t>
-            </w:r>
-            <w:proofErr w:type="spellEnd"/>
-            <w:r>
-              <w:rPr>
-                <w:color w:val="000000" w:themeColor="text1"/>
-                <w:sz w:val="24"/>
-                <w:szCs w:val="24"/>
-              </w:rPr>
-              <w:t>}}</w:t>
+              <w:t>{{ResidenceAddress}}</w:t>
             </w:r>
             <w:bookmarkEnd w:id="1"/>
           </w:p>
@@ -583,21 +503,7 @@
               <w:rPr>
                 <w:sz w:val="22"/>
               </w:rPr>
-              <w:t>{{</w:t>
-            </w:r>
-            <w:proofErr w:type="spellStart"/>
-            <w:r>
-              <w:rPr>
-                <w:sz w:val="22"/>
-              </w:rPr>
-              <w:t>PublicQuantitySum</w:t>
-            </w:r>
-            <w:proofErr w:type="spellEnd"/>
-            <w:r>
-              <w:rPr>
-                <w:sz w:val="22"/>
-              </w:rPr>
-              <w:t>}}</w:t>
+              <w:t>{{PublicQuantitySum}}</w:t>
             </w:r>
           </w:p>
         </w:tc>
@@ -619,23 +525,7 @@
                 <w:rStyle w:val="ui-provider"/>
                 <w:sz w:val="22"/>
               </w:rPr>
-              <w:t>{{</w:t>
-            </w:r>
-            <w:proofErr w:type="spellStart"/>
-            <w:r>
-              <w:rPr>
-                <w:rStyle w:val="ui-provider"/>
-                <w:sz w:val="22"/>
-              </w:rPr>
-              <w:t>PublicSum</w:t>
-            </w:r>
-            <w:proofErr w:type="spellEnd"/>
-            <w:r>
-              <w:rPr>
-                <w:rStyle w:val="ui-provider"/>
-                <w:sz w:val="22"/>
-              </w:rPr>
-              <w:t>}}</w:t>
+              <w:t>{{PublicSum}}</w:t>
             </w:r>
             <w:bookmarkEnd w:id="2"/>
           </w:p>
@@ -661,40 +551,15 @@
                 <w:rStyle w:val="ui-provider"/>
                 <w:sz w:val="22"/>
               </w:rPr>
-              <w:t>{{</w:t>
-            </w:r>
-            <w:proofErr w:type="spellStart"/>
+              <w:t>{{PublicFeeSum}}</w:t>
+            </w:r>
+            <w:bookmarkStart w:id="4" w:name="OLE_LINK27"/>
             <w:r>
               <w:rPr>
                 <w:rStyle w:val="ui-provider"/>
                 <w:sz w:val="22"/>
               </w:rPr>
-              <w:t>PublicFeeSum</w:t>
-            </w:r>
-            <w:proofErr w:type="spellEnd"/>
-            <w:proofErr w:type="gramStart"/>
-            <w:r>
-              <w:rPr>
-                <w:rStyle w:val="ui-provider"/>
-                <w:sz w:val="22"/>
-              </w:rPr>
-              <w:t>}}</w:t>
-            </w:r>
-            <w:bookmarkStart w:id="4" w:name="OLE_LINK27"/>
-            <w:r>
-              <w:rPr>
-                <w:rStyle w:val="ui-provider"/>
-                <w:sz w:val="22"/>
-              </w:rPr>
-              <w:t>{</w:t>
-            </w:r>
-            <w:proofErr w:type="gramEnd"/>
-            <w:r>
-              <w:rPr>
-                <w:rStyle w:val="ui-provider"/>
-                <w:sz w:val="22"/>
-              </w:rPr>
-              <w:t>{/P</w:t>
+              <w:t>{{/P</w:t>
             </w:r>
             <w:r>
               <w:rPr>
@@ -765,25 +630,7 @@
                 <w:sz w:val="22"/>
                 <w14:ligatures w14:val="none"/>
               </w:rPr>
-              <w:t>{{</w:t>
-            </w:r>
-            <w:proofErr w:type="spellStart"/>
-            <w:r>
-              <w:rPr>
-                <w:kern w:val="0"/>
-                <w:sz w:val="22"/>
-                <w14:ligatures w14:val="none"/>
-              </w:rPr>
-              <w:t>PrivateQuantitySum</w:t>
-            </w:r>
-            <w:proofErr w:type="spellEnd"/>
-            <w:r>
-              <w:rPr>
-                <w:kern w:val="0"/>
-                <w:sz w:val="22"/>
-                <w14:ligatures w14:val="none"/>
-              </w:rPr>
-              <w:t>}}</w:t>
+              <w:t>{{PrivateQuantitySum}}</w:t>
             </w:r>
             <w:bookmarkEnd w:id="5"/>
           </w:p>
@@ -809,27 +656,7 @@
                 <w:sz w:val="22"/>
                 <w14:ligatures w14:val="none"/>
               </w:rPr>
-              <w:t>{{</w:t>
-            </w:r>
-            <w:proofErr w:type="spellStart"/>
-            <w:r>
-              <w:rPr>
-                <w:rStyle w:val="ui-provider"/>
-                <w:kern w:val="0"/>
-                <w:sz w:val="22"/>
-                <w14:ligatures w14:val="none"/>
-              </w:rPr>
-              <w:t>PrivateSum</w:t>
-            </w:r>
-            <w:proofErr w:type="spellEnd"/>
-            <w:r>
-              <w:rPr>
-                <w:rStyle w:val="ui-provider"/>
-                <w:kern w:val="0"/>
-                <w:sz w:val="22"/>
-                <w14:ligatures w14:val="none"/>
-              </w:rPr>
-              <w:t>}}</w:t>
+              <w:t>{{PrivateSum}}</w:t>
             </w:r>
             <w:bookmarkEnd w:id="6"/>
           </w:p>
@@ -857,9 +684,9 @@
                 <w:sz w:val="22"/>
                 <w14:ligatures w14:val="none"/>
               </w:rPr>
-              <w:t>{{</w:t>
-            </w:r>
-            <w:proofErr w:type="spellStart"/>
+              <w:t>{{PrivateFeeSum}}</w:t>
+            </w:r>
+            <w:bookmarkStart w:id="7" w:name="OLE_LINK28"/>
             <w:r>
               <w:rPr>
                 <w:rStyle w:val="ui-provider"/>
@@ -867,38 +694,7 @@
                 <w:sz w:val="22"/>
                 <w14:ligatures w14:val="none"/>
               </w:rPr>
-              <w:t>PrivateFeeSum</w:t>
-            </w:r>
-            <w:proofErr w:type="spellEnd"/>
-            <w:proofErr w:type="gramStart"/>
-            <w:r>
-              <w:rPr>
-                <w:rStyle w:val="ui-provider"/>
-                <w:kern w:val="0"/>
-                <w:sz w:val="22"/>
-                <w14:ligatures w14:val="none"/>
-              </w:rPr>
-              <w:t>}}</w:t>
-            </w:r>
-            <w:bookmarkStart w:id="7" w:name="OLE_LINK28"/>
-            <w:r>
-              <w:rPr>
-                <w:rStyle w:val="ui-provider"/>
-                <w:kern w:val="0"/>
-                <w:sz w:val="22"/>
-                <w14:ligatures w14:val="none"/>
-              </w:rPr>
-              <w:t>{</w:t>
-            </w:r>
-            <w:proofErr w:type="gramEnd"/>
-            <w:r>
-              <w:rPr>
-                <w:rStyle w:val="ui-provider"/>
-                <w:kern w:val="0"/>
-                <w:sz w:val="22"/>
-                <w14:ligatures w14:val="none"/>
-              </w:rPr>
-              <w:t>{/Private}}</w:t>
+              <w:t>{{/Private}}</w:t>
             </w:r>
             <w:bookmarkEnd w:id="7"/>
           </w:p>
@@ -932,16 +728,7 @@
                 <w:sz w:val="22"/>
                 <w14:ligatures w14:val="none"/>
               </w:rPr>
-              <w:t xml:space="preserve">Per </w:t>
-            </w:r>
-            <w:proofErr w:type="gramStart"/>
-            <w:r>
-              <w:rPr>
-                <w:kern w:val="0"/>
-                <w:sz w:val="22"/>
-                <w14:ligatures w14:val="none"/>
-              </w:rPr>
-              <w:t>Diem</w:t>
+              <w:t>Per Diem</w:t>
             </w:r>
             <w:bookmarkEnd w:id="8"/>
             <w:r>
@@ -951,17 +738,7 @@
                 <w:sz w:val="22"/>
                 <w14:ligatures w14:val="none"/>
               </w:rPr>
-              <w:t>{</w:t>
-            </w:r>
-            <w:proofErr w:type="gramEnd"/>
-            <w:r>
-              <w:rPr>
-                <w:rStyle w:val="ui-provider"/>
-                <w:kern w:val="0"/>
-                <w:sz w:val="22"/>
-                <w14:ligatures w14:val="none"/>
-              </w:rPr>
-              <w:t>{#</w:t>
+              <w:t>{{#</w:t>
             </w:r>
             <w:r>
               <w:rPr>
@@ -1006,7 +783,6 @@
               <w:t>{{</w:t>
             </w:r>
             <w:bookmarkStart w:id="10" w:name="OLE_LINK22"/>
-            <w:proofErr w:type="spellStart"/>
             <w:r>
               <w:rPr>
                 <w:kern w:val="0"/>
@@ -1022,16 +798,7 @@
                 <w:sz w:val="22"/>
                 <w14:ligatures w14:val="none"/>
               </w:rPr>
-              <w:t>QuantitySum</w:t>
-            </w:r>
-            <w:proofErr w:type="spellEnd"/>
-            <w:r>
-              <w:rPr>
-                <w:kern w:val="0"/>
-                <w:sz w:val="22"/>
-                <w14:ligatures w14:val="none"/>
-              </w:rPr>
-              <w:t>}}</w:t>
+              <w:t>QuantitySum}}</w:t>
             </w:r>
             <w:bookmarkEnd w:id="9"/>
           </w:p>
@@ -1061,7 +828,6 @@
               </w:rPr>
               <w:t>{{</w:t>
             </w:r>
-            <w:proofErr w:type="spellStart"/>
             <w:r>
               <w:rPr>
                 <w:kern w:val="0"/>
@@ -1077,17 +843,7 @@
                 <w:sz w:val="22"/>
                 <w14:ligatures w14:val="none"/>
               </w:rPr>
-              <w:t>Sum</w:t>
-            </w:r>
-            <w:proofErr w:type="spellEnd"/>
-            <w:r>
-              <w:rPr>
-                <w:rStyle w:val="ui-provider"/>
-                <w:kern w:val="0"/>
-                <w:sz w:val="22"/>
-                <w14:ligatures w14:val="none"/>
-              </w:rPr>
-              <w:t>}}</w:t>
+              <w:t>Sum}}</w:t>
             </w:r>
             <w:bookmarkEnd w:id="11"/>
           </w:p>
@@ -1120,7 +876,6 @@
               </w:rPr>
               <w:t>{{</w:t>
             </w:r>
-            <w:proofErr w:type="spellStart"/>
             <w:r>
               <w:rPr>
                 <w:kern w:val="0"/>
@@ -1136,10 +891,9 @@
                 <w:sz w:val="22"/>
                 <w14:ligatures w14:val="none"/>
               </w:rPr>
-              <w:t>Sum</w:t>
-            </w:r>
-            <w:proofErr w:type="spellEnd"/>
-            <w:proofErr w:type="gramStart"/>
+              <w:t>Sum}}</w:t>
+            </w:r>
+            <w:bookmarkStart w:id="13" w:name="OLE_LINK29"/>
             <w:r>
               <w:rPr>
                 <w:rStyle w:val="ui-provider"/>
@@ -1147,27 +901,7 @@
                 <w:sz w:val="22"/>
                 <w14:ligatures w14:val="none"/>
               </w:rPr>
-              <w:t>}}</w:t>
-            </w:r>
-            <w:bookmarkStart w:id="13" w:name="OLE_LINK29"/>
-            <w:r>
-              <w:rPr>
-                <w:rStyle w:val="ui-provider"/>
-                <w:kern w:val="0"/>
-                <w:sz w:val="22"/>
-                <w14:ligatures w14:val="none"/>
-              </w:rPr>
-              <w:t>{</w:t>
-            </w:r>
-            <w:proofErr w:type="gramEnd"/>
-            <w:r>
-              <w:rPr>
-                <w:rStyle w:val="ui-provider"/>
-                <w:kern w:val="0"/>
-                <w:sz w:val="22"/>
-                <w14:ligatures w14:val="none"/>
-              </w:rPr>
-              <w:t>{/</w:t>
+              <w:t>{{/</w:t>
             </w:r>
             <w:r>
               <w:rPr>
@@ -1494,8 +1228,8 @@
         <w:tblLook w:val="04A0" w:firstRow="1" w:lastRow="0" w:firstColumn="1" w:lastColumn="0" w:noHBand="0" w:noVBand="1"/>
       </w:tblPr>
       <w:tblGrid>
-        <w:gridCol w:w="4724"/>
-        <w:gridCol w:w="3454"/>
+        <w:gridCol w:w="4721"/>
+        <w:gridCol w:w="3457"/>
         <w:gridCol w:w="2257"/>
       </w:tblGrid>
       <w:tr>
@@ -1525,7 +1259,6 @@
               <w:t xml:space="preserve">     </w:t>
             </w:r>
             <w:bookmarkStart w:id="14" w:name="OLE_LINK6"/>
-            <w:proofErr w:type="gramStart"/>
             <w:r>
               <w:rPr>
                 <w:b/>
@@ -1536,30 +1269,16 @@
               </w:rPr>
               <w:t xml:space="preserve">Registration: </w:t>
             </w:r>
+            <w:bookmarkStart w:id="15" w:name="OLE_LINK9"/>
             <w:r>
               <w:rPr>
                 <w:color w:val="000000" w:themeColor="text1"/>
-                <w:szCs w:val="20"/>
-              </w:rPr>
-              <w:t>{{</w:t>
-            </w:r>
-            <w:proofErr w:type="spellStart"/>
-            <w:proofErr w:type="gramEnd"/>
-            <w:r>
-              <w:rPr>
-                <w:color w:val="000000" w:themeColor="text1"/>
-                <w:szCs w:val="20"/>
-              </w:rPr>
-              <w:t>IF_isCertificateIdNotPresent</w:t>
-            </w:r>
-            <w:proofErr w:type="spellEnd"/>
-            <w:r>
-              <w:rPr>
-                <w:color w:val="000000" w:themeColor="text1"/>
-                <w:szCs w:val="20"/>
-              </w:rPr>
-              <w:t>}}</w:t>
-            </w:r>
+                <w:sz w:val="24"/>
+                <w:szCs w:val="24"/>
+              </w:rPr>
+              <w:t>{{CertificateId}}</w:t>
+            </w:r>
+            <w:bookmarkEnd w:id="15"/>
           </w:p>
         </w:tc>
         <w:tc>
@@ -1619,7 +1338,7 @@
                 <w:sz w:val="22"/>
               </w:rPr>
             </w:pPr>
-            <w:bookmarkStart w:id="15" w:name="OLE_LINK14"/>
+            <w:bookmarkStart w:id="16" w:name="OLE_LINK14"/>
             <w:r>
               <w:rPr>
                 <w:color w:val="000000" w:themeColor="text1"/>
@@ -1628,31 +1347,9 @@
                 <w:szCs w:val="24"/>
                 <w14:ligatures w14:val="none"/>
               </w:rPr>
-              <w:t>{{</w:t>
-            </w:r>
-            <w:proofErr w:type="spellStart"/>
-            <w:r>
-              <w:rPr>
-                <w:color w:val="000000" w:themeColor="text1"/>
-                <w:kern w:val="0"/>
-                <w:sz w:val="24"/>
-                <w:szCs w:val="24"/>
-                <w14:ligatures w14:val="none"/>
-              </w:rPr>
-              <w:t>TotalFeeAmount</w:t>
-            </w:r>
-            <w:proofErr w:type="spellEnd"/>
-            <w:r>
-              <w:rPr>
-                <w:color w:val="000000" w:themeColor="text1"/>
-                <w:kern w:val="0"/>
-                <w:sz w:val="24"/>
-                <w:szCs w:val="24"/>
-                <w14:ligatures w14:val="none"/>
-              </w:rPr>
-              <w:t>}}</w:t>
-            </w:r>
-            <w:bookmarkEnd w:id="15"/>
+              <w:t>{{TotalFeeAmount}}</w:t>
+            </w:r>
+            <w:bookmarkEnd w:id="16"/>
           </w:p>
         </w:tc>
       </w:tr>
@@ -1803,29 +1500,7 @@
                 <w:szCs w:val="24"/>
                 <w14:ligatures w14:val="none"/>
               </w:rPr>
-              <w:t>{{</w:t>
-            </w:r>
-            <w:proofErr w:type="spellStart"/>
-            <w:r>
-              <w:rPr>
-                <w:color w:val="000000" w:themeColor="text1"/>
-                <w:kern w:val="0"/>
-                <w:sz w:val="24"/>
-                <w:szCs w:val="24"/>
-                <w14:ligatures w14:val="none"/>
-              </w:rPr>
-              <w:t>TotalFeeAmount</w:t>
-            </w:r>
-            <w:proofErr w:type="spellEnd"/>
-            <w:r>
-              <w:rPr>
-                <w:color w:val="000000" w:themeColor="text1"/>
-                <w:kern w:val="0"/>
-                <w:sz w:val="24"/>
-                <w:szCs w:val="24"/>
-                <w14:ligatures w14:val="none"/>
-              </w:rPr>
-              <w:t>}}</w:t>
+              <w:t>{{TotalFeeAmount}}</w:t>
             </w:r>
           </w:p>
         </w:tc>
@@ -2000,6 +1675,143 @@
 <w:ftr xmlns:wpc="http://schemas.microsoft.com/office/word/2010/wordprocessingCanvas" xmlns:cx="http://schemas.microsoft.com/office/drawing/2014/chartex" xmlns:cx1="http://schemas.microsoft.com/office/drawing/2015/9/8/chartex" xmlns:cx2="http://schemas.microsoft.com/office/drawing/2015/10/21/chartex" xmlns:cx3="http://schemas.microsoft.com/office/drawing/2016/5/9/chartex" xmlns:cx4="http://schemas.microsoft.com/office/drawing/2016/5/10/chartex" xmlns:cx5="http://schemas.microsoft.com/office/drawing/2016/5/11/chartex" xmlns:cx6="http://schemas.microsoft.com/office/drawing/2016/5/12/chartex" xmlns:cx7="http://schemas.microsoft.com/office/drawing/2016/5/13/chartex" xmlns:cx8="http://schemas.microsoft.com/office/drawing/2016/5/14/chartex" xmlns:mc="http://schemas.openxmlformats.org/markup-compatibility/2006" xmlns:aink="http://schemas.microsoft.com/office/drawing/2016/ink" xmlns:am3d="http://schemas.microsoft.com/office/drawing/2017/model3d" xmlns:o="urn:schemas-microsoft-com:office:office" xmlns:oel="http://schemas.microsoft.com/office/2019/extlst" xmlns:r="http://schemas.openxmlformats.org/officeDocument/2006/relationships" xmlns:m="http://schemas.openxmlformats.org/officeDocument/2006/math" xmlns:v="urn:schemas-microsoft-com:vml" xmlns:wp14="http://schemas.microsoft.com/office/word/2010/wordprocessingDrawing" xmlns:wp="http://schemas.openxmlformats.org/drawingml/2006/wordprocessingDrawing" xmlns:w10="urn:schemas-microsoft-com:office:word" xmlns:w="http://schemas.openxmlformats.org/wordprocessingml/2006/main" xmlns:w14="http://schemas.microsoft.com/office/word/2010/wordml" xmlns:w15="http://schemas.microsoft.com/office/word/2012/wordml" xmlns:w16cex="http://schemas.microsoft.com/office/word/2018/wordml/cex" xmlns:w16cid="http://schemas.microsoft.com/office/word/2016/wordml/cid" xmlns:w16="http://schemas.microsoft.com/office/word/2018/wordml" xmlns:w16du="http://schemas.microsoft.com/office/word/2023/wordml/word16du" xmlns:w16sdtdh="http://schemas.microsoft.com/office/word/2020/wordml/sdtdatahash" xmlns:w16sdtfl="http://schemas.microsoft.com/office/word/2024/wordml/sdtformatlock" xmlns:w16se="http://schemas.microsoft.com/office/word/2015/wordml/symex" xmlns:wpg="http://schemas.microsoft.com/office/word/2010/wordprocessingGroup" xmlns:wpi="http://schemas.microsoft.com/office/word/2010/wordprocessingInk" xmlns:wne="http://schemas.microsoft.com/office/word/2006/wordml" xmlns:wps="http://schemas.microsoft.com/office/word/2010/wordprocessingShape" mc:Ignorable="w14 w15 w16se w16cid w16 w16cex w16sdtdh w16sdtfl w16du wp14">
   <w:p>
     <w:pPr>
+      <w:pStyle w:val="Footer"/>
+    </w:pPr>
+    <w:r>
+      <w:rPr>
+        <w:noProof/>
+      </w:rPr>
+      <mc:AlternateContent>
+        <mc:Choice Requires="wps">
+          <w:drawing>
+            <wp:anchor distT="0" distB="0" distL="0" distR="0" simplePos="0" relativeHeight="251661312" behindDoc="0" locked="0" layoutInCell="1" allowOverlap="1" wp14:anchorId="0916B05D" wp14:editId="6CFD6CC0">
+              <wp:simplePos x="635" y="635"/>
+              <wp:positionH relativeFrom="page">
+                <wp:align>center</wp:align>
+              </wp:positionH>
+              <wp:positionV relativeFrom="page">
+                <wp:align>bottom</wp:align>
+              </wp:positionV>
+              <wp:extent cx="603885" cy="664845"/>
+              <wp:effectExtent l="0" t="0" r="5715" b="0"/>
+              <wp:wrapNone/>
+              <wp:docPr id="1910353343" name="Text Box 5" descr="Confidential">
+                <a:extLst xmlns:a="http://schemas.openxmlformats.org/drawingml/2006/main">
+                  <a:ext uri="{5AE41FA2-C0FF-4470-9BD4-5FADCA87CBE2}">
+                    <aclsh:classification xmlns:aclsh="http://schemas.microsoft.com/office/drawing/2020/classificationShape" classificationOutcomeType="ftr"/>
+                  </a:ext>
+                </a:extLst>
+              </wp:docPr>
+              <wp:cNvGraphicFramePr/>
+              <a:graphic xmlns:a="http://schemas.openxmlformats.org/drawingml/2006/main">
+                <a:graphicData uri="http://schemas.microsoft.com/office/word/2010/wordprocessingShape">
+                  <wps:wsp>
+                    <wps:cNvSpPr txBox="1"/>
+                    <wps:spPr>
+                      <a:xfrm>
+                        <a:off x="0" y="0"/>
+                        <a:ext cx="603885" cy="664845"/>
+                      </a:xfrm>
+                      <a:prstGeom prst="rect">
+                        <a:avLst/>
+                      </a:prstGeom>
+                      <a:noFill/>
+                      <a:ln>
+                        <a:noFill/>
+                      </a:ln>
+                    </wps:spPr>
+                    <wps:txbx>
+                      <w:txbxContent>
+                        <w:p>
+                          <w:pPr>
+                            <w:spacing w:after="0"/>
+                            <w:rPr>
+                              <w:rFonts w:ascii="Arial" w:eastAsia="Arial" w:hAnsi="Arial" w:cs="Arial"/>
+                              <w:noProof/>
+                              <w:color w:val="000000"/>
+                              <w:sz w:val="18"/>
+                              <w:szCs w:val="18"/>
+                            </w:rPr>
+                          </w:pPr>
+                          <w:r>
+                            <w:rPr>
+                              <w:rFonts w:ascii="Arial" w:eastAsia="Arial" w:hAnsi="Arial" w:cs="Arial"/>
+                              <w:noProof/>
+                              <w:color w:val="000000"/>
+                              <w:sz w:val="18"/>
+                              <w:szCs w:val="18"/>
+                            </w:rPr>
+                            <w:t>Confidential</w:t>
+                          </w:r>
+                        </w:p>
+                      </w:txbxContent>
+                    </wps:txbx>
+                    <wps:bodyPr rot="0" spcFirstLastPara="0" vertOverflow="overflow" horzOverflow="overflow" vert="horz" wrap="none" lIns="0" tIns="0" rIns="0" bIns="355600" numCol="1" spcCol="0" rtlCol="0" fromWordArt="0" anchor="b" anchorCtr="0" forceAA="0" compatLnSpc="1">
+                      <a:prstTxWarp prst="textNoShape">
+                        <a:avLst/>
+                      </a:prstTxWarp>
+                      <a:spAutoFit/>
+                    </wps:bodyPr>
+                  </wps:wsp>
+                </a:graphicData>
+              </a:graphic>
+              <wp14:sizeRelH relativeFrom="margin">
+                <wp14:pctWidth>0</wp14:pctWidth>
+              </wp14:sizeRelH>
+              <wp14:sizeRelV relativeFrom="margin">
+                <wp14:pctHeight>0</wp14:pctHeight>
+              </wp14:sizeRelV>
+            </wp:anchor>
+          </w:drawing>
+        </mc:Choice>
+        <mc:Fallback>
+          <w:pict>
+            <v:shapetype w14:anchorId="0916B05D" id="_x0000_t202" coordsize="21600,21600" o:spt="202" path="m,l,21600r21600,l21600,xe">
+              <v:stroke joinstyle="miter"/>
+              <v:path gradientshapeok="t" o:connecttype="rect"/>
+            </v:shapetype>
+            <v:shape id="Text Box 5" o:spid="_x0000_s1026" type="#_x0000_t202" alt="Confidential" style="position:absolute;margin-left:0;margin-top:0;width:47.55pt;height:52.35pt;z-index:251661312;visibility:visible;mso-wrap-style:none;mso-width-percent:0;mso-height-percent:0;mso-wrap-distance-left:0;mso-wrap-distance-top:0;mso-wrap-distance-right:0;mso-wrap-distance-bottom:0;mso-position-horizontal:center;mso-position-horizontal-relative:page;mso-position-vertical:bottom;mso-position-vertical-relative:page;mso-width-percent:0;mso-height-percent:0;mso-width-relative:margin;mso-height-relative:margin;v-text-anchor:bottom" o:gfxdata="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" filled="f" stroked="f">
+              <v:fill o:detectmouseclick="t"/>
+              <v:textbox style="mso-fit-shape-to-text:t" inset="0,0,0,28pt">
+                <w:txbxContent>
+                  <w:p>
+                    <w:pPr>
+                      <w:spacing w:after="0"/>
+                      <w:rPr>
+                        <w:rFonts w:ascii="Arial" w:eastAsia="Arial" w:hAnsi="Arial" w:cs="Arial"/>
+                        <w:noProof/>
+                        <w:color w:val="000000"/>
+                        <w:sz w:val="18"/>
+                        <w:szCs w:val="18"/>
+                      </w:rPr>
+                    </w:pPr>
+                    <w:r>
+                      <w:rPr>
+                        <w:rFonts w:ascii="Arial" w:eastAsia="Arial" w:hAnsi="Arial" w:cs="Arial"/>
+                        <w:noProof/>
+                        <w:color w:val="000000"/>
+                        <w:sz w:val="18"/>
+                        <w:szCs w:val="18"/>
+                      </w:rPr>
+                      <w:t>Confidential</w:t>
+                    </w:r>
+                  </w:p>
+                </w:txbxContent>
+              </v:textbox>
+              <w10:wrap anchorx="page" anchory="page"/>
+            </v:shape>
+          </w:pict>
+        </mc:Fallback>
+      </mc:AlternateContent>
+    </w:r>
+  </w:p>
+</w:ftr>
+</file>
+
+<file path=word/footer2.xml><?xml version="1.0" encoding="utf-8"?>
+<w:ftr xmlns:wpc="http://schemas.microsoft.com/office/word/2010/wordprocessingCanvas" xmlns:cx="http://schemas.microsoft.com/office/drawing/2014/chartex" xmlns:cx1="http://schemas.microsoft.com/office/drawing/2015/9/8/chartex" xmlns:cx2="http://schemas.microsoft.com/office/drawing/2015/10/21/chartex" xmlns:cx3="http://schemas.microsoft.com/office/drawing/2016/5/9/chartex" xmlns:cx4="http://schemas.microsoft.com/office/drawing/2016/5/10/chartex" xmlns:cx5="http://schemas.microsoft.com/office/drawing/2016/5/11/chartex" xmlns:cx6="http://schemas.microsoft.com/office/drawing/2016/5/12/chartex" xmlns:cx7="http://schemas.microsoft.com/office/drawing/2016/5/13/chartex" xmlns:cx8="http://schemas.microsoft.com/office/drawing/2016/5/14/chartex" xmlns:mc="http://schemas.openxmlformats.org/markup-compatibility/2006" xmlns:aink="http://schemas.microsoft.com/office/drawing/2016/ink" xmlns:am3d="http://schemas.microsoft.com/office/drawing/2017/model3d" xmlns:o="urn:schemas-microsoft-com:office:office" xmlns:oel="http://schemas.microsoft.com/office/2019/extlst" xmlns:r="http://schemas.openxmlformats.org/officeDocument/2006/relationships" xmlns:m="http://schemas.openxmlformats.org/officeDocument/2006/math" xmlns:v="urn:schemas-microsoft-com:vml" xmlns:wp14="http://schemas.microsoft.com/office/word/2010/wordprocessingDrawing" xmlns:wp="http://schemas.openxmlformats.org/drawingml/2006/wordprocessingDrawing" xmlns:w10="urn:schemas-microsoft-com:office:word" xmlns:w="http://schemas.openxmlformats.org/wordprocessingml/2006/main" xmlns:w14="http://schemas.microsoft.com/office/word/2010/wordml" xmlns:w15="http://schemas.microsoft.com/office/word/2012/wordml" xmlns:w16cex="http://schemas.microsoft.com/office/word/2018/wordml/cex" xmlns:w16cid="http://schemas.microsoft.com/office/word/2016/wordml/cid" xmlns:w16="http://schemas.microsoft.com/office/word/2018/wordml" xmlns:w16du="http://schemas.microsoft.com/office/word/2023/wordml/word16du" xmlns:w16sdtdh="http://schemas.microsoft.com/office/word/2020/wordml/sdtdatahash" xmlns:w16sdtfl="http://schemas.microsoft.com/office/word/2024/wordml/sdtformatlock" xmlns:w16se="http://schemas.microsoft.com/office/word/2015/wordml/symex" xmlns:wpg="http://schemas.microsoft.com/office/word/2010/wordprocessingGroup" xmlns:wpi="http://schemas.microsoft.com/office/word/2010/wordprocessingInk" xmlns:wne="http://schemas.microsoft.com/office/word/2006/wordml" xmlns:wps="http://schemas.microsoft.com/office/word/2010/wordprocessingShape" mc:Ignorable="w14 w15 w16se w16cid w16 w16cex w16sdtdh w16sdtfl w16du wp14">
+  <w:p>
+    <w:pPr>
       <w:jc w:val="right"/>
       <w:rPr>
         <w:noProof/>
@@ -2007,6 +1819,138 @@
         <w:szCs w:val="18"/>
       </w:rPr>
     </w:pPr>
+    <w:r>
+      <w:rPr>
+        <w:b/>
+        <w:bCs/>
+        <w:i/>
+        <w:iCs/>
+        <w:noProof/>
+        <w:sz w:val="22"/>
+      </w:rPr>
+      <mc:AlternateContent>
+        <mc:Choice Requires="wps">
+          <w:drawing>
+            <wp:anchor distT="0" distB="0" distL="0" distR="0" simplePos="0" relativeHeight="251662336" behindDoc="0" locked="0" layoutInCell="1" allowOverlap="1" wp14:anchorId="0B64497E" wp14:editId="224AC273">
+              <wp:simplePos x="457200" y="8572500"/>
+              <wp:positionH relativeFrom="page">
+                <wp:align>center</wp:align>
+              </wp:positionH>
+              <wp:positionV relativeFrom="page">
+                <wp:align>bottom</wp:align>
+              </wp:positionV>
+              <wp:extent cx="603885" cy="664845"/>
+              <wp:effectExtent l="0" t="0" r="5715" b="0"/>
+              <wp:wrapNone/>
+              <wp:docPr id="1707663321" name="Text Box 6" descr="Confidential">
+                <a:extLst xmlns:a="http://schemas.openxmlformats.org/drawingml/2006/main">
+                  <a:ext uri="{5AE41FA2-C0FF-4470-9BD4-5FADCA87CBE2}">
+                    <aclsh:classification xmlns:aclsh="http://schemas.microsoft.com/office/drawing/2020/classificationShape" classificationOutcomeType="ftr"/>
+                  </a:ext>
+                </a:extLst>
+              </wp:docPr>
+              <wp:cNvGraphicFramePr/>
+              <a:graphic xmlns:a="http://schemas.openxmlformats.org/drawingml/2006/main">
+                <a:graphicData uri="http://schemas.microsoft.com/office/word/2010/wordprocessingShape">
+                  <wps:wsp>
+                    <wps:cNvSpPr txBox="1"/>
+                    <wps:spPr>
+                      <a:xfrm>
+                        <a:off x="0" y="0"/>
+                        <a:ext cx="603885" cy="664845"/>
+                      </a:xfrm>
+                      <a:prstGeom prst="rect">
+                        <a:avLst/>
+                      </a:prstGeom>
+                      <a:noFill/>
+                      <a:ln>
+                        <a:noFill/>
+                      </a:ln>
+                    </wps:spPr>
+                    <wps:txbx>
+                      <w:txbxContent>
+                        <w:p>
+                          <w:pPr>
+                            <w:spacing w:after="0"/>
+                            <w:rPr>
+                              <w:rFonts w:ascii="Arial" w:eastAsia="Arial" w:hAnsi="Arial" w:cs="Arial"/>
+                              <w:noProof/>
+                              <w:color w:val="000000"/>
+                              <w:sz w:val="18"/>
+                              <w:szCs w:val="18"/>
+                            </w:rPr>
+                          </w:pPr>
+                          <w:r>
+                            <w:rPr>
+                              <w:rFonts w:ascii="Arial" w:eastAsia="Arial" w:hAnsi="Arial" w:cs="Arial"/>
+                              <w:noProof/>
+                              <w:color w:val="000000"/>
+                              <w:sz w:val="18"/>
+                              <w:szCs w:val="18"/>
+                            </w:rPr>
+                            <w:t>Confidential</w:t>
+                          </w:r>
+                        </w:p>
+                      </w:txbxContent>
+                    </wps:txbx>
+                    <wps:bodyPr rot="0" spcFirstLastPara="0" vertOverflow="overflow" horzOverflow="overflow" vert="horz" wrap="none" lIns="0" tIns="0" rIns="0" bIns="355600" numCol="1" spcCol="0" rtlCol="0" fromWordArt="0" anchor="b" anchorCtr="0" forceAA="0" compatLnSpc="1">
+                      <a:prstTxWarp prst="textNoShape">
+                        <a:avLst/>
+                      </a:prstTxWarp>
+                      <a:spAutoFit/>
+                    </wps:bodyPr>
+                  </wps:wsp>
+                </a:graphicData>
+              </a:graphic>
+              <wp14:sizeRelH relativeFrom="margin">
+                <wp14:pctWidth>0</wp14:pctWidth>
+              </wp14:sizeRelH>
+              <wp14:sizeRelV relativeFrom="margin">
+                <wp14:pctHeight>0</wp14:pctHeight>
+              </wp14:sizeRelV>
+            </wp:anchor>
+          </w:drawing>
+        </mc:Choice>
+        <mc:Fallback>
+          <w:pict>
+            <v:shapetype w14:anchorId="0B64497E" id="_x0000_t202" coordsize="21600,21600" o:spt="202" path="m,l,21600r21600,l21600,xe">
+              <v:stroke joinstyle="miter"/>
+              <v:path gradientshapeok="t" o:connecttype="rect"/>
+            </v:shapetype>
+            <v:shape id="Text Box 6" o:spid="_x0000_s1027" type="#_x0000_t202" alt="Confidential" style="position:absolute;left:0;text-align:left;margin-left:0;margin-top:0;width:47.55pt;height:52.35pt;z-index:251662336;visibility:visible;mso-wrap-style:none;mso-width-percent:0;mso-height-percent:0;mso-wrap-distance-left:0;mso-wrap-distance-top:0;mso-wrap-distance-right:0;mso-wrap-distance-bottom:0;mso-position-horizontal:center;mso-position-horizontal-relative:page;mso-position-vertical:bottom;mso-position-vertical-relative:page;mso-width-percent:0;mso-height-percent:0;mso-width-relative:margin;mso-height-relative:margin;v-text-anchor:bottom" o:gfxdata="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" filled="f" stroked="f">
+              <v:fill o:detectmouseclick="t"/>
+              <v:textbox style="mso-fit-shape-to-text:t" inset="0,0,0,28pt">
+                <w:txbxContent>
+                  <w:p>
+                    <w:pPr>
+                      <w:spacing w:after="0"/>
+                      <w:rPr>
+                        <w:rFonts w:ascii="Arial" w:eastAsia="Arial" w:hAnsi="Arial" w:cs="Arial"/>
+                        <w:noProof/>
+                        <w:color w:val="000000"/>
+                        <w:sz w:val="18"/>
+                        <w:szCs w:val="18"/>
+                      </w:rPr>
+                    </w:pPr>
+                    <w:r>
+                      <w:rPr>
+                        <w:rFonts w:ascii="Arial" w:eastAsia="Arial" w:hAnsi="Arial" w:cs="Arial"/>
+                        <w:noProof/>
+                        <w:color w:val="000000"/>
+                        <w:sz w:val="18"/>
+                        <w:szCs w:val="18"/>
+                      </w:rPr>
+                      <w:t>Confidential</w:t>
+                    </w:r>
+                  </w:p>
+                </w:txbxContent>
+              </v:textbox>
+              <w10:wrap anchorx="page" anchory="page"/>
+            </v:shape>
+          </w:pict>
+        </mc:Fallback>
+      </mc:AlternateContent>
+    </w:r>
     <w:r>
       <w:rPr>
         <w:b/>
@@ -2103,6 +2047,143 @@
         <w:szCs w:val="20"/>
       </w:rPr>
       <w:t xml:space="preserve"> (250) 953-0496</w:t>
+    </w:r>
+  </w:p>
+</w:ftr>
+</file>
+
+<file path=word/footer3.xml><?xml version="1.0" encoding="utf-8"?>
+<w:ftr xmlns:wpc="http://schemas.microsoft.com/office/word/2010/wordprocessingCanvas" xmlns:cx="http://schemas.microsoft.com/office/drawing/2014/chartex" xmlns:cx1="http://schemas.microsoft.com/office/drawing/2015/9/8/chartex" xmlns:cx2="http://schemas.microsoft.com/office/drawing/2015/10/21/chartex" xmlns:cx3="http://schemas.microsoft.com/office/drawing/2016/5/9/chartex" xmlns:cx4="http://schemas.microsoft.com/office/drawing/2016/5/10/chartex" xmlns:cx5="http://schemas.microsoft.com/office/drawing/2016/5/11/chartex" xmlns:cx6="http://schemas.microsoft.com/office/drawing/2016/5/12/chartex" xmlns:cx7="http://schemas.microsoft.com/office/drawing/2016/5/13/chartex" xmlns:cx8="http://schemas.microsoft.com/office/drawing/2016/5/14/chartex" xmlns:mc="http://schemas.openxmlformats.org/markup-compatibility/2006" xmlns:aink="http://schemas.microsoft.com/office/drawing/2016/ink" xmlns:am3d="http://schemas.microsoft.com/office/drawing/2017/model3d" xmlns:o="urn:schemas-microsoft-com:office:office" xmlns:oel="http://schemas.microsoft.com/office/2019/extlst" xmlns:r="http://schemas.openxmlformats.org/officeDocument/2006/relationships" xmlns:m="http://schemas.openxmlformats.org/officeDocument/2006/math" xmlns:v="urn:schemas-microsoft-com:vml" xmlns:wp14="http://schemas.microsoft.com/office/word/2010/wordprocessingDrawing" xmlns:wp="http://schemas.openxmlformats.org/drawingml/2006/wordprocessingDrawing" xmlns:w10="urn:schemas-microsoft-com:office:word" xmlns:w="http://schemas.openxmlformats.org/wordprocessingml/2006/main" xmlns:w14="http://schemas.microsoft.com/office/word/2010/wordml" xmlns:w15="http://schemas.microsoft.com/office/word/2012/wordml" xmlns:w16cex="http://schemas.microsoft.com/office/word/2018/wordml/cex" xmlns:w16cid="http://schemas.microsoft.com/office/word/2016/wordml/cid" xmlns:w16="http://schemas.microsoft.com/office/word/2018/wordml" xmlns:w16du="http://schemas.microsoft.com/office/word/2023/wordml/word16du" xmlns:w16sdtdh="http://schemas.microsoft.com/office/word/2020/wordml/sdtdatahash" xmlns:w16sdtfl="http://schemas.microsoft.com/office/word/2024/wordml/sdtformatlock" xmlns:w16se="http://schemas.microsoft.com/office/word/2015/wordml/symex" xmlns:wpg="http://schemas.microsoft.com/office/word/2010/wordprocessingGroup" xmlns:wpi="http://schemas.microsoft.com/office/word/2010/wordprocessingInk" xmlns:wne="http://schemas.microsoft.com/office/word/2006/wordml" xmlns:wps="http://schemas.microsoft.com/office/word/2010/wordprocessingShape" mc:Ignorable="w14 w15 w16se w16cid w16 w16cex w16sdtdh w16sdtfl w16du wp14">
+  <w:p>
+    <w:pPr>
+      <w:pStyle w:val="Footer"/>
+    </w:pPr>
+    <w:r>
+      <w:rPr>
+        <w:noProof/>
+      </w:rPr>
+      <mc:AlternateContent>
+        <mc:Choice Requires="wps">
+          <w:drawing>
+            <wp:anchor distT="0" distB="0" distL="0" distR="0" simplePos="0" relativeHeight="251660288" behindDoc="0" locked="0" layoutInCell="1" allowOverlap="1" wp14:anchorId="062A4CC4" wp14:editId="75BB6B50">
+              <wp:simplePos x="635" y="635"/>
+              <wp:positionH relativeFrom="page">
+                <wp:align>center</wp:align>
+              </wp:positionH>
+              <wp:positionV relativeFrom="page">
+                <wp:align>bottom</wp:align>
+              </wp:positionV>
+              <wp:extent cx="603885" cy="664845"/>
+              <wp:effectExtent l="0" t="0" r="5715" b="0"/>
+              <wp:wrapNone/>
+              <wp:docPr id="1700327270" name="Text Box 4" descr="Confidential">
+                <a:extLst xmlns:a="http://schemas.openxmlformats.org/drawingml/2006/main">
+                  <a:ext uri="{5AE41FA2-C0FF-4470-9BD4-5FADCA87CBE2}">
+                    <aclsh:classification xmlns:aclsh="http://schemas.microsoft.com/office/drawing/2020/classificationShape" classificationOutcomeType="ftr"/>
+                  </a:ext>
+                </a:extLst>
+              </wp:docPr>
+              <wp:cNvGraphicFramePr/>
+              <a:graphic xmlns:a="http://schemas.openxmlformats.org/drawingml/2006/main">
+                <a:graphicData uri="http://schemas.microsoft.com/office/word/2010/wordprocessingShape">
+                  <wps:wsp>
+                    <wps:cNvSpPr txBox="1"/>
+                    <wps:spPr>
+                      <a:xfrm>
+                        <a:off x="0" y="0"/>
+                        <a:ext cx="603885" cy="664845"/>
+                      </a:xfrm>
+                      <a:prstGeom prst="rect">
+                        <a:avLst/>
+                      </a:prstGeom>
+                      <a:noFill/>
+                      <a:ln>
+                        <a:noFill/>
+                      </a:ln>
+                    </wps:spPr>
+                    <wps:txbx>
+                      <w:txbxContent>
+                        <w:p>
+                          <w:pPr>
+                            <w:spacing w:after="0"/>
+                            <w:rPr>
+                              <w:rFonts w:ascii="Arial" w:eastAsia="Arial" w:hAnsi="Arial" w:cs="Arial"/>
+                              <w:noProof/>
+                              <w:color w:val="000000"/>
+                              <w:sz w:val="18"/>
+                              <w:szCs w:val="18"/>
+                            </w:rPr>
+                          </w:pPr>
+                          <w:r>
+                            <w:rPr>
+                              <w:rFonts w:ascii="Arial" w:eastAsia="Arial" w:hAnsi="Arial" w:cs="Arial"/>
+                              <w:noProof/>
+                              <w:color w:val="000000"/>
+                              <w:sz w:val="18"/>
+                              <w:szCs w:val="18"/>
+                            </w:rPr>
+                            <w:t>Confidential</w:t>
+                          </w:r>
+                        </w:p>
+                      </w:txbxContent>
+                    </wps:txbx>
+                    <wps:bodyPr rot="0" spcFirstLastPara="0" vertOverflow="overflow" horzOverflow="overflow" vert="horz" wrap="none" lIns="0" tIns="0" rIns="0" bIns="355600" numCol="1" spcCol="0" rtlCol="0" fromWordArt="0" anchor="b" anchorCtr="0" forceAA="0" compatLnSpc="1">
+                      <a:prstTxWarp prst="textNoShape">
+                        <a:avLst/>
+                      </a:prstTxWarp>
+                      <a:spAutoFit/>
+                    </wps:bodyPr>
+                  </wps:wsp>
+                </a:graphicData>
+              </a:graphic>
+              <wp14:sizeRelH relativeFrom="margin">
+                <wp14:pctWidth>0</wp14:pctWidth>
+              </wp14:sizeRelH>
+              <wp14:sizeRelV relativeFrom="margin">
+                <wp14:pctHeight>0</wp14:pctHeight>
+              </wp14:sizeRelV>
+            </wp:anchor>
+          </w:drawing>
+        </mc:Choice>
+        <mc:Fallback>
+          <w:pict>
+            <v:shapetype w14:anchorId="062A4CC4" id="_x0000_t202" coordsize="21600,21600" o:spt="202" path="m,l,21600r21600,l21600,xe">
+              <v:stroke joinstyle="miter"/>
+              <v:path gradientshapeok="t" o:connecttype="rect"/>
+            </v:shapetype>
+            <v:shape id="Text Box 4" o:spid="_x0000_s1028" type="#_x0000_t202" alt="Confidential" style="position:absolute;margin-left:0;margin-top:0;width:47.55pt;height:52.35pt;z-index:251660288;visibility:visible;mso-wrap-style:none;mso-width-percent:0;mso-height-percent:0;mso-wrap-distance-left:0;mso-wrap-distance-top:0;mso-wrap-distance-right:0;mso-wrap-distance-bottom:0;mso-position-horizontal:center;mso-position-horizontal-relative:page;mso-position-vertical:bottom;mso-position-vertical-relative:page;mso-width-percent:0;mso-height-percent:0;mso-width-relative:margin;mso-height-relative:margin;v-text-anchor:bottom" o:gfxdata="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" filled="f" stroked="f">
+              <v:fill o:detectmouseclick="t"/>
+              <v:textbox style="mso-fit-shape-to-text:t" inset="0,0,0,28pt">
+                <w:txbxContent>
+                  <w:p>
+                    <w:pPr>
+                      <w:spacing w:after="0"/>
+                      <w:rPr>
+                        <w:rFonts w:ascii="Arial" w:eastAsia="Arial" w:hAnsi="Arial" w:cs="Arial"/>
+                        <w:noProof/>
+                        <w:color w:val="000000"/>
+                        <w:sz w:val="18"/>
+                        <w:szCs w:val="18"/>
+                      </w:rPr>
+                    </w:pPr>
+                    <w:r>
+                      <w:rPr>
+                        <w:rFonts w:ascii="Arial" w:eastAsia="Arial" w:hAnsi="Arial" w:cs="Arial"/>
+                        <w:noProof/>
+                        <w:color w:val="000000"/>
+                        <w:sz w:val="18"/>
+                        <w:szCs w:val="18"/>
+                      </w:rPr>
+                      <w:t>Confidential</w:t>
+                    </w:r>
+                  </w:p>
+                </w:txbxContent>
+              </v:textbox>
+              <w10:wrap anchorx="page" anchory="page"/>
+            </v:shape>
+          </w:pict>
+        </mc:Fallback>
+      </mc:AlternateContent>
     </w:r>
   </w:p>
 </w:ftr>
@@ -2134,6 +2215,16 @@
 </file>
 
 <file path=word/header1.xml><?xml version="1.0" encoding="utf-8"?>
+<w:hdr xmlns:wpc="http://schemas.microsoft.com/office/word/2010/wordprocessingCanvas" xmlns:cx="http://schemas.microsoft.com/office/drawing/2014/chartex" xmlns:cx1="http://schemas.microsoft.com/office/drawing/2015/9/8/chartex" xmlns:cx2="http://schemas.microsoft.com/office/drawing/2015/10/21/chartex" xmlns:cx3="http://schemas.microsoft.com/office/drawing/2016/5/9/chartex" xmlns:cx4="http://schemas.microsoft.com/office/drawing/2016/5/10/chartex" xmlns:cx5="http://schemas.microsoft.com/office/drawing/2016/5/11/chartex" xmlns:cx6="http://schemas.microsoft.com/office/drawing/2016/5/12/chartex" xmlns:cx7="http://schemas.microsoft.com/office/drawing/2016/5/13/chartex" xmlns:cx8="http://schemas.microsoft.com/office/drawing/2016/5/14/chartex" xmlns:mc="http://schemas.openxmlformats.org/markup-compatibility/2006" xmlns:aink="http://schemas.microsoft.com/office/drawing/2016/ink" xmlns:am3d="http://schemas.microsoft.com/office/drawing/2017/model3d" xmlns:o="urn:schemas-microsoft-com:office:office" xmlns:oel="http://schemas.microsoft.com/office/2019/extlst" xmlns:r="http://schemas.openxmlformats.org/officeDocument/2006/relationships" xmlns:m="http://schemas.openxmlformats.org/officeDocument/2006/math" xmlns:v="urn:schemas-microsoft-com:vml" xmlns:wp14="http://schemas.microsoft.com/office/word/2010/wordprocessingDrawing" xmlns:wp="http://schemas.openxmlformats.org/drawingml/2006/wordprocessingDrawing" xmlns:w10="urn:schemas-microsoft-com:office:word" xmlns:w="http://schemas.openxmlformats.org/wordprocessingml/2006/main" xmlns:w14="http://schemas.microsoft.com/office/word/2010/wordml" xmlns:w15="http://schemas.microsoft.com/office/word/2012/wordml" xmlns:w16cex="http://schemas.microsoft.com/office/word/2018/wordml/cex" xmlns:w16cid="http://schemas.microsoft.com/office/word/2016/wordml/cid" xmlns:w16="http://schemas.microsoft.com/office/word/2018/wordml" xmlns:w16du="http://schemas.microsoft.com/office/word/2023/wordml/word16du" xmlns:w16sdtdh="http://schemas.microsoft.com/office/word/2020/wordml/sdtdatahash" xmlns:w16sdtfl="http://schemas.microsoft.com/office/word/2024/wordml/sdtformatlock" xmlns:w16se="http://schemas.microsoft.com/office/word/2015/wordml/symex" xmlns:wpg="http://schemas.microsoft.com/office/word/2010/wordprocessingGroup" xmlns:wpi="http://schemas.microsoft.com/office/word/2010/wordprocessingInk" xmlns:wne="http://schemas.microsoft.com/office/word/2006/wordml" xmlns:wps="http://schemas.microsoft.com/office/word/2010/wordprocessingShape" mc:Ignorable="w14 w15 w16se w16cid w16 w16cex w16sdtdh w16sdtfl w16du wp14">
+  <w:p>
+    <w:pPr>
+      <w:pStyle w:val="Header"/>
+    </w:pPr>
+  </w:p>
+</w:hdr>
+</file>
+
+<file path=word/header2.xml><?xml version="1.0" encoding="utf-8"?>
 <w:hdr xmlns:wpc="http://schemas.microsoft.com/office/word/2010/wordprocessingCanvas" xmlns:cx="http://schemas.microsoft.com/office/drawing/2014/chartex" xmlns:cx1="http://schemas.microsoft.com/office/drawing/2015/9/8/chartex" xmlns:cx2="http://schemas.microsoft.com/office/drawing/2015/10/21/chartex" xmlns:cx3="http://schemas.microsoft.com/office/drawing/2016/5/9/chartex" xmlns:cx4="http://schemas.microsoft.com/office/drawing/2016/5/10/chartex" xmlns:cx5="http://schemas.microsoft.com/office/drawing/2016/5/11/chartex" xmlns:cx6="http://schemas.microsoft.com/office/drawing/2016/5/12/chartex" xmlns:cx7="http://schemas.microsoft.com/office/drawing/2016/5/13/chartex" xmlns:cx8="http://schemas.microsoft.com/office/drawing/2016/5/14/chartex" xmlns:mc="http://schemas.openxmlformats.org/markup-compatibility/2006" xmlns:aink="http://schemas.microsoft.com/office/drawing/2016/ink" xmlns:am3d="http://schemas.microsoft.com/office/drawing/2017/model3d" xmlns:o="urn:schemas-microsoft-com:office:office" xmlns:oel="http://schemas.microsoft.com/office/2019/extlst" xmlns:r="http://schemas.openxmlformats.org/officeDocument/2006/relationships" xmlns:m="http://schemas.openxmlformats.org/officeDocument/2006/math" xmlns:v="urn:schemas-microsoft-com:vml" xmlns:wp14="http://schemas.microsoft.com/office/word/2010/wordprocessingDrawing" xmlns:wp="http://schemas.openxmlformats.org/drawingml/2006/wordprocessingDrawing" xmlns:w10="urn:schemas-microsoft-com:office:word" xmlns:w="http://schemas.openxmlformats.org/wordprocessingml/2006/main" xmlns:w14="http://schemas.microsoft.com/office/word/2010/wordml" xmlns:w15="http://schemas.microsoft.com/office/word/2012/wordml" xmlns:w16cex="http://schemas.microsoft.com/office/word/2018/wordml/cex" xmlns:w16cid="http://schemas.microsoft.com/office/word/2016/wordml/cid" xmlns:w16="http://schemas.microsoft.com/office/word/2018/wordml" xmlns:w16du="http://schemas.microsoft.com/office/word/2023/wordml/word16du" xmlns:w16sdtdh="http://schemas.microsoft.com/office/word/2020/wordml/sdtdatahash" xmlns:w16sdtfl="http://schemas.microsoft.com/office/word/2024/wordml/sdtformatlock" xmlns:w16se="http://schemas.microsoft.com/office/word/2015/wordml/symex" xmlns:wpg="http://schemas.microsoft.com/office/word/2010/wordprocessingGroup" xmlns:wpi="http://schemas.microsoft.com/office/word/2010/wordprocessingInk" xmlns:wne="http://schemas.microsoft.com/office/word/2006/wordml" xmlns:wps="http://schemas.microsoft.com/office/word/2010/wordprocessingShape" mc:Ignorable="w14 w15 w16se w16cid w16 w16cex w16sdtdh w16sdtfl w16du wp14">
   <w:p>
     <w:pPr>
@@ -2312,27 +2403,7 @@
         <w:sz w:val="30"/>
         <w:szCs w:val="30"/>
       </w:rPr>
-      <w:t>{{</w:t>
-    </w:r>
-    <w:proofErr w:type="spellStart"/>
-    <w:r>
-      <w:rPr>
-        <w:b/>
-        <w:bCs/>
-        <w:sz w:val="30"/>
-        <w:szCs w:val="30"/>
-      </w:rPr>
-      <w:t>InvoiceId</w:t>
-    </w:r>
-    <w:proofErr w:type="spellEnd"/>
-    <w:r>
-      <w:rPr>
-        <w:b/>
-        <w:bCs/>
-        <w:sz w:val="30"/>
-        <w:szCs w:val="30"/>
-      </w:rPr>
-      <w:t>}}</w:t>
+      <w:t>{{InvoiceId}}</w:t>
     </w:r>
     <w:r>
       <w:rPr>
@@ -2425,25 +2496,7 @@
         <w:szCs w:val="20"/>
         <w14:ligatures w14:val="none"/>
       </w:rPr>
-      <w:t>{{</w:t>
-    </w:r>
-    <w:proofErr w:type="spellStart"/>
-    <w:r>
-      <w:rPr>
-        <w:kern w:val="0"/>
-        <w:szCs w:val="20"/>
-        <w14:ligatures w14:val="none"/>
-      </w:rPr>
-      <w:t>InvoiceCreatedDate</w:t>
-    </w:r>
-    <w:proofErr w:type="spellEnd"/>
-    <w:r>
-      <w:rPr>
-        <w:kern w:val="0"/>
-        <w:szCs w:val="20"/>
-        <w14:ligatures w14:val="none"/>
-      </w:rPr>
-      <w:t>}}</w:t>
+      <w:t>{{InvoiceCreatedDate}}</w:t>
     </w:r>
     <w:r>
       <w:rPr>
@@ -2476,7 +2529,21 @@
         <w:noProof/>
         <w:szCs w:val="20"/>
       </w:rPr>
-      <w:t>PO Box 9601 STN Prov Gov</w:t>
+      <w:t>PO Box 960</w:t>
+    </w:r>
+    <w:r>
+      <w:rPr>
+        <w:noProof/>
+        <w:szCs w:val="20"/>
+      </w:rPr>
+      <w:t>4</w:t>
+    </w:r>
+    <w:r>
+      <w:rPr>
+        <w:noProof/>
+        <w:szCs w:val="20"/>
+      </w:rPr>
+      <w:t xml:space="preserve"> STN Prov Gov</w:t>
     </w:r>
     <w:r>
       <w:rPr>
@@ -2493,6 +2560,16 @@
         <w:noProof/>
         <w:sz w:val="22"/>
       </w:rPr>
+    </w:pPr>
+  </w:p>
+</w:hdr>
+</file>
+
+<file path=word/header3.xml><?xml version="1.0" encoding="utf-8"?>
+<w:hdr xmlns:wpc="http://schemas.microsoft.com/office/word/2010/wordprocessingCanvas" xmlns:cx="http://schemas.microsoft.com/office/drawing/2014/chartex" xmlns:cx1="http://schemas.microsoft.com/office/drawing/2015/9/8/chartex" xmlns:cx2="http://schemas.microsoft.com/office/drawing/2015/10/21/chartex" xmlns:cx3="http://schemas.microsoft.com/office/drawing/2016/5/9/chartex" xmlns:cx4="http://schemas.microsoft.com/office/drawing/2016/5/10/chartex" xmlns:cx5="http://schemas.microsoft.com/office/drawing/2016/5/11/chartex" xmlns:cx6="http://schemas.microsoft.com/office/drawing/2016/5/12/chartex" xmlns:cx7="http://schemas.microsoft.com/office/drawing/2016/5/13/chartex" xmlns:cx8="http://schemas.microsoft.com/office/drawing/2016/5/14/chartex" xmlns:mc="http://schemas.openxmlformats.org/markup-compatibility/2006" xmlns:aink="http://schemas.microsoft.com/office/drawing/2016/ink" xmlns:am3d="http://schemas.microsoft.com/office/drawing/2017/model3d" xmlns:o="urn:schemas-microsoft-com:office:office" xmlns:oel="http://schemas.microsoft.com/office/2019/extlst" xmlns:r="http://schemas.openxmlformats.org/officeDocument/2006/relationships" xmlns:m="http://schemas.openxmlformats.org/officeDocument/2006/math" xmlns:v="urn:schemas-microsoft-com:vml" xmlns:wp14="http://schemas.microsoft.com/office/word/2010/wordprocessingDrawing" xmlns:wp="http://schemas.openxmlformats.org/drawingml/2006/wordprocessingDrawing" xmlns:w10="urn:schemas-microsoft-com:office:word" xmlns:w="http://schemas.openxmlformats.org/wordprocessingml/2006/main" xmlns:w14="http://schemas.microsoft.com/office/word/2010/wordml" xmlns:w15="http://schemas.microsoft.com/office/word/2012/wordml" xmlns:w16cex="http://schemas.microsoft.com/office/word/2018/wordml/cex" xmlns:w16cid="http://schemas.microsoft.com/office/word/2016/wordml/cid" xmlns:w16="http://schemas.microsoft.com/office/word/2018/wordml" xmlns:w16du="http://schemas.microsoft.com/office/word/2023/wordml/word16du" xmlns:w16sdtdh="http://schemas.microsoft.com/office/word/2020/wordml/sdtdatahash" xmlns:w16sdtfl="http://schemas.microsoft.com/office/word/2024/wordml/sdtformatlock" xmlns:w16se="http://schemas.microsoft.com/office/word/2015/wordml/symex" xmlns:wpg="http://schemas.microsoft.com/office/word/2010/wordprocessingGroup" xmlns:wpi="http://schemas.microsoft.com/office/word/2010/wordprocessingInk" xmlns:wne="http://schemas.microsoft.com/office/word/2006/wordml" xmlns:wps="http://schemas.microsoft.com/office/word/2010/wordprocessingShape" mc:Ignorable="w14 w15 w16se w16cid w16 w16cex w16sdtdh w16sdtfl w16du wp14">
+  <w:p>
+    <w:pPr>
+      <w:pStyle w:val="Header"/>
     </w:pPr>
   </w:p>
 </w:hdr>
@@ -3334,6 +3411,7 @@
 
 <file path=docMetadata/LabelInfo.xml><?xml version="1.0" encoding="utf-8"?>
 <clbl:labelList xmlns:clbl="http://schemas.microsoft.com/office/2020/mipLabelMetadata">
+  <clbl:label id="{820d33d7-bbe4-47b8-a5ad-6a3992657a09}" enabled="1" method="Privileged" siteId="{b9fec68c-c92d-461e-9a97-3d03a0f18b82}" contentBits="3" removed="0"/>
   <clbl:label id="{e0793d39-0939-496d-b129-198edd916feb}" enabled="0" method="" siteId="{e0793d39-0939-496d-b129-198edd916feb}" removed="1"/>
 </clbl:labelList>
 </file>
--- a/ALR-DocgenTemplates/Renewal Receipt Template.docx
+++ b/ALR-DocgenTemplates/Renewal Receipt Template.docx
@@ -12,12 +12,8 @@
           <w:szCs w:val="34"/>
         </w:rPr>
         <w:sectPr>
-          <w:headerReference w:type="even" r:id="rId6"/>
-          <w:headerReference w:type="default" r:id="rId7"/>
-          <w:footerReference w:type="even" r:id="rId8"/>
-          <w:footerReference w:type="default" r:id="rId9"/>
-          <w:headerReference w:type="first" r:id="rId10"/>
-          <w:footerReference w:type="first" r:id="rId11"/>
+          <w:headerReference w:type="default" r:id="rId6"/>
+          <w:footerReference w:type="default" r:id="rId7"/>
           <w:pgSz w:w="12240" w:h="15840"/>
           <w:pgMar w:top="720" w:right="720" w:bottom="720" w:left="720" w:header="708" w:footer="708" w:gutter="0"/>
           <w:cols w:space="708"/>
@@ -136,7 +132,29 @@
                 <w:szCs w:val="24"/>
                 <w14:ligatures w14:val="none"/>
               </w:rPr>
-              <w:t>{{RegistrantName}}</w:t>
+              <w:t>{{</w:t>
+            </w:r>
+            <w:proofErr w:type="spellStart"/>
+            <w:r>
+              <w:rPr>
+                <w:color w:val="000000" w:themeColor="text1"/>
+                <w:kern w:val="0"/>
+                <w:sz w:val="24"/>
+                <w:szCs w:val="24"/>
+                <w14:ligatures w14:val="none"/>
+              </w:rPr>
+              <w:t>RegistrantName</w:t>
+            </w:r>
+            <w:proofErr w:type="spellEnd"/>
+            <w:r>
+              <w:rPr>
+                <w:color w:val="000000" w:themeColor="text1"/>
+                <w:kern w:val="0"/>
+                <w:sz w:val="24"/>
+                <w:szCs w:val="24"/>
+                <w14:ligatures w14:val="none"/>
+              </w:rPr>
+              <w:t>}}</w:t>
             </w:r>
           </w:p>
         </w:tc>
@@ -161,7 +179,29 @@
                 <w:szCs w:val="24"/>
                 <w14:ligatures w14:val="none"/>
               </w:rPr>
-              <w:t>{{ResidenceName}}</w:t>
+              <w:t>{{</w:t>
+            </w:r>
+            <w:proofErr w:type="spellStart"/>
+            <w:r>
+              <w:rPr>
+                <w:color w:val="000000" w:themeColor="text1"/>
+                <w:kern w:val="0"/>
+                <w:sz w:val="24"/>
+                <w:szCs w:val="24"/>
+                <w14:ligatures w14:val="none"/>
+              </w:rPr>
+              <w:t>ResidenceName</w:t>
+            </w:r>
+            <w:proofErr w:type="spellEnd"/>
+            <w:r>
+              <w:rPr>
+                <w:color w:val="000000" w:themeColor="text1"/>
+                <w:kern w:val="0"/>
+                <w:sz w:val="24"/>
+                <w:szCs w:val="24"/>
+                <w14:ligatures w14:val="none"/>
+              </w:rPr>
+              <w:t>}}</w:t>
             </w:r>
           </w:p>
         </w:tc>
@@ -191,7 +231,29 @@
                 <w:szCs w:val="24"/>
                 <w14:ligatures w14:val="none"/>
               </w:rPr>
-              <w:t>{{RegistrantAddress}}</w:t>
+              <w:t>{{</w:t>
+            </w:r>
+            <w:proofErr w:type="spellStart"/>
+            <w:r>
+              <w:rPr>
+                <w:color w:val="000000" w:themeColor="text1"/>
+                <w:kern w:val="0"/>
+                <w:sz w:val="24"/>
+                <w:szCs w:val="24"/>
+                <w14:ligatures w14:val="none"/>
+              </w:rPr>
+              <w:t>RegistrantAddress</w:t>
+            </w:r>
+            <w:proofErr w:type="spellEnd"/>
+            <w:r>
+              <w:rPr>
+                <w:color w:val="000000" w:themeColor="text1"/>
+                <w:kern w:val="0"/>
+                <w:sz w:val="24"/>
+                <w:szCs w:val="24"/>
+                <w14:ligatures w14:val="none"/>
+              </w:rPr>
+              <w:t>}}</w:t>
             </w:r>
           </w:p>
         </w:tc>
@@ -294,7 +356,25 @@
                 <w:sz w:val="24"/>
                 <w:szCs w:val="24"/>
               </w:rPr>
-              <w:t>{{ResidenceAddress}}</w:t>
+              <w:t>{{</w:t>
+            </w:r>
+            <w:proofErr w:type="spellStart"/>
+            <w:r>
+              <w:rPr>
+                <w:color w:val="000000" w:themeColor="text1"/>
+                <w:sz w:val="24"/>
+                <w:szCs w:val="24"/>
+              </w:rPr>
+              <w:t>ResidenceAddress</w:t>
+            </w:r>
+            <w:proofErr w:type="spellEnd"/>
+            <w:r>
+              <w:rPr>
+                <w:color w:val="000000" w:themeColor="text1"/>
+                <w:sz w:val="24"/>
+                <w:szCs w:val="24"/>
+              </w:rPr>
+              <w:t>}}</w:t>
             </w:r>
             <w:bookmarkEnd w:id="1"/>
           </w:p>
@@ -503,7 +583,21 @@
               <w:rPr>
                 <w:sz w:val="22"/>
               </w:rPr>
-              <w:t>{{PublicQuantitySum}}</w:t>
+              <w:t>{{</w:t>
+            </w:r>
+            <w:proofErr w:type="spellStart"/>
+            <w:r>
+              <w:rPr>
+                <w:sz w:val="22"/>
+              </w:rPr>
+              <w:t>PublicQuantitySum</w:t>
+            </w:r>
+            <w:proofErr w:type="spellEnd"/>
+            <w:r>
+              <w:rPr>
+                <w:sz w:val="22"/>
+              </w:rPr>
+              <w:t>}}</w:t>
             </w:r>
           </w:p>
         </w:tc>
@@ -525,7 +619,23 @@
                 <w:rStyle w:val="ui-provider"/>
                 <w:sz w:val="22"/>
               </w:rPr>
-              <w:t>{{PublicSum}}</w:t>
+              <w:t>{{</w:t>
+            </w:r>
+            <w:proofErr w:type="spellStart"/>
+            <w:r>
+              <w:rPr>
+                <w:rStyle w:val="ui-provider"/>
+                <w:sz w:val="22"/>
+              </w:rPr>
+              <w:t>PublicSum</w:t>
+            </w:r>
+            <w:proofErr w:type="spellEnd"/>
+            <w:r>
+              <w:rPr>
+                <w:rStyle w:val="ui-provider"/>
+                <w:sz w:val="22"/>
+              </w:rPr>
+              <w:t>}}</w:t>
             </w:r>
             <w:bookmarkEnd w:id="2"/>
           </w:p>
@@ -551,7 +661,24 @@
                 <w:rStyle w:val="ui-provider"/>
                 <w:sz w:val="22"/>
               </w:rPr>
-              <w:t>{{PublicFeeSum}}</w:t>
+              <w:t>{{</w:t>
+            </w:r>
+            <w:proofErr w:type="spellStart"/>
+            <w:r>
+              <w:rPr>
+                <w:rStyle w:val="ui-provider"/>
+                <w:sz w:val="22"/>
+              </w:rPr>
+              <w:t>PublicFeeSum</w:t>
+            </w:r>
+            <w:proofErr w:type="spellEnd"/>
+            <w:proofErr w:type="gramStart"/>
+            <w:r>
+              <w:rPr>
+                <w:rStyle w:val="ui-provider"/>
+                <w:sz w:val="22"/>
+              </w:rPr>
+              <w:t>}}</w:t>
             </w:r>
             <w:bookmarkStart w:id="4" w:name="OLE_LINK27"/>
             <w:r>
@@ -559,7 +686,15 @@
                 <w:rStyle w:val="ui-provider"/>
                 <w:sz w:val="22"/>
               </w:rPr>
-              <w:t>{{/P</w:t>
+              <w:t>{</w:t>
+            </w:r>
+            <w:proofErr w:type="gramEnd"/>
+            <w:r>
+              <w:rPr>
+                <w:rStyle w:val="ui-provider"/>
+                <w:sz w:val="22"/>
+              </w:rPr>
+              <w:t>{/P</w:t>
             </w:r>
             <w:r>
               <w:rPr>
@@ -630,7 +765,25 @@
                 <w:sz w:val="22"/>
                 <w14:ligatures w14:val="none"/>
               </w:rPr>
-              <w:t>{{PrivateQuantitySum}}</w:t>
+              <w:t>{{</w:t>
+            </w:r>
+            <w:proofErr w:type="spellStart"/>
+            <w:r>
+              <w:rPr>
+                <w:kern w:val="0"/>
+                <w:sz w:val="22"/>
+                <w14:ligatures w14:val="none"/>
+              </w:rPr>
+              <w:t>PrivateQuantitySum</w:t>
+            </w:r>
+            <w:proofErr w:type="spellEnd"/>
+            <w:r>
+              <w:rPr>
+                <w:kern w:val="0"/>
+                <w:sz w:val="22"/>
+                <w14:ligatures w14:val="none"/>
+              </w:rPr>
+              <w:t>}}</w:t>
             </w:r>
             <w:bookmarkEnd w:id="5"/>
           </w:p>
@@ -656,7 +809,27 @@
                 <w:sz w:val="22"/>
                 <w14:ligatures w14:val="none"/>
               </w:rPr>
-              <w:t>{{PrivateSum}}</w:t>
+              <w:t>{{</w:t>
+            </w:r>
+            <w:proofErr w:type="spellStart"/>
+            <w:r>
+              <w:rPr>
+                <w:rStyle w:val="ui-provider"/>
+                <w:kern w:val="0"/>
+                <w:sz w:val="22"/>
+                <w14:ligatures w14:val="none"/>
+              </w:rPr>
+              <w:t>PrivateSum</w:t>
+            </w:r>
+            <w:proofErr w:type="spellEnd"/>
+            <w:r>
+              <w:rPr>
+                <w:rStyle w:val="ui-provider"/>
+                <w:kern w:val="0"/>
+                <w:sz w:val="22"/>
+                <w14:ligatures w14:val="none"/>
+              </w:rPr>
+              <w:t>}}</w:t>
             </w:r>
             <w:bookmarkEnd w:id="6"/>
           </w:p>
@@ -684,7 +857,28 @@
                 <w:sz w:val="22"/>
                 <w14:ligatures w14:val="none"/>
               </w:rPr>
-              <w:t>{{PrivateFeeSum}}</w:t>
+              <w:t>{{</w:t>
+            </w:r>
+            <w:proofErr w:type="spellStart"/>
+            <w:r>
+              <w:rPr>
+                <w:rStyle w:val="ui-provider"/>
+                <w:kern w:val="0"/>
+                <w:sz w:val="22"/>
+                <w14:ligatures w14:val="none"/>
+              </w:rPr>
+              <w:t>PrivateFeeSum</w:t>
+            </w:r>
+            <w:proofErr w:type="spellEnd"/>
+            <w:proofErr w:type="gramStart"/>
+            <w:r>
+              <w:rPr>
+                <w:rStyle w:val="ui-provider"/>
+                <w:kern w:val="0"/>
+                <w:sz w:val="22"/>
+                <w14:ligatures w14:val="none"/>
+              </w:rPr>
+              <w:t>}}</w:t>
             </w:r>
             <w:bookmarkStart w:id="7" w:name="OLE_LINK28"/>
             <w:r>
@@ -694,7 +888,17 @@
                 <w:sz w:val="22"/>
                 <w14:ligatures w14:val="none"/>
               </w:rPr>
-              <w:t>{{/Private}}</w:t>
+              <w:t>{</w:t>
+            </w:r>
+            <w:proofErr w:type="gramEnd"/>
+            <w:r>
+              <w:rPr>
+                <w:rStyle w:val="ui-provider"/>
+                <w:kern w:val="0"/>
+                <w:sz w:val="22"/>
+                <w14:ligatures w14:val="none"/>
+              </w:rPr>
+              <w:t>{/Private}}</w:t>
             </w:r>
             <w:bookmarkEnd w:id="7"/>
           </w:p>
@@ -728,7 +932,16 @@
                 <w:sz w:val="22"/>
                 <w14:ligatures w14:val="none"/>
               </w:rPr>
-              <w:t>Per Diem</w:t>
+              <w:t xml:space="preserve">Per </w:t>
+            </w:r>
+            <w:proofErr w:type="gramStart"/>
+            <w:r>
+              <w:rPr>
+                <w:kern w:val="0"/>
+                <w:sz w:val="22"/>
+                <w14:ligatures w14:val="none"/>
+              </w:rPr>
+              <w:t>Diem</w:t>
             </w:r>
             <w:bookmarkEnd w:id="8"/>
             <w:r>
@@ -738,7 +951,17 @@
                 <w:sz w:val="22"/>
                 <w14:ligatures w14:val="none"/>
               </w:rPr>
-              <w:t>{{#</w:t>
+              <w:t>{</w:t>
+            </w:r>
+            <w:proofErr w:type="gramEnd"/>
+            <w:r>
+              <w:rPr>
+                <w:rStyle w:val="ui-provider"/>
+                <w:kern w:val="0"/>
+                <w:sz w:val="22"/>
+                <w14:ligatures w14:val="none"/>
+              </w:rPr>
+              <w:t>{#</w:t>
             </w:r>
             <w:r>
               <w:rPr>
@@ -783,6 +1006,7 @@
               <w:t>{{</w:t>
             </w:r>
             <w:bookmarkStart w:id="10" w:name="OLE_LINK22"/>
+            <w:proofErr w:type="spellStart"/>
             <w:r>
               <w:rPr>
                 <w:kern w:val="0"/>
@@ -798,7 +1022,16 @@
                 <w:sz w:val="22"/>
                 <w14:ligatures w14:val="none"/>
               </w:rPr>
-              <w:t>QuantitySum}}</w:t>
+              <w:t>QuantitySum</w:t>
+            </w:r>
+            <w:proofErr w:type="spellEnd"/>
+            <w:r>
+              <w:rPr>
+                <w:kern w:val="0"/>
+                <w:sz w:val="22"/>
+                <w14:ligatures w14:val="none"/>
+              </w:rPr>
+              <w:t>}}</w:t>
             </w:r>
             <w:bookmarkEnd w:id="9"/>
           </w:p>
@@ -828,6 +1061,7 @@
               </w:rPr>
               <w:t>{{</w:t>
             </w:r>
+            <w:proofErr w:type="spellStart"/>
             <w:r>
               <w:rPr>
                 <w:kern w:val="0"/>
@@ -843,7 +1077,17 @@
                 <w:sz w:val="22"/>
                 <w14:ligatures w14:val="none"/>
               </w:rPr>
-              <w:t>Sum}}</w:t>
+              <w:t>Sum</w:t>
+            </w:r>
+            <w:proofErr w:type="spellEnd"/>
+            <w:r>
+              <w:rPr>
+                <w:rStyle w:val="ui-provider"/>
+                <w:kern w:val="0"/>
+                <w:sz w:val="22"/>
+                <w14:ligatures w14:val="none"/>
+              </w:rPr>
+              <w:t>}}</w:t>
             </w:r>
             <w:bookmarkEnd w:id="11"/>
           </w:p>
@@ -876,6 +1120,7 @@
               </w:rPr>
               <w:t>{{</w:t>
             </w:r>
+            <w:proofErr w:type="spellStart"/>
             <w:r>
               <w:rPr>
                 <w:kern w:val="0"/>
@@ -891,7 +1136,18 @@
                 <w:sz w:val="22"/>
                 <w14:ligatures w14:val="none"/>
               </w:rPr>
-              <w:t>Sum}}</w:t>
+              <w:t>Sum</w:t>
+            </w:r>
+            <w:proofErr w:type="spellEnd"/>
+            <w:proofErr w:type="gramStart"/>
+            <w:r>
+              <w:rPr>
+                <w:rStyle w:val="ui-provider"/>
+                <w:kern w:val="0"/>
+                <w:sz w:val="22"/>
+                <w14:ligatures w14:val="none"/>
+              </w:rPr>
+              <w:t>}}</w:t>
             </w:r>
             <w:bookmarkStart w:id="13" w:name="OLE_LINK29"/>
             <w:r>
@@ -901,7 +1157,17 @@
                 <w:sz w:val="22"/>
                 <w14:ligatures w14:val="none"/>
               </w:rPr>
-              <w:t>{{/</w:t>
+              <w:t>{</w:t>
+            </w:r>
+            <w:proofErr w:type="gramEnd"/>
+            <w:r>
+              <w:rPr>
+                <w:rStyle w:val="ui-provider"/>
+                <w:kern w:val="0"/>
+                <w:sz w:val="22"/>
+                <w14:ligatures w14:val="none"/>
+              </w:rPr>
+              <w:t>{/</w:t>
             </w:r>
             <w:r>
               <w:rPr>
@@ -1228,8 +1494,8 @@
         <w:tblLook w:val="04A0" w:firstRow="1" w:lastRow="0" w:firstColumn="1" w:lastColumn="0" w:noHBand="0" w:noVBand="1"/>
       </w:tblPr>
       <w:tblGrid>
-        <w:gridCol w:w="4721"/>
-        <w:gridCol w:w="3457"/>
+        <w:gridCol w:w="4724"/>
+        <w:gridCol w:w="3454"/>
         <w:gridCol w:w="2257"/>
       </w:tblGrid>
       <w:tr>
@@ -1259,6 +1525,7 @@
               <w:t xml:space="preserve">     </w:t>
             </w:r>
             <w:bookmarkStart w:id="14" w:name="OLE_LINK6"/>
+            <w:proofErr w:type="gramStart"/>
             <w:r>
               <w:rPr>
                 <w:b/>
@@ -1269,16 +1536,30 @@
               </w:rPr>
               <w:t xml:space="preserve">Registration: </w:t>
             </w:r>
-            <w:bookmarkStart w:id="15" w:name="OLE_LINK9"/>
-            <w:r>
-              <w:rPr>
-                <w:color w:val="000000" w:themeColor="text1"/>
-                <w:sz w:val="24"/>
-                <w:szCs w:val="24"/>
-              </w:rPr>
-              <w:t>{{CertificateId}}</w:t>
-            </w:r>
-            <w:bookmarkEnd w:id="15"/>
+            <w:r>
+              <w:rPr>
+                <w:color w:val="000000" w:themeColor="text1"/>
+                <w:szCs w:val="20"/>
+              </w:rPr>
+              <w:t>{{</w:t>
+            </w:r>
+            <w:proofErr w:type="spellStart"/>
+            <w:proofErr w:type="gramEnd"/>
+            <w:r>
+              <w:rPr>
+                <w:color w:val="000000" w:themeColor="text1"/>
+                <w:szCs w:val="20"/>
+              </w:rPr>
+              <w:t>IF_isCertificateIdNotPresent</w:t>
+            </w:r>
+            <w:proofErr w:type="spellEnd"/>
+            <w:r>
+              <w:rPr>
+                <w:color w:val="000000" w:themeColor="text1"/>
+                <w:szCs w:val="20"/>
+              </w:rPr>
+              <w:t>}}</w:t>
+            </w:r>
           </w:p>
         </w:tc>
         <w:tc>
@@ -1338,18 +1619,40 @@
                 <w:sz w:val="22"/>
               </w:rPr>
             </w:pPr>
-            <w:bookmarkStart w:id="16" w:name="OLE_LINK14"/>
-            <w:r>
-              <w:rPr>
-                <w:color w:val="000000" w:themeColor="text1"/>
-                <w:kern w:val="0"/>
-                <w:sz w:val="24"/>
-                <w:szCs w:val="24"/>
-                <w14:ligatures w14:val="none"/>
-              </w:rPr>
-              <w:t>{{TotalFeeAmount}}</w:t>
-            </w:r>
-            <w:bookmarkEnd w:id="16"/>
+            <w:bookmarkStart w:id="15" w:name="OLE_LINK14"/>
+            <w:r>
+              <w:rPr>
+                <w:color w:val="000000" w:themeColor="text1"/>
+                <w:kern w:val="0"/>
+                <w:sz w:val="24"/>
+                <w:szCs w:val="24"/>
+                <w14:ligatures w14:val="none"/>
+              </w:rPr>
+              <w:t>{{</w:t>
+            </w:r>
+            <w:proofErr w:type="spellStart"/>
+            <w:r>
+              <w:rPr>
+                <w:color w:val="000000" w:themeColor="text1"/>
+                <w:kern w:val="0"/>
+                <w:sz w:val="24"/>
+                <w:szCs w:val="24"/>
+                <w14:ligatures w14:val="none"/>
+              </w:rPr>
+              <w:t>TotalFeeAmount</w:t>
+            </w:r>
+            <w:proofErr w:type="spellEnd"/>
+            <w:r>
+              <w:rPr>
+                <w:color w:val="000000" w:themeColor="text1"/>
+                <w:kern w:val="0"/>
+                <w:sz w:val="24"/>
+                <w:szCs w:val="24"/>
+                <w14:ligatures w14:val="none"/>
+              </w:rPr>
+              <w:t>}}</w:t>
+            </w:r>
+            <w:bookmarkEnd w:id="15"/>
           </w:p>
         </w:tc>
       </w:tr>
@@ -1500,7 +1803,29 @@
                 <w:szCs w:val="24"/>
                 <w14:ligatures w14:val="none"/>
               </w:rPr>
-              <w:t>{{TotalFeeAmount}}</w:t>
+              <w:t>{{</w:t>
+            </w:r>
+            <w:proofErr w:type="spellStart"/>
+            <w:r>
+              <w:rPr>
+                <w:color w:val="000000" w:themeColor="text1"/>
+                <w:kern w:val="0"/>
+                <w:sz w:val="24"/>
+                <w:szCs w:val="24"/>
+                <w14:ligatures w14:val="none"/>
+              </w:rPr>
+              <w:t>TotalFeeAmount</w:t>
+            </w:r>
+            <w:proofErr w:type="spellEnd"/>
+            <w:r>
+              <w:rPr>
+                <w:color w:val="000000" w:themeColor="text1"/>
+                <w:kern w:val="0"/>
+                <w:sz w:val="24"/>
+                <w:szCs w:val="24"/>
+                <w14:ligatures w14:val="none"/>
+              </w:rPr>
+              <w:t>}}</w:t>
             </w:r>
           </w:p>
         </w:tc>
@@ -1675,143 +2000,6 @@
 <w:ftr xmlns:wpc="http://schemas.microsoft.com/office/word/2010/wordprocessingCanvas" xmlns:cx="http://schemas.microsoft.com/office/drawing/2014/chartex" xmlns:cx1="http://schemas.microsoft.com/office/drawing/2015/9/8/chartex" xmlns:cx2="http://schemas.microsoft.com/office/drawing/2015/10/21/chartex" xmlns:cx3="http://schemas.microsoft.com/office/drawing/2016/5/9/chartex" xmlns:cx4="http://schemas.microsoft.com/office/drawing/2016/5/10/chartex" xmlns:cx5="http://schemas.microsoft.com/office/drawing/2016/5/11/chartex" xmlns:cx6="http://schemas.microsoft.com/office/drawing/2016/5/12/chartex" xmlns:cx7="http://schemas.microsoft.com/office/drawing/2016/5/13/chartex" xmlns:cx8="http://schemas.microsoft.com/office/drawing/2016/5/14/chartex" xmlns:mc="http://schemas.openxmlformats.org/markup-compatibility/2006" xmlns:aink="http://schemas.microsoft.com/office/drawing/2016/ink" xmlns:am3d="http://schemas.microsoft.com/office/drawing/2017/model3d" xmlns:o="urn:schemas-microsoft-com:office:office" xmlns:oel="http://schemas.microsoft.com/office/2019/extlst" xmlns:r="http://schemas.openxmlformats.org/officeDocument/2006/relationships" xmlns:m="http://schemas.openxmlformats.org/officeDocument/2006/math" xmlns:v="urn:schemas-microsoft-com:vml" xmlns:wp14="http://schemas.microsoft.com/office/word/2010/wordprocessingDrawing" xmlns:wp="http://schemas.openxmlformats.org/drawingml/2006/wordprocessingDrawing" xmlns:w10="urn:schemas-microsoft-com:office:word" xmlns:w="http://schemas.openxmlformats.org/wordprocessingml/2006/main" xmlns:w14="http://schemas.microsoft.com/office/word/2010/wordml" xmlns:w15="http://schemas.microsoft.com/office/word/2012/wordml" xmlns:w16cex="http://schemas.microsoft.com/office/word/2018/wordml/cex" xmlns:w16cid="http://schemas.microsoft.com/office/word/2016/wordml/cid" xmlns:w16="http://schemas.microsoft.com/office/word/2018/wordml" xmlns:w16du="http://schemas.microsoft.com/office/word/2023/wordml/word16du" xmlns:w16sdtdh="http://schemas.microsoft.com/office/word/2020/wordml/sdtdatahash" xmlns:w16sdtfl="http://schemas.microsoft.com/office/word/2024/wordml/sdtformatlock" xmlns:w16se="http://schemas.microsoft.com/office/word/2015/wordml/symex" xmlns:wpg="http://schemas.microsoft.com/office/word/2010/wordprocessingGroup" xmlns:wpi="http://schemas.microsoft.com/office/word/2010/wordprocessingInk" xmlns:wne="http://schemas.microsoft.com/office/word/2006/wordml" xmlns:wps="http://schemas.microsoft.com/office/word/2010/wordprocessingShape" mc:Ignorable="w14 w15 w16se w16cid w16 w16cex w16sdtdh w16sdtfl w16du wp14">
   <w:p>
     <w:pPr>
-      <w:pStyle w:val="Footer"/>
-    </w:pPr>
-    <w:r>
-      <w:rPr>
-        <w:noProof/>
-      </w:rPr>
-      <mc:AlternateContent>
-        <mc:Choice Requires="wps">
-          <w:drawing>
-            <wp:anchor distT="0" distB="0" distL="0" distR="0" simplePos="0" relativeHeight="251661312" behindDoc="0" locked="0" layoutInCell="1" allowOverlap="1" wp14:anchorId="0916B05D" wp14:editId="6CFD6CC0">
-              <wp:simplePos x="635" y="635"/>
-              <wp:positionH relativeFrom="page">
-                <wp:align>center</wp:align>
-              </wp:positionH>
-              <wp:positionV relativeFrom="page">
-                <wp:align>bottom</wp:align>
-              </wp:positionV>
-              <wp:extent cx="603885" cy="664845"/>
-              <wp:effectExtent l="0" t="0" r="5715" b="0"/>
-              <wp:wrapNone/>
-              <wp:docPr id="1910353343" name="Text Box 5" descr="Confidential">
-                <a:extLst xmlns:a="http://schemas.openxmlformats.org/drawingml/2006/main">
-                  <a:ext uri="{5AE41FA2-C0FF-4470-9BD4-5FADCA87CBE2}">
-                    <aclsh:classification xmlns:aclsh="http://schemas.microsoft.com/office/drawing/2020/classificationShape" classificationOutcomeType="ftr"/>
-                  </a:ext>
-                </a:extLst>
-              </wp:docPr>
-              <wp:cNvGraphicFramePr/>
-              <a:graphic xmlns:a="http://schemas.openxmlformats.org/drawingml/2006/main">
-                <a:graphicData uri="http://schemas.microsoft.com/office/word/2010/wordprocessingShape">
-                  <wps:wsp>
-                    <wps:cNvSpPr txBox="1"/>
-                    <wps:spPr>
-                      <a:xfrm>
-                        <a:off x="0" y="0"/>
-                        <a:ext cx="603885" cy="664845"/>
-                      </a:xfrm>
-                      <a:prstGeom prst="rect">
-                        <a:avLst/>
-                      </a:prstGeom>
-                      <a:noFill/>
-                      <a:ln>
-                        <a:noFill/>
-                      </a:ln>
-                    </wps:spPr>
-                    <wps:txbx>
-                      <w:txbxContent>
-                        <w:p>
-                          <w:pPr>
-                            <w:spacing w:after="0"/>
-                            <w:rPr>
-                              <w:rFonts w:ascii="Arial" w:eastAsia="Arial" w:hAnsi="Arial" w:cs="Arial"/>
-                              <w:noProof/>
-                              <w:color w:val="000000"/>
-                              <w:sz w:val="18"/>
-                              <w:szCs w:val="18"/>
-                            </w:rPr>
-                          </w:pPr>
-                          <w:r>
-                            <w:rPr>
-                              <w:rFonts w:ascii="Arial" w:eastAsia="Arial" w:hAnsi="Arial" w:cs="Arial"/>
-                              <w:noProof/>
-                              <w:color w:val="000000"/>
-                              <w:sz w:val="18"/>
-                              <w:szCs w:val="18"/>
-                            </w:rPr>
-                            <w:t>Confidential</w:t>
-                          </w:r>
-                        </w:p>
-                      </w:txbxContent>
-                    </wps:txbx>
-                    <wps:bodyPr rot="0" spcFirstLastPara="0" vertOverflow="overflow" horzOverflow="overflow" vert="horz" wrap="none" lIns="0" tIns="0" rIns="0" bIns="355600" numCol="1" spcCol="0" rtlCol="0" fromWordArt="0" anchor="b" anchorCtr="0" forceAA="0" compatLnSpc="1">
-                      <a:prstTxWarp prst="textNoShape">
-                        <a:avLst/>
-                      </a:prstTxWarp>
-                      <a:spAutoFit/>
-                    </wps:bodyPr>
-                  </wps:wsp>
-                </a:graphicData>
-              </a:graphic>
-              <wp14:sizeRelH relativeFrom="margin">
-                <wp14:pctWidth>0</wp14:pctWidth>
-              </wp14:sizeRelH>
-              <wp14:sizeRelV relativeFrom="margin">
-                <wp14:pctHeight>0</wp14:pctHeight>
-              </wp14:sizeRelV>
-            </wp:anchor>
-          </w:drawing>
-        </mc:Choice>
-        <mc:Fallback>
-          <w:pict>
-            <v:shapetype w14:anchorId="0916B05D" id="_x0000_t202" coordsize="21600,21600" o:spt="202" path="m,l,21600r21600,l21600,xe">
-              <v:stroke joinstyle="miter"/>
-              <v:path gradientshapeok="t" o:connecttype="rect"/>
-            </v:shapetype>
-            <v:shape id="Text Box 5" o:spid="_x0000_s1026" type="#_x0000_t202" alt="Confidential" style="position:absolute;margin-left:0;margin-top:0;width:47.55pt;height:52.35pt;z-index:251661312;visibility:visible;mso-wrap-style:none;mso-width-percent:0;mso-height-percent:0;mso-wrap-distance-left:0;mso-wrap-distance-top:0;mso-wrap-distance-right:0;mso-wrap-distance-bottom:0;mso-position-horizontal:center;mso-position-horizontal-relative:page;mso-position-vertical:bottom;mso-position-vertical-relative:page;mso-width-percent:0;mso-height-percent:0;mso-width-relative:margin;mso-height-relative:margin;v-text-anchor:bottom" o:gfxdata="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" filled="f" stroked="f">
-              <v:fill o:detectmouseclick="t"/>
-              <v:textbox style="mso-fit-shape-to-text:t" inset="0,0,0,28pt">
-                <w:txbxContent>
-                  <w:p>
-                    <w:pPr>
-                      <w:spacing w:after="0"/>
-                      <w:rPr>
-                        <w:rFonts w:ascii="Arial" w:eastAsia="Arial" w:hAnsi="Arial" w:cs="Arial"/>
-                        <w:noProof/>
-                        <w:color w:val="000000"/>
-                        <w:sz w:val="18"/>
-                        <w:szCs w:val="18"/>
-                      </w:rPr>
-                    </w:pPr>
-                    <w:r>
-                      <w:rPr>
-                        <w:rFonts w:ascii="Arial" w:eastAsia="Arial" w:hAnsi="Arial" w:cs="Arial"/>
-                        <w:noProof/>
-                        <w:color w:val="000000"/>
-                        <w:sz w:val="18"/>
-                        <w:szCs w:val="18"/>
-                      </w:rPr>
-                      <w:t>Confidential</w:t>
-                    </w:r>
-                  </w:p>
-                </w:txbxContent>
-              </v:textbox>
-              <w10:wrap anchorx="page" anchory="page"/>
-            </v:shape>
-          </w:pict>
-        </mc:Fallback>
-      </mc:AlternateContent>
-    </w:r>
-  </w:p>
-</w:ftr>
-</file>
-
-<file path=word/footer2.xml><?xml version="1.0" encoding="utf-8"?>
-<w:ftr xmlns:wpc="http://schemas.microsoft.com/office/word/2010/wordprocessingCanvas" xmlns:cx="http://schemas.microsoft.com/office/drawing/2014/chartex" xmlns:cx1="http://schemas.microsoft.com/office/drawing/2015/9/8/chartex" xmlns:cx2="http://schemas.microsoft.com/office/drawing/2015/10/21/chartex" xmlns:cx3="http://schemas.microsoft.com/office/drawing/2016/5/9/chartex" xmlns:cx4="http://schemas.microsoft.com/office/drawing/2016/5/10/chartex" xmlns:cx5="http://schemas.microsoft.com/office/drawing/2016/5/11/chartex" xmlns:cx6="http://schemas.microsoft.com/office/drawing/2016/5/12/chartex" xmlns:cx7="http://schemas.microsoft.com/office/drawing/2016/5/13/chartex" xmlns:cx8="http://schemas.microsoft.com/office/drawing/2016/5/14/chartex" xmlns:mc="http://schemas.openxmlformats.org/markup-compatibility/2006" xmlns:aink="http://schemas.microsoft.com/office/drawing/2016/ink" xmlns:am3d="http://schemas.microsoft.com/office/drawing/2017/model3d" xmlns:o="urn:schemas-microsoft-com:office:office" xmlns:oel="http://schemas.microsoft.com/office/2019/extlst" xmlns:r="http://schemas.openxmlformats.org/officeDocument/2006/relationships" xmlns:m="http://schemas.openxmlformats.org/officeDocument/2006/math" xmlns:v="urn:schemas-microsoft-com:vml" xmlns:wp14="http://schemas.microsoft.com/office/word/2010/wordprocessingDrawing" xmlns:wp="http://schemas.openxmlformats.org/drawingml/2006/wordprocessingDrawing" xmlns:w10="urn:schemas-microsoft-com:office:word" xmlns:w="http://schemas.openxmlformats.org/wordprocessingml/2006/main" xmlns:w14="http://schemas.microsoft.com/office/word/2010/wordml" xmlns:w15="http://schemas.microsoft.com/office/word/2012/wordml" xmlns:w16cex="http://schemas.microsoft.com/office/word/2018/wordml/cex" xmlns:w16cid="http://schemas.microsoft.com/office/word/2016/wordml/cid" xmlns:w16="http://schemas.microsoft.com/office/word/2018/wordml" xmlns:w16du="http://schemas.microsoft.com/office/word/2023/wordml/word16du" xmlns:w16sdtdh="http://schemas.microsoft.com/office/word/2020/wordml/sdtdatahash" xmlns:w16sdtfl="http://schemas.microsoft.com/office/word/2024/wordml/sdtformatlock" xmlns:w16se="http://schemas.microsoft.com/office/word/2015/wordml/symex" xmlns:wpg="http://schemas.microsoft.com/office/word/2010/wordprocessingGroup" xmlns:wpi="http://schemas.microsoft.com/office/word/2010/wordprocessingInk" xmlns:wne="http://schemas.microsoft.com/office/word/2006/wordml" xmlns:wps="http://schemas.microsoft.com/office/word/2010/wordprocessingShape" mc:Ignorable="w14 w15 w16se w16cid w16 w16cex w16sdtdh w16sdtfl w16du wp14">
-  <w:p>
-    <w:pPr>
       <w:jc w:val="right"/>
       <w:rPr>
         <w:noProof/>
@@ -1819,138 +2007,6 @@
         <w:szCs w:val="18"/>
       </w:rPr>
     </w:pPr>
-    <w:r>
-      <w:rPr>
-        <w:b/>
-        <w:bCs/>
-        <w:i/>
-        <w:iCs/>
-        <w:noProof/>
-        <w:sz w:val="22"/>
-      </w:rPr>
-      <mc:AlternateContent>
-        <mc:Choice Requires="wps">
-          <w:drawing>
-            <wp:anchor distT="0" distB="0" distL="0" distR="0" simplePos="0" relativeHeight="251662336" behindDoc="0" locked="0" layoutInCell="1" allowOverlap="1" wp14:anchorId="0B64497E" wp14:editId="224AC273">
-              <wp:simplePos x="457200" y="8572500"/>
-              <wp:positionH relativeFrom="page">
-                <wp:align>center</wp:align>
-              </wp:positionH>
-              <wp:positionV relativeFrom="page">
-                <wp:align>bottom</wp:align>
-              </wp:positionV>
-              <wp:extent cx="603885" cy="664845"/>
-              <wp:effectExtent l="0" t="0" r="5715" b="0"/>
-              <wp:wrapNone/>
-              <wp:docPr id="1707663321" name="Text Box 6" descr="Confidential">
-                <a:extLst xmlns:a="http://schemas.openxmlformats.org/drawingml/2006/main">
-                  <a:ext uri="{5AE41FA2-C0FF-4470-9BD4-5FADCA87CBE2}">
-                    <aclsh:classification xmlns:aclsh="http://schemas.microsoft.com/office/drawing/2020/classificationShape" classificationOutcomeType="ftr"/>
-                  </a:ext>
-                </a:extLst>
-              </wp:docPr>
-              <wp:cNvGraphicFramePr/>
-              <a:graphic xmlns:a="http://schemas.openxmlformats.org/drawingml/2006/main">
-                <a:graphicData uri="http://schemas.microsoft.com/office/word/2010/wordprocessingShape">
-                  <wps:wsp>
-                    <wps:cNvSpPr txBox="1"/>
-                    <wps:spPr>
-                      <a:xfrm>
-                        <a:off x="0" y="0"/>
-                        <a:ext cx="603885" cy="664845"/>
-                      </a:xfrm>
-                      <a:prstGeom prst="rect">
-                        <a:avLst/>
-                      </a:prstGeom>
-                      <a:noFill/>
-                      <a:ln>
-                        <a:noFill/>
-                      </a:ln>
-                    </wps:spPr>
-                    <wps:txbx>
-                      <w:txbxContent>
-                        <w:p>
-                          <w:pPr>
-                            <w:spacing w:after="0"/>
-                            <w:rPr>
-                              <w:rFonts w:ascii="Arial" w:eastAsia="Arial" w:hAnsi="Arial" w:cs="Arial"/>
-                              <w:noProof/>
-                              <w:color w:val="000000"/>
-                              <w:sz w:val="18"/>
-                              <w:szCs w:val="18"/>
-                            </w:rPr>
-                          </w:pPr>
-                          <w:r>
-                            <w:rPr>
-                              <w:rFonts w:ascii="Arial" w:eastAsia="Arial" w:hAnsi="Arial" w:cs="Arial"/>
-                              <w:noProof/>
-                              <w:color w:val="000000"/>
-                              <w:sz w:val="18"/>
-                              <w:szCs w:val="18"/>
-                            </w:rPr>
-                            <w:t>Confidential</w:t>
-                          </w:r>
-                        </w:p>
-                      </w:txbxContent>
-                    </wps:txbx>
-                    <wps:bodyPr rot="0" spcFirstLastPara="0" vertOverflow="overflow" horzOverflow="overflow" vert="horz" wrap="none" lIns="0" tIns="0" rIns="0" bIns="355600" numCol="1" spcCol="0" rtlCol="0" fromWordArt="0" anchor="b" anchorCtr="0" forceAA="0" compatLnSpc="1">
-                      <a:prstTxWarp prst="textNoShape">
-                        <a:avLst/>
-                      </a:prstTxWarp>
-                      <a:spAutoFit/>
-                    </wps:bodyPr>
-                  </wps:wsp>
-                </a:graphicData>
-              </a:graphic>
-              <wp14:sizeRelH relativeFrom="margin">
-                <wp14:pctWidth>0</wp14:pctWidth>
-              </wp14:sizeRelH>
-              <wp14:sizeRelV relativeFrom="margin">
-                <wp14:pctHeight>0</wp14:pctHeight>
-              </wp14:sizeRelV>
-            </wp:anchor>
-          </w:drawing>
-        </mc:Choice>
-        <mc:Fallback>
-          <w:pict>
-            <v:shapetype w14:anchorId="0B64497E" id="_x0000_t202" coordsize="21600,21600" o:spt="202" path="m,l,21600r21600,l21600,xe">
-              <v:stroke joinstyle="miter"/>
-              <v:path gradientshapeok="t" o:connecttype="rect"/>
-            </v:shapetype>
-            <v:shape id="Text Box 6" o:spid="_x0000_s1027" type="#_x0000_t202" alt="Confidential" style="position:absolute;left:0;text-align:left;margin-left:0;margin-top:0;width:47.55pt;height:52.35pt;z-index:251662336;visibility:visible;mso-wrap-style:none;mso-width-percent:0;mso-height-percent:0;mso-wrap-distance-left:0;mso-wrap-distance-top:0;mso-wrap-distance-right:0;mso-wrap-distance-bottom:0;mso-position-horizontal:center;mso-position-horizontal-relative:page;mso-position-vertical:bottom;mso-position-vertical-relative:page;mso-width-percent:0;mso-height-percent:0;mso-width-relative:margin;mso-height-relative:margin;v-text-anchor:bottom" o:gfxdata="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" filled="f" stroked="f">
-              <v:fill o:detectmouseclick="t"/>
-              <v:textbox style="mso-fit-shape-to-text:t" inset="0,0,0,28pt">
-                <w:txbxContent>
-                  <w:p>
-                    <w:pPr>
-                      <w:spacing w:after="0"/>
-                      <w:rPr>
-                        <w:rFonts w:ascii="Arial" w:eastAsia="Arial" w:hAnsi="Arial" w:cs="Arial"/>
-                        <w:noProof/>
-                        <w:color w:val="000000"/>
-                        <w:sz w:val="18"/>
-                        <w:szCs w:val="18"/>
-                      </w:rPr>
-                    </w:pPr>
-                    <w:r>
-                      <w:rPr>
-                        <w:rFonts w:ascii="Arial" w:eastAsia="Arial" w:hAnsi="Arial" w:cs="Arial"/>
-                        <w:noProof/>
-                        <w:color w:val="000000"/>
-                        <w:sz w:val="18"/>
-                        <w:szCs w:val="18"/>
-                      </w:rPr>
-                      <w:t>Confidential</w:t>
-                    </w:r>
-                  </w:p>
-                </w:txbxContent>
-              </v:textbox>
-              <w10:wrap anchorx="page" anchory="page"/>
-            </v:shape>
-          </w:pict>
-        </mc:Fallback>
-      </mc:AlternateContent>
-    </w:r>
     <w:r>
       <w:rPr>
         <w:b/>
@@ -2047,143 +2103,6 @@
         <w:szCs w:val="20"/>
       </w:rPr>
       <w:t xml:space="preserve"> (250) 953-0496</w:t>
-    </w:r>
-  </w:p>
-</w:ftr>
-</file>
-
-<file path=word/footer3.xml><?xml version="1.0" encoding="utf-8"?>
-<w:ftr xmlns:wpc="http://schemas.microsoft.com/office/word/2010/wordprocessingCanvas" xmlns:cx="http://schemas.microsoft.com/office/drawing/2014/chartex" xmlns:cx1="http://schemas.microsoft.com/office/drawing/2015/9/8/chartex" xmlns:cx2="http://schemas.microsoft.com/office/drawing/2015/10/21/chartex" xmlns:cx3="http://schemas.microsoft.com/office/drawing/2016/5/9/chartex" xmlns:cx4="http://schemas.microsoft.com/office/drawing/2016/5/10/chartex" xmlns:cx5="http://schemas.microsoft.com/office/drawing/2016/5/11/chartex" xmlns:cx6="http://schemas.microsoft.com/office/drawing/2016/5/12/chartex" xmlns:cx7="http://schemas.microsoft.com/office/drawing/2016/5/13/chartex" xmlns:cx8="http://schemas.microsoft.com/office/drawing/2016/5/14/chartex" xmlns:mc="http://schemas.openxmlformats.org/markup-compatibility/2006" xmlns:aink="http://schemas.microsoft.com/office/drawing/2016/ink" xmlns:am3d="http://schemas.microsoft.com/office/drawing/2017/model3d" xmlns:o="urn:schemas-microsoft-com:office:office" xmlns:oel="http://schemas.microsoft.com/office/2019/extlst" xmlns:r="http://schemas.openxmlformats.org/officeDocument/2006/relationships" xmlns:m="http://schemas.openxmlformats.org/officeDocument/2006/math" xmlns:v="urn:schemas-microsoft-com:vml" xmlns:wp14="http://schemas.microsoft.com/office/word/2010/wordprocessingDrawing" xmlns:wp="http://schemas.openxmlformats.org/drawingml/2006/wordprocessingDrawing" xmlns:w10="urn:schemas-microsoft-com:office:word" xmlns:w="http://schemas.openxmlformats.org/wordprocessingml/2006/main" xmlns:w14="http://schemas.microsoft.com/office/word/2010/wordml" xmlns:w15="http://schemas.microsoft.com/office/word/2012/wordml" xmlns:w16cex="http://schemas.microsoft.com/office/word/2018/wordml/cex" xmlns:w16cid="http://schemas.microsoft.com/office/word/2016/wordml/cid" xmlns:w16="http://schemas.microsoft.com/office/word/2018/wordml" xmlns:w16du="http://schemas.microsoft.com/office/word/2023/wordml/word16du" xmlns:w16sdtdh="http://schemas.microsoft.com/office/word/2020/wordml/sdtdatahash" xmlns:w16sdtfl="http://schemas.microsoft.com/office/word/2024/wordml/sdtformatlock" xmlns:w16se="http://schemas.microsoft.com/office/word/2015/wordml/symex" xmlns:wpg="http://schemas.microsoft.com/office/word/2010/wordprocessingGroup" xmlns:wpi="http://schemas.microsoft.com/office/word/2010/wordprocessingInk" xmlns:wne="http://schemas.microsoft.com/office/word/2006/wordml" xmlns:wps="http://schemas.microsoft.com/office/word/2010/wordprocessingShape" mc:Ignorable="w14 w15 w16se w16cid w16 w16cex w16sdtdh w16sdtfl w16du wp14">
-  <w:p>
-    <w:pPr>
-      <w:pStyle w:val="Footer"/>
-    </w:pPr>
-    <w:r>
-      <w:rPr>
-        <w:noProof/>
-      </w:rPr>
-      <mc:AlternateContent>
-        <mc:Choice Requires="wps">
-          <w:drawing>
-            <wp:anchor distT="0" distB="0" distL="0" distR="0" simplePos="0" relativeHeight="251660288" behindDoc="0" locked="0" layoutInCell="1" allowOverlap="1" wp14:anchorId="062A4CC4" wp14:editId="75BB6B50">
-              <wp:simplePos x="635" y="635"/>
-              <wp:positionH relativeFrom="page">
-                <wp:align>center</wp:align>
-              </wp:positionH>
-              <wp:positionV relativeFrom="page">
-                <wp:align>bottom</wp:align>
-              </wp:positionV>
-              <wp:extent cx="603885" cy="664845"/>
-              <wp:effectExtent l="0" t="0" r="5715" b="0"/>
-              <wp:wrapNone/>
-              <wp:docPr id="1700327270" name="Text Box 4" descr="Confidential">
-                <a:extLst xmlns:a="http://schemas.openxmlformats.org/drawingml/2006/main">
-                  <a:ext uri="{5AE41FA2-C0FF-4470-9BD4-5FADCA87CBE2}">
-                    <aclsh:classification xmlns:aclsh="http://schemas.microsoft.com/office/drawing/2020/classificationShape" classificationOutcomeType="ftr"/>
-                  </a:ext>
-                </a:extLst>
-              </wp:docPr>
-              <wp:cNvGraphicFramePr/>
-              <a:graphic xmlns:a="http://schemas.openxmlformats.org/drawingml/2006/main">
-                <a:graphicData uri="http://schemas.microsoft.com/office/word/2010/wordprocessingShape">
-                  <wps:wsp>
-                    <wps:cNvSpPr txBox="1"/>
-                    <wps:spPr>
-                      <a:xfrm>
-                        <a:off x="0" y="0"/>
-                        <a:ext cx="603885" cy="664845"/>
-                      </a:xfrm>
-                      <a:prstGeom prst="rect">
-                        <a:avLst/>
-                      </a:prstGeom>
-                      <a:noFill/>
-                      <a:ln>
-                        <a:noFill/>
-                      </a:ln>
-                    </wps:spPr>
-                    <wps:txbx>
-                      <w:txbxContent>
-                        <w:p>
-                          <w:pPr>
-                            <w:spacing w:after="0"/>
-                            <w:rPr>
-                              <w:rFonts w:ascii="Arial" w:eastAsia="Arial" w:hAnsi="Arial" w:cs="Arial"/>
-                              <w:noProof/>
-                              <w:color w:val="000000"/>
-                              <w:sz w:val="18"/>
-                              <w:szCs w:val="18"/>
-                            </w:rPr>
-                          </w:pPr>
-                          <w:r>
-                            <w:rPr>
-                              <w:rFonts w:ascii="Arial" w:eastAsia="Arial" w:hAnsi="Arial" w:cs="Arial"/>
-                              <w:noProof/>
-                              <w:color w:val="000000"/>
-                              <w:sz w:val="18"/>
-                              <w:szCs w:val="18"/>
-                            </w:rPr>
-                            <w:t>Confidential</w:t>
-                          </w:r>
-                        </w:p>
-                      </w:txbxContent>
-                    </wps:txbx>
-                    <wps:bodyPr rot="0" spcFirstLastPara="0" vertOverflow="overflow" horzOverflow="overflow" vert="horz" wrap="none" lIns="0" tIns="0" rIns="0" bIns="355600" numCol="1" spcCol="0" rtlCol="0" fromWordArt="0" anchor="b" anchorCtr="0" forceAA="0" compatLnSpc="1">
-                      <a:prstTxWarp prst="textNoShape">
-                        <a:avLst/>
-                      </a:prstTxWarp>
-                      <a:spAutoFit/>
-                    </wps:bodyPr>
-                  </wps:wsp>
-                </a:graphicData>
-              </a:graphic>
-              <wp14:sizeRelH relativeFrom="margin">
-                <wp14:pctWidth>0</wp14:pctWidth>
-              </wp14:sizeRelH>
-              <wp14:sizeRelV relativeFrom="margin">
-                <wp14:pctHeight>0</wp14:pctHeight>
-              </wp14:sizeRelV>
-            </wp:anchor>
-          </w:drawing>
-        </mc:Choice>
-        <mc:Fallback>
-          <w:pict>
-            <v:shapetype w14:anchorId="062A4CC4" id="_x0000_t202" coordsize="21600,21600" o:spt="202" path="m,l,21600r21600,l21600,xe">
-              <v:stroke joinstyle="miter"/>
-              <v:path gradientshapeok="t" o:connecttype="rect"/>
-            </v:shapetype>
-            <v:shape id="Text Box 4" o:spid="_x0000_s1028" type="#_x0000_t202" alt="Confidential" style="position:absolute;margin-left:0;margin-top:0;width:47.55pt;height:52.35pt;z-index:251660288;visibility:visible;mso-wrap-style:none;mso-width-percent:0;mso-height-percent:0;mso-wrap-distance-left:0;mso-wrap-distance-top:0;mso-wrap-distance-right:0;mso-wrap-distance-bottom:0;mso-position-horizontal:center;mso-position-horizontal-relative:page;mso-position-vertical:bottom;mso-position-vertical-relative:page;mso-width-percent:0;mso-height-percent:0;mso-width-relative:margin;mso-height-relative:margin;v-text-anchor:bottom" o:gfxdata="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" filled="f" stroked="f">
-              <v:fill o:detectmouseclick="t"/>
-              <v:textbox style="mso-fit-shape-to-text:t" inset="0,0,0,28pt">
-                <w:txbxContent>
-                  <w:p>
-                    <w:pPr>
-                      <w:spacing w:after="0"/>
-                      <w:rPr>
-                        <w:rFonts w:ascii="Arial" w:eastAsia="Arial" w:hAnsi="Arial" w:cs="Arial"/>
-                        <w:noProof/>
-                        <w:color w:val="000000"/>
-                        <w:sz w:val="18"/>
-                        <w:szCs w:val="18"/>
-                      </w:rPr>
-                    </w:pPr>
-                    <w:r>
-                      <w:rPr>
-                        <w:rFonts w:ascii="Arial" w:eastAsia="Arial" w:hAnsi="Arial" w:cs="Arial"/>
-                        <w:noProof/>
-                        <w:color w:val="000000"/>
-                        <w:sz w:val="18"/>
-                        <w:szCs w:val="18"/>
-                      </w:rPr>
-                      <w:t>Confidential</w:t>
-                    </w:r>
-                  </w:p>
-                </w:txbxContent>
-              </v:textbox>
-              <w10:wrap anchorx="page" anchory="page"/>
-            </v:shape>
-          </w:pict>
-        </mc:Fallback>
-      </mc:AlternateContent>
     </w:r>
   </w:p>
 </w:ftr>
@@ -2215,16 +2134,6 @@
 </file>
 
 <file path=word/header1.xml><?xml version="1.0" encoding="utf-8"?>
-<w:hdr xmlns:wpc="http://schemas.microsoft.com/office/word/2010/wordprocessingCanvas" xmlns:cx="http://schemas.microsoft.com/office/drawing/2014/chartex" xmlns:cx1="http://schemas.microsoft.com/office/drawing/2015/9/8/chartex" xmlns:cx2="http://schemas.microsoft.com/office/drawing/2015/10/21/chartex" xmlns:cx3="http://schemas.microsoft.com/office/drawing/2016/5/9/chartex" xmlns:cx4="http://schemas.microsoft.com/office/drawing/2016/5/10/chartex" xmlns:cx5="http://schemas.microsoft.com/office/drawing/2016/5/11/chartex" xmlns:cx6="http://schemas.microsoft.com/office/drawing/2016/5/12/chartex" xmlns:cx7="http://schemas.microsoft.com/office/drawing/2016/5/13/chartex" xmlns:cx8="http://schemas.microsoft.com/office/drawing/2016/5/14/chartex" xmlns:mc="http://schemas.openxmlformats.org/markup-compatibility/2006" xmlns:aink="http://schemas.microsoft.com/office/drawing/2016/ink" xmlns:am3d="http://schemas.microsoft.com/office/drawing/2017/model3d" xmlns:o="urn:schemas-microsoft-com:office:office" xmlns:oel="http://schemas.microsoft.com/office/2019/extlst" xmlns:r="http://schemas.openxmlformats.org/officeDocument/2006/relationships" xmlns:m="http://schemas.openxmlformats.org/officeDocument/2006/math" xmlns:v="urn:schemas-microsoft-com:vml" xmlns:wp14="http://schemas.microsoft.com/office/word/2010/wordprocessingDrawing" xmlns:wp="http://schemas.openxmlformats.org/drawingml/2006/wordprocessingDrawing" xmlns:w10="urn:schemas-microsoft-com:office:word" xmlns:w="http://schemas.openxmlformats.org/wordprocessingml/2006/main" xmlns:w14="http://schemas.microsoft.com/office/word/2010/wordml" xmlns:w15="http://schemas.microsoft.com/office/word/2012/wordml" xmlns:w16cex="http://schemas.microsoft.com/office/word/2018/wordml/cex" xmlns:w16cid="http://schemas.microsoft.com/office/word/2016/wordml/cid" xmlns:w16="http://schemas.microsoft.com/office/word/2018/wordml" xmlns:w16du="http://schemas.microsoft.com/office/word/2023/wordml/word16du" xmlns:w16sdtdh="http://schemas.microsoft.com/office/word/2020/wordml/sdtdatahash" xmlns:w16sdtfl="http://schemas.microsoft.com/office/word/2024/wordml/sdtformatlock" xmlns:w16se="http://schemas.microsoft.com/office/word/2015/wordml/symex" xmlns:wpg="http://schemas.microsoft.com/office/word/2010/wordprocessingGroup" xmlns:wpi="http://schemas.microsoft.com/office/word/2010/wordprocessingInk" xmlns:wne="http://schemas.microsoft.com/office/word/2006/wordml" xmlns:wps="http://schemas.microsoft.com/office/word/2010/wordprocessingShape" mc:Ignorable="w14 w15 w16se w16cid w16 w16cex w16sdtdh w16sdtfl w16du wp14">
-  <w:p>
-    <w:pPr>
-      <w:pStyle w:val="Header"/>
-    </w:pPr>
-  </w:p>
-</w:hdr>
-</file>
-
-<file path=word/header2.xml><?xml version="1.0" encoding="utf-8"?>
 <w:hdr xmlns:wpc="http://schemas.microsoft.com/office/word/2010/wordprocessingCanvas" xmlns:cx="http://schemas.microsoft.com/office/drawing/2014/chartex" xmlns:cx1="http://schemas.microsoft.com/office/drawing/2015/9/8/chartex" xmlns:cx2="http://schemas.microsoft.com/office/drawing/2015/10/21/chartex" xmlns:cx3="http://schemas.microsoft.com/office/drawing/2016/5/9/chartex" xmlns:cx4="http://schemas.microsoft.com/office/drawing/2016/5/10/chartex" xmlns:cx5="http://schemas.microsoft.com/office/drawing/2016/5/11/chartex" xmlns:cx6="http://schemas.microsoft.com/office/drawing/2016/5/12/chartex" xmlns:cx7="http://schemas.microsoft.com/office/drawing/2016/5/13/chartex" xmlns:cx8="http://schemas.microsoft.com/office/drawing/2016/5/14/chartex" xmlns:mc="http://schemas.openxmlformats.org/markup-compatibility/2006" xmlns:aink="http://schemas.microsoft.com/office/drawing/2016/ink" xmlns:am3d="http://schemas.microsoft.com/office/drawing/2017/model3d" xmlns:o="urn:schemas-microsoft-com:office:office" xmlns:oel="http://schemas.microsoft.com/office/2019/extlst" xmlns:r="http://schemas.openxmlformats.org/officeDocument/2006/relationships" xmlns:m="http://schemas.openxmlformats.org/officeDocument/2006/math" xmlns:v="urn:schemas-microsoft-com:vml" xmlns:wp14="http://schemas.microsoft.com/office/word/2010/wordprocessingDrawing" xmlns:wp="http://schemas.openxmlformats.org/drawingml/2006/wordprocessingDrawing" xmlns:w10="urn:schemas-microsoft-com:office:word" xmlns:w="http://schemas.openxmlformats.org/wordprocessingml/2006/main" xmlns:w14="http://schemas.microsoft.com/office/word/2010/wordml" xmlns:w15="http://schemas.microsoft.com/office/word/2012/wordml" xmlns:w16cex="http://schemas.microsoft.com/office/word/2018/wordml/cex" xmlns:w16cid="http://schemas.microsoft.com/office/word/2016/wordml/cid" xmlns:w16="http://schemas.microsoft.com/office/word/2018/wordml" xmlns:w16du="http://schemas.microsoft.com/office/word/2023/wordml/word16du" xmlns:w16sdtdh="http://schemas.microsoft.com/office/word/2020/wordml/sdtdatahash" xmlns:w16sdtfl="http://schemas.microsoft.com/office/word/2024/wordml/sdtformatlock" xmlns:w16se="http://schemas.microsoft.com/office/word/2015/wordml/symex" xmlns:wpg="http://schemas.microsoft.com/office/word/2010/wordprocessingGroup" xmlns:wpi="http://schemas.microsoft.com/office/word/2010/wordprocessingInk" xmlns:wne="http://schemas.microsoft.com/office/word/2006/wordml" xmlns:wps="http://schemas.microsoft.com/office/word/2010/wordprocessingShape" mc:Ignorable="w14 w15 w16se w16cid w16 w16cex w16sdtdh w16sdtfl w16du wp14">
   <w:p>
     <w:pPr>
@@ -2403,7 +2312,27 @@
         <w:sz w:val="30"/>
         <w:szCs w:val="30"/>
       </w:rPr>
-      <w:t>{{InvoiceId}}</w:t>
+      <w:t>{{</w:t>
+    </w:r>
+    <w:proofErr w:type="spellStart"/>
+    <w:r>
+      <w:rPr>
+        <w:b/>
+        <w:bCs/>
+        <w:sz w:val="30"/>
+        <w:szCs w:val="30"/>
+      </w:rPr>
+      <w:t>InvoiceId</w:t>
+    </w:r>
+    <w:proofErr w:type="spellEnd"/>
+    <w:r>
+      <w:rPr>
+        <w:b/>
+        <w:bCs/>
+        <w:sz w:val="30"/>
+        <w:szCs w:val="30"/>
+      </w:rPr>
+      <w:t>}}</w:t>
     </w:r>
     <w:r>
       <w:rPr>
@@ -2496,7 +2425,25 @@
         <w:szCs w:val="20"/>
         <w14:ligatures w14:val="none"/>
       </w:rPr>
-      <w:t>{{InvoiceCreatedDate}}</w:t>
+      <w:t>{{</w:t>
+    </w:r>
+    <w:proofErr w:type="spellStart"/>
+    <w:r>
+      <w:rPr>
+        <w:kern w:val="0"/>
+        <w:szCs w:val="20"/>
+        <w14:ligatures w14:val="none"/>
+      </w:rPr>
+      <w:t>InvoiceCreatedDate</w:t>
+    </w:r>
+    <w:proofErr w:type="spellEnd"/>
+    <w:r>
+      <w:rPr>
+        <w:kern w:val="0"/>
+        <w:szCs w:val="20"/>
+        <w14:ligatures w14:val="none"/>
+      </w:rPr>
+      <w:t>}}</w:t>
     </w:r>
     <w:r>
       <w:rPr>
@@ -2529,21 +2476,7 @@
         <w:noProof/>
         <w:szCs w:val="20"/>
       </w:rPr>
-      <w:t>PO Box 960</w:t>
-    </w:r>
-    <w:r>
-      <w:rPr>
-        <w:noProof/>
-        <w:szCs w:val="20"/>
-      </w:rPr>
-      <w:t>4</w:t>
-    </w:r>
-    <w:r>
-      <w:rPr>
-        <w:noProof/>
-        <w:szCs w:val="20"/>
-      </w:rPr>
-      <w:t xml:space="preserve"> STN Prov Gov</w:t>
+      <w:t>PO Box 9601 STN Prov Gov</w:t>
     </w:r>
     <w:r>
       <w:rPr>
@@ -2560,16 +2493,6 @@
         <w:noProof/>
         <w:sz w:val="22"/>
       </w:rPr>
-    </w:pPr>
-  </w:p>
-</w:hdr>
-</file>
-
-<file path=word/header3.xml><?xml version="1.0" encoding="utf-8"?>
-<w:hdr xmlns:wpc="http://schemas.microsoft.com/office/word/2010/wordprocessingCanvas" xmlns:cx="http://schemas.microsoft.com/office/drawing/2014/chartex" xmlns:cx1="http://schemas.microsoft.com/office/drawing/2015/9/8/chartex" xmlns:cx2="http://schemas.microsoft.com/office/drawing/2015/10/21/chartex" xmlns:cx3="http://schemas.microsoft.com/office/drawing/2016/5/9/chartex" xmlns:cx4="http://schemas.microsoft.com/office/drawing/2016/5/10/chartex" xmlns:cx5="http://schemas.microsoft.com/office/drawing/2016/5/11/chartex" xmlns:cx6="http://schemas.microsoft.com/office/drawing/2016/5/12/chartex" xmlns:cx7="http://schemas.microsoft.com/office/drawing/2016/5/13/chartex" xmlns:cx8="http://schemas.microsoft.com/office/drawing/2016/5/14/chartex" xmlns:mc="http://schemas.openxmlformats.org/markup-compatibility/2006" xmlns:aink="http://schemas.microsoft.com/office/drawing/2016/ink" xmlns:am3d="http://schemas.microsoft.com/office/drawing/2017/model3d" xmlns:o="urn:schemas-microsoft-com:office:office" xmlns:oel="http://schemas.microsoft.com/office/2019/extlst" xmlns:r="http://schemas.openxmlformats.org/officeDocument/2006/relationships" xmlns:m="http://schemas.openxmlformats.org/officeDocument/2006/math" xmlns:v="urn:schemas-microsoft-com:vml" xmlns:wp14="http://schemas.microsoft.com/office/word/2010/wordprocessingDrawing" xmlns:wp="http://schemas.openxmlformats.org/drawingml/2006/wordprocessingDrawing" xmlns:w10="urn:schemas-microsoft-com:office:word" xmlns:w="http://schemas.openxmlformats.org/wordprocessingml/2006/main" xmlns:w14="http://schemas.microsoft.com/office/word/2010/wordml" xmlns:w15="http://schemas.microsoft.com/office/word/2012/wordml" xmlns:w16cex="http://schemas.microsoft.com/office/word/2018/wordml/cex" xmlns:w16cid="http://schemas.microsoft.com/office/word/2016/wordml/cid" xmlns:w16="http://schemas.microsoft.com/office/word/2018/wordml" xmlns:w16du="http://schemas.microsoft.com/office/word/2023/wordml/word16du" xmlns:w16sdtdh="http://schemas.microsoft.com/office/word/2020/wordml/sdtdatahash" xmlns:w16sdtfl="http://schemas.microsoft.com/office/word/2024/wordml/sdtformatlock" xmlns:w16se="http://schemas.microsoft.com/office/word/2015/wordml/symex" xmlns:wpg="http://schemas.microsoft.com/office/word/2010/wordprocessingGroup" xmlns:wpi="http://schemas.microsoft.com/office/word/2010/wordprocessingInk" xmlns:wne="http://schemas.microsoft.com/office/word/2006/wordml" xmlns:wps="http://schemas.microsoft.com/office/word/2010/wordprocessingShape" mc:Ignorable="w14 w15 w16se w16cid w16 w16cex w16sdtdh w16sdtfl w16du wp14">
-  <w:p>
-    <w:pPr>
-      <w:pStyle w:val="Header"/>
     </w:pPr>
   </w:p>
 </w:hdr>
@@ -3411,7 +3334,6 @@
 
 <file path=docMetadata/LabelInfo.xml><?xml version="1.0" encoding="utf-8"?>
 <clbl:labelList xmlns:clbl="http://schemas.microsoft.com/office/2020/mipLabelMetadata">
-  <clbl:label id="{820d33d7-bbe4-47b8-a5ad-6a3992657a09}" enabled="1" method="Privileged" siteId="{b9fec68c-c92d-461e-9a97-3d03a0f18b82}" contentBits="3" removed="0"/>
   <clbl:label id="{e0793d39-0939-496d-b129-198edd916feb}" enabled="0" method="" siteId="{e0793d39-0939-496d-b129-198edd916feb}" removed="1"/>
 </clbl:labelList>
 </file>
--- a/ALR-DocgenTemplates/Renewal Receipt Template.docx
+++ b/ALR-DocgenTemplates/Renewal Receipt Template.docx
@@ -12,8 +12,12 @@
           <w:szCs w:val="34"/>
         </w:rPr>
         <w:sectPr>
-          <w:headerReference w:type="default" r:id="rId6"/>
-          <w:footerReference w:type="default" r:id="rId7"/>
+          <w:headerReference w:type="even" r:id="rId6"/>
+          <w:headerReference w:type="default" r:id="rId7"/>
+          <w:footerReference w:type="even" r:id="rId8"/>
+          <w:footerReference w:type="default" r:id="rId9"/>
+          <w:headerReference w:type="first" r:id="rId10"/>
+          <w:footerReference w:type="first" r:id="rId11"/>
           <w:pgSz w:w="12240" w:h="15840"/>
           <w:pgMar w:top="720" w:right="720" w:bottom="720" w:left="720" w:header="708" w:footer="708" w:gutter="0"/>
           <w:cols w:space="708"/>
@@ -132,29 +136,7 @@
                 <w:szCs w:val="24"/>
                 <w14:ligatures w14:val="none"/>
               </w:rPr>
-              <w:t>{{</w:t>
-            </w:r>
-            <w:proofErr w:type="spellStart"/>
-            <w:r>
-              <w:rPr>
-                <w:color w:val="000000" w:themeColor="text1"/>
-                <w:kern w:val="0"/>
-                <w:sz w:val="24"/>
-                <w:szCs w:val="24"/>
-                <w14:ligatures w14:val="none"/>
-              </w:rPr>
-              <w:t>RegistrantName</w:t>
-            </w:r>
-            <w:proofErr w:type="spellEnd"/>
-            <w:r>
-              <w:rPr>
-                <w:color w:val="000000" w:themeColor="text1"/>
-                <w:kern w:val="0"/>
-                <w:sz w:val="24"/>
-                <w:szCs w:val="24"/>
-                <w14:ligatures w14:val="none"/>
-              </w:rPr>
-              <w:t>}}</w:t>
+              <w:t>{{RegistrantName}}</w:t>
             </w:r>
           </w:p>
         </w:tc>
@@ -179,29 +161,7 @@
                 <w:szCs w:val="24"/>
                 <w14:ligatures w14:val="none"/>
               </w:rPr>
-              <w:t>{{</w:t>
-            </w:r>
-            <w:proofErr w:type="spellStart"/>
-            <w:r>
-              <w:rPr>
-                <w:color w:val="000000" w:themeColor="text1"/>
-                <w:kern w:val="0"/>
-                <w:sz w:val="24"/>
-                <w:szCs w:val="24"/>
-                <w14:ligatures w14:val="none"/>
-              </w:rPr>
-              <w:t>ResidenceName</w:t>
-            </w:r>
-            <w:proofErr w:type="spellEnd"/>
-            <w:r>
-              <w:rPr>
-                <w:color w:val="000000" w:themeColor="text1"/>
-                <w:kern w:val="0"/>
-                <w:sz w:val="24"/>
-                <w:szCs w:val="24"/>
-                <w14:ligatures w14:val="none"/>
-              </w:rPr>
-              <w:t>}}</w:t>
+              <w:t>{{ResidenceName}}</w:t>
             </w:r>
           </w:p>
         </w:tc>
@@ -231,29 +191,7 @@
                 <w:szCs w:val="24"/>
                 <w14:ligatures w14:val="none"/>
               </w:rPr>
-              <w:t>{{</w:t>
-            </w:r>
-            <w:proofErr w:type="spellStart"/>
-            <w:r>
-              <w:rPr>
-                <w:color w:val="000000" w:themeColor="text1"/>
-                <w:kern w:val="0"/>
-                <w:sz w:val="24"/>
-                <w:szCs w:val="24"/>
-                <w14:ligatures w14:val="none"/>
-              </w:rPr>
-              <w:t>RegistrantAddress</w:t>
-            </w:r>
-            <w:proofErr w:type="spellEnd"/>
-            <w:r>
-              <w:rPr>
-                <w:color w:val="000000" w:themeColor="text1"/>
-                <w:kern w:val="0"/>
-                <w:sz w:val="24"/>
-                <w:szCs w:val="24"/>
-                <w14:ligatures w14:val="none"/>
-              </w:rPr>
-              <w:t>}}</w:t>
+              <w:t>{{RegistrantAddress}}</w:t>
             </w:r>
           </w:p>
         </w:tc>
@@ -356,25 +294,7 @@
                 <w:sz w:val="24"/>
                 <w:szCs w:val="24"/>
               </w:rPr>
-              <w:t>{{</w:t>
-            </w:r>
-            <w:proofErr w:type="spellStart"/>
-            <w:r>
-              <w:rPr>
-                <w:color w:val="000000" w:themeColor="text1"/>
-                <w:sz w:val="24"/>
-                <w:szCs w:val="24"/>
-              </w:rPr>
-              <w:t>ResidenceAddress</w:t>
-            </w:r>
-            <w:proofErr w:type="spellEnd"/>
-            <w:r>
-              <w:rPr>
-                <w:color w:val="000000" w:themeColor="text1"/>
-                <w:sz w:val="24"/>
-                <w:szCs w:val="24"/>
-              </w:rPr>
-              <w:t>}}</w:t>
+              <w:t>{{ResidenceAddress}}</w:t>
             </w:r>
             <w:bookmarkEnd w:id="1"/>
           </w:p>
@@ -583,21 +503,7 @@
               <w:rPr>
                 <w:sz w:val="22"/>
               </w:rPr>
-              <w:t>{{</w:t>
-            </w:r>
-            <w:proofErr w:type="spellStart"/>
-            <w:r>
-              <w:rPr>
-                <w:sz w:val="22"/>
-              </w:rPr>
-              <w:t>PublicQuantitySum</w:t>
-            </w:r>
-            <w:proofErr w:type="spellEnd"/>
-            <w:r>
-              <w:rPr>
-                <w:sz w:val="22"/>
-              </w:rPr>
-              <w:t>}}</w:t>
+              <w:t>{{PublicQuantitySum}}</w:t>
             </w:r>
           </w:p>
         </w:tc>
@@ -619,23 +525,7 @@
                 <w:rStyle w:val="ui-provider"/>
                 <w:sz w:val="22"/>
               </w:rPr>
-              <w:t>{{</w:t>
-            </w:r>
-            <w:proofErr w:type="spellStart"/>
-            <w:r>
-              <w:rPr>
-                <w:rStyle w:val="ui-provider"/>
-                <w:sz w:val="22"/>
-              </w:rPr>
-              <w:t>PublicSum</w:t>
-            </w:r>
-            <w:proofErr w:type="spellEnd"/>
-            <w:r>
-              <w:rPr>
-                <w:rStyle w:val="ui-provider"/>
-                <w:sz w:val="22"/>
-              </w:rPr>
-              <w:t>}}</w:t>
+              <w:t>{{PublicSum}}</w:t>
             </w:r>
             <w:bookmarkEnd w:id="2"/>
           </w:p>
@@ -661,40 +551,15 @@
                 <w:rStyle w:val="ui-provider"/>
                 <w:sz w:val="22"/>
               </w:rPr>
-              <w:t>{{</w:t>
-            </w:r>
-            <w:proofErr w:type="spellStart"/>
+              <w:t>{{PublicFeeSum}}</w:t>
+            </w:r>
+            <w:bookmarkStart w:id="4" w:name="OLE_LINK27"/>
             <w:r>
               <w:rPr>
                 <w:rStyle w:val="ui-provider"/>
                 <w:sz w:val="22"/>
               </w:rPr>
-              <w:t>PublicFeeSum</w:t>
-            </w:r>
-            <w:proofErr w:type="spellEnd"/>
-            <w:proofErr w:type="gramStart"/>
-            <w:r>
-              <w:rPr>
-                <w:rStyle w:val="ui-provider"/>
-                <w:sz w:val="22"/>
-              </w:rPr>
-              <w:t>}}</w:t>
-            </w:r>
-            <w:bookmarkStart w:id="4" w:name="OLE_LINK27"/>
-            <w:r>
-              <w:rPr>
-                <w:rStyle w:val="ui-provider"/>
-                <w:sz w:val="22"/>
-              </w:rPr>
-              <w:t>{</w:t>
-            </w:r>
-            <w:proofErr w:type="gramEnd"/>
-            <w:r>
-              <w:rPr>
-                <w:rStyle w:val="ui-provider"/>
-                <w:sz w:val="22"/>
-              </w:rPr>
-              <w:t>{/P</w:t>
+              <w:t>{{/P</w:t>
             </w:r>
             <w:r>
               <w:rPr>
@@ -765,25 +630,7 @@
                 <w:sz w:val="22"/>
                 <w14:ligatures w14:val="none"/>
               </w:rPr>
-              <w:t>{{</w:t>
-            </w:r>
-            <w:proofErr w:type="spellStart"/>
-            <w:r>
-              <w:rPr>
-                <w:kern w:val="0"/>
-                <w:sz w:val="22"/>
-                <w14:ligatures w14:val="none"/>
-              </w:rPr>
-              <w:t>PrivateQuantitySum</w:t>
-            </w:r>
-            <w:proofErr w:type="spellEnd"/>
-            <w:r>
-              <w:rPr>
-                <w:kern w:val="0"/>
-                <w:sz w:val="22"/>
-                <w14:ligatures w14:val="none"/>
-              </w:rPr>
-              <w:t>}}</w:t>
+              <w:t>{{PrivateQuantitySum}}</w:t>
             </w:r>
             <w:bookmarkEnd w:id="5"/>
           </w:p>
@@ -809,27 +656,7 @@
                 <w:sz w:val="22"/>
                 <w14:ligatures w14:val="none"/>
               </w:rPr>
-              <w:t>{{</w:t>
-            </w:r>
-            <w:proofErr w:type="spellStart"/>
-            <w:r>
-              <w:rPr>
-                <w:rStyle w:val="ui-provider"/>
-                <w:kern w:val="0"/>
-                <w:sz w:val="22"/>
-                <w14:ligatures w14:val="none"/>
-              </w:rPr>
-              <w:t>PrivateSum</w:t>
-            </w:r>
-            <w:proofErr w:type="spellEnd"/>
-            <w:r>
-              <w:rPr>
-                <w:rStyle w:val="ui-provider"/>
-                <w:kern w:val="0"/>
-                <w:sz w:val="22"/>
-                <w14:ligatures w14:val="none"/>
-              </w:rPr>
-              <w:t>}}</w:t>
+              <w:t>{{PrivateSum}}</w:t>
             </w:r>
             <w:bookmarkEnd w:id="6"/>
           </w:p>
@@ -857,9 +684,9 @@
                 <w:sz w:val="22"/>
                 <w14:ligatures w14:val="none"/>
               </w:rPr>
-              <w:t>{{</w:t>
-            </w:r>
-            <w:proofErr w:type="spellStart"/>
+              <w:t>{{PrivateFeeSum}}</w:t>
+            </w:r>
+            <w:bookmarkStart w:id="7" w:name="OLE_LINK28"/>
             <w:r>
               <w:rPr>
                 <w:rStyle w:val="ui-provider"/>
@@ -867,38 +694,7 @@
                 <w:sz w:val="22"/>
                 <w14:ligatures w14:val="none"/>
               </w:rPr>
-              <w:t>PrivateFeeSum</w:t>
-            </w:r>
-            <w:proofErr w:type="spellEnd"/>
-            <w:proofErr w:type="gramStart"/>
-            <w:r>
-              <w:rPr>
-                <w:rStyle w:val="ui-provider"/>
-                <w:kern w:val="0"/>
-                <w:sz w:val="22"/>
-                <w14:ligatures w14:val="none"/>
-              </w:rPr>
-              <w:t>}}</w:t>
-            </w:r>
-            <w:bookmarkStart w:id="7" w:name="OLE_LINK28"/>
-            <w:r>
-              <w:rPr>
-                <w:rStyle w:val="ui-provider"/>
-                <w:kern w:val="0"/>
-                <w:sz w:val="22"/>
-                <w14:ligatures w14:val="none"/>
-              </w:rPr>
-              <w:t>{</w:t>
-            </w:r>
-            <w:proofErr w:type="gramEnd"/>
-            <w:r>
-              <w:rPr>
-                <w:rStyle w:val="ui-provider"/>
-                <w:kern w:val="0"/>
-                <w:sz w:val="22"/>
-                <w14:ligatures w14:val="none"/>
-              </w:rPr>
-              <w:t>{/Private}}</w:t>
+              <w:t>{{/Private}}</w:t>
             </w:r>
             <w:bookmarkEnd w:id="7"/>
           </w:p>
@@ -932,16 +728,7 @@
                 <w:sz w:val="22"/>
                 <w14:ligatures w14:val="none"/>
               </w:rPr>
-              <w:t xml:space="preserve">Per </w:t>
-            </w:r>
-            <w:proofErr w:type="gramStart"/>
-            <w:r>
-              <w:rPr>
-                <w:kern w:val="0"/>
-                <w:sz w:val="22"/>
-                <w14:ligatures w14:val="none"/>
-              </w:rPr>
-              <w:t>Diem</w:t>
+              <w:t>Per Diem</w:t>
             </w:r>
             <w:bookmarkEnd w:id="8"/>
             <w:r>
@@ -951,17 +738,7 @@
                 <w:sz w:val="22"/>
                 <w14:ligatures w14:val="none"/>
               </w:rPr>
-              <w:t>{</w:t>
-            </w:r>
-            <w:proofErr w:type="gramEnd"/>
-            <w:r>
-              <w:rPr>
-                <w:rStyle w:val="ui-provider"/>
-                <w:kern w:val="0"/>
-                <w:sz w:val="22"/>
-                <w14:ligatures w14:val="none"/>
-              </w:rPr>
-              <w:t>{#</w:t>
+              <w:t>{{#</w:t>
             </w:r>
             <w:r>
               <w:rPr>
@@ -1006,7 +783,6 @@
               <w:t>{{</w:t>
             </w:r>
             <w:bookmarkStart w:id="10" w:name="OLE_LINK22"/>
-            <w:proofErr w:type="spellStart"/>
             <w:r>
               <w:rPr>
                 <w:kern w:val="0"/>
@@ -1022,16 +798,7 @@
                 <w:sz w:val="22"/>
                 <w14:ligatures w14:val="none"/>
               </w:rPr>
-              <w:t>QuantitySum</w:t>
-            </w:r>
-            <w:proofErr w:type="spellEnd"/>
-            <w:r>
-              <w:rPr>
-                <w:kern w:val="0"/>
-                <w:sz w:val="22"/>
-                <w14:ligatures w14:val="none"/>
-              </w:rPr>
-              <w:t>}}</w:t>
+              <w:t>QuantitySum}}</w:t>
             </w:r>
             <w:bookmarkEnd w:id="9"/>
           </w:p>
@@ -1061,7 +828,6 @@
               </w:rPr>
               <w:t>{{</w:t>
             </w:r>
-            <w:proofErr w:type="spellStart"/>
             <w:r>
               <w:rPr>
                 <w:kern w:val="0"/>
@@ -1077,17 +843,7 @@
                 <w:sz w:val="22"/>
                 <w14:ligatures w14:val="none"/>
               </w:rPr>
-              <w:t>Sum</w:t>
-            </w:r>
-            <w:proofErr w:type="spellEnd"/>
-            <w:r>
-              <w:rPr>
-                <w:rStyle w:val="ui-provider"/>
-                <w:kern w:val="0"/>
-                <w:sz w:val="22"/>
-                <w14:ligatures w14:val="none"/>
-              </w:rPr>
-              <w:t>}}</w:t>
+              <w:t>Sum}}</w:t>
             </w:r>
             <w:bookmarkEnd w:id="11"/>
           </w:p>
@@ -1120,7 +876,6 @@
               </w:rPr>
               <w:t>{{</w:t>
             </w:r>
-            <w:proofErr w:type="spellStart"/>
             <w:r>
               <w:rPr>
                 <w:kern w:val="0"/>
@@ -1136,10 +891,9 @@
                 <w:sz w:val="22"/>
                 <w14:ligatures w14:val="none"/>
               </w:rPr>
-              <w:t>Sum</w:t>
-            </w:r>
-            <w:proofErr w:type="spellEnd"/>
-            <w:proofErr w:type="gramStart"/>
+              <w:t>Sum}}</w:t>
+            </w:r>
+            <w:bookmarkStart w:id="13" w:name="OLE_LINK29"/>
             <w:r>
               <w:rPr>
                 <w:rStyle w:val="ui-provider"/>
@@ -1147,27 +901,7 @@
                 <w:sz w:val="22"/>
                 <w14:ligatures w14:val="none"/>
               </w:rPr>
-              <w:t>}}</w:t>
-            </w:r>
-            <w:bookmarkStart w:id="13" w:name="OLE_LINK29"/>
-            <w:r>
-              <w:rPr>
-                <w:rStyle w:val="ui-provider"/>
-                <w:kern w:val="0"/>
-                <w:sz w:val="22"/>
-                <w14:ligatures w14:val="none"/>
-              </w:rPr>
-              <w:t>{</w:t>
-            </w:r>
-            <w:proofErr w:type="gramEnd"/>
-            <w:r>
-              <w:rPr>
-                <w:rStyle w:val="ui-provider"/>
-                <w:kern w:val="0"/>
-                <w:sz w:val="22"/>
-                <w14:ligatures w14:val="none"/>
-              </w:rPr>
-              <w:t>{/</w:t>
+              <w:t>{{/</w:t>
             </w:r>
             <w:r>
               <w:rPr>
@@ -1525,7 +1259,6 @@
               <w:t xml:space="preserve">     </w:t>
             </w:r>
             <w:bookmarkStart w:id="14" w:name="OLE_LINK6"/>
-            <w:proofErr w:type="gramStart"/>
             <w:r>
               <w:rPr>
                 <w:b/>
@@ -1541,24 +1274,7 @@
                 <w:color w:val="000000" w:themeColor="text1"/>
                 <w:szCs w:val="20"/>
               </w:rPr>
-              <w:t>{{</w:t>
-            </w:r>
-            <w:proofErr w:type="spellStart"/>
-            <w:proofErr w:type="gramEnd"/>
-            <w:r>
-              <w:rPr>
-                <w:color w:val="000000" w:themeColor="text1"/>
-                <w:szCs w:val="20"/>
-              </w:rPr>
-              <w:t>IF_isCertificateIdNotPresent</w:t>
-            </w:r>
-            <w:proofErr w:type="spellEnd"/>
-            <w:r>
-              <w:rPr>
-                <w:color w:val="000000" w:themeColor="text1"/>
-                <w:szCs w:val="20"/>
-              </w:rPr>
-              <w:t>}}</w:t>
+              <w:t>{{IF_isCertificateIdNotPresent}}</w:t>
             </w:r>
           </w:p>
         </w:tc>
@@ -1628,29 +1344,7 @@
                 <w:szCs w:val="24"/>
                 <w14:ligatures w14:val="none"/>
               </w:rPr>
-              <w:t>{{</w:t>
-            </w:r>
-            <w:proofErr w:type="spellStart"/>
-            <w:r>
-              <w:rPr>
-                <w:color w:val="000000" w:themeColor="text1"/>
-                <w:kern w:val="0"/>
-                <w:sz w:val="24"/>
-                <w:szCs w:val="24"/>
-                <w14:ligatures w14:val="none"/>
-              </w:rPr>
-              <w:t>TotalFeeAmount</w:t>
-            </w:r>
-            <w:proofErr w:type="spellEnd"/>
-            <w:r>
-              <w:rPr>
-                <w:color w:val="000000" w:themeColor="text1"/>
-                <w:kern w:val="0"/>
-                <w:sz w:val="24"/>
-                <w:szCs w:val="24"/>
-                <w14:ligatures w14:val="none"/>
-              </w:rPr>
-              <w:t>}}</w:t>
+              <w:t>{{TotalFeeAmount}}</w:t>
             </w:r>
             <w:bookmarkEnd w:id="15"/>
           </w:p>
@@ -1803,29 +1497,7 @@
                 <w:szCs w:val="24"/>
                 <w14:ligatures w14:val="none"/>
               </w:rPr>
-              <w:t>{{</w:t>
-            </w:r>
-            <w:proofErr w:type="spellStart"/>
-            <w:r>
-              <w:rPr>
-                <w:color w:val="000000" w:themeColor="text1"/>
-                <w:kern w:val="0"/>
-                <w:sz w:val="24"/>
-                <w:szCs w:val="24"/>
-                <w14:ligatures w14:val="none"/>
-              </w:rPr>
-              <w:t>TotalFeeAmount</w:t>
-            </w:r>
-            <w:proofErr w:type="spellEnd"/>
-            <w:r>
-              <w:rPr>
-                <w:color w:val="000000" w:themeColor="text1"/>
-                <w:kern w:val="0"/>
-                <w:sz w:val="24"/>
-                <w:szCs w:val="24"/>
-                <w14:ligatures w14:val="none"/>
-              </w:rPr>
-              <w:t>}}</w:t>
+              <w:t>{{TotalFeeAmount}}</w:t>
             </w:r>
           </w:p>
         </w:tc>
@@ -2000,6 +1672,16 @@
 <w:ftr xmlns:wpc="http://schemas.microsoft.com/office/word/2010/wordprocessingCanvas" xmlns:cx="http://schemas.microsoft.com/office/drawing/2014/chartex" xmlns:cx1="http://schemas.microsoft.com/office/drawing/2015/9/8/chartex" xmlns:cx2="http://schemas.microsoft.com/office/drawing/2015/10/21/chartex" xmlns:cx3="http://schemas.microsoft.com/office/drawing/2016/5/9/chartex" xmlns:cx4="http://schemas.microsoft.com/office/drawing/2016/5/10/chartex" xmlns:cx5="http://schemas.microsoft.com/office/drawing/2016/5/11/chartex" xmlns:cx6="http://schemas.microsoft.com/office/drawing/2016/5/12/chartex" xmlns:cx7="http://schemas.microsoft.com/office/drawing/2016/5/13/chartex" xmlns:cx8="http://schemas.microsoft.com/office/drawing/2016/5/14/chartex" xmlns:mc="http://schemas.openxmlformats.org/markup-compatibility/2006" xmlns:aink="http://schemas.microsoft.com/office/drawing/2016/ink" xmlns:am3d="http://schemas.microsoft.com/office/drawing/2017/model3d" xmlns:o="urn:schemas-microsoft-com:office:office" xmlns:oel="http://schemas.microsoft.com/office/2019/extlst" xmlns:r="http://schemas.openxmlformats.org/officeDocument/2006/relationships" xmlns:m="http://schemas.openxmlformats.org/officeDocument/2006/math" xmlns:v="urn:schemas-microsoft-com:vml" xmlns:wp14="http://schemas.microsoft.com/office/word/2010/wordprocessingDrawing" xmlns:wp="http://schemas.openxmlformats.org/drawingml/2006/wordprocessingDrawing" xmlns:w10="urn:schemas-microsoft-com:office:word" xmlns:w="http://schemas.openxmlformats.org/wordprocessingml/2006/main" xmlns:w14="http://schemas.microsoft.com/office/word/2010/wordml" xmlns:w15="http://schemas.microsoft.com/office/word/2012/wordml" xmlns:w16cex="http://schemas.microsoft.com/office/word/2018/wordml/cex" xmlns:w16cid="http://schemas.microsoft.com/office/word/2016/wordml/cid" xmlns:w16="http://schemas.microsoft.com/office/word/2018/wordml" xmlns:w16du="http://schemas.microsoft.com/office/word/2023/wordml/word16du" xmlns:w16sdtdh="http://schemas.microsoft.com/office/word/2020/wordml/sdtdatahash" xmlns:w16sdtfl="http://schemas.microsoft.com/office/word/2024/wordml/sdtformatlock" xmlns:w16se="http://schemas.microsoft.com/office/word/2015/wordml/symex" xmlns:wpg="http://schemas.microsoft.com/office/word/2010/wordprocessingGroup" xmlns:wpi="http://schemas.microsoft.com/office/word/2010/wordprocessingInk" xmlns:wne="http://schemas.microsoft.com/office/word/2006/wordml" xmlns:wps="http://schemas.microsoft.com/office/word/2010/wordprocessingShape" mc:Ignorable="w14 w15 w16se w16cid w16 w16cex w16sdtdh w16sdtfl w16du wp14">
   <w:p>
     <w:pPr>
+      <w:pStyle w:val="Footer"/>
+    </w:pPr>
+  </w:p>
+</w:ftr>
+</file>
+
+<file path=word/footer2.xml><?xml version="1.0" encoding="utf-8"?>
+<w:ftr xmlns:wpc="http://schemas.microsoft.com/office/word/2010/wordprocessingCanvas" xmlns:cx="http://schemas.microsoft.com/office/drawing/2014/chartex" xmlns:cx1="http://schemas.microsoft.com/office/drawing/2015/9/8/chartex" xmlns:cx2="http://schemas.microsoft.com/office/drawing/2015/10/21/chartex" xmlns:cx3="http://schemas.microsoft.com/office/drawing/2016/5/9/chartex" xmlns:cx4="http://schemas.microsoft.com/office/drawing/2016/5/10/chartex" xmlns:cx5="http://schemas.microsoft.com/office/drawing/2016/5/11/chartex" xmlns:cx6="http://schemas.microsoft.com/office/drawing/2016/5/12/chartex" xmlns:cx7="http://schemas.microsoft.com/office/drawing/2016/5/13/chartex" xmlns:cx8="http://schemas.microsoft.com/office/drawing/2016/5/14/chartex" xmlns:mc="http://schemas.openxmlformats.org/markup-compatibility/2006" xmlns:aink="http://schemas.microsoft.com/office/drawing/2016/ink" xmlns:am3d="http://schemas.microsoft.com/office/drawing/2017/model3d" xmlns:o="urn:schemas-microsoft-com:office:office" xmlns:oel="http://schemas.microsoft.com/office/2019/extlst" xmlns:r="http://schemas.openxmlformats.org/officeDocument/2006/relationships" xmlns:m="http://schemas.openxmlformats.org/officeDocument/2006/math" xmlns:v="urn:schemas-microsoft-com:vml" xmlns:wp14="http://schemas.microsoft.com/office/word/2010/wordprocessingDrawing" xmlns:wp="http://schemas.openxmlformats.org/drawingml/2006/wordprocessingDrawing" xmlns:w10="urn:schemas-microsoft-com:office:word" xmlns:w="http://schemas.openxmlformats.org/wordprocessingml/2006/main" xmlns:w14="http://schemas.microsoft.com/office/word/2010/wordml" xmlns:w15="http://schemas.microsoft.com/office/word/2012/wordml" xmlns:w16cex="http://schemas.microsoft.com/office/word/2018/wordml/cex" xmlns:w16cid="http://schemas.microsoft.com/office/word/2016/wordml/cid" xmlns:w16="http://schemas.microsoft.com/office/word/2018/wordml" xmlns:w16du="http://schemas.microsoft.com/office/word/2023/wordml/word16du" xmlns:w16sdtdh="http://schemas.microsoft.com/office/word/2020/wordml/sdtdatahash" xmlns:w16sdtfl="http://schemas.microsoft.com/office/word/2024/wordml/sdtformatlock" xmlns:w16se="http://schemas.microsoft.com/office/word/2015/wordml/symex" xmlns:wpg="http://schemas.microsoft.com/office/word/2010/wordprocessingGroup" xmlns:wpi="http://schemas.microsoft.com/office/word/2010/wordprocessingInk" xmlns:wne="http://schemas.microsoft.com/office/word/2006/wordml" xmlns:wps="http://schemas.microsoft.com/office/word/2010/wordprocessingShape" mc:Ignorable="w14 w15 w16se w16cid w16 w16cex w16sdtdh w16sdtfl w16du wp14">
+  <w:p>
+    <w:pPr>
       <w:jc w:val="right"/>
       <w:rPr>
         <w:noProof/>
@@ -2104,6 +1786,16 @@
       </w:rPr>
       <w:t xml:space="preserve"> (250) 953-0496</w:t>
     </w:r>
+  </w:p>
+</w:ftr>
+</file>
+
+<file path=word/footer3.xml><?xml version="1.0" encoding="utf-8"?>
+<w:ftr xmlns:wpc="http://schemas.microsoft.com/office/word/2010/wordprocessingCanvas" xmlns:cx="http://schemas.microsoft.com/office/drawing/2014/chartex" xmlns:cx1="http://schemas.microsoft.com/office/drawing/2015/9/8/chartex" xmlns:cx2="http://schemas.microsoft.com/office/drawing/2015/10/21/chartex" xmlns:cx3="http://schemas.microsoft.com/office/drawing/2016/5/9/chartex" xmlns:cx4="http://schemas.microsoft.com/office/drawing/2016/5/10/chartex" xmlns:cx5="http://schemas.microsoft.com/office/drawing/2016/5/11/chartex" xmlns:cx6="http://schemas.microsoft.com/office/drawing/2016/5/12/chartex" xmlns:cx7="http://schemas.microsoft.com/office/drawing/2016/5/13/chartex" xmlns:cx8="http://schemas.microsoft.com/office/drawing/2016/5/14/chartex" xmlns:mc="http://schemas.openxmlformats.org/markup-compatibility/2006" xmlns:aink="http://schemas.microsoft.com/office/drawing/2016/ink" xmlns:am3d="http://schemas.microsoft.com/office/drawing/2017/model3d" xmlns:o="urn:schemas-microsoft-com:office:office" xmlns:oel="http://schemas.microsoft.com/office/2019/extlst" xmlns:r="http://schemas.openxmlformats.org/officeDocument/2006/relationships" xmlns:m="http://schemas.openxmlformats.org/officeDocument/2006/math" xmlns:v="urn:schemas-microsoft-com:vml" xmlns:wp14="http://schemas.microsoft.com/office/word/2010/wordprocessingDrawing" xmlns:wp="http://schemas.openxmlformats.org/drawingml/2006/wordprocessingDrawing" xmlns:w10="urn:schemas-microsoft-com:office:word" xmlns:w="http://schemas.openxmlformats.org/wordprocessingml/2006/main" xmlns:w14="http://schemas.microsoft.com/office/word/2010/wordml" xmlns:w15="http://schemas.microsoft.com/office/word/2012/wordml" xmlns:w16cex="http://schemas.microsoft.com/office/word/2018/wordml/cex" xmlns:w16cid="http://schemas.microsoft.com/office/word/2016/wordml/cid" xmlns:w16="http://schemas.microsoft.com/office/word/2018/wordml" xmlns:w16du="http://schemas.microsoft.com/office/word/2023/wordml/word16du" xmlns:w16sdtdh="http://schemas.microsoft.com/office/word/2020/wordml/sdtdatahash" xmlns:w16sdtfl="http://schemas.microsoft.com/office/word/2024/wordml/sdtformatlock" xmlns:w16se="http://schemas.microsoft.com/office/word/2015/wordml/symex" xmlns:wpg="http://schemas.microsoft.com/office/word/2010/wordprocessingGroup" xmlns:wpi="http://schemas.microsoft.com/office/word/2010/wordprocessingInk" xmlns:wne="http://schemas.microsoft.com/office/word/2006/wordml" xmlns:wps="http://schemas.microsoft.com/office/word/2010/wordprocessingShape" mc:Ignorable="w14 w15 w16se w16cid w16 w16cex w16sdtdh w16sdtfl w16du wp14">
+  <w:p>
+    <w:pPr>
+      <w:pStyle w:val="Footer"/>
+    </w:pPr>
   </w:p>
 </w:ftr>
 </file>
@@ -2134,6 +1826,16 @@
 </file>
 
 <file path=word/header1.xml><?xml version="1.0" encoding="utf-8"?>
+<w:hdr xmlns:wpc="http://schemas.microsoft.com/office/word/2010/wordprocessingCanvas" xmlns:cx="http://schemas.microsoft.com/office/drawing/2014/chartex" xmlns:cx1="http://schemas.microsoft.com/office/drawing/2015/9/8/chartex" xmlns:cx2="http://schemas.microsoft.com/office/drawing/2015/10/21/chartex" xmlns:cx3="http://schemas.microsoft.com/office/drawing/2016/5/9/chartex" xmlns:cx4="http://schemas.microsoft.com/office/drawing/2016/5/10/chartex" xmlns:cx5="http://schemas.microsoft.com/office/drawing/2016/5/11/chartex" xmlns:cx6="http://schemas.microsoft.com/office/drawing/2016/5/12/chartex" xmlns:cx7="http://schemas.microsoft.com/office/drawing/2016/5/13/chartex" xmlns:cx8="http://schemas.microsoft.com/office/drawing/2016/5/14/chartex" xmlns:mc="http://schemas.openxmlformats.org/markup-compatibility/2006" xmlns:aink="http://schemas.microsoft.com/office/drawing/2016/ink" xmlns:am3d="http://schemas.microsoft.com/office/drawing/2017/model3d" xmlns:o="urn:schemas-microsoft-com:office:office" xmlns:oel="http://schemas.microsoft.com/office/2019/extlst" xmlns:r="http://schemas.openxmlformats.org/officeDocument/2006/relationships" xmlns:m="http://schemas.openxmlformats.org/officeDocument/2006/math" xmlns:v="urn:schemas-microsoft-com:vml" xmlns:wp14="http://schemas.microsoft.com/office/word/2010/wordprocessingDrawing" xmlns:wp="http://schemas.openxmlformats.org/drawingml/2006/wordprocessingDrawing" xmlns:w10="urn:schemas-microsoft-com:office:word" xmlns:w="http://schemas.openxmlformats.org/wordprocessingml/2006/main" xmlns:w14="http://schemas.microsoft.com/office/word/2010/wordml" xmlns:w15="http://schemas.microsoft.com/office/word/2012/wordml" xmlns:w16cex="http://schemas.microsoft.com/office/word/2018/wordml/cex" xmlns:w16cid="http://schemas.microsoft.com/office/word/2016/wordml/cid" xmlns:w16="http://schemas.microsoft.com/office/word/2018/wordml" xmlns:w16du="http://schemas.microsoft.com/office/word/2023/wordml/word16du" xmlns:w16sdtdh="http://schemas.microsoft.com/office/word/2020/wordml/sdtdatahash" xmlns:w16sdtfl="http://schemas.microsoft.com/office/word/2024/wordml/sdtformatlock" xmlns:w16se="http://schemas.microsoft.com/office/word/2015/wordml/symex" xmlns:wpg="http://schemas.microsoft.com/office/word/2010/wordprocessingGroup" xmlns:wpi="http://schemas.microsoft.com/office/word/2010/wordprocessingInk" xmlns:wne="http://schemas.microsoft.com/office/word/2006/wordml" xmlns:wps="http://schemas.microsoft.com/office/word/2010/wordprocessingShape" mc:Ignorable="w14 w15 w16se w16cid w16 w16cex w16sdtdh w16sdtfl w16du wp14">
+  <w:p>
+    <w:pPr>
+      <w:pStyle w:val="Header"/>
+    </w:pPr>
+  </w:p>
+</w:hdr>
+</file>
+
+<file path=word/header2.xml><?xml version="1.0" encoding="utf-8"?>
 <w:hdr xmlns:wpc="http://schemas.microsoft.com/office/word/2010/wordprocessingCanvas" xmlns:cx="http://schemas.microsoft.com/office/drawing/2014/chartex" xmlns:cx1="http://schemas.microsoft.com/office/drawing/2015/9/8/chartex" xmlns:cx2="http://schemas.microsoft.com/office/drawing/2015/10/21/chartex" xmlns:cx3="http://schemas.microsoft.com/office/drawing/2016/5/9/chartex" xmlns:cx4="http://schemas.microsoft.com/office/drawing/2016/5/10/chartex" xmlns:cx5="http://schemas.microsoft.com/office/drawing/2016/5/11/chartex" xmlns:cx6="http://schemas.microsoft.com/office/drawing/2016/5/12/chartex" xmlns:cx7="http://schemas.microsoft.com/office/drawing/2016/5/13/chartex" xmlns:cx8="http://schemas.microsoft.com/office/drawing/2016/5/14/chartex" xmlns:mc="http://schemas.openxmlformats.org/markup-compatibility/2006" xmlns:aink="http://schemas.microsoft.com/office/drawing/2016/ink" xmlns:am3d="http://schemas.microsoft.com/office/drawing/2017/model3d" xmlns:o="urn:schemas-microsoft-com:office:office" xmlns:oel="http://schemas.microsoft.com/office/2019/extlst" xmlns:r="http://schemas.openxmlformats.org/officeDocument/2006/relationships" xmlns:m="http://schemas.openxmlformats.org/officeDocument/2006/math" xmlns:v="urn:schemas-microsoft-com:vml" xmlns:wp14="http://schemas.microsoft.com/office/word/2010/wordprocessingDrawing" xmlns:wp="http://schemas.openxmlformats.org/drawingml/2006/wordprocessingDrawing" xmlns:w10="urn:schemas-microsoft-com:office:word" xmlns:w="http://schemas.openxmlformats.org/wordprocessingml/2006/main" xmlns:w14="http://schemas.microsoft.com/office/word/2010/wordml" xmlns:w15="http://schemas.microsoft.com/office/word/2012/wordml" xmlns:w16cex="http://schemas.microsoft.com/office/word/2018/wordml/cex" xmlns:w16cid="http://schemas.microsoft.com/office/word/2016/wordml/cid" xmlns:w16="http://schemas.microsoft.com/office/word/2018/wordml" xmlns:w16du="http://schemas.microsoft.com/office/word/2023/wordml/word16du" xmlns:w16sdtdh="http://schemas.microsoft.com/office/word/2020/wordml/sdtdatahash" xmlns:w16sdtfl="http://schemas.microsoft.com/office/word/2024/wordml/sdtformatlock" xmlns:w16se="http://schemas.microsoft.com/office/word/2015/wordml/symex" xmlns:wpg="http://schemas.microsoft.com/office/word/2010/wordprocessingGroup" xmlns:wpi="http://schemas.microsoft.com/office/word/2010/wordprocessingInk" xmlns:wne="http://schemas.microsoft.com/office/word/2006/wordml" xmlns:wps="http://schemas.microsoft.com/office/word/2010/wordprocessingShape" mc:Ignorable="w14 w15 w16se w16cid w16 w16cex w16sdtdh w16sdtfl w16du wp14">
   <w:p>
     <w:pPr>
@@ -2312,27 +2014,7 @@
         <w:sz w:val="30"/>
         <w:szCs w:val="30"/>
       </w:rPr>
-      <w:t>{{</w:t>
-    </w:r>
-    <w:proofErr w:type="spellStart"/>
-    <w:r>
-      <w:rPr>
-        <w:b/>
-        <w:bCs/>
-        <w:sz w:val="30"/>
-        <w:szCs w:val="30"/>
-      </w:rPr>
-      <w:t>InvoiceId</w:t>
-    </w:r>
-    <w:proofErr w:type="spellEnd"/>
-    <w:r>
-      <w:rPr>
-        <w:b/>
-        <w:bCs/>
-        <w:sz w:val="30"/>
-        <w:szCs w:val="30"/>
-      </w:rPr>
-      <w:t>}}</w:t>
+      <w:t>{{InvoiceId}}</w:t>
     </w:r>
     <w:r>
       <w:rPr>
@@ -2425,25 +2107,7 @@
         <w:szCs w:val="20"/>
         <w14:ligatures w14:val="none"/>
       </w:rPr>
-      <w:t>{{</w:t>
-    </w:r>
-    <w:proofErr w:type="spellStart"/>
-    <w:r>
-      <w:rPr>
-        <w:kern w:val="0"/>
-        <w:szCs w:val="20"/>
-        <w14:ligatures w14:val="none"/>
-      </w:rPr>
-      <w:t>InvoiceCreatedDate</w:t>
-    </w:r>
-    <w:proofErr w:type="spellEnd"/>
-    <w:r>
-      <w:rPr>
-        <w:kern w:val="0"/>
-        <w:szCs w:val="20"/>
-        <w14:ligatures w14:val="none"/>
-      </w:rPr>
-      <w:t>}}</w:t>
+      <w:t>{{InvoiceCreatedDate}}</w:t>
     </w:r>
     <w:r>
       <w:rPr>
@@ -2476,7 +2140,21 @@
         <w:noProof/>
         <w:szCs w:val="20"/>
       </w:rPr>
-      <w:t>PO Box 9601 STN Prov Gov</w:t>
+      <w:t>PO Box 960</w:t>
+    </w:r>
+    <w:r>
+      <w:rPr>
+        <w:noProof/>
+        <w:szCs w:val="20"/>
+      </w:rPr>
+      <w:t>4</w:t>
+    </w:r>
+    <w:r>
+      <w:rPr>
+        <w:noProof/>
+        <w:szCs w:val="20"/>
+      </w:rPr>
+      <w:t xml:space="preserve"> STN Prov Gov</w:t>
     </w:r>
     <w:r>
       <w:rPr>
@@ -2493,6 +2171,16 @@
         <w:noProof/>
         <w:sz w:val="22"/>
       </w:rPr>
+    </w:pPr>
+  </w:p>
+</w:hdr>
+</file>
+
+<file path=word/header3.xml><?xml version="1.0" encoding="utf-8"?>
+<w:hdr xmlns:wpc="http://schemas.microsoft.com/office/word/2010/wordprocessingCanvas" xmlns:cx="http://schemas.microsoft.com/office/drawing/2014/chartex" xmlns:cx1="http://schemas.microsoft.com/office/drawing/2015/9/8/chartex" xmlns:cx2="http://schemas.microsoft.com/office/drawing/2015/10/21/chartex" xmlns:cx3="http://schemas.microsoft.com/office/drawing/2016/5/9/chartex" xmlns:cx4="http://schemas.microsoft.com/office/drawing/2016/5/10/chartex" xmlns:cx5="http://schemas.microsoft.com/office/drawing/2016/5/11/chartex" xmlns:cx6="http://schemas.microsoft.com/office/drawing/2016/5/12/chartex" xmlns:cx7="http://schemas.microsoft.com/office/drawing/2016/5/13/chartex" xmlns:cx8="http://schemas.microsoft.com/office/drawing/2016/5/14/chartex" xmlns:mc="http://schemas.openxmlformats.org/markup-compatibility/2006" xmlns:aink="http://schemas.microsoft.com/office/drawing/2016/ink" xmlns:am3d="http://schemas.microsoft.com/office/drawing/2017/model3d" xmlns:o="urn:schemas-microsoft-com:office:office" xmlns:oel="http://schemas.microsoft.com/office/2019/extlst" xmlns:r="http://schemas.openxmlformats.org/officeDocument/2006/relationships" xmlns:m="http://schemas.openxmlformats.org/officeDocument/2006/math" xmlns:v="urn:schemas-microsoft-com:vml" xmlns:wp14="http://schemas.microsoft.com/office/word/2010/wordprocessingDrawing" xmlns:wp="http://schemas.openxmlformats.org/drawingml/2006/wordprocessingDrawing" xmlns:w10="urn:schemas-microsoft-com:office:word" xmlns:w="http://schemas.openxmlformats.org/wordprocessingml/2006/main" xmlns:w14="http://schemas.microsoft.com/office/word/2010/wordml" xmlns:w15="http://schemas.microsoft.com/office/word/2012/wordml" xmlns:w16cex="http://schemas.microsoft.com/office/word/2018/wordml/cex" xmlns:w16cid="http://schemas.microsoft.com/office/word/2016/wordml/cid" xmlns:w16="http://schemas.microsoft.com/office/word/2018/wordml" xmlns:w16du="http://schemas.microsoft.com/office/word/2023/wordml/word16du" xmlns:w16sdtdh="http://schemas.microsoft.com/office/word/2020/wordml/sdtdatahash" xmlns:w16sdtfl="http://schemas.microsoft.com/office/word/2024/wordml/sdtformatlock" xmlns:w16se="http://schemas.microsoft.com/office/word/2015/wordml/symex" xmlns:wpg="http://schemas.microsoft.com/office/word/2010/wordprocessingGroup" xmlns:wpi="http://schemas.microsoft.com/office/word/2010/wordprocessingInk" xmlns:wne="http://schemas.microsoft.com/office/word/2006/wordml" xmlns:wps="http://schemas.microsoft.com/office/word/2010/wordprocessingShape" mc:Ignorable="w14 w15 w16se w16cid w16 w16cex w16sdtdh w16sdtfl w16du wp14">
+  <w:p>
+    <w:pPr>
+      <w:pStyle w:val="Header"/>
     </w:pPr>
   </w:p>
 </w:hdr>
@@ -3334,6 +3022,7 @@
 
 <file path=docMetadata/LabelInfo.xml><?xml version="1.0" encoding="utf-8"?>
 <clbl:labelList xmlns:clbl="http://schemas.microsoft.com/office/2020/mipLabelMetadata">
+  <clbl:label id="{d9290083-bd2f-48a2-8ac5-09a524b17d15}" enabled="1" method="Privileged" siteId="{b9fec68c-c92d-461e-9a97-3d03a0f18b82}" contentBits="1" removed="0"/>
   <clbl:label id="{e0793d39-0939-496d-b129-198edd916feb}" enabled="0" method="" siteId="{e0793d39-0939-496d-b129-198edd916feb}" removed="1"/>
 </clbl:labelList>
 </file>
--- a/ALR-DocgenTemplates/Renewal Receipt Template.docx
+++ b/ALR-DocgenTemplates/Renewal Receipt Template.docx
@@ -12,12 +12,8 @@
           <w:szCs w:val="34"/>
         </w:rPr>
         <w:sectPr>
-          <w:headerReference w:type="even" r:id="rId6"/>
-          <w:headerReference w:type="default" r:id="rId7"/>
-          <w:footerReference w:type="even" r:id="rId8"/>
-          <w:footerReference w:type="default" r:id="rId9"/>
-          <w:headerReference w:type="first" r:id="rId10"/>
-          <w:footerReference w:type="first" r:id="rId11"/>
+          <w:headerReference w:type="default" r:id="rId6"/>
+          <w:footerReference w:type="default" r:id="rId7"/>
           <w:pgSz w:w="12240" w:h="15840"/>
           <w:pgMar w:top="720" w:right="720" w:bottom="720" w:left="720" w:header="708" w:footer="708" w:gutter="0"/>
           <w:cols w:space="708"/>
@@ -136,7 +132,29 @@
                 <w:szCs w:val="24"/>
                 <w14:ligatures w14:val="none"/>
               </w:rPr>
-              <w:t>{{RegistrantName}}</w:t>
+              <w:t>{{</w:t>
+            </w:r>
+            <w:proofErr w:type="spellStart"/>
+            <w:r>
+              <w:rPr>
+                <w:color w:val="000000" w:themeColor="text1"/>
+                <w:kern w:val="0"/>
+                <w:sz w:val="24"/>
+                <w:szCs w:val="24"/>
+                <w14:ligatures w14:val="none"/>
+              </w:rPr>
+              <w:t>RegistrantName</w:t>
+            </w:r>
+            <w:proofErr w:type="spellEnd"/>
+            <w:r>
+              <w:rPr>
+                <w:color w:val="000000" w:themeColor="text1"/>
+                <w:kern w:val="0"/>
+                <w:sz w:val="24"/>
+                <w:szCs w:val="24"/>
+                <w14:ligatures w14:val="none"/>
+              </w:rPr>
+              <w:t>}}</w:t>
             </w:r>
           </w:p>
         </w:tc>
@@ -161,7 +179,29 @@
                 <w:szCs w:val="24"/>
                 <w14:ligatures w14:val="none"/>
               </w:rPr>
-              <w:t>{{ResidenceName}}</w:t>
+              <w:t>{{</w:t>
+            </w:r>
+            <w:proofErr w:type="spellStart"/>
+            <w:r>
+              <w:rPr>
+                <w:color w:val="000000" w:themeColor="text1"/>
+                <w:kern w:val="0"/>
+                <w:sz w:val="24"/>
+                <w:szCs w:val="24"/>
+                <w14:ligatures w14:val="none"/>
+              </w:rPr>
+              <w:t>ResidenceName</w:t>
+            </w:r>
+            <w:proofErr w:type="spellEnd"/>
+            <w:r>
+              <w:rPr>
+                <w:color w:val="000000" w:themeColor="text1"/>
+                <w:kern w:val="0"/>
+                <w:sz w:val="24"/>
+                <w:szCs w:val="24"/>
+                <w14:ligatures w14:val="none"/>
+              </w:rPr>
+              <w:t>}}</w:t>
             </w:r>
           </w:p>
         </w:tc>
@@ -191,7 +231,29 @@
                 <w:szCs w:val="24"/>
                 <w14:ligatures w14:val="none"/>
               </w:rPr>
-              <w:t>{{RegistrantAddress}}</w:t>
+              <w:t>{{</w:t>
+            </w:r>
+            <w:proofErr w:type="spellStart"/>
+            <w:r>
+              <w:rPr>
+                <w:color w:val="000000" w:themeColor="text1"/>
+                <w:kern w:val="0"/>
+                <w:sz w:val="24"/>
+                <w:szCs w:val="24"/>
+                <w14:ligatures w14:val="none"/>
+              </w:rPr>
+              <w:t>RegistrantAddress</w:t>
+            </w:r>
+            <w:proofErr w:type="spellEnd"/>
+            <w:r>
+              <w:rPr>
+                <w:color w:val="000000" w:themeColor="text1"/>
+                <w:kern w:val="0"/>
+                <w:sz w:val="24"/>
+                <w:szCs w:val="24"/>
+                <w14:ligatures w14:val="none"/>
+              </w:rPr>
+              <w:t>}}</w:t>
             </w:r>
           </w:p>
         </w:tc>
@@ -294,7 +356,25 @@
                 <w:sz w:val="24"/>
                 <w:szCs w:val="24"/>
               </w:rPr>
-              <w:t>{{ResidenceAddress}}</w:t>
+              <w:t>{{</w:t>
+            </w:r>
+            <w:proofErr w:type="spellStart"/>
+            <w:r>
+              <w:rPr>
+                <w:color w:val="000000" w:themeColor="text1"/>
+                <w:sz w:val="24"/>
+                <w:szCs w:val="24"/>
+              </w:rPr>
+              <w:t>ResidenceAddress</w:t>
+            </w:r>
+            <w:proofErr w:type="spellEnd"/>
+            <w:r>
+              <w:rPr>
+                <w:color w:val="000000" w:themeColor="text1"/>
+                <w:sz w:val="24"/>
+                <w:szCs w:val="24"/>
+              </w:rPr>
+              <w:t>}}</w:t>
             </w:r>
             <w:bookmarkEnd w:id="1"/>
           </w:p>
@@ -317,10 +397,10 @@
         <w:tblLook w:val="04A0" w:firstRow="1" w:lastRow="0" w:firstColumn="1" w:lastColumn="0" w:noHBand="0" w:noVBand="1"/>
       </w:tblPr>
       <w:tblGrid>
-        <w:gridCol w:w="2926"/>
-        <w:gridCol w:w="2575"/>
-        <w:gridCol w:w="2333"/>
-        <w:gridCol w:w="3141"/>
+        <w:gridCol w:w="2718"/>
+        <w:gridCol w:w="2803"/>
+        <w:gridCol w:w="2223"/>
+        <w:gridCol w:w="3231"/>
       </w:tblGrid>
       <w:tr>
         <w:trPr>
@@ -503,7 +583,21 @@
               <w:rPr>
                 <w:sz w:val="22"/>
               </w:rPr>
-              <w:t>{{PublicQuantitySum}}</w:t>
+              <w:t>{{</w:t>
+            </w:r>
+            <w:proofErr w:type="spellStart"/>
+            <w:r>
+              <w:rPr>
+                <w:sz w:val="22"/>
+              </w:rPr>
+              <w:t>PublicQuantitySum</w:t>
+            </w:r>
+            <w:proofErr w:type="spellEnd"/>
+            <w:r>
+              <w:rPr>
+                <w:sz w:val="22"/>
+              </w:rPr>
+              <w:t>}}</w:t>
             </w:r>
           </w:p>
         </w:tc>
@@ -525,7 +619,23 @@
                 <w:rStyle w:val="ui-provider"/>
                 <w:sz w:val="22"/>
               </w:rPr>
-              <w:t>{{PublicSum}}</w:t>
+              <w:t>{{</w:t>
+            </w:r>
+            <w:proofErr w:type="spellStart"/>
+            <w:r>
+              <w:rPr>
+                <w:rStyle w:val="ui-provider"/>
+                <w:sz w:val="22"/>
+              </w:rPr>
+              <w:t>PublicSum</w:t>
+            </w:r>
+            <w:proofErr w:type="spellEnd"/>
+            <w:r>
+              <w:rPr>
+                <w:rStyle w:val="ui-provider"/>
+                <w:sz w:val="22"/>
+              </w:rPr>
+              <w:t>}}</w:t>
             </w:r>
             <w:bookmarkEnd w:id="2"/>
           </w:p>
@@ -551,7 +661,24 @@
                 <w:rStyle w:val="ui-provider"/>
                 <w:sz w:val="22"/>
               </w:rPr>
-              <w:t>{{PublicFeeSum}}</w:t>
+              <w:t>{{</w:t>
+            </w:r>
+            <w:proofErr w:type="spellStart"/>
+            <w:r>
+              <w:rPr>
+                <w:rStyle w:val="ui-provider"/>
+                <w:sz w:val="22"/>
+              </w:rPr>
+              <w:t>PublicFeeSum</w:t>
+            </w:r>
+            <w:proofErr w:type="spellEnd"/>
+            <w:proofErr w:type="gramStart"/>
+            <w:r>
+              <w:rPr>
+                <w:rStyle w:val="ui-provider"/>
+                <w:sz w:val="22"/>
+              </w:rPr>
+              <w:t>}}</w:t>
             </w:r>
             <w:bookmarkStart w:id="4" w:name="OLE_LINK27"/>
             <w:r>
@@ -559,7 +686,15 @@
                 <w:rStyle w:val="ui-provider"/>
                 <w:sz w:val="22"/>
               </w:rPr>
-              <w:t>{{/P</w:t>
+              <w:t>{</w:t>
+            </w:r>
+            <w:proofErr w:type="gramEnd"/>
+            <w:r>
+              <w:rPr>
+                <w:rStyle w:val="ui-provider"/>
+                <w:sz w:val="22"/>
+              </w:rPr>
+              <w:t>{/P</w:t>
             </w:r>
             <w:r>
               <w:rPr>
@@ -630,7 +765,25 @@
                 <w:sz w:val="22"/>
                 <w14:ligatures w14:val="none"/>
               </w:rPr>
-              <w:t>{{PrivateQuantitySum}}</w:t>
+              <w:t>{{</w:t>
+            </w:r>
+            <w:proofErr w:type="spellStart"/>
+            <w:r>
+              <w:rPr>
+                <w:kern w:val="0"/>
+                <w:sz w:val="22"/>
+                <w14:ligatures w14:val="none"/>
+              </w:rPr>
+              <w:t>PrivateQuantitySum</w:t>
+            </w:r>
+            <w:proofErr w:type="spellEnd"/>
+            <w:r>
+              <w:rPr>
+                <w:kern w:val="0"/>
+                <w:sz w:val="22"/>
+                <w14:ligatures w14:val="none"/>
+              </w:rPr>
+              <w:t>}}</w:t>
             </w:r>
             <w:bookmarkEnd w:id="5"/>
           </w:p>
@@ -656,7 +809,27 @@
                 <w:sz w:val="22"/>
                 <w14:ligatures w14:val="none"/>
               </w:rPr>
-              <w:t>{{PrivateSum}}</w:t>
+              <w:t>{{</w:t>
+            </w:r>
+            <w:proofErr w:type="spellStart"/>
+            <w:r>
+              <w:rPr>
+                <w:rStyle w:val="ui-provider"/>
+                <w:kern w:val="0"/>
+                <w:sz w:val="22"/>
+                <w14:ligatures w14:val="none"/>
+              </w:rPr>
+              <w:t>PrivateSum</w:t>
+            </w:r>
+            <w:proofErr w:type="spellEnd"/>
+            <w:r>
+              <w:rPr>
+                <w:rStyle w:val="ui-provider"/>
+                <w:kern w:val="0"/>
+                <w:sz w:val="22"/>
+                <w14:ligatures w14:val="none"/>
+              </w:rPr>
+              <w:t>}}</w:t>
             </w:r>
             <w:bookmarkEnd w:id="6"/>
           </w:p>
@@ -684,7 +857,28 @@
                 <w:sz w:val="22"/>
                 <w14:ligatures w14:val="none"/>
               </w:rPr>
-              <w:t>{{PrivateFeeSum}}</w:t>
+              <w:t>{{</w:t>
+            </w:r>
+            <w:proofErr w:type="spellStart"/>
+            <w:r>
+              <w:rPr>
+                <w:rStyle w:val="ui-provider"/>
+                <w:kern w:val="0"/>
+                <w:sz w:val="22"/>
+                <w14:ligatures w14:val="none"/>
+              </w:rPr>
+              <w:t>PrivateFeeSum</w:t>
+            </w:r>
+            <w:proofErr w:type="spellEnd"/>
+            <w:proofErr w:type="gramStart"/>
+            <w:r>
+              <w:rPr>
+                <w:rStyle w:val="ui-provider"/>
+                <w:kern w:val="0"/>
+                <w:sz w:val="22"/>
+                <w14:ligatures w14:val="none"/>
+              </w:rPr>
+              <w:t>}}</w:t>
             </w:r>
             <w:bookmarkStart w:id="7" w:name="OLE_LINK28"/>
             <w:r>
@@ -694,7 +888,17 @@
                 <w:sz w:val="22"/>
                 <w14:ligatures w14:val="none"/>
               </w:rPr>
-              <w:t>{{/Private}}</w:t>
+              <w:t>{</w:t>
+            </w:r>
+            <w:proofErr w:type="gramEnd"/>
+            <w:r>
+              <w:rPr>
+                <w:rStyle w:val="ui-provider"/>
+                <w:kern w:val="0"/>
+                <w:sz w:val="22"/>
+                <w14:ligatures w14:val="none"/>
+              </w:rPr>
+              <w:t>{/Private}}</w:t>
             </w:r>
             <w:bookmarkEnd w:id="7"/>
           </w:p>
@@ -728,7 +932,16 @@
                 <w:sz w:val="22"/>
                 <w14:ligatures w14:val="none"/>
               </w:rPr>
-              <w:t>Per Diem</w:t>
+              <w:t xml:space="preserve">Per </w:t>
+            </w:r>
+            <w:proofErr w:type="gramStart"/>
+            <w:r>
+              <w:rPr>
+                <w:kern w:val="0"/>
+                <w:sz w:val="22"/>
+                <w14:ligatures w14:val="none"/>
+              </w:rPr>
+              <w:t>Diem</w:t>
             </w:r>
             <w:bookmarkEnd w:id="8"/>
             <w:r>
@@ -738,7 +951,17 @@
                 <w:sz w:val="22"/>
                 <w14:ligatures w14:val="none"/>
               </w:rPr>
-              <w:t>{{#</w:t>
+              <w:t>{</w:t>
+            </w:r>
+            <w:proofErr w:type="gramEnd"/>
+            <w:r>
+              <w:rPr>
+                <w:rStyle w:val="ui-provider"/>
+                <w:kern w:val="0"/>
+                <w:sz w:val="22"/>
+                <w14:ligatures w14:val="none"/>
+              </w:rPr>
+              <w:t>{#</w:t>
             </w:r>
             <w:r>
               <w:rPr>
@@ -783,6 +1006,7 @@
               <w:t>{{</w:t>
             </w:r>
             <w:bookmarkStart w:id="10" w:name="OLE_LINK22"/>
+            <w:proofErr w:type="spellStart"/>
             <w:r>
               <w:rPr>
                 <w:kern w:val="0"/>
@@ -798,7 +1022,16 @@
                 <w:sz w:val="22"/>
                 <w14:ligatures w14:val="none"/>
               </w:rPr>
-              <w:t>QuantitySum}}</w:t>
+              <w:t>QuantitySum</w:t>
+            </w:r>
+            <w:proofErr w:type="spellEnd"/>
+            <w:r>
+              <w:rPr>
+                <w:kern w:val="0"/>
+                <w:sz w:val="22"/>
+                <w14:ligatures w14:val="none"/>
+              </w:rPr>
+              <w:t>}}</w:t>
             </w:r>
             <w:bookmarkEnd w:id="9"/>
           </w:p>
@@ -828,6 +1061,7 @@
               </w:rPr>
               <w:t>{{</w:t>
             </w:r>
+            <w:proofErr w:type="spellStart"/>
             <w:r>
               <w:rPr>
                 <w:kern w:val="0"/>
@@ -843,7 +1077,17 @@
                 <w:sz w:val="22"/>
                 <w14:ligatures w14:val="none"/>
               </w:rPr>
-              <w:t>Sum}}</w:t>
+              <w:t>Sum</w:t>
+            </w:r>
+            <w:proofErr w:type="spellEnd"/>
+            <w:r>
+              <w:rPr>
+                <w:rStyle w:val="ui-provider"/>
+                <w:kern w:val="0"/>
+                <w:sz w:val="22"/>
+                <w14:ligatures w14:val="none"/>
+              </w:rPr>
+              <w:t>}}</w:t>
             </w:r>
             <w:bookmarkEnd w:id="11"/>
           </w:p>
@@ -876,6 +1120,7 @@
               </w:rPr>
               <w:t>{{</w:t>
             </w:r>
+            <w:proofErr w:type="spellStart"/>
             <w:r>
               <w:rPr>
                 <w:kern w:val="0"/>
@@ -891,7 +1136,18 @@
                 <w:sz w:val="22"/>
                 <w14:ligatures w14:val="none"/>
               </w:rPr>
-              <w:t>Sum}}</w:t>
+              <w:t>Sum</w:t>
+            </w:r>
+            <w:proofErr w:type="spellEnd"/>
+            <w:proofErr w:type="gramStart"/>
+            <w:r>
+              <w:rPr>
+                <w:rStyle w:val="ui-provider"/>
+                <w:kern w:val="0"/>
+                <w:sz w:val="22"/>
+                <w14:ligatures w14:val="none"/>
+              </w:rPr>
+              <w:t>}}</w:t>
             </w:r>
             <w:bookmarkStart w:id="13" w:name="OLE_LINK29"/>
             <w:r>
@@ -901,7 +1157,17 @@
                 <w:sz w:val="22"/>
                 <w14:ligatures w14:val="none"/>
               </w:rPr>
-              <w:t>{{/</w:t>
+              <w:t>{</w:t>
+            </w:r>
+            <w:proofErr w:type="gramEnd"/>
+            <w:r>
+              <w:rPr>
+                <w:rStyle w:val="ui-provider"/>
+                <w:kern w:val="0"/>
+                <w:sz w:val="22"/>
+                <w14:ligatures w14:val="none"/>
+              </w:rPr>
+              <w:t>{/</w:t>
             </w:r>
             <w:r>
               <w:rPr>
@@ -1214,9 +1480,9 @@
     </w:p>
     <w:tbl>
       <w:tblPr>
-        <w:tblStyle w:val="TableGrid1"/>
-        <w:tblW w:w="10435" w:type="dxa"/>
-        <w:tblInd w:w="0" w:type="dxa"/>
+        <w:tblStyle w:val="TableGrid"/>
+        <w:tblW w:w="10773" w:type="dxa"/>
+        <w:tblInd w:w="421" w:type="dxa"/>
         <w:tblBorders>
           <w:top w:val="none" w:sz="0" w:space="0" w:color="auto"/>
           <w:left w:val="none" w:sz="0" w:space="0" w:color="auto"/>
@@ -1225,29 +1491,31 @@
           <w:insideH w:val="none" w:sz="0" w:space="0" w:color="auto"/>
           <w:insideV w:val="none" w:sz="0" w:space="0" w:color="auto"/>
         </w:tblBorders>
+        <w:tblLayout w:type="fixed"/>
         <w:tblLook w:val="04A0" w:firstRow="1" w:lastRow="0" w:firstColumn="1" w:lastColumn="0" w:noHBand="0" w:noVBand="1"/>
       </w:tblPr>
       <w:tblGrid>
-        <w:gridCol w:w="4724"/>
-        <w:gridCol w:w="3454"/>
-        <w:gridCol w:w="2257"/>
+        <w:gridCol w:w="4677"/>
+        <w:gridCol w:w="1418"/>
+        <w:gridCol w:w="4678"/>
       </w:tblGrid>
       <w:tr>
-        <w:trPr>
-          <w:trHeight w:val="168"/>
-        </w:trPr>
         <w:tc>
           <w:tcPr>
-            <w:tcW w:w="4765" w:type="dxa"/>
-            <w:hideMark/>
+            <w:tcW w:w="4677" w:type="dxa"/>
           </w:tcPr>
           <w:p>
             <w:pPr>
+              <w:tabs>
+                <w:tab w:val="left" w:pos="2880"/>
+              </w:tabs>
               <w:rPr>
                 <w:noProof/>
                 <w:sz w:val="22"/>
               </w:rPr>
             </w:pPr>
+            <w:bookmarkStart w:id="14" w:name="OLE_LINK6"/>
+            <w:proofErr w:type="gramStart"/>
             <w:r>
               <w:rPr>
                 <w:b/>
@@ -1256,111 +1524,154 @@
                 <w:sz w:val="24"/>
                 <w:szCs w:val="24"/>
               </w:rPr>
-              <w:t xml:space="preserve">     </w:t>
-            </w:r>
-            <w:bookmarkStart w:id="14" w:name="OLE_LINK6"/>
-            <w:r>
-              <w:rPr>
-                <w:b/>
-                <w:bCs/>
-                <w:color w:val="000000" w:themeColor="text1"/>
-                <w:sz w:val="24"/>
-                <w:szCs w:val="24"/>
-              </w:rPr>
-              <w:t xml:space="preserve">Registration: </w:t>
+              <w:t>Registration:</w:t>
             </w:r>
             <w:r>
               <w:rPr>
                 <w:color w:val="000000" w:themeColor="text1"/>
                 <w:szCs w:val="20"/>
               </w:rPr>
-              <w:t>{{IF_isCertificateIdNotPresent}}</w:t>
+              <w:t>{</w:t>
+            </w:r>
+            <w:proofErr w:type="gramEnd"/>
+            <w:r>
+              <w:rPr>
+                <w:color w:val="000000" w:themeColor="text1"/>
+                <w:szCs w:val="20"/>
+              </w:rPr>
+              <w:t>{</w:t>
+            </w:r>
+            <w:proofErr w:type="spellStart"/>
+            <w:r>
+              <w:rPr>
+                <w:color w:val="000000" w:themeColor="text1"/>
+                <w:szCs w:val="20"/>
+              </w:rPr>
+              <w:t>IF_isCertificateIdNotPresent</w:t>
+            </w:r>
+            <w:proofErr w:type="spellEnd"/>
+            <w:r>
+              <w:rPr>
+                <w:color w:val="000000" w:themeColor="text1"/>
+                <w:szCs w:val="20"/>
+              </w:rPr>
+              <w:t>}}</w:t>
             </w:r>
           </w:p>
         </w:tc>
         <w:tc>
           <w:tcPr>
-            <w:tcW w:w="3503" w:type="dxa"/>
-            <w:hideMark/>
+            <w:tcW w:w="1418" w:type="dxa"/>
           </w:tcPr>
           <w:p>
             <w:pPr>
+              <w:tabs>
+                <w:tab w:val="left" w:pos="2880"/>
+              </w:tabs>
               <w:rPr>
                 <w:noProof/>
                 <w:sz w:val="22"/>
               </w:rPr>
             </w:pPr>
-            <w:r>
-              <w:rPr>
-                <w:b/>
-                <w:bCs/>
-                <w:color w:val="000000" w:themeColor="text1"/>
-                <w:sz w:val="24"/>
-                <w:szCs w:val="24"/>
-              </w:rPr>
-              <w:t xml:space="preserve">             </w:t>
-            </w:r>
-            <w:r>
-              <w:rPr>
-                <w:b/>
-                <w:bCs/>
-                <w:color w:val="000000" w:themeColor="text1"/>
-                <w:sz w:val="24"/>
-                <w:szCs w:val="24"/>
-              </w:rPr>
-              <w:t xml:space="preserve">  </w:t>
-            </w:r>
-            <w:r>
-              <w:rPr>
-                <w:b/>
-                <w:bCs/>
-                <w:color w:val="000000" w:themeColor="text1"/>
-                <w:sz w:val="24"/>
-                <w:szCs w:val="24"/>
-              </w:rPr>
-              <w:t>Invoice total:</w:t>
-            </w:r>
           </w:p>
         </w:tc>
         <w:tc>
           <w:tcPr>
-            <w:tcW w:w="2167" w:type="dxa"/>
-            <w:hideMark/>
+            <w:tcW w:w="4678" w:type="dxa"/>
           </w:tcPr>
           <w:p>
             <w:pPr>
-              <w:jc w:val="right"/>
+              <w:tabs>
+                <w:tab w:val="left" w:pos="2880"/>
+              </w:tabs>
               <w:rPr>
                 <w:noProof/>
                 <w:sz w:val="22"/>
               </w:rPr>
             </w:pPr>
-            <w:bookmarkStart w:id="15" w:name="OLE_LINK14"/>
-            <w:r>
-              <w:rPr>
-                <w:color w:val="000000" w:themeColor="text1"/>
-                <w:kern w:val="0"/>
-                <w:sz w:val="24"/>
-                <w:szCs w:val="24"/>
-                <w14:ligatures w14:val="none"/>
-              </w:rPr>
-              <w:t>{{TotalFeeAmount}}</w:t>
-            </w:r>
-            <w:bookmarkEnd w:id="15"/>
+            <w:r>
+              <w:rPr>
+                <w:b/>
+                <w:bCs/>
+                <w:color w:val="000000" w:themeColor="text1"/>
+                <w:sz w:val="24"/>
+                <w:szCs w:val="24"/>
+              </w:rPr>
+              <w:t>Invoice total:</w:t>
+            </w:r>
+            <w:r>
+              <w:rPr>
+                <w:color w:val="000000" w:themeColor="text1"/>
+                <w:kern w:val="0"/>
+                <w:sz w:val="24"/>
+                <w:szCs w:val="24"/>
+                <w14:ligatures w14:val="none"/>
+              </w:rPr>
+              <w:t xml:space="preserve">          </w:t>
+            </w:r>
+            <w:proofErr w:type="gramStart"/>
+            <w:r>
+              <w:rPr>
+                <w:color w:val="000000" w:themeColor="text1"/>
+                <w:kern w:val="0"/>
+                <w:sz w:val="24"/>
+                <w:szCs w:val="24"/>
+                <w14:ligatures w14:val="none"/>
+              </w:rPr>
+              <w:t xml:space="preserve">   {</w:t>
+            </w:r>
+            <w:proofErr w:type="gramEnd"/>
+            <w:r>
+              <w:rPr>
+                <w:color w:val="000000" w:themeColor="text1"/>
+                <w:kern w:val="0"/>
+                <w:sz w:val="24"/>
+                <w:szCs w:val="24"/>
+                <w14:ligatures w14:val="none"/>
+              </w:rPr>
+              <w:t>{</w:t>
+            </w:r>
+            <w:proofErr w:type="spellStart"/>
+            <w:r>
+              <w:rPr>
+                <w:color w:val="000000" w:themeColor="text1"/>
+                <w:kern w:val="0"/>
+                <w:sz w:val="24"/>
+                <w:szCs w:val="24"/>
+                <w14:ligatures w14:val="none"/>
+              </w:rPr>
+              <w:t>TotalFeeAmount</w:t>
+            </w:r>
+            <w:proofErr w:type="spellEnd"/>
+            <w:r>
+              <w:rPr>
+                <w:color w:val="000000" w:themeColor="text1"/>
+                <w:kern w:val="0"/>
+                <w:sz w:val="24"/>
+                <w:szCs w:val="24"/>
+                <w14:ligatures w14:val="none"/>
+              </w:rPr>
+              <w:t>}}</w:t>
+            </w:r>
           </w:p>
         </w:tc>
       </w:tr>
       <w:tr>
-        <w:trPr>
-          <w:trHeight w:val="168"/>
-        </w:trPr>
         <w:tc>
           <w:tcPr>
-            <w:tcW w:w="4765" w:type="dxa"/>
-            <w:hideMark/>
+            <w:tcW w:w="4677" w:type="dxa"/>
           </w:tcPr>
           <w:p>
             <w:pPr>
+              <w:tabs>
+                <w:tab w:val="left" w:pos="2880"/>
+              </w:tabs>
+              <w:rPr>
+                <w:noProof/>
+                <w:sz w:val="22"/>
+              </w:rPr>
+            </w:pPr>
+            <w:r>
               <w:rPr>
                 <w:b/>
                 <w:bCs/>
@@ -1369,7 +1680,9 @@
                 <w:szCs w:val="24"/>
                 <w14:ligatures w14:val="none"/>
               </w:rPr>
-            </w:pPr>
+              <w:t xml:space="preserve">Payment </w:t>
+            </w:r>
+            <w:proofErr w:type="gramStart"/>
             <w:r>
               <w:rPr>
                 <w:b/>
@@ -1379,18 +1692,30 @@
                 <w:szCs w:val="24"/>
                 <w14:ligatures w14:val="none"/>
               </w:rPr>
-              <w:t xml:space="preserve">     Payment Date: </w:t>
-            </w:r>
-            <w:r>
-              <w:rPr>
-                <w:color w:val="000000" w:themeColor="text1"/>
-                <w:kern w:val="0"/>
-                <w:sz w:val="24"/>
-                <w:szCs w:val="24"/>
-                <w14:ligatures w14:val="none"/>
-              </w:rPr>
-              <w:t>{{</w:t>
-            </w:r>
+              <w:t>Date:</w:t>
+            </w:r>
+            <w:r>
+              <w:rPr>
+                <w:color w:val="000000" w:themeColor="text1"/>
+                <w:kern w:val="0"/>
+                <w:sz w:val="24"/>
+                <w:szCs w:val="24"/>
+                <w14:ligatures w14:val="none"/>
+              </w:rPr>
+              <w:t>{</w:t>
+            </w:r>
+            <w:proofErr w:type="gramEnd"/>
+            <w:r>
+              <w:rPr>
+                <w:color w:val="000000" w:themeColor="text1"/>
+                <w:kern w:val="0"/>
+                <w:sz w:val="24"/>
+                <w:szCs w:val="24"/>
+                <w14:ligatures w14:val="none"/>
+              </w:rPr>
+              <w:t>{</w:t>
+            </w:r>
+            <w:proofErr w:type="spellStart"/>
             <w:r>
               <w:rPr>
                 <w:kern w:val="0"/>
@@ -1406,220 +1731,192 @@
                 <w:szCs w:val="24"/>
                 <w14:ligatures w14:val="none"/>
               </w:rPr>
-              <w:t>nvoicePaymentDate}}</w:t>
+              <w:t>nvoicePaymentDate</w:t>
+            </w:r>
+            <w:proofErr w:type="spellEnd"/>
+            <w:r>
+              <w:rPr>
+                <w:color w:val="000000" w:themeColor="text1"/>
+                <w:kern w:val="0"/>
+                <w:sz w:val="24"/>
+                <w:szCs w:val="24"/>
+                <w14:ligatures w14:val="none"/>
+              </w:rPr>
+              <w:t>}}</w:t>
             </w:r>
           </w:p>
         </w:tc>
         <w:tc>
           <w:tcPr>
-            <w:tcW w:w="3503" w:type="dxa"/>
-            <w:hideMark/>
+            <w:tcW w:w="1418" w:type="dxa"/>
           </w:tcPr>
           <w:p>
             <w:pPr>
-              <w:jc w:val="center"/>
-              <w:rPr>
-                <w:b/>
-                <w:bCs/>
-                <w:kern w:val="0"/>
-                <w:sz w:val="24"/>
-                <w:szCs w:val="24"/>
-                <w14:ligatures w14:val="none"/>
+              <w:tabs>
+                <w:tab w:val="left" w:pos="2880"/>
+              </w:tabs>
+              <w:rPr>
+                <w:noProof/>
+                <w:sz w:val="22"/>
               </w:rPr>
             </w:pPr>
-            <w:r>
-              <w:rPr>
-                <w:b/>
-                <w:bCs/>
-                <w:kern w:val="0"/>
-                <w:sz w:val="24"/>
-                <w:szCs w:val="24"/>
-                <w14:ligatures w14:val="none"/>
-              </w:rPr>
-              <w:t xml:space="preserve">               </w:t>
-            </w:r>
-            <w:r>
-              <w:rPr>
-                <w:b/>
-                <w:bCs/>
-                <w:kern w:val="0"/>
-                <w:sz w:val="24"/>
-                <w:szCs w:val="24"/>
-                <w14:ligatures w14:val="none"/>
-              </w:rPr>
-              <w:t>Payment</w:t>
-            </w:r>
-            <w:r>
-              <w:rPr>
-                <w:b/>
-                <w:bCs/>
-                <w:kern w:val="0"/>
-                <w:sz w:val="24"/>
-                <w:szCs w:val="24"/>
-                <w14:ligatures w14:val="none"/>
-              </w:rPr>
-              <w:t xml:space="preserve"> R</w:t>
-            </w:r>
-            <w:r>
-              <w:rPr>
-                <w:b/>
-                <w:bCs/>
-                <w:kern w:val="0"/>
-                <w:sz w:val="24"/>
-                <w:szCs w:val="24"/>
-                <w14:ligatures w14:val="none"/>
-              </w:rPr>
-              <w:t>eceived:</w:t>
-            </w:r>
           </w:p>
         </w:tc>
         <w:tc>
           <w:tcPr>
-            <w:tcW w:w="2167" w:type="dxa"/>
-            <w:hideMark/>
+            <w:tcW w:w="4678" w:type="dxa"/>
           </w:tcPr>
           <w:p>
             <w:pPr>
-              <w:jc w:val="right"/>
-              <w:rPr>
-                <w:color w:val="000000" w:themeColor="text1"/>
-                <w:kern w:val="0"/>
-                <w:sz w:val="24"/>
-                <w:szCs w:val="24"/>
-                <w14:ligatures w14:val="none"/>
+              <w:tabs>
+                <w:tab w:val="left" w:pos="2880"/>
+              </w:tabs>
+              <w:rPr>
+                <w:noProof/>
+                <w:sz w:val="22"/>
               </w:rPr>
             </w:pPr>
             <w:r>
               <w:rPr>
-                <w:color w:val="000000" w:themeColor="text1"/>
-                <w:kern w:val="0"/>
-                <w:sz w:val="24"/>
-                <w:szCs w:val="24"/>
-                <w14:ligatures w14:val="none"/>
-              </w:rPr>
-              <w:t>{{TotalFeeAmount}}</w:t>
+                <w:b/>
+                <w:bCs/>
+                <w:kern w:val="0"/>
+                <w:sz w:val="24"/>
+                <w:szCs w:val="24"/>
+                <w14:ligatures w14:val="none"/>
+              </w:rPr>
+              <w:t>Payment Received</w:t>
+            </w:r>
+            <w:proofErr w:type="gramStart"/>
+            <w:r>
+              <w:rPr>
+                <w:b/>
+                <w:bCs/>
+                <w:kern w:val="0"/>
+                <w:sz w:val="24"/>
+                <w:szCs w:val="24"/>
+                <w14:ligatures w14:val="none"/>
+              </w:rPr>
+              <w:t>:</w:t>
+            </w:r>
+            <w:r>
+              <w:rPr>
+                <w:color w:val="000000" w:themeColor="text1"/>
+                <w:kern w:val="0"/>
+                <w:sz w:val="24"/>
+                <w:szCs w:val="24"/>
+                <w14:ligatures w14:val="none"/>
+              </w:rPr>
+              <w:t xml:space="preserve">  {</w:t>
+            </w:r>
+            <w:proofErr w:type="gramEnd"/>
+            <w:r>
+              <w:rPr>
+                <w:color w:val="000000" w:themeColor="text1"/>
+                <w:kern w:val="0"/>
+                <w:sz w:val="24"/>
+                <w:szCs w:val="24"/>
+                <w14:ligatures w14:val="none"/>
+              </w:rPr>
+              <w:t>{</w:t>
+            </w:r>
+            <w:proofErr w:type="spellStart"/>
+            <w:r>
+              <w:rPr>
+                <w:color w:val="000000" w:themeColor="text1"/>
+                <w:kern w:val="0"/>
+                <w:sz w:val="24"/>
+                <w:szCs w:val="24"/>
+                <w14:ligatures w14:val="none"/>
+              </w:rPr>
+              <w:t>TotalFeeAmount</w:t>
+            </w:r>
+            <w:proofErr w:type="spellEnd"/>
+            <w:r>
+              <w:rPr>
+                <w:color w:val="000000" w:themeColor="text1"/>
+                <w:kern w:val="0"/>
+                <w:sz w:val="24"/>
+                <w:szCs w:val="24"/>
+                <w14:ligatures w14:val="none"/>
+              </w:rPr>
+              <w:t>}}</w:t>
             </w:r>
           </w:p>
         </w:tc>
       </w:tr>
       <w:tr>
-        <w:trPr>
-          <w:trHeight w:val="168"/>
-        </w:trPr>
         <w:tc>
           <w:tcPr>
-            <w:tcW w:w="4765" w:type="dxa"/>
-            <w:hideMark/>
+            <w:tcW w:w="4677" w:type="dxa"/>
           </w:tcPr>
           <w:p>
             <w:pPr>
-              <w:rPr>
-                <w:b/>
-                <w:bCs/>
-                <w:color w:val="000000" w:themeColor="text1"/>
-                <w:kern w:val="0"/>
-                <w:sz w:val="24"/>
-                <w:szCs w:val="24"/>
-                <w14:ligatures w14:val="none"/>
+              <w:tabs>
+                <w:tab w:val="left" w:pos="2880"/>
+              </w:tabs>
+              <w:rPr>
+                <w:noProof/>
+                <w:sz w:val="22"/>
               </w:rPr>
             </w:pPr>
-            <w:r>
-              <w:rPr>
-                <w:b/>
-                <w:bCs/>
-                <w:kern w:val="0"/>
-                <w:sz w:val="24"/>
-                <w:szCs w:val="24"/>
-                <w14:ligatures w14:val="none"/>
-              </w:rPr>
-              <w:t xml:space="preserve">     </w:t>
-            </w:r>
           </w:p>
         </w:tc>
         <w:tc>
           <w:tcPr>
-            <w:tcW w:w="3503" w:type="dxa"/>
-            <w:hideMark/>
+            <w:tcW w:w="1418" w:type="dxa"/>
           </w:tcPr>
           <w:p>
             <w:pPr>
-              <w:rPr>
-                <w:b/>
-                <w:bCs/>
-                <w:color w:val="000000" w:themeColor="text1"/>
-                <w:kern w:val="0"/>
-                <w:sz w:val="24"/>
-                <w:szCs w:val="24"/>
-                <w14:ligatures w14:val="none"/>
+              <w:tabs>
+                <w:tab w:val="left" w:pos="2880"/>
+              </w:tabs>
+              <w:rPr>
+                <w:noProof/>
+                <w:sz w:val="22"/>
               </w:rPr>
             </w:pPr>
-            <w:r>
-              <w:rPr>
-                <w:b/>
-                <w:bCs/>
-                <w:kern w:val="0"/>
-                <w:sz w:val="24"/>
-                <w:szCs w:val="24"/>
-                <w14:ligatures w14:val="none"/>
-              </w:rPr>
-              <w:t xml:space="preserve">              </w:t>
-            </w:r>
-            <w:r>
-              <w:rPr>
-                <w:b/>
-                <w:bCs/>
-                <w:kern w:val="0"/>
-                <w:sz w:val="24"/>
-                <w:szCs w:val="24"/>
-                <w14:ligatures w14:val="none"/>
-              </w:rPr>
-              <w:t xml:space="preserve"> </w:t>
-            </w:r>
-            <w:r>
-              <w:rPr>
-                <w:b/>
-                <w:bCs/>
-                <w:kern w:val="0"/>
-                <w:sz w:val="24"/>
-                <w:szCs w:val="24"/>
-                <w14:ligatures w14:val="none"/>
-              </w:rPr>
-              <w:t>Balance due:</w:t>
-            </w:r>
           </w:p>
         </w:tc>
         <w:tc>
           <w:tcPr>
-            <w:tcW w:w="2167" w:type="dxa"/>
-            <w:hideMark/>
+            <w:tcW w:w="4678" w:type="dxa"/>
           </w:tcPr>
           <w:p>
             <w:pPr>
-              <w:jc w:val="right"/>
+              <w:tabs>
+                <w:tab w:val="left" w:pos="2880"/>
+              </w:tabs>
+              <w:rPr>
+                <w:noProof/>
+                <w:sz w:val="22"/>
+              </w:rPr>
+            </w:pPr>
+            <w:r>
               <w:rPr>
                 <w:b/>
                 <w:bCs/>
-                <w:color w:val="000000" w:themeColor="text1"/>
-                <w:kern w:val="0"/>
-                <w:sz w:val="24"/>
-                <w:szCs w:val="24"/>
-                <w14:ligatures w14:val="none"/>
-              </w:rPr>
-            </w:pPr>
-            <w:r>
-              <w:rPr>
-                <w:color w:val="000000" w:themeColor="text1"/>
-                <w:kern w:val="0"/>
-                <w:sz w:val="24"/>
-                <w:szCs w:val="24"/>
-                <w14:ligatures w14:val="none"/>
-              </w:rPr>
-              <w:t xml:space="preserve">  $0.00</w:t>
+                <w:kern w:val="0"/>
+                <w:sz w:val="24"/>
+                <w:szCs w:val="24"/>
+                <w14:ligatures w14:val="none"/>
+              </w:rPr>
+              <w:t>Balance due:</w:t>
+            </w:r>
+            <w:r>
+              <w:rPr>
+                <w:color w:val="000000" w:themeColor="text1"/>
+                <w:kern w:val="0"/>
+                <w:sz w:val="24"/>
+                <w:szCs w:val="24"/>
+                <w14:ligatures w14:val="none"/>
+              </w:rPr>
+              <w:t xml:space="preserve">                 $0.00</w:t>
             </w:r>
           </w:p>
         </w:tc>
-        <w:bookmarkEnd w:id="14"/>
       </w:tr>
+      <w:bookmarkEnd w:id="14"/>
     </w:tbl>
     <w:p>
       <w:pPr>
@@ -1672,16 +1969,6 @@
 <w:ftr xmlns:wpc="http://schemas.microsoft.com/office/word/2010/wordprocessingCanvas" xmlns:cx="http://schemas.microsoft.com/office/drawing/2014/chartex" xmlns:cx1="http://schemas.microsoft.com/office/drawing/2015/9/8/chartex" xmlns:cx2="http://schemas.microsoft.com/office/drawing/2015/10/21/chartex" xmlns:cx3="http://schemas.microsoft.com/office/drawing/2016/5/9/chartex" xmlns:cx4="http://schemas.microsoft.com/office/drawing/2016/5/10/chartex" xmlns:cx5="http://schemas.microsoft.com/office/drawing/2016/5/11/chartex" xmlns:cx6="http://schemas.microsoft.com/office/drawing/2016/5/12/chartex" xmlns:cx7="http://schemas.microsoft.com/office/drawing/2016/5/13/chartex" xmlns:cx8="http://schemas.microsoft.com/office/drawing/2016/5/14/chartex" xmlns:mc="http://schemas.openxmlformats.org/markup-compatibility/2006" xmlns:aink="http://schemas.microsoft.com/office/drawing/2016/ink" xmlns:am3d="http://schemas.microsoft.com/office/drawing/2017/model3d" xmlns:o="urn:schemas-microsoft-com:office:office" xmlns:oel="http://schemas.microsoft.com/office/2019/extlst" xmlns:r="http://schemas.openxmlformats.org/officeDocument/2006/relationships" xmlns:m="http://schemas.openxmlformats.org/officeDocument/2006/math" xmlns:v="urn:schemas-microsoft-com:vml" xmlns:wp14="http://schemas.microsoft.com/office/word/2010/wordprocessingDrawing" xmlns:wp="http://schemas.openxmlformats.org/drawingml/2006/wordprocessingDrawing" xmlns:w10="urn:schemas-microsoft-com:office:word" xmlns:w="http://schemas.openxmlformats.org/wordprocessingml/2006/main" xmlns:w14="http://schemas.microsoft.com/office/word/2010/wordml" xmlns:w15="http://schemas.microsoft.com/office/word/2012/wordml" xmlns:w16cex="http://schemas.microsoft.com/office/word/2018/wordml/cex" xmlns:w16cid="http://schemas.microsoft.com/office/word/2016/wordml/cid" xmlns:w16="http://schemas.microsoft.com/office/word/2018/wordml" xmlns:w16du="http://schemas.microsoft.com/office/word/2023/wordml/word16du" xmlns:w16sdtdh="http://schemas.microsoft.com/office/word/2020/wordml/sdtdatahash" xmlns:w16sdtfl="http://schemas.microsoft.com/office/word/2024/wordml/sdtformatlock" xmlns:w16se="http://schemas.microsoft.com/office/word/2015/wordml/symex" xmlns:wpg="http://schemas.microsoft.com/office/word/2010/wordprocessingGroup" xmlns:wpi="http://schemas.microsoft.com/office/word/2010/wordprocessingInk" xmlns:wne="http://schemas.microsoft.com/office/word/2006/wordml" xmlns:wps="http://schemas.microsoft.com/office/word/2010/wordprocessingShape" mc:Ignorable="w14 w15 w16se w16cid w16 w16cex w16sdtdh w16sdtfl w16du wp14">
   <w:p>
     <w:pPr>
-      <w:pStyle w:val="Footer"/>
-    </w:pPr>
-  </w:p>
-</w:ftr>
-</file>
-
-<file path=word/footer2.xml><?xml version="1.0" encoding="utf-8"?>
-<w:ftr xmlns:wpc="http://schemas.microsoft.com/office/word/2010/wordprocessingCanvas" xmlns:cx="http://schemas.microsoft.com/office/drawing/2014/chartex" xmlns:cx1="http://schemas.microsoft.com/office/drawing/2015/9/8/chartex" xmlns:cx2="http://schemas.microsoft.com/office/drawing/2015/10/21/chartex" xmlns:cx3="http://schemas.microsoft.com/office/drawing/2016/5/9/chartex" xmlns:cx4="http://schemas.microsoft.com/office/drawing/2016/5/10/chartex" xmlns:cx5="http://schemas.microsoft.com/office/drawing/2016/5/11/chartex" xmlns:cx6="http://schemas.microsoft.com/office/drawing/2016/5/12/chartex" xmlns:cx7="http://schemas.microsoft.com/office/drawing/2016/5/13/chartex" xmlns:cx8="http://schemas.microsoft.com/office/drawing/2016/5/14/chartex" xmlns:mc="http://schemas.openxmlformats.org/markup-compatibility/2006" xmlns:aink="http://schemas.microsoft.com/office/drawing/2016/ink" xmlns:am3d="http://schemas.microsoft.com/office/drawing/2017/model3d" xmlns:o="urn:schemas-microsoft-com:office:office" xmlns:oel="http://schemas.microsoft.com/office/2019/extlst" xmlns:r="http://schemas.openxmlformats.org/officeDocument/2006/relationships" xmlns:m="http://schemas.openxmlformats.org/officeDocument/2006/math" xmlns:v="urn:schemas-microsoft-com:vml" xmlns:wp14="http://schemas.microsoft.com/office/word/2010/wordprocessingDrawing" xmlns:wp="http://schemas.openxmlformats.org/drawingml/2006/wordprocessingDrawing" xmlns:w10="urn:schemas-microsoft-com:office:word" xmlns:w="http://schemas.openxmlformats.org/wordprocessingml/2006/main" xmlns:w14="http://schemas.microsoft.com/office/word/2010/wordml" xmlns:w15="http://schemas.microsoft.com/office/word/2012/wordml" xmlns:w16cex="http://schemas.microsoft.com/office/word/2018/wordml/cex" xmlns:w16cid="http://schemas.microsoft.com/office/word/2016/wordml/cid" xmlns:w16="http://schemas.microsoft.com/office/word/2018/wordml" xmlns:w16du="http://schemas.microsoft.com/office/word/2023/wordml/word16du" xmlns:w16sdtdh="http://schemas.microsoft.com/office/word/2020/wordml/sdtdatahash" xmlns:w16sdtfl="http://schemas.microsoft.com/office/word/2024/wordml/sdtformatlock" xmlns:w16se="http://schemas.microsoft.com/office/word/2015/wordml/symex" xmlns:wpg="http://schemas.microsoft.com/office/word/2010/wordprocessingGroup" xmlns:wpi="http://schemas.microsoft.com/office/word/2010/wordprocessingInk" xmlns:wne="http://schemas.microsoft.com/office/word/2006/wordml" xmlns:wps="http://schemas.microsoft.com/office/word/2010/wordprocessingShape" mc:Ignorable="w14 w15 w16se w16cid w16 w16cex w16sdtdh w16sdtfl w16du wp14">
-  <w:p>
-    <w:pPr>
       <w:jc w:val="right"/>
       <w:rPr>
         <w:noProof/>
@@ -1786,16 +2073,6 @@
       </w:rPr>
       <w:t xml:space="preserve"> (250) 953-0496</w:t>
     </w:r>
-  </w:p>
-</w:ftr>
-</file>
-
-<file path=word/footer3.xml><?xml version="1.0" encoding="utf-8"?>
-<w:ftr xmlns:wpc="http://schemas.microsoft.com/office/word/2010/wordprocessingCanvas" xmlns:cx="http://schemas.microsoft.com/office/drawing/2014/chartex" xmlns:cx1="http://schemas.microsoft.com/office/drawing/2015/9/8/chartex" xmlns:cx2="http://schemas.microsoft.com/office/drawing/2015/10/21/chartex" xmlns:cx3="http://schemas.microsoft.com/office/drawing/2016/5/9/chartex" xmlns:cx4="http://schemas.microsoft.com/office/drawing/2016/5/10/chartex" xmlns:cx5="http://schemas.microsoft.com/office/drawing/2016/5/11/chartex" xmlns:cx6="http://schemas.microsoft.com/office/drawing/2016/5/12/chartex" xmlns:cx7="http://schemas.microsoft.com/office/drawing/2016/5/13/chartex" xmlns:cx8="http://schemas.microsoft.com/office/drawing/2016/5/14/chartex" xmlns:mc="http://schemas.openxmlformats.org/markup-compatibility/2006" xmlns:aink="http://schemas.microsoft.com/office/drawing/2016/ink" xmlns:am3d="http://schemas.microsoft.com/office/drawing/2017/model3d" xmlns:o="urn:schemas-microsoft-com:office:office" xmlns:oel="http://schemas.microsoft.com/office/2019/extlst" xmlns:r="http://schemas.openxmlformats.org/officeDocument/2006/relationships" xmlns:m="http://schemas.openxmlformats.org/officeDocument/2006/math" xmlns:v="urn:schemas-microsoft-com:vml" xmlns:wp14="http://schemas.microsoft.com/office/word/2010/wordprocessingDrawing" xmlns:wp="http://schemas.openxmlformats.org/drawingml/2006/wordprocessingDrawing" xmlns:w10="urn:schemas-microsoft-com:office:word" xmlns:w="http://schemas.openxmlformats.org/wordprocessingml/2006/main" xmlns:w14="http://schemas.microsoft.com/office/word/2010/wordml" xmlns:w15="http://schemas.microsoft.com/office/word/2012/wordml" xmlns:w16cex="http://schemas.microsoft.com/office/word/2018/wordml/cex" xmlns:w16cid="http://schemas.microsoft.com/office/word/2016/wordml/cid" xmlns:w16="http://schemas.microsoft.com/office/word/2018/wordml" xmlns:w16du="http://schemas.microsoft.com/office/word/2023/wordml/word16du" xmlns:w16sdtdh="http://schemas.microsoft.com/office/word/2020/wordml/sdtdatahash" xmlns:w16sdtfl="http://schemas.microsoft.com/office/word/2024/wordml/sdtformatlock" xmlns:w16se="http://schemas.microsoft.com/office/word/2015/wordml/symex" xmlns:wpg="http://schemas.microsoft.com/office/word/2010/wordprocessingGroup" xmlns:wpi="http://schemas.microsoft.com/office/word/2010/wordprocessingInk" xmlns:wne="http://schemas.microsoft.com/office/word/2006/wordml" xmlns:wps="http://schemas.microsoft.com/office/word/2010/wordprocessingShape" mc:Ignorable="w14 w15 w16se w16cid w16 w16cex w16sdtdh w16sdtfl w16du wp14">
-  <w:p>
-    <w:pPr>
-      <w:pStyle w:val="Footer"/>
-    </w:pPr>
   </w:p>
 </w:ftr>
 </file>
@@ -1826,16 +2103,6 @@
 </file>
 
 <file path=word/header1.xml><?xml version="1.0" encoding="utf-8"?>
-<w:hdr xmlns:wpc="http://schemas.microsoft.com/office/word/2010/wordprocessingCanvas" xmlns:cx="http://schemas.microsoft.com/office/drawing/2014/chartex" xmlns:cx1="http://schemas.microsoft.com/office/drawing/2015/9/8/chartex" xmlns:cx2="http://schemas.microsoft.com/office/drawing/2015/10/21/chartex" xmlns:cx3="http://schemas.microsoft.com/office/drawing/2016/5/9/chartex" xmlns:cx4="http://schemas.microsoft.com/office/drawing/2016/5/10/chartex" xmlns:cx5="http://schemas.microsoft.com/office/drawing/2016/5/11/chartex" xmlns:cx6="http://schemas.microsoft.com/office/drawing/2016/5/12/chartex" xmlns:cx7="http://schemas.microsoft.com/office/drawing/2016/5/13/chartex" xmlns:cx8="http://schemas.microsoft.com/office/drawing/2016/5/14/chartex" xmlns:mc="http://schemas.openxmlformats.org/markup-compatibility/2006" xmlns:aink="http://schemas.microsoft.com/office/drawing/2016/ink" xmlns:am3d="http://schemas.microsoft.com/office/drawing/2017/model3d" xmlns:o="urn:schemas-microsoft-com:office:office" xmlns:oel="http://schemas.microsoft.com/office/2019/extlst" xmlns:r="http://schemas.openxmlformats.org/officeDocument/2006/relationships" xmlns:m="http://schemas.openxmlformats.org/officeDocument/2006/math" xmlns:v="urn:schemas-microsoft-com:vml" xmlns:wp14="http://schemas.microsoft.com/office/word/2010/wordprocessingDrawing" xmlns:wp="http://schemas.openxmlformats.org/drawingml/2006/wordprocessingDrawing" xmlns:w10="urn:schemas-microsoft-com:office:word" xmlns:w="http://schemas.openxmlformats.org/wordprocessingml/2006/main" xmlns:w14="http://schemas.microsoft.com/office/word/2010/wordml" xmlns:w15="http://schemas.microsoft.com/office/word/2012/wordml" xmlns:w16cex="http://schemas.microsoft.com/office/word/2018/wordml/cex" xmlns:w16cid="http://schemas.microsoft.com/office/word/2016/wordml/cid" xmlns:w16="http://schemas.microsoft.com/office/word/2018/wordml" xmlns:w16du="http://schemas.microsoft.com/office/word/2023/wordml/word16du" xmlns:w16sdtdh="http://schemas.microsoft.com/office/word/2020/wordml/sdtdatahash" xmlns:w16sdtfl="http://schemas.microsoft.com/office/word/2024/wordml/sdtformatlock" xmlns:w16se="http://schemas.microsoft.com/office/word/2015/wordml/symex" xmlns:wpg="http://schemas.microsoft.com/office/word/2010/wordprocessingGroup" xmlns:wpi="http://schemas.microsoft.com/office/word/2010/wordprocessingInk" xmlns:wne="http://schemas.microsoft.com/office/word/2006/wordml" xmlns:wps="http://schemas.microsoft.com/office/word/2010/wordprocessingShape" mc:Ignorable="w14 w15 w16se w16cid w16 w16cex w16sdtdh w16sdtfl w16du wp14">
-  <w:p>
-    <w:pPr>
-      <w:pStyle w:val="Header"/>
-    </w:pPr>
-  </w:p>
-</w:hdr>
-</file>
-
-<file path=word/header2.xml><?xml version="1.0" encoding="utf-8"?>
 <w:hdr xmlns:wpc="http://schemas.microsoft.com/office/word/2010/wordprocessingCanvas" xmlns:cx="http://schemas.microsoft.com/office/drawing/2014/chartex" xmlns:cx1="http://schemas.microsoft.com/office/drawing/2015/9/8/chartex" xmlns:cx2="http://schemas.microsoft.com/office/drawing/2015/10/21/chartex" xmlns:cx3="http://schemas.microsoft.com/office/drawing/2016/5/9/chartex" xmlns:cx4="http://schemas.microsoft.com/office/drawing/2016/5/10/chartex" xmlns:cx5="http://schemas.microsoft.com/office/drawing/2016/5/11/chartex" xmlns:cx6="http://schemas.microsoft.com/office/drawing/2016/5/12/chartex" xmlns:cx7="http://schemas.microsoft.com/office/drawing/2016/5/13/chartex" xmlns:cx8="http://schemas.microsoft.com/office/drawing/2016/5/14/chartex" xmlns:mc="http://schemas.openxmlformats.org/markup-compatibility/2006" xmlns:aink="http://schemas.microsoft.com/office/drawing/2016/ink" xmlns:am3d="http://schemas.microsoft.com/office/drawing/2017/model3d" xmlns:o="urn:schemas-microsoft-com:office:office" xmlns:oel="http://schemas.microsoft.com/office/2019/extlst" xmlns:r="http://schemas.openxmlformats.org/officeDocument/2006/relationships" xmlns:m="http://schemas.openxmlformats.org/officeDocument/2006/math" xmlns:v="urn:schemas-microsoft-com:vml" xmlns:wp14="http://schemas.microsoft.com/office/word/2010/wordprocessingDrawing" xmlns:wp="http://schemas.openxmlformats.org/drawingml/2006/wordprocessingDrawing" xmlns:w10="urn:schemas-microsoft-com:office:word" xmlns:w="http://schemas.openxmlformats.org/wordprocessingml/2006/main" xmlns:w14="http://schemas.microsoft.com/office/word/2010/wordml" xmlns:w15="http://schemas.microsoft.com/office/word/2012/wordml" xmlns:w16cex="http://schemas.microsoft.com/office/word/2018/wordml/cex" xmlns:w16cid="http://schemas.microsoft.com/office/word/2016/wordml/cid" xmlns:w16="http://schemas.microsoft.com/office/word/2018/wordml" xmlns:w16du="http://schemas.microsoft.com/office/word/2023/wordml/word16du" xmlns:w16sdtdh="http://schemas.microsoft.com/office/word/2020/wordml/sdtdatahash" xmlns:w16sdtfl="http://schemas.microsoft.com/office/word/2024/wordml/sdtformatlock" xmlns:w16se="http://schemas.microsoft.com/office/word/2015/wordml/symex" xmlns:wpg="http://schemas.microsoft.com/office/word/2010/wordprocessingGroup" xmlns:wpi="http://schemas.microsoft.com/office/word/2010/wordprocessingInk" xmlns:wne="http://schemas.microsoft.com/office/word/2006/wordml" xmlns:wps="http://schemas.microsoft.com/office/word/2010/wordprocessingShape" mc:Ignorable="w14 w15 w16se w16cid w16 w16cex w16sdtdh w16sdtfl w16du wp14">
   <w:p>
     <w:pPr>
@@ -1960,6 +2227,7 @@
       </w:rPr>
       <w:tab/>
     </w:r>
+    <w:bookmarkStart w:id="0" w:name="OLE_LINK2"/>
     <w:r>
       <w:rPr>
         <w:b/>
@@ -1967,18 +2235,8 @@
         <w:noProof/>
         <w:sz w:val="22"/>
       </w:rPr>
-      <w:tab/>
-    </w:r>
-    <w:r>
-      <w:rPr>
-        <w:b/>
-        <w:bCs/>
-        <w:noProof/>
-        <w:sz w:val="22"/>
-      </w:rPr>
-      <w:t xml:space="preserve">        </w:t>
-    </w:r>
-    <w:bookmarkStart w:id="0" w:name="OLE_LINK2"/>
+      <w:t xml:space="preserve">     </w:t>
+    </w:r>
     <w:r>
       <w:rPr>
         <w:b/>
@@ -1995,16 +2253,7 @@
         <w:sz w:val="30"/>
         <w:szCs w:val="32"/>
       </w:rPr>
-      <w:t>#:</w:t>
-    </w:r>
-    <w:r>
-      <w:rPr>
-        <w:b/>
-        <w:bCs/>
-        <w:sz w:val="30"/>
-        <w:szCs w:val="32"/>
-      </w:rPr>
-      <w:t xml:space="preserve"> </w:t>
+      <w:t xml:space="preserve">#: </w:t>
     </w:r>
     <w:bookmarkEnd w:id="0"/>
     <w:r>
@@ -2014,7 +2263,27 @@
         <w:sz w:val="30"/>
         <w:szCs w:val="30"/>
       </w:rPr>
-      <w:t>{{InvoiceId}}</w:t>
+      <w:t>{{</w:t>
+    </w:r>
+    <w:proofErr w:type="spellStart"/>
+    <w:r>
+      <w:rPr>
+        <w:b/>
+        <w:bCs/>
+        <w:sz w:val="30"/>
+        <w:szCs w:val="30"/>
+      </w:rPr>
+      <w:t>InvoiceId</w:t>
+    </w:r>
+    <w:proofErr w:type="spellEnd"/>
+    <w:r>
+      <w:rPr>
+        <w:b/>
+        <w:bCs/>
+        <w:sz w:val="30"/>
+        <w:szCs w:val="30"/>
+      </w:rPr>
+      <w:t>}}</w:t>
     </w:r>
     <w:r>
       <w:rPr>
@@ -2042,43 +2311,7 @@
         <w:noProof/>
         <w:sz w:val="22"/>
       </w:rPr>
-      <w:t xml:space="preserve"> </w:t>
-    </w:r>
-    <w:r>
-      <w:rPr>
-        <w:i/>
-        <w:iCs/>
-        <w:noProof/>
-        <w:sz w:val="22"/>
-      </w:rPr>
-      <w:t xml:space="preserve">                                             </w:t>
-    </w:r>
-    <w:r>
-      <w:rPr>
-        <w:i/>
-        <w:iCs/>
-        <w:noProof/>
-        <w:sz w:val="22"/>
-      </w:rPr>
-      <w:t xml:space="preserve">  </w:t>
-    </w:r>
-    <w:r>
-      <w:rPr>
-        <w:i/>
-        <w:iCs/>
-        <w:noProof/>
-        <w:sz w:val="22"/>
-      </w:rPr>
-      <w:t xml:space="preserve">   </w:t>
-    </w:r>
-    <w:r>
-      <w:rPr>
-        <w:i/>
-        <w:iCs/>
-        <w:noProof/>
-        <w:sz w:val="22"/>
-      </w:rPr>
-      <w:t xml:space="preserve">  </w:t>
+      <w:t xml:space="preserve">                          </w:t>
     </w:r>
     <w:r>
       <w:rPr>
@@ -2107,7 +2340,25 @@
         <w:szCs w:val="20"/>
         <w14:ligatures w14:val="none"/>
       </w:rPr>
-      <w:t>{{InvoiceCreatedDate}}</w:t>
+      <w:t>{{</w:t>
+    </w:r>
+    <w:proofErr w:type="spellStart"/>
+    <w:r>
+      <w:rPr>
+        <w:kern w:val="0"/>
+        <w:szCs w:val="20"/>
+        <w14:ligatures w14:val="none"/>
+      </w:rPr>
+      <w:t>InvoiceCreatedDate</w:t>
+    </w:r>
+    <w:proofErr w:type="spellEnd"/>
+    <w:r>
+      <w:rPr>
+        <w:kern w:val="0"/>
+        <w:szCs w:val="20"/>
+        <w14:ligatures w14:val="none"/>
+      </w:rPr>
+      <w:t>}}</w:t>
     </w:r>
     <w:r>
       <w:rPr>
@@ -2171,16 +2422,6 @@
         <w:noProof/>
         <w:sz w:val="22"/>
       </w:rPr>
-    </w:pPr>
-  </w:p>
-</w:hdr>
-</file>
-
-<file path=word/header3.xml><?xml version="1.0" encoding="utf-8"?>
-<w:hdr xmlns:wpc="http://schemas.microsoft.com/office/word/2010/wordprocessingCanvas" xmlns:cx="http://schemas.microsoft.com/office/drawing/2014/chartex" xmlns:cx1="http://schemas.microsoft.com/office/drawing/2015/9/8/chartex" xmlns:cx2="http://schemas.microsoft.com/office/drawing/2015/10/21/chartex" xmlns:cx3="http://schemas.microsoft.com/office/drawing/2016/5/9/chartex" xmlns:cx4="http://schemas.microsoft.com/office/drawing/2016/5/10/chartex" xmlns:cx5="http://schemas.microsoft.com/office/drawing/2016/5/11/chartex" xmlns:cx6="http://schemas.microsoft.com/office/drawing/2016/5/12/chartex" xmlns:cx7="http://schemas.microsoft.com/office/drawing/2016/5/13/chartex" xmlns:cx8="http://schemas.microsoft.com/office/drawing/2016/5/14/chartex" xmlns:mc="http://schemas.openxmlformats.org/markup-compatibility/2006" xmlns:aink="http://schemas.microsoft.com/office/drawing/2016/ink" xmlns:am3d="http://schemas.microsoft.com/office/drawing/2017/model3d" xmlns:o="urn:schemas-microsoft-com:office:office" xmlns:oel="http://schemas.microsoft.com/office/2019/extlst" xmlns:r="http://schemas.openxmlformats.org/officeDocument/2006/relationships" xmlns:m="http://schemas.openxmlformats.org/officeDocument/2006/math" xmlns:v="urn:schemas-microsoft-com:vml" xmlns:wp14="http://schemas.microsoft.com/office/word/2010/wordprocessingDrawing" xmlns:wp="http://schemas.openxmlformats.org/drawingml/2006/wordprocessingDrawing" xmlns:w10="urn:schemas-microsoft-com:office:word" xmlns:w="http://schemas.openxmlformats.org/wordprocessingml/2006/main" xmlns:w14="http://schemas.microsoft.com/office/word/2010/wordml" xmlns:w15="http://schemas.microsoft.com/office/word/2012/wordml" xmlns:w16cex="http://schemas.microsoft.com/office/word/2018/wordml/cex" xmlns:w16cid="http://schemas.microsoft.com/office/word/2016/wordml/cid" xmlns:w16="http://schemas.microsoft.com/office/word/2018/wordml" xmlns:w16du="http://schemas.microsoft.com/office/word/2023/wordml/word16du" xmlns:w16sdtdh="http://schemas.microsoft.com/office/word/2020/wordml/sdtdatahash" xmlns:w16sdtfl="http://schemas.microsoft.com/office/word/2024/wordml/sdtformatlock" xmlns:w16se="http://schemas.microsoft.com/office/word/2015/wordml/symex" xmlns:wpg="http://schemas.microsoft.com/office/word/2010/wordprocessingGroup" xmlns:wpi="http://schemas.microsoft.com/office/word/2010/wordprocessingInk" xmlns:wne="http://schemas.microsoft.com/office/word/2006/wordml" xmlns:wps="http://schemas.microsoft.com/office/word/2010/wordprocessingShape" mc:Ignorable="w14 w15 w16se w16cid w16 w16cex w16sdtdh w16sdtfl w16du wp14">
-  <w:p>
-    <w:pPr>
-      <w:pStyle w:val="Header"/>
     </w:pPr>
   </w:p>
 </w:hdr>
@@ -3022,7 +3263,6 @@
 
 <file path=docMetadata/LabelInfo.xml><?xml version="1.0" encoding="utf-8"?>
 <clbl:labelList xmlns:clbl="http://schemas.microsoft.com/office/2020/mipLabelMetadata">
-  <clbl:label id="{d9290083-bd2f-48a2-8ac5-09a524b17d15}" enabled="1" method="Privileged" siteId="{b9fec68c-c92d-461e-9a97-3d03a0f18b82}" contentBits="1" removed="0"/>
   <clbl:label id="{e0793d39-0939-496d-b129-198edd916feb}" enabled="0" method="" siteId="{e0793d39-0939-496d-b129-198edd916feb}" removed="1"/>
 </clbl:labelList>
 </file>
--- a/ALR-DocgenTemplates/Renewal Receipt Template.docx
+++ b/ALR-DocgenTemplates/Renewal Receipt Template.docx
@@ -12,8 +12,12 @@
           <w:szCs w:val="34"/>
         </w:rPr>
         <w:sectPr>
-          <w:headerReference w:type="default" r:id="rId6"/>
-          <w:footerReference w:type="default" r:id="rId7"/>
+          <w:headerReference w:type="even" r:id="rId6"/>
+          <w:headerReference w:type="default" r:id="rId7"/>
+          <w:footerReference w:type="even" r:id="rId8"/>
+          <w:footerReference w:type="default" r:id="rId9"/>
+          <w:headerReference w:type="first" r:id="rId10"/>
+          <w:footerReference w:type="first" r:id="rId11"/>
           <w:pgSz w:w="12240" w:h="15840"/>
           <w:pgMar w:top="720" w:right="720" w:bottom="720" w:left="720" w:header="708" w:footer="708" w:gutter="0"/>
           <w:cols w:space="708"/>
@@ -132,29 +136,7 @@
                 <w:szCs w:val="24"/>
                 <w14:ligatures w14:val="none"/>
               </w:rPr>
-              <w:t>{{</w:t>
-            </w:r>
-            <w:proofErr w:type="spellStart"/>
-            <w:r>
-              <w:rPr>
-                <w:color w:val="000000" w:themeColor="text1"/>
-                <w:kern w:val="0"/>
-                <w:sz w:val="24"/>
-                <w:szCs w:val="24"/>
-                <w14:ligatures w14:val="none"/>
-              </w:rPr>
-              <w:t>RegistrantName</w:t>
-            </w:r>
-            <w:proofErr w:type="spellEnd"/>
-            <w:r>
-              <w:rPr>
-                <w:color w:val="000000" w:themeColor="text1"/>
-                <w:kern w:val="0"/>
-                <w:sz w:val="24"/>
-                <w:szCs w:val="24"/>
-                <w14:ligatures w14:val="none"/>
-              </w:rPr>
-              <w:t>}}</w:t>
+              <w:t>{{RegistrantName}}</w:t>
             </w:r>
           </w:p>
         </w:tc>
@@ -179,29 +161,7 @@
                 <w:szCs w:val="24"/>
                 <w14:ligatures w14:val="none"/>
               </w:rPr>
-              <w:t>{{</w:t>
-            </w:r>
-            <w:proofErr w:type="spellStart"/>
-            <w:r>
-              <w:rPr>
-                <w:color w:val="000000" w:themeColor="text1"/>
-                <w:kern w:val="0"/>
-                <w:sz w:val="24"/>
-                <w:szCs w:val="24"/>
-                <w14:ligatures w14:val="none"/>
-              </w:rPr>
-              <w:t>ResidenceName</w:t>
-            </w:r>
-            <w:proofErr w:type="spellEnd"/>
-            <w:r>
-              <w:rPr>
-                <w:color w:val="000000" w:themeColor="text1"/>
-                <w:kern w:val="0"/>
-                <w:sz w:val="24"/>
-                <w:szCs w:val="24"/>
-                <w14:ligatures w14:val="none"/>
-              </w:rPr>
-              <w:t>}}</w:t>
+              <w:t>{{ResidenceName}}</w:t>
             </w:r>
           </w:p>
         </w:tc>
@@ -231,29 +191,7 @@
                 <w:szCs w:val="24"/>
                 <w14:ligatures w14:val="none"/>
               </w:rPr>
-              <w:t>{{</w:t>
-            </w:r>
-            <w:proofErr w:type="spellStart"/>
-            <w:r>
-              <w:rPr>
-                <w:color w:val="000000" w:themeColor="text1"/>
-                <w:kern w:val="0"/>
-                <w:sz w:val="24"/>
-                <w:szCs w:val="24"/>
-                <w14:ligatures w14:val="none"/>
-              </w:rPr>
-              <w:t>RegistrantAddress</w:t>
-            </w:r>
-            <w:proofErr w:type="spellEnd"/>
-            <w:r>
-              <w:rPr>
-                <w:color w:val="000000" w:themeColor="text1"/>
-                <w:kern w:val="0"/>
-                <w:sz w:val="24"/>
-                <w:szCs w:val="24"/>
-                <w14:ligatures w14:val="none"/>
-              </w:rPr>
-              <w:t>}}</w:t>
+              <w:t>{{RegistrantAddress}}</w:t>
             </w:r>
           </w:p>
         </w:tc>
@@ -356,25 +294,7 @@
                 <w:sz w:val="24"/>
                 <w:szCs w:val="24"/>
               </w:rPr>
-              <w:t>{{</w:t>
-            </w:r>
-            <w:proofErr w:type="spellStart"/>
-            <w:r>
-              <w:rPr>
-                <w:color w:val="000000" w:themeColor="text1"/>
-                <w:sz w:val="24"/>
-                <w:szCs w:val="24"/>
-              </w:rPr>
-              <w:t>ResidenceAddress</w:t>
-            </w:r>
-            <w:proofErr w:type="spellEnd"/>
-            <w:r>
-              <w:rPr>
-                <w:color w:val="000000" w:themeColor="text1"/>
-                <w:sz w:val="24"/>
-                <w:szCs w:val="24"/>
-              </w:rPr>
-              <w:t>}}</w:t>
+              <w:t>{{ResidenceAddress}}</w:t>
             </w:r>
             <w:bookmarkEnd w:id="1"/>
           </w:p>
@@ -583,21 +503,7 @@
               <w:rPr>
                 <w:sz w:val="22"/>
               </w:rPr>
-              <w:t>{{</w:t>
-            </w:r>
-            <w:proofErr w:type="spellStart"/>
-            <w:r>
-              <w:rPr>
-                <w:sz w:val="22"/>
-              </w:rPr>
-              <w:t>PublicQuantitySum</w:t>
-            </w:r>
-            <w:proofErr w:type="spellEnd"/>
-            <w:r>
-              <w:rPr>
-                <w:sz w:val="22"/>
-              </w:rPr>
-              <w:t>}}</w:t>
+              <w:t>{{PublicQuantitySum}}</w:t>
             </w:r>
           </w:p>
         </w:tc>
@@ -619,23 +525,7 @@
                 <w:rStyle w:val="ui-provider"/>
                 <w:sz w:val="22"/>
               </w:rPr>
-              <w:t>{{</w:t>
-            </w:r>
-            <w:proofErr w:type="spellStart"/>
-            <w:r>
-              <w:rPr>
-                <w:rStyle w:val="ui-provider"/>
-                <w:sz w:val="22"/>
-              </w:rPr>
-              <w:t>PublicSum</w:t>
-            </w:r>
-            <w:proofErr w:type="spellEnd"/>
-            <w:r>
-              <w:rPr>
-                <w:rStyle w:val="ui-provider"/>
-                <w:sz w:val="22"/>
-              </w:rPr>
-              <w:t>}}</w:t>
+              <w:t>{{PublicSum}}</w:t>
             </w:r>
             <w:bookmarkEnd w:id="2"/>
           </w:p>
@@ -661,40 +551,15 @@
                 <w:rStyle w:val="ui-provider"/>
                 <w:sz w:val="22"/>
               </w:rPr>
-              <w:t>{{</w:t>
-            </w:r>
-            <w:proofErr w:type="spellStart"/>
+              <w:t>{{PublicFeeSum}}</w:t>
+            </w:r>
+            <w:bookmarkStart w:id="4" w:name="OLE_LINK27"/>
             <w:r>
               <w:rPr>
                 <w:rStyle w:val="ui-provider"/>
                 <w:sz w:val="22"/>
               </w:rPr>
-              <w:t>PublicFeeSum</w:t>
-            </w:r>
-            <w:proofErr w:type="spellEnd"/>
-            <w:proofErr w:type="gramStart"/>
-            <w:r>
-              <w:rPr>
-                <w:rStyle w:val="ui-provider"/>
-                <w:sz w:val="22"/>
-              </w:rPr>
-              <w:t>}}</w:t>
-            </w:r>
-            <w:bookmarkStart w:id="4" w:name="OLE_LINK27"/>
-            <w:r>
-              <w:rPr>
-                <w:rStyle w:val="ui-provider"/>
-                <w:sz w:val="22"/>
-              </w:rPr>
-              <w:t>{</w:t>
-            </w:r>
-            <w:proofErr w:type="gramEnd"/>
-            <w:r>
-              <w:rPr>
-                <w:rStyle w:val="ui-provider"/>
-                <w:sz w:val="22"/>
-              </w:rPr>
-              <w:t>{/P</w:t>
+              <w:t>{{/P</w:t>
             </w:r>
             <w:r>
               <w:rPr>
@@ -765,25 +630,7 @@
                 <w:sz w:val="22"/>
                 <w14:ligatures w14:val="none"/>
               </w:rPr>
-              <w:t>{{</w:t>
-            </w:r>
-            <w:proofErr w:type="spellStart"/>
-            <w:r>
-              <w:rPr>
-                <w:kern w:val="0"/>
-                <w:sz w:val="22"/>
-                <w14:ligatures w14:val="none"/>
-              </w:rPr>
-              <w:t>PrivateQuantitySum</w:t>
-            </w:r>
-            <w:proofErr w:type="spellEnd"/>
-            <w:r>
-              <w:rPr>
-                <w:kern w:val="0"/>
-                <w:sz w:val="22"/>
-                <w14:ligatures w14:val="none"/>
-              </w:rPr>
-              <w:t>}}</w:t>
+              <w:t>{{PrivateQuantitySum}}</w:t>
             </w:r>
             <w:bookmarkEnd w:id="5"/>
           </w:p>
@@ -809,27 +656,7 @@
                 <w:sz w:val="22"/>
                 <w14:ligatures w14:val="none"/>
               </w:rPr>
-              <w:t>{{</w:t>
-            </w:r>
-            <w:proofErr w:type="spellStart"/>
-            <w:r>
-              <w:rPr>
-                <w:rStyle w:val="ui-provider"/>
-                <w:kern w:val="0"/>
-                <w:sz w:val="22"/>
-                <w14:ligatures w14:val="none"/>
-              </w:rPr>
-              <w:t>PrivateSum</w:t>
-            </w:r>
-            <w:proofErr w:type="spellEnd"/>
-            <w:r>
-              <w:rPr>
-                <w:rStyle w:val="ui-provider"/>
-                <w:kern w:val="0"/>
-                <w:sz w:val="22"/>
-                <w14:ligatures w14:val="none"/>
-              </w:rPr>
-              <w:t>}}</w:t>
+              <w:t>{{PrivateSum}}</w:t>
             </w:r>
             <w:bookmarkEnd w:id="6"/>
           </w:p>
@@ -857,9 +684,9 @@
                 <w:sz w:val="22"/>
                 <w14:ligatures w14:val="none"/>
               </w:rPr>
-              <w:t>{{</w:t>
-            </w:r>
-            <w:proofErr w:type="spellStart"/>
+              <w:t>{{PrivateFeeSum}}</w:t>
+            </w:r>
+            <w:bookmarkStart w:id="7" w:name="OLE_LINK28"/>
             <w:r>
               <w:rPr>
                 <w:rStyle w:val="ui-provider"/>
@@ -867,38 +694,7 @@
                 <w:sz w:val="22"/>
                 <w14:ligatures w14:val="none"/>
               </w:rPr>
-              <w:t>PrivateFeeSum</w:t>
-            </w:r>
-            <w:proofErr w:type="spellEnd"/>
-            <w:proofErr w:type="gramStart"/>
-            <w:r>
-              <w:rPr>
-                <w:rStyle w:val="ui-provider"/>
-                <w:kern w:val="0"/>
-                <w:sz w:val="22"/>
-                <w14:ligatures w14:val="none"/>
-              </w:rPr>
-              <w:t>}}</w:t>
-            </w:r>
-            <w:bookmarkStart w:id="7" w:name="OLE_LINK28"/>
-            <w:r>
-              <w:rPr>
-                <w:rStyle w:val="ui-provider"/>
-                <w:kern w:val="0"/>
-                <w:sz w:val="22"/>
-                <w14:ligatures w14:val="none"/>
-              </w:rPr>
-              <w:t>{</w:t>
-            </w:r>
-            <w:proofErr w:type="gramEnd"/>
-            <w:r>
-              <w:rPr>
-                <w:rStyle w:val="ui-provider"/>
-                <w:kern w:val="0"/>
-                <w:sz w:val="22"/>
-                <w14:ligatures w14:val="none"/>
-              </w:rPr>
-              <w:t>{/Private}}</w:t>
+              <w:t>{{/Private}}</w:t>
             </w:r>
             <w:bookmarkEnd w:id="7"/>
           </w:p>
@@ -932,16 +728,7 @@
                 <w:sz w:val="22"/>
                 <w14:ligatures w14:val="none"/>
               </w:rPr>
-              <w:t xml:space="preserve">Per </w:t>
-            </w:r>
-            <w:proofErr w:type="gramStart"/>
-            <w:r>
-              <w:rPr>
-                <w:kern w:val="0"/>
-                <w:sz w:val="22"/>
-                <w14:ligatures w14:val="none"/>
-              </w:rPr>
-              <w:t>Diem</w:t>
+              <w:t>Per Diem</w:t>
             </w:r>
             <w:bookmarkEnd w:id="8"/>
             <w:r>
@@ -951,17 +738,7 @@
                 <w:sz w:val="22"/>
                 <w14:ligatures w14:val="none"/>
               </w:rPr>
-              <w:t>{</w:t>
-            </w:r>
-            <w:proofErr w:type="gramEnd"/>
-            <w:r>
-              <w:rPr>
-                <w:rStyle w:val="ui-provider"/>
-                <w:kern w:val="0"/>
-                <w:sz w:val="22"/>
-                <w14:ligatures w14:val="none"/>
-              </w:rPr>
-              <w:t>{#</w:t>
+              <w:t>{{#</w:t>
             </w:r>
             <w:r>
               <w:rPr>
@@ -1006,7 +783,6 @@
               <w:t>{{</w:t>
             </w:r>
             <w:bookmarkStart w:id="10" w:name="OLE_LINK22"/>
-            <w:proofErr w:type="spellStart"/>
             <w:r>
               <w:rPr>
                 <w:kern w:val="0"/>
@@ -1022,16 +798,7 @@
                 <w:sz w:val="22"/>
                 <w14:ligatures w14:val="none"/>
               </w:rPr>
-              <w:t>QuantitySum</w:t>
-            </w:r>
-            <w:proofErr w:type="spellEnd"/>
-            <w:r>
-              <w:rPr>
-                <w:kern w:val="0"/>
-                <w:sz w:val="22"/>
-                <w14:ligatures w14:val="none"/>
-              </w:rPr>
-              <w:t>}}</w:t>
+              <w:t>QuantitySum}}</w:t>
             </w:r>
             <w:bookmarkEnd w:id="9"/>
           </w:p>
@@ -1061,7 +828,6 @@
               </w:rPr>
               <w:t>{{</w:t>
             </w:r>
-            <w:proofErr w:type="spellStart"/>
             <w:r>
               <w:rPr>
                 <w:kern w:val="0"/>
@@ -1077,17 +843,7 @@
                 <w:sz w:val="22"/>
                 <w14:ligatures w14:val="none"/>
               </w:rPr>
-              <w:t>Sum</w:t>
-            </w:r>
-            <w:proofErr w:type="spellEnd"/>
-            <w:r>
-              <w:rPr>
-                <w:rStyle w:val="ui-provider"/>
-                <w:kern w:val="0"/>
-                <w:sz w:val="22"/>
-                <w14:ligatures w14:val="none"/>
-              </w:rPr>
-              <w:t>}}</w:t>
+              <w:t>Sum}}</w:t>
             </w:r>
             <w:bookmarkEnd w:id="11"/>
           </w:p>
@@ -1120,7 +876,6 @@
               </w:rPr>
               <w:t>{{</w:t>
             </w:r>
-            <w:proofErr w:type="spellStart"/>
             <w:r>
               <w:rPr>
                 <w:kern w:val="0"/>
@@ -1136,10 +891,9 @@
                 <w:sz w:val="22"/>
                 <w14:ligatures w14:val="none"/>
               </w:rPr>
-              <w:t>Sum</w:t>
-            </w:r>
-            <w:proofErr w:type="spellEnd"/>
-            <w:proofErr w:type="gramStart"/>
+              <w:t>Sum}}</w:t>
+            </w:r>
+            <w:bookmarkStart w:id="13" w:name="OLE_LINK29"/>
             <w:r>
               <w:rPr>
                 <w:rStyle w:val="ui-provider"/>
@@ -1147,27 +901,7 @@
                 <w:sz w:val="22"/>
                 <w14:ligatures w14:val="none"/>
               </w:rPr>
-              <w:t>}}</w:t>
-            </w:r>
-            <w:bookmarkStart w:id="13" w:name="OLE_LINK29"/>
-            <w:r>
-              <w:rPr>
-                <w:rStyle w:val="ui-provider"/>
-                <w:kern w:val="0"/>
-                <w:sz w:val="22"/>
-                <w14:ligatures w14:val="none"/>
-              </w:rPr>
-              <w:t>{</w:t>
-            </w:r>
-            <w:proofErr w:type="gramEnd"/>
-            <w:r>
-              <w:rPr>
-                <w:rStyle w:val="ui-provider"/>
-                <w:kern w:val="0"/>
-                <w:sz w:val="22"/>
-                <w14:ligatures w14:val="none"/>
-              </w:rPr>
-              <w:t>{/</w:t>
+              <w:t>{{/</w:t>
             </w:r>
             <w:r>
               <w:rPr>
@@ -1480,9 +1214,9 @@
     </w:p>
     <w:tbl>
       <w:tblPr>
-        <w:tblStyle w:val="TableGrid"/>
-        <w:tblW w:w="10773" w:type="dxa"/>
-        <w:tblInd w:w="421" w:type="dxa"/>
+        <w:tblStyle w:val="TableGrid1"/>
+        <w:tblW w:w="10435" w:type="dxa"/>
+        <w:tblInd w:w="0" w:type="dxa"/>
         <w:tblBorders>
           <w:top w:val="none" w:sz="0" w:space="0" w:color="auto"/>
           <w:left w:val="none" w:sz="0" w:space="0" w:color="auto"/>
@@ -1491,31 +1225,40 @@
           <w:insideH w:val="none" w:sz="0" w:space="0" w:color="auto"/>
           <w:insideV w:val="none" w:sz="0" w:space="0" w:color="auto"/>
         </w:tblBorders>
-        <w:tblLayout w:type="fixed"/>
         <w:tblLook w:val="04A0" w:firstRow="1" w:lastRow="0" w:firstColumn="1" w:lastColumn="0" w:noHBand="0" w:noVBand="1"/>
       </w:tblPr>
       <w:tblGrid>
-        <w:gridCol w:w="4677"/>
-        <w:gridCol w:w="1418"/>
-        <w:gridCol w:w="4678"/>
+        <w:gridCol w:w="4645"/>
+        <w:gridCol w:w="3345"/>
+        <w:gridCol w:w="2445"/>
       </w:tblGrid>
       <w:tr>
+        <w:trPr>
+          <w:trHeight w:val="168"/>
+        </w:trPr>
         <w:tc>
           <w:tcPr>
-            <w:tcW w:w="4677" w:type="dxa"/>
+            <w:tcW w:w="4765" w:type="dxa"/>
+            <w:hideMark/>
           </w:tcPr>
           <w:p>
             <w:pPr>
-              <w:tabs>
-                <w:tab w:val="left" w:pos="2880"/>
-              </w:tabs>
               <w:rPr>
                 <w:noProof/>
                 <w:sz w:val="22"/>
               </w:rPr>
             </w:pPr>
+            <w:r>
+              <w:rPr>
+                <w:b/>
+                <w:bCs/>
+                <w:color w:val="000000" w:themeColor="text1"/>
+                <w:sz w:val="24"/>
+                <w:szCs w:val="24"/>
+              </w:rPr>
+              <w:t xml:space="preserve">     </w:t>
+            </w:r>
             <w:bookmarkStart w:id="14" w:name="OLE_LINK6"/>
-            <w:proofErr w:type="gramStart"/>
             <w:r>
               <w:rPr>
                 <w:b/>
@@ -1524,151 +1267,107 @@
                 <w:sz w:val="24"/>
                 <w:szCs w:val="24"/>
               </w:rPr>
-              <w:t>Registration:</w:t>
+              <w:t xml:space="preserve">Registration: </w:t>
             </w:r>
             <w:r>
               <w:rPr>
                 <w:color w:val="000000" w:themeColor="text1"/>
                 <w:szCs w:val="20"/>
               </w:rPr>
-              <w:t>{</w:t>
-            </w:r>
-            <w:proofErr w:type="gramEnd"/>
-            <w:r>
-              <w:rPr>
-                <w:color w:val="000000" w:themeColor="text1"/>
-                <w:szCs w:val="20"/>
-              </w:rPr>
-              <w:t>{</w:t>
-            </w:r>
-            <w:proofErr w:type="spellStart"/>
-            <w:r>
-              <w:rPr>
-                <w:color w:val="000000" w:themeColor="text1"/>
-                <w:szCs w:val="20"/>
-              </w:rPr>
-              <w:t>IF_isCertificateIdNotPresent</w:t>
-            </w:r>
-            <w:proofErr w:type="spellEnd"/>
-            <w:r>
-              <w:rPr>
-                <w:color w:val="000000" w:themeColor="text1"/>
-                <w:szCs w:val="20"/>
-              </w:rPr>
-              <w:t>}}</w:t>
+              <w:t>{{IF_isCertificateIdNotPresent}}</w:t>
             </w:r>
           </w:p>
         </w:tc>
         <w:tc>
           <w:tcPr>
-            <w:tcW w:w="1418" w:type="dxa"/>
+            <w:tcW w:w="3503" w:type="dxa"/>
+            <w:hideMark/>
           </w:tcPr>
           <w:p>
             <w:pPr>
-              <w:tabs>
-                <w:tab w:val="left" w:pos="2880"/>
-              </w:tabs>
               <w:rPr>
                 <w:noProof/>
                 <w:sz w:val="22"/>
               </w:rPr>
             </w:pPr>
+            <w:r>
+              <w:rPr>
+                <w:b/>
+                <w:bCs/>
+                <w:color w:val="000000" w:themeColor="text1"/>
+                <w:sz w:val="24"/>
+                <w:szCs w:val="24"/>
+              </w:rPr>
+              <w:t xml:space="preserve">             </w:t>
+            </w:r>
+            <w:r>
+              <w:rPr>
+                <w:b/>
+                <w:bCs/>
+                <w:color w:val="000000" w:themeColor="text1"/>
+                <w:sz w:val="24"/>
+                <w:szCs w:val="24"/>
+              </w:rPr>
+              <w:t xml:space="preserve">  </w:t>
+            </w:r>
+            <w:r>
+              <w:rPr>
+                <w:b/>
+                <w:bCs/>
+                <w:color w:val="000000" w:themeColor="text1"/>
+                <w:sz w:val="24"/>
+                <w:szCs w:val="24"/>
+              </w:rPr>
+              <w:t>Invoice total:</w:t>
+            </w:r>
           </w:p>
         </w:tc>
         <w:tc>
           <w:tcPr>
-            <w:tcW w:w="4678" w:type="dxa"/>
+            <w:tcW w:w="2167" w:type="dxa"/>
+            <w:hideMark/>
           </w:tcPr>
           <w:p>
             <w:pPr>
-              <w:tabs>
-                <w:tab w:val="left" w:pos="2880"/>
-              </w:tabs>
+              <w:jc w:val="right"/>
               <w:rPr>
                 <w:noProof/>
                 <w:sz w:val="22"/>
               </w:rPr>
             </w:pPr>
-            <w:r>
-              <w:rPr>
-                <w:b/>
-                <w:bCs/>
+            <w:bookmarkStart w:id="15" w:name="OLE_LINK14"/>
+            <w:r>
+              <w:rPr>
                 <w:color w:val="000000" w:themeColor="text1"/>
-                <w:sz w:val="24"/>
-                <w:szCs w:val="24"/>
-              </w:rPr>
-              <w:t>Invoice total:</w:t>
-            </w:r>
-            <w:r>
-              <w:rPr>
-                <w:color w:val="000000" w:themeColor="text1"/>
-                <w:kern w:val="0"/>
-                <w:sz w:val="24"/>
-                <w:szCs w:val="24"/>
-                <w14:ligatures w14:val="none"/>
-              </w:rPr>
-              <w:t xml:space="preserve">          </w:t>
-            </w:r>
-            <w:proofErr w:type="gramStart"/>
-            <w:r>
-              <w:rPr>
-                <w:color w:val="000000" w:themeColor="text1"/>
-                <w:kern w:val="0"/>
-                <w:sz w:val="24"/>
-                <w:szCs w:val="24"/>
-                <w14:ligatures w14:val="none"/>
-              </w:rPr>
-              <w:t xml:space="preserve">   {</w:t>
-            </w:r>
-            <w:proofErr w:type="gramEnd"/>
-            <w:r>
-              <w:rPr>
-                <w:color w:val="000000" w:themeColor="text1"/>
-                <w:kern w:val="0"/>
-                <w:sz w:val="24"/>
-                <w:szCs w:val="24"/>
-                <w14:ligatures w14:val="none"/>
-              </w:rPr>
-              <w:t>{</w:t>
-            </w:r>
-            <w:proofErr w:type="spellStart"/>
-            <w:r>
-              <w:rPr>
-                <w:color w:val="000000" w:themeColor="text1"/>
-                <w:kern w:val="0"/>
-                <w:sz w:val="24"/>
-                <w:szCs w:val="24"/>
-                <w14:ligatures w14:val="none"/>
-              </w:rPr>
-              <w:t>TotalFeeAmount</w:t>
-            </w:r>
-            <w:proofErr w:type="spellEnd"/>
-            <w:r>
-              <w:rPr>
-                <w:color w:val="000000" w:themeColor="text1"/>
-                <w:kern w:val="0"/>
-                <w:sz w:val="24"/>
-                <w:szCs w:val="24"/>
-                <w14:ligatures w14:val="none"/>
-              </w:rPr>
-              <w:t>}}</w:t>
-            </w:r>
+                <w:kern w:val="0"/>
+                <w:sz w:val="24"/>
+                <w:szCs w:val="24"/>
+                <w14:ligatures w14:val="none"/>
+              </w:rPr>
+              <w:t>{{TotalFeeAmount}}</w:t>
+            </w:r>
+            <w:bookmarkEnd w:id="15"/>
           </w:p>
         </w:tc>
       </w:tr>
       <w:tr>
+        <w:trPr>
+          <w:trHeight w:val="168"/>
+        </w:trPr>
         <w:tc>
           <w:tcPr>
-            <w:tcW w:w="4677" w:type="dxa"/>
+            <w:tcW w:w="4765" w:type="dxa"/>
+            <w:hideMark/>
           </w:tcPr>
           <w:p>
             <w:pPr>
-              <w:tabs>
-                <w:tab w:val="left" w:pos="2880"/>
-              </w:tabs>
-              <w:rPr>
-                <w:noProof/>
-                <w:sz w:val="22"/>
+              <w:rPr>
+                <w:b/>
+                <w:bCs/>
+                <w:kern w:val="0"/>
+                <w:sz w:val="24"/>
+                <w:szCs w:val="24"/>
+                <w14:ligatures w14:val="none"/>
               </w:rPr>
             </w:pPr>
             <w:r>
@@ -1680,19 +1379,7 @@
                 <w:szCs w:val="24"/>
                 <w14:ligatures w14:val="none"/>
               </w:rPr>
-              <w:t xml:space="preserve">Payment </w:t>
-            </w:r>
-            <w:proofErr w:type="gramStart"/>
-            <w:r>
-              <w:rPr>
-                <w:b/>
-                <w:bCs/>
-                <w:kern w:val="0"/>
-                <w:sz w:val="24"/>
-                <w:szCs w:val="24"/>
-                <w14:ligatures w14:val="none"/>
-              </w:rPr>
-              <w:t>Date:</w:t>
+              <w:t xml:space="preserve">     Payment Date: </w:t>
             </w:r>
             <w:r>
               <w:rPr>
@@ -1702,9 +1389,15 @@
                 <w:szCs w:val="24"/>
                 <w14:ligatures w14:val="none"/>
               </w:rPr>
-              <w:t>{</w:t>
-            </w:r>
-            <w:proofErr w:type="gramEnd"/>
+              <w:t>{{</w:t>
+            </w:r>
+            <w:r>
+              <w:rPr>
+                <w:kern w:val="0"/>
+                <w14:ligatures w14:val="none"/>
+              </w:rPr>
+              <w:t>I</w:t>
+            </w:r>
             <w:r>
               <w:rPr>
                 <w:color w:val="000000" w:themeColor="text1"/>
@@ -1713,210 +1406,220 @@
                 <w:szCs w:val="24"/>
                 <w14:ligatures w14:val="none"/>
               </w:rPr>
-              <w:t>{</w:t>
-            </w:r>
-            <w:proofErr w:type="spellStart"/>
-            <w:r>
-              <w:rPr>
-                <w:kern w:val="0"/>
-                <w14:ligatures w14:val="none"/>
-              </w:rPr>
-              <w:t>I</w:t>
-            </w:r>
-            <w:r>
-              <w:rPr>
-                <w:color w:val="000000" w:themeColor="text1"/>
-                <w:kern w:val="0"/>
-                <w:sz w:val="24"/>
-                <w:szCs w:val="24"/>
-                <w14:ligatures w14:val="none"/>
-              </w:rPr>
-              <w:t>nvoicePaymentDate</w:t>
-            </w:r>
-            <w:proofErr w:type="spellEnd"/>
-            <w:r>
-              <w:rPr>
-                <w:color w:val="000000" w:themeColor="text1"/>
-                <w:kern w:val="0"/>
-                <w:sz w:val="24"/>
-                <w:szCs w:val="24"/>
-                <w14:ligatures w14:val="none"/>
-              </w:rPr>
-              <w:t>}}</w:t>
+              <w:t>nvoicePaymentDate}}</w:t>
             </w:r>
           </w:p>
         </w:tc>
         <w:tc>
           <w:tcPr>
-            <w:tcW w:w="1418" w:type="dxa"/>
+            <w:tcW w:w="3503" w:type="dxa"/>
+            <w:hideMark/>
           </w:tcPr>
           <w:p>
             <w:pPr>
-              <w:tabs>
-                <w:tab w:val="left" w:pos="2880"/>
-              </w:tabs>
-              <w:rPr>
-                <w:noProof/>
-                <w:sz w:val="22"/>
+              <w:jc w:val="center"/>
+              <w:rPr>
+                <w:b/>
+                <w:bCs/>
+                <w:kern w:val="0"/>
+                <w:sz w:val="24"/>
+                <w:szCs w:val="24"/>
+                <w14:ligatures w14:val="none"/>
               </w:rPr>
             </w:pPr>
+            <w:r>
+              <w:rPr>
+                <w:b/>
+                <w:bCs/>
+                <w:kern w:val="0"/>
+                <w:sz w:val="24"/>
+                <w:szCs w:val="24"/>
+                <w14:ligatures w14:val="none"/>
+              </w:rPr>
+              <w:t xml:space="preserve">               </w:t>
+            </w:r>
+            <w:r>
+              <w:rPr>
+                <w:b/>
+                <w:bCs/>
+                <w:kern w:val="0"/>
+                <w:sz w:val="24"/>
+                <w:szCs w:val="24"/>
+                <w14:ligatures w14:val="none"/>
+              </w:rPr>
+              <w:t>Payment</w:t>
+            </w:r>
+            <w:r>
+              <w:rPr>
+                <w:b/>
+                <w:bCs/>
+                <w:kern w:val="0"/>
+                <w:sz w:val="24"/>
+                <w:szCs w:val="24"/>
+                <w14:ligatures w14:val="none"/>
+              </w:rPr>
+              <w:t xml:space="preserve"> R</w:t>
+            </w:r>
+            <w:r>
+              <w:rPr>
+                <w:b/>
+                <w:bCs/>
+                <w:kern w:val="0"/>
+                <w:sz w:val="24"/>
+                <w:szCs w:val="24"/>
+                <w14:ligatures w14:val="none"/>
+              </w:rPr>
+              <w:t>eceived:</w:t>
+            </w:r>
           </w:p>
         </w:tc>
         <w:tc>
           <w:tcPr>
-            <w:tcW w:w="4678" w:type="dxa"/>
+            <w:tcW w:w="2167" w:type="dxa"/>
+            <w:hideMark/>
           </w:tcPr>
           <w:p>
             <w:pPr>
-              <w:tabs>
-                <w:tab w:val="left" w:pos="2880"/>
-              </w:tabs>
-              <w:rPr>
-                <w:noProof/>
-                <w:sz w:val="22"/>
+              <w:jc w:val="right"/>
+              <w:rPr>
+                <w:color w:val="000000" w:themeColor="text1"/>
+                <w:kern w:val="0"/>
+                <w:sz w:val="24"/>
+                <w:szCs w:val="24"/>
+                <w14:ligatures w14:val="none"/>
               </w:rPr>
             </w:pPr>
             <w:r>
               <w:rPr>
-                <w:b/>
-                <w:bCs/>
-                <w:kern w:val="0"/>
-                <w:sz w:val="24"/>
-                <w:szCs w:val="24"/>
-                <w14:ligatures w14:val="none"/>
-              </w:rPr>
-              <w:t>Payment Received</w:t>
-            </w:r>
-            <w:proofErr w:type="gramStart"/>
-            <w:r>
-              <w:rPr>
-                <w:b/>
-                <w:bCs/>
-                <w:kern w:val="0"/>
-                <w:sz w:val="24"/>
-                <w:szCs w:val="24"/>
-                <w14:ligatures w14:val="none"/>
-              </w:rPr>
-              <w:t>:</w:t>
-            </w:r>
-            <w:r>
-              <w:rPr>
                 <w:color w:val="000000" w:themeColor="text1"/>
                 <w:kern w:val="0"/>
                 <w:sz w:val="24"/>
                 <w:szCs w:val="24"/>
                 <w14:ligatures w14:val="none"/>
               </w:rPr>
-              <w:t xml:space="preserve">  {</w:t>
-            </w:r>
-            <w:proofErr w:type="gramEnd"/>
-            <w:r>
-              <w:rPr>
-                <w:color w:val="000000" w:themeColor="text1"/>
-                <w:kern w:val="0"/>
-                <w:sz w:val="24"/>
-                <w:szCs w:val="24"/>
-                <w14:ligatures w14:val="none"/>
-              </w:rPr>
-              <w:t>{</w:t>
-            </w:r>
-            <w:proofErr w:type="spellStart"/>
-            <w:r>
-              <w:rPr>
-                <w:color w:val="000000" w:themeColor="text1"/>
-                <w:kern w:val="0"/>
-                <w:sz w:val="24"/>
-                <w:szCs w:val="24"/>
-                <w14:ligatures w14:val="none"/>
-              </w:rPr>
-              <w:t>TotalFeeAmount</w:t>
-            </w:r>
-            <w:proofErr w:type="spellEnd"/>
-            <w:r>
-              <w:rPr>
-                <w:color w:val="000000" w:themeColor="text1"/>
-                <w:kern w:val="0"/>
-                <w:sz w:val="24"/>
-                <w:szCs w:val="24"/>
-                <w14:ligatures w14:val="none"/>
-              </w:rPr>
-              <w:t>}}</w:t>
+              <w:t>{{TotalFeeAmount}}</w:t>
             </w:r>
           </w:p>
         </w:tc>
       </w:tr>
       <w:tr>
+        <w:trPr>
+          <w:trHeight w:val="168"/>
+        </w:trPr>
         <w:tc>
           <w:tcPr>
-            <w:tcW w:w="4677" w:type="dxa"/>
+            <w:tcW w:w="4765" w:type="dxa"/>
+            <w:hideMark/>
           </w:tcPr>
           <w:p>
             <w:pPr>
-              <w:tabs>
-                <w:tab w:val="left" w:pos="2880"/>
-              </w:tabs>
-              <w:rPr>
-                <w:noProof/>
-                <w:sz w:val="22"/>
+              <w:rPr>
+                <w:b/>
+                <w:bCs/>
+                <w:color w:val="000000" w:themeColor="text1"/>
+                <w:kern w:val="0"/>
+                <w:sz w:val="24"/>
+                <w:szCs w:val="24"/>
+                <w14:ligatures w14:val="none"/>
               </w:rPr>
             </w:pPr>
+            <w:r>
+              <w:rPr>
+                <w:b/>
+                <w:bCs/>
+                <w:kern w:val="0"/>
+                <w:sz w:val="24"/>
+                <w:szCs w:val="24"/>
+                <w14:ligatures w14:val="none"/>
+              </w:rPr>
+              <w:t xml:space="preserve">     </w:t>
+            </w:r>
           </w:p>
         </w:tc>
         <w:tc>
           <w:tcPr>
-            <w:tcW w:w="1418" w:type="dxa"/>
+            <w:tcW w:w="3503" w:type="dxa"/>
+            <w:hideMark/>
           </w:tcPr>
           <w:p>
             <w:pPr>
-              <w:tabs>
-                <w:tab w:val="left" w:pos="2880"/>
-              </w:tabs>
-              <w:rPr>
-                <w:noProof/>
-                <w:sz w:val="22"/>
+              <w:rPr>
+                <w:b/>
+                <w:bCs/>
+                <w:color w:val="000000" w:themeColor="text1"/>
+                <w:kern w:val="0"/>
+                <w:sz w:val="24"/>
+                <w:szCs w:val="24"/>
+                <w14:ligatures w14:val="none"/>
               </w:rPr>
             </w:pPr>
+            <w:r>
+              <w:rPr>
+                <w:b/>
+                <w:bCs/>
+                <w:kern w:val="0"/>
+                <w:sz w:val="24"/>
+                <w:szCs w:val="24"/>
+                <w14:ligatures w14:val="none"/>
+              </w:rPr>
+              <w:t xml:space="preserve">              </w:t>
+            </w:r>
+            <w:r>
+              <w:rPr>
+                <w:b/>
+                <w:bCs/>
+                <w:kern w:val="0"/>
+                <w:sz w:val="24"/>
+                <w:szCs w:val="24"/>
+                <w14:ligatures w14:val="none"/>
+              </w:rPr>
+              <w:t xml:space="preserve"> </w:t>
+            </w:r>
+            <w:r>
+              <w:rPr>
+                <w:b/>
+                <w:bCs/>
+                <w:kern w:val="0"/>
+                <w:sz w:val="24"/>
+                <w:szCs w:val="24"/>
+                <w14:ligatures w14:val="none"/>
+              </w:rPr>
+              <w:t>Balance due:</w:t>
+            </w:r>
           </w:p>
         </w:tc>
         <w:tc>
           <w:tcPr>
-            <w:tcW w:w="4678" w:type="dxa"/>
+            <w:tcW w:w="2167" w:type="dxa"/>
+            <w:hideMark/>
           </w:tcPr>
           <w:p>
             <w:pPr>
-              <w:tabs>
-                <w:tab w:val="left" w:pos="2880"/>
-              </w:tabs>
-              <w:rPr>
-                <w:noProof/>
-                <w:sz w:val="22"/>
+              <w:jc w:val="right"/>
+              <w:rPr>
+                <w:b/>
+                <w:bCs/>
+                <w:color w:val="000000" w:themeColor="text1"/>
+                <w:kern w:val="0"/>
+                <w:sz w:val="24"/>
+                <w:szCs w:val="24"/>
+                <w14:ligatures w14:val="none"/>
               </w:rPr>
             </w:pPr>
             <w:r>
               <w:rPr>
-                <w:b/>
-                <w:bCs/>
-                <w:kern w:val="0"/>
-                <w:sz w:val="24"/>
-                <w:szCs w:val="24"/>
-                <w14:ligatures w14:val="none"/>
-              </w:rPr>
-              <w:t>Balance due:</w:t>
-            </w:r>
-            <w:r>
-              <w:rPr>
                 <w:color w:val="000000" w:themeColor="text1"/>
                 <w:kern w:val="0"/>
                 <w:sz w:val="24"/>
                 <w:szCs w:val="24"/>
                 <w14:ligatures w14:val="none"/>
               </w:rPr>
-              <w:t xml:space="preserve">                 $0.00</w:t>
+              <w:t xml:space="preserve">  $0.00</w:t>
             </w:r>
           </w:p>
         </w:tc>
+        <w:bookmarkEnd w:id="14"/>
       </w:tr>
-      <w:bookmarkEnd w:id="14"/>
     </w:tbl>
     <w:p>
       <w:pPr>
@@ -1969,6 +1672,16 @@
 <w:ftr xmlns:wpc="http://schemas.microsoft.com/office/word/2010/wordprocessingCanvas" xmlns:cx="http://schemas.microsoft.com/office/drawing/2014/chartex" xmlns:cx1="http://schemas.microsoft.com/office/drawing/2015/9/8/chartex" xmlns:cx2="http://schemas.microsoft.com/office/drawing/2015/10/21/chartex" xmlns:cx3="http://schemas.microsoft.com/office/drawing/2016/5/9/chartex" xmlns:cx4="http://schemas.microsoft.com/office/drawing/2016/5/10/chartex" xmlns:cx5="http://schemas.microsoft.com/office/drawing/2016/5/11/chartex" xmlns:cx6="http://schemas.microsoft.com/office/drawing/2016/5/12/chartex" xmlns:cx7="http://schemas.microsoft.com/office/drawing/2016/5/13/chartex" xmlns:cx8="http://schemas.microsoft.com/office/drawing/2016/5/14/chartex" xmlns:mc="http://schemas.openxmlformats.org/markup-compatibility/2006" xmlns:aink="http://schemas.microsoft.com/office/drawing/2016/ink" xmlns:am3d="http://schemas.microsoft.com/office/drawing/2017/model3d" xmlns:o="urn:schemas-microsoft-com:office:office" xmlns:oel="http://schemas.microsoft.com/office/2019/extlst" xmlns:r="http://schemas.openxmlformats.org/officeDocument/2006/relationships" xmlns:m="http://schemas.openxmlformats.org/officeDocument/2006/math" xmlns:v="urn:schemas-microsoft-com:vml" xmlns:wp14="http://schemas.microsoft.com/office/word/2010/wordprocessingDrawing" xmlns:wp="http://schemas.openxmlformats.org/drawingml/2006/wordprocessingDrawing" xmlns:w10="urn:schemas-microsoft-com:office:word" xmlns:w="http://schemas.openxmlformats.org/wordprocessingml/2006/main" xmlns:w14="http://schemas.microsoft.com/office/word/2010/wordml" xmlns:w15="http://schemas.microsoft.com/office/word/2012/wordml" xmlns:w16cex="http://schemas.microsoft.com/office/word/2018/wordml/cex" xmlns:w16cid="http://schemas.microsoft.com/office/word/2016/wordml/cid" xmlns:w16="http://schemas.microsoft.com/office/word/2018/wordml" xmlns:w16du="http://schemas.microsoft.com/office/word/2023/wordml/word16du" xmlns:w16sdtdh="http://schemas.microsoft.com/office/word/2020/wordml/sdtdatahash" xmlns:w16sdtfl="http://schemas.microsoft.com/office/word/2024/wordml/sdtformatlock" xmlns:w16se="http://schemas.microsoft.com/office/word/2015/wordml/symex" xmlns:wpg="http://schemas.microsoft.com/office/word/2010/wordprocessingGroup" xmlns:wpi="http://schemas.microsoft.com/office/word/2010/wordprocessingInk" xmlns:wne="http://schemas.microsoft.com/office/word/2006/wordml" xmlns:wps="http://schemas.microsoft.com/office/word/2010/wordprocessingShape" mc:Ignorable="w14 w15 w16se w16cid w16 w16cex w16sdtdh w16sdtfl w16du wp14">
   <w:p>
     <w:pPr>
+      <w:pStyle w:val="Footer"/>
+    </w:pPr>
+  </w:p>
+</w:ftr>
+</file>
+
+<file path=word/footer2.xml><?xml version="1.0" encoding="utf-8"?>
+<w:ftr xmlns:wpc="http://schemas.microsoft.com/office/word/2010/wordprocessingCanvas" xmlns:cx="http://schemas.microsoft.com/office/drawing/2014/chartex" xmlns:cx1="http://schemas.microsoft.com/office/drawing/2015/9/8/chartex" xmlns:cx2="http://schemas.microsoft.com/office/drawing/2015/10/21/chartex" xmlns:cx3="http://schemas.microsoft.com/office/drawing/2016/5/9/chartex" xmlns:cx4="http://schemas.microsoft.com/office/drawing/2016/5/10/chartex" xmlns:cx5="http://schemas.microsoft.com/office/drawing/2016/5/11/chartex" xmlns:cx6="http://schemas.microsoft.com/office/drawing/2016/5/12/chartex" xmlns:cx7="http://schemas.microsoft.com/office/drawing/2016/5/13/chartex" xmlns:cx8="http://schemas.microsoft.com/office/drawing/2016/5/14/chartex" xmlns:mc="http://schemas.openxmlformats.org/markup-compatibility/2006" xmlns:aink="http://schemas.microsoft.com/office/drawing/2016/ink" xmlns:am3d="http://schemas.microsoft.com/office/drawing/2017/model3d" xmlns:o="urn:schemas-microsoft-com:office:office" xmlns:oel="http://schemas.microsoft.com/office/2019/extlst" xmlns:r="http://schemas.openxmlformats.org/officeDocument/2006/relationships" xmlns:m="http://schemas.openxmlformats.org/officeDocument/2006/math" xmlns:v="urn:schemas-microsoft-com:vml" xmlns:wp14="http://schemas.microsoft.com/office/word/2010/wordprocessingDrawing" xmlns:wp="http://schemas.openxmlformats.org/drawingml/2006/wordprocessingDrawing" xmlns:w10="urn:schemas-microsoft-com:office:word" xmlns:w="http://schemas.openxmlformats.org/wordprocessingml/2006/main" xmlns:w14="http://schemas.microsoft.com/office/word/2010/wordml" xmlns:w15="http://schemas.microsoft.com/office/word/2012/wordml" xmlns:w16cex="http://schemas.microsoft.com/office/word/2018/wordml/cex" xmlns:w16cid="http://schemas.microsoft.com/office/word/2016/wordml/cid" xmlns:w16="http://schemas.microsoft.com/office/word/2018/wordml" xmlns:w16du="http://schemas.microsoft.com/office/word/2023/wordml/word16du" xmlns:w16sdtdh="http://schemas.microsoft.com/office/word/2020/wordml/sdtdatahash" xmlns:w16sdtfl="http://schemas.microsoft.com/office/word/2024/wordml/sdtformatlock" xmlns:w16se="http://schemas.microsoft.com/office/word/2015/wordml/symex" xmlns:wpg="http://schemas.microsoft.com/office/word/2010/wordprocessingGroup" xmlns:wpi="http://schemas.microsoft.com/office/word/2010/wordprocessingInk" xmlns:wne="http://schemas.microsoft.com/office/word/2006/wordml" xmlns:wps="http://schemas.microsoft.com/office/word/2010/wordprocessingShape" mc:Ignorable="w14 w15 w16se w16cid w16 w16cex w16sdtdh w16sdtfl w16du wp14">
+  <w:p>
+    <w:pPr>
       <w:jc w:val="right"/>
       <w:rPr>
         <w:noProof/>
@@ -2073,6 +1786,16 @@
       </w:rPr>
       <w:t xml:space="preserve"> (250) 953-0496</w:t>
     </w:r>
+  </w:p>
+</w:ftr>
+</file>
+
+<file path=word/footer3.xml><?xml version="1.0" encoding="utf-8"?>
+<w:ftr xmlns:wpc="http://schemas.microsoft.com/office/word/2010/wordprocessingCanvas" xmlns:cx="http://schemas.microsoft.com/office/drawing/2014/chartex" xmlns:cx1="http://schemas.microsoft.com/office/drawing/2015/9/8/chartex" xmlns:cx2="http://schemas.microsoft.com/office/drawing/2015/10/21/chartex" xmlns:cx3="http://schemas.microsoft.com/office/drawing/2016/5/9/chartex" xmlns:cx4="http://schemas.microsoft.com/office/drawing/2016/5/10/chartex" xmlns:cx5="http://schemas.microsoft.com/office/drawing/2016/5/11/chartex" xmlns:cx6="http://schemas.microsoft.com/office/drawing/2016/5/12/chartex" xmlns:cx7="http://schemas.microsoft.com/office/drawing/2016/5/13/chartex" xmlns:cx8="http://schemas.microsoft.com/office/drawing/2016/5/14/chartex" xmlns:mc="http://schemas.openxmlformats.org/markup-compatibility/2006" xmlns:aink="http://schemas.microsoft.com/office/drawing/2016/ink" xmlns:am3d="http://schemas.microsoft.com/office/drawing/2017/model3d" xmlns:o="urn:schemas-microsoft-com:office:office" xmlns:oel="http://schemas.microsoft.com/office/2019/extlst" xmlns:r="http://schemas.openxmlformats.org/officeDocument/2006/relationships" xmlns:m="http://schemas.openxmlformats.org/officeDocument/2006/math" xmlns:v="urn:schemas-microsoft-com:vml" xmlns:wp14="http://schemas.microsoft.com/office/word/2010/wordprocessingDrawing" xmlns:wp="http://schemas.openxmlformats.org/drawingml/2006/wordprocessingDrawing" xmlns:w10="urn:schemas-microsoft-com:office:word" xmlns:w="http://schemas.openxmlformats.org/wordprocessingml/2006/main" xmlns:w14="http://schemas.microsoft.com/office/word/2010/wordml" xmlns:w15="http://schemas.microsoft.com/office/word/2012/wordml" xmlns:w16cex="http://schemas.microsoft.com/office/word/2018/wordml/cex" xmlns:w16cid="http://schemas.microsoft.com/office/word/2016/wordml/cid" xmlns:w16="http://schemas.microsoft.com/office/word/2018/wordml" xmlns:w16du="http://schemas.microsoft.com/office/word/2023/wordml/word16du" xmlns:w16sdtdh="http://schemas.microsoft.com/office/word/2020/wordml/sdtdatahash" xmlns:w16sdtfl="http://schemas.microsoft.com/office/word/2024/wordml/sdtformatlock" xmlns:w16se="http://schemas.microsoft.com/office/word/2015/wordml/symex" xmlns:wpg="http://schemas.microsoft.com/office/word/2010/wordprocessingGroup" xmlns:wpi="http://schemas.microsoft.com/office/word/2010/wordprocessingInk" xmlns:wne="http://schemas.microsoft.com/office/word/2006/wordml" xmlns:wps="http://schemas.microsoft.com/office/word/2010/wordprocessingShape" mc:Ignorable="w14 w15 w16se w16cid w16 w16cex w16sdtdh w16sdtfl w16du wp14">
+  <w:p>
+    <w:pPr>
+      <w:pStyle w:val="Footer"/>
+    </w:pPr>
   </w:p>
 </w:ftr>
 </file>
@@ -2103,6 +1826,16 @@
 </file>
 
 <file path=word/header1.xml><?xml version="1.0" encoding="utf-8"?>
+<w:hdr xmlns:wpc="http://schemas.microsoft.com/office/word/2010/wordprocessingCanvas" xmlns:cx="http://schemas.microsoft.com/office/drawing/2014/chartex" xmlns:cx1="http://schemas.microsoft.com/office/drawing/2015/9/8/chartex" xmlns:cx2="http://schemas.microsoft.com/office/drawing/2015/10/21/chartex" xmlns:cx3="http://schemas.microsoft.com/office/drawing/2016/5/9/chartex" xmlns:cx4="http://schemas.microsoft.com/office/drawing/2016/5/10/chartex" xmlns:cx5="http://schemas.microsoft.com/office/drawing/2016/5/11/chartex" xmlns:cx6="http://schemas.microsoft.com/office/drawing/2016/5/12/chartex" xmlns:cx7="http://schemas.microsoft.com/office/drawing/2016/5/13/chartex" xmlns:cx8="http://schemas.microsoft.com/office/drawing/2016/5/14/chartex" xmlns:mc="http://schemas.openxmlformats.org/markup-compatibility/2006" xmlns:aink="http://schemas.microsoft.com/office/drawing/2016/ink" xmlns:am3d="http://schemas.microsoft.com/office/drawing/2017/model3d" xmlns:o="urn:schemas-microsoft-com:office:office" xmlns:oel="http://schemas.microsoft.com/office/2019/extlst" xmlns:r="http://schemas.openxmlformats.org/officeDocument/2006/relationships" xmlns:m="http://schemas.openxmlformats.org/officeDocument/2006/math" xmlns:v="urn:schemas-microsoft-com:vml" xmlns:wp14="http://schemas.microsoft.com/office/word/2010/wordprocessingDrawing" xmlns:wp="http://schemas.openxmlformats.org/drawingml/2006/wordprocessingDrawing" xmlns:w10="urn:schemas-microsoft-com:office:word" xmlns:w="http://schemas.openxmlformats.org/wordprocessingml/2006/main" xmlns:w14="http://schemas.microsoft.com/office/word/2010/wordml" xmlns:w15="http://schemas.microsoft.com/office/word/2012/wordml" xmlns:w16cex="http://schemas.microsoft.com/office/word/2018/wordml/cex" xmlns:w16cid="http://schemas.microsoft.com/office/word/2016/wordml/cid" xmlns:w16="http://schemas.microsoft.com/office/word/2018/wordml" xmlns:w16du="http://schemas.microsoft.com/office/word/2023/wordml/word16du" xmlns:w16sdtdh="http://schemas.microsoft.com/office/word/2020/wordml/sdtdatahash" xmlns:w16sdtfl="http://schemas.microsoft.com/office/word/2024/wordml/sdtformatlock" xmlns:w16se="http://schemas.microsoft.com/office/word/2015/wordml/symex" xmlns:wpg="http://schemas.microsoft.com/office/word/2010/wordprocessingGroup" xmlns:wpi="http://schemas.microsoft.com/office/word/2010/wordprocessingInk" xmlns:wne="http://schemas.microsoft.com/office/word/2006/wordml" xmlns:wps="http://schemas.microsoft.com/office/word/2010/wordprocessingShape" mc:Ignorable="w14 w15 w16se w16cid w16 w16cex w16sdtdh w16sdtfl w16du wp14">
+  <w:p>
+    <w:pPr>
+      <w:pStyle w:val="Header"/>
+    </w:pPr>
+  </w:p>
+</w:hdr>
+</file>
+
+<file path=word/header2.xml><?xml version="1.0" encoding="utf-8"?>
 <w:hdr xmlns:wpc="http://schemas.microsoft.com/office/word/2010/wordprocessingCanvas" xmlns:cx="http://schemas.microsoft.com/office/drawing/2014/chartex" xmlns:cx1="http://schemas.microsoft.com/office/drawing/2015/9/8/chartex" xmlns:cx2="http://schemas.microsoft.com/office/drawing/2015/10/21/chartex" xmlns:cx3="http://schemas.microsoft.com/office/drawing/2016/5/9/chartex" xmlns:cx4="http://schemas.microsoft.com/office/drawing/2016/5/10/chartex" xmlns:cx5="http://schemas.microsoft.com/office/drawing/2016/5/11/chartex" xmlns:cx6="http://schemas.microsoft.com/office/drawing/2016/5/12/chartex" xmlns:cx7="http://schemas.microsoft.com/office/drawing/2016/5/13/chartex" xmlns:cx8="http://schemas.microsoft.com/office/drawing/2016/5/14/chartex" xmlns:mc="http://schemas.openxmlformats.org/markup-compatibility/2006" xmlns:aink="http://schemas.microsoft.com/office/drawing/2016/ink" xmlns:am3d="http://schemas.microsoft.com/office/drawing/2017/model3d" xmlns:o="urn:schemas-microsoft-com:office:office" xmlns:oel="http://schemas.microsoft.com/office/2019/extlst" xmlns:r="http://schemas.openxmlformats.org/officeDocument/2006/relationships" xmlns:m="http://schemas.openxmlformats.org/officeDocument/2006/math" xmlns:v="urn:schemas-microsoft-com:vml" xmlns:wp14="http://schemas.microsoft.com/office/word/2010/wordprocessingDrawing" xmlns:wp="http://schemas.openxmlformats.org/drawingml/2006/wordprocessingDrawing" xmlns:w10="urn:schemas-microsoft-com:office:word" xmlns:w="http://schemas.openxmlformats.org/wordprocessingml/2006/main" xmlns:w14="http://schemas.microsoft.com/office/word/2010/wordml" xmlns:w15="http://schemas.microsoft.com/office/word/2012/wordml" xmlns:w16cex="http://schemas.microsoft.com/office/word/2018/wordml/cex" xmlns:w16cid="http://schemas.microsoft.com/office/word/2016/wordml/cid" xmlns:w16="http://schemas.microsoft.com/office/word/2018/wordml" xmlns:w16du="http://schemas.microsoft.com/office/word/2023/wordml/word16du" xmlns:w16sdtdh="http://schemas.microsoft.com/office/word/2020/wordml/sdtdatahash" xmlns:w16sdtfl="http://schemas.microsoft.com/office/word/2024/wordml/sdtformatlock" xmlns:w16se="http://schemas.microsoft.com/office/word/2015/wordml/symex" xmlns:wpg="http://schemas.microsoft.com/office/word/2010/wordprocessingGroup" xmlns:wpi="http://schemas.microsoft.com/office/word/2010/wordprocessingInk" xmlns:wne="http://schemas.microsoft.com/office/word/2006/wordml" xmlns:wps="http://schemas.microsoft.com/office/word/2010/wordprocessingShape" mc:Ignorable="w14 w15 w16se w16cid w16 w16cex w16sdtdh w16sdtfl w16du wp14">
   <w:p>
     <w:pPr>
@@ -2227,7 +1960,6 @@
       </w:rPr>
       <w:tab/>
     </w:r>
-    <w:bookmarkStart w:id="0" w:name="OLE_LINK2"/>
     <w:r>
       <w:rPr>
         <w:b/>
@@ -2235,8 +1967,18 @@
         <w:noProof/>
         <w:sz w:val="22"/>
       </w:rPr>
-      <w:t xml:space="preserve">     </w:t>
-    </w:r>
+      <w:tab/>
+    </w:r>
+    <w:r>
+      <w:rPr>
+        <w:b/>
+        <w:bCs/>
+        <w:noProof/>
+        <w:sz w:val="22"/>
+      </w:rPr>
+      <w:t xml:space="preserve">        </w:t>
+    </w:r>
+    <w:bookmarkStart w:id="0" w:name="OLE_LINK2"/>
     <w:r>
       <w:rPr>
         <w:b/>
@@ -2253,7 +1995,16 @@
         <w:sz w:val="30"/>
         <w:szCs w:val="32"/>
       </w:rPr>
-      <w:t xml:space="preserve">#: </w:t>
+      <w:t>#:</w:t>
+    </w:r>
+    <w:r>
+      <w:rPr>
+        <w:b/>
+        <w:bCs/>
+        <w:sz w:val="30"/>
+        <w:szCs w:val="32"/>
+      </w:rPr>
+      <w:t xml:space="preserve"> </w:t>
     </w:r>
     <w:bookmarkEnd w:id="0"/>
     <w:r>
@@ -2263,27 +2014,7 @@
         <w:sz w:val="30"/>
         <w:szCs w:val="30"/>
       </w:rPr>
-      <w:t>{{</w:t>
-    </w:r>
-    <w:proofErr w:type="spellStart"/>
-    <w:r>
-      <w:rPr>
-        <w:b/>
-        <w:bCs/>
-        <w:sz w:val="30"/>
-        <w:szCs w:val="30"/>
-      </w:rPr>
-      <w:t>InvoiceId</w:t>
-    </w:r>
-    <w:proofErr w:type="spellEnd"/>
-    <w:r>
-      <w:rPr>
-        <w:b/>
-        <w:bCs/>
-        <w:sz w:val="30"/>
-        <w:szCs w:val="30"/>
-      </w:rPr>
-      <w:t>}}</w:t>
+      <w:t>{{InvoiceId}}</w:t>
     </w:r>
     <w:r>
       <w:rPr>
@@ -2311,7 +2042,43 @@
         <w:noProof/>
         <w:sz w:val="22"/>
       </w:rPr>
-      <w:t xml:space="preserve">                          </w:t>
+      <w:t xml:space="preserve"> </w:t>
+    </w:r>
+    <w:r>
+      <w:rPr>
+        <w:i/>
+        <w:iCs/>
+        <w:noProof/>
+        <w:sz w:val="22"/>
+      </w:rPr>
+      <w:t xml:space="preserve">                                             </w:t>
+    </w:r>
+    <w:r>
+      <w:rPr>
+        <w:i/>
+        <w:iCs/>
+        <w:noProof/>
+        <w:sz w:val="22"/>
+      </w:rPr>
+      <w:t xml:space="preserve">  </w:t>
+    </w:r>
+    <w:r>
+      <w:rPr>
+        <w:i/>
+        <w:iCs/>
+        <w:noProof/>
+        <w:sz w:val="22"/>
+      </w:rPr>
+      <w:t xml:space="preserve">   </w:t>
+    </w:r>
+    <w:r>
+      <w:rPr>
+        <w:i/>
+        <w:iCs/>
+        <w:noProof/>
+        <w:sz w:val="22"/>
+      </w:rPr>
+      <w:t xml:space="preserve">  </w:t>
     </w:r>
     <w:r>
       <w:rPr>
@@ -2340,25 +2107,7 @@
         <w:szCs w:val="20"/>
         <w14:ligatures w14:val="none"/>
       </w:rPr>
-      <w:t>{{</w:t>
-    </w:r>
-    <w:proofErr w:type="spellStart"/>
-    <w:r>
-      <w:rPr>
-        <w:kern w:val="0"/>
-        <w:szCs w:val="20"/>
-        <w14:ligatures w14:val="none"/>
-      </w:rPr>
-      <w:t>InvoiceCreatedDate</w:t>
-    </w:r>
-    <w:proofErr w:type="spellEnd"/>
-    <w:r>
-      <w:rPr>
-        <w:kern w:val="0"/>
-        <w:szCs w:val="20"/>
-        <w14:ligatures w14:val="none"/>
-      </w:rPr>
-      <w:t>}}</w:t>
+      <w:t>{{InvoiceCreatedDate}}</w:t>
     </w:r>
     <w:r>
       <w:rPr>
@@ -2422,6 +2171,16 @@
         <w:noProof/>
         <w:sz w:val="22"/>
       </w:rPr>
+    </w:pPr>
+  </w:p>
+</w:hdr>
+</file>
+
+<file path=word/header3.xml><?xml version="1.0" encoding="utf-8"?>
+<w:hdr xmlns:wpc="http://schemas.microsoft.com/office/word/2010/wordprocessingCanvas" xmlns:cx="http://schemas.microsoft.com/office/drawing/2014/chartex" xmlns:cx1="http://schemas.microsoft.com/office/drawing/2015/9/8/chartex" xmlns:cx2="http://schemas.microsoft.com/office/drawing/2015/10/21/chartex" xmlns:cx3="http://schemas.microsoft.com/office/drawing/2016/5/9/chartex" xmlns:cx4="http://schemas.microsoft.com/office/drawing/2016/5/10/chartex" xmlns:cx5="http://schemas.microsoft.com/office/drawing/2016/5/11/chartex" xmlns:cx6="http://schemas.microsoft.com/office/drawing/2016/5/12/chartex" xmlns:cx7="http://schemas.microsoft.com/office/drawing/2016/5/13/chartex" xmlns:cx8="http://schemas.microsoft.com/office/drawing/2016/5/14/chartex" xmlns:mc="http://schemas.openxmlformats.org/markup-compatibility/2006" xmlns:aink="http://schemas.microsoft.com/office/drawing/2016/ink" xmlns:am3d="http://schemas.microsoft.com/office/drawing/2017/model3d" xmlns:o="urn:schemas-microsoft-com:office:office" xmlns:oel="http://schemas.microsoft.com/office/2019/extlst" xmlns:r="http://schemas.openxmlformats.org/officeDocument/2006/relationships" xmlns:m="http://schemas.openxmlformats.org/officeDocument/2006/math" xmlns:v="urn:schemas-microsoft-com:vml" xmlns:wp14="http://schemas.microsoft.com/office/word/2010/wordprocessingDrawing" xmlns:wp="http://schemas.openxmlformats.org/drawingml/2006/wordprocessingDrawing" xmlns:w10="urn:schemas-microsoft-com:office:word" xmlns:w="http://schemas.openxmlformats.org/wordprocessingml/2006/main" xmlns:w14="http://schemas.microsoft.com/office/word/2010/wordml" xmlns:w15="http://schemas.microsoft.com/office/word/2012/wordml" xmlns:w16cex="http://schemas.microsoft.com/office/word/2018/wordml/cex" xmlns:w16cid="http://schemas.microsoft.com/office/word/2016/wordml/cid" xmlns:w16="http://schemas.microsoft.com/office/word/2018/wordml" xmlns:w16du="http://schemas.microsoft.com/office/word/2023/wordml/word16du" xmlns:w16sdtdh="http://schemas.microsoft.com/office/word/2020/wordml/sdtdatahash" xmlns:w16sdtfl="http://schemas.microsoft.com/office/word/2024/wordml/sdtformatlock" xmlns:w16se="http://schemas.microsoft.com/office/word/2015/wordml/symex" xmlns:wpg="http://schemas.microsoft.com/office/word/2010/wordprocessingGroup" xmlns:wpi="http://schemas.microsoft.com/office/word/2010/wordprocessingInk" xmlns:wne="http://schemas.microsoft.com/office/word/2006/wordml" xmlns:wps="http://schemas.microsoft.com/office/word/2010/wordprocessingShape" mc:Ignorable="w14 w15 w16se w16cid w16 w16cex w16sdtdh w16sdtfl w16du wp14">
+  <w:p>
+    <w:pPr>
+      <w:pStyle w:val="Header"/>
     </w:pPr>
   </w:p>
 </w:hdr>

--- a/ALR-DocgenTemplates/Renewal Receipt Template.docx
+++ b/ALR-DocgenTemplates/Renewal Receipt Template.docx
@@ -12,8 +12,12 @@
           <w:szCs w:val="34"/>
         </w:rPr>
         <w:sectPr>
-          <w:headerReference w:type="default" r:id="rId6"/>
-          <w:footerReference w:type="default" r:id="rId7"/>
+          <w:headerReference w:type="even" r:id="rId6"/>
+          <w:headerReference w:type="default" r:id="rId7"/>
+          <w:footerReference w:type="even" r:id="rId8"/>
+          <w:footerReference w:type="default" r:id="rId9"/>
+          <w:headerReference w:type="first" r:id="rId10"/>
+          <w:footerReference w:type="first" r:id="rId11"/>
           <w:pgSz w:w="12240" w:h="15840"/>
           <w:pgMar w:top="720" w:right="720" w:bottom="720" w:left="720" w:header="708" w:footer="708" w:gutter="0"/>
           <w:cols w:space="708"/>
@@ -132,29 +136,7 @@
                 <w:szCs w:val="24"/>
                 <w14:ligatures w14:val="none"/>
               </w:rPr>
-              <w:t>{{</w:t>
-            </w:r>
-            <w:proofErr w:type="spellStart"/>
-            <w:r>
-              <w:rPr>
-                <w:color w:val="000000" w:themeColor="text1"/>
-                <w:kern w:val="0"/>
-                <w:sz w:val="24"/>
-                <w:szCs w:val="24"/>
-                <w14:ligatures w14:val="none"/>
-              </w:rPr>
-              <w:t>RegistrantName</w:t>
-            </w:r>
-            <w:proofErr w:type="spellEnd"/>
-            <w:r>
-              <w:rPr>
-                <w:color w:val="000000" w:themeColor="text1"/>
-                <w:kern w:val="0"/>
-                <w:sz w:val="24"/>
-                <w:szCs w:val="24"/>
-                <w14:ligatures w14:val="none"/>
-              </w:rPr>
-              <w:t>}}</w:t>
+              <w:t>{{RegistrantName}}</w:t>
             </w:r>
           </w:p>
         </w:tc>
@@ -179,29 +161,7 @@
                 <w:szCs w:val="24"/>
                 <w14:ligatures w14:val="none"/>
               </w:rPr>
-              <w:t>{{</w:t>
-            </w:r>
-            <w:proofErr w:type="spellStart"/>
-            <w:r>
-              <w:rPr>
-                <w:color w:val="000000" w:themeColor="text1"/>
-                <w:kern w:val="0"/>
-                <w:sz w:val="24"/>
-                <w:szCs w:val="24"/>
-                <w14:ligatures w14:val="none"/>
-              </w:rPr>
-              <w:t>ResidenceName</w:t>
-            </w:r>
-            <w:proofErr w:type="spellEnd"/>
-            <w:r>
-              <w:rPr>
-                <w:color w:val="000000" w:themeColor="text1"/>
-                <w:kern w:val="0"/>
-                <w:sz w:val="24"/>
-                <w:szCs w:val="24"/>
-                <w14:ligatures w14:val="none"/>
-              </w:rPr>
-              <w:t>}}</w:t>
+              <w:t>{{ResidenceName}}</w:t>
             </w:r>
           </w:p>
         </w:tc>
@@ -231,29 +191,7 @@
                 <w:szCs w:val="24"/>
                 <w14:ligatures w14:val="none"/>
               </w:rPr>
-              <w:t>{{</w:t>
-            </w:r>
-            <w:proofErr w:type="spellStart"/>
-            <w:r>
-              <w:rPr>
-                <w:color w:val="000000" w:themeColor="text1"/>
-                <w:kern w:val="0"/>
-                <w:sz w:val="24"/>
-                <w:szCs w:val="24"/>
-                <w14:ligatures w14:val="none"/>
-              </w:rPr>
-              <w:t>RegistrantAddress</w:t>
-            </w:r>
-            <w:proofErr w:type="spellEnd"/>
-            <w:r>
-              <w:rPr>
-                <w:color w:val="000000" w:themeColor="text1"/>
-                <w:kern w:val="0"/>
-                <w:sz w:val="24"/>
-                <w:szCs w:val="24"/>
-                <w14:ligatures w14:val="none"/>
-              </w:rPr>
-              <w:t>}}</w:t>
+              <w:t>{{RegistrantAddress}}</w:t>
             </w:r>
           </w:p>
         </w:tc>
@@ -356,25 +294,7 @@
                 <w:sz w:val="24"/>
                 <w:szCs w:val="24"/>
               </w:rPr>
-              <w:t>{{</w:t>
-            </w:r>
-            <w:proofErr w:type="spellStart"/>
-            <w:r>
-              <w:rPr>
-                <w:color w:val="000000" w:themeColor="text1"/>
-                <w:sz w:val="24"/>
-                <w:szCs w:val="24"/>
-              </w:rPr>
-              <w:t>ResidenceAddress</w:t>
-            </w:r>
-            <w:proofErr w:type="spellEnd"/>
-            <w:r>
-              <w:rPr>
-                <w:color w:val="000000" w:themeColor="text1"/>
-                <w:sz w:val="24"/>
-                <w:szCs w:val="24"/>
-              </w:rPr>
-              <w:t>}}</w:t>
+              <w:t>{{ResidenceAddress}}</w:t>
             </w:r>
             <w:bookmarkEnd w:id="1"/>
           </w:p>
@@ -397,10 +317,10 @@
         <w:tblLook w:val="04A0" w:firstRow="1" w:lastRow="0" w:firstColumn="1" w:lastColumn="0" w:noHBand="0" w:noVBand="1"/>
       </w:tblPr>
       <w:tblGrid>
-        <w:gridCol w:w="2926"/>
-        <w:gridCol w:w="2575"/>
-        <w:gridCol w:w="2333"/>
-        <w:gridCol w:w="3141"/>
+        <w:gridCol w:w="2718"/>
+        <w:gridCol w:w="2803"/>
+        <w:gridCol w:w="2223"/>
+        <w:gridCol w:w="3231"/>
       </w:tblGrid>
       <w:tr>
         <w:trPr>
@@ -583,21 +503,7 @@
               <w:rPr>
                 <w:sz w:val="22"/>
               </w:rPr>
-              <w:t>{{</w:t>
-            </w:r>
-            <w:proofErr w:type="spellStart"/>
-            <w:r>
-              <w:rPr>
-                <w:sz w:val="22"/>
-              </w:rPr>
-              <w:t>PublicQuantitySum</w:t>
-            </w:r>
-            <w:proofErr w:type="spellEnd"/>
-            <w:r>
-              <w:rPr>
-                <w:sz w:val="22"/>
-              </w:rPr>
-              <w:t>}}</w:t>
+              <w:t>{{PublicQuantitySum}}</w:t>
             </w:r>
           </w:p>
         </w:tc>
@@ -619,23 +525,7 @@
                 <w:rStyle w:val="ui-provider"/>
                 <w:sz w:val="22"/>
               </w:rPr>
-              <w:t>{{</w:t>
-            </w:r>
-            <w:proofErr w:type="spellStart"/>
-            <w:r>
-              <w:rPr>
-                <w:rStyle w:val="ui-provider"/>
-                <w:sz w:val="22"/>
-              </w:rPr>
-              <w:t>PublicSum</w:t>
-            </w:r>
-            <w:proofErr w:type="spellEnd"/>
-            <w:r>
-              <w:rPr>
-                <w:rStyle w:val="ui-provider"/>
-                <w:sz w:val="22"/>
-              </w:rPr>
-              <w:t>}}</w:t>
+              <w:t>{{PublicSum}}</w:t>
             </w:r>
             <w:bookmarkEnd w:id="2"/>
           </w:p>
@@ -661,40 +551,15 @@
                 <w:rStyle w:val="ui-provider"/>
                 <w:sz w:val="22"/>
               </w:rPr>
-              <w:t>{{</w:t>
-            </w:r>
-            <w:proofErr w:type="spellStart"/>
+              <w:t>{{PublicFeeSum}}</w:t>
+            </w:r>
+            <w:bookmarkStart w:id="4" w:name="OLE_LINK27"/>
             <w:r>
               <w:rPr>
                 <w:rStyle w:val="ui-provider"/>
                 <w:sz w:val="22"/>
               </w:rPr>
-              <w:t>PublicFeeSum</w:t>
-            </w:r>
-            <w:proofErr w:type="spellEnd"/>
-            <w:proofErr w:type="gramStart"/>
-            <w:r>
-              <w:rPr>
-                <w:rStyle w:val="ui-provider"/>
-                <w:sz w:val="22"/>
-              </w:rPr>
-              <w:t>}}</w:t>
-            </w:r>
-            <w:bookmarkStart w:id="4" w:name="OLE_LINK27"/>
-            <w:r>
-              <w:rPr>
-                <w:rStyle w:val="ui-provider"/>
-                <w:sz w:val="22"/>
-              </w:rPr>
-              <w:t>{</w:t>
-            </w:r>
-            <w:proofErr w:type="gramEnd"/>
-            <w:r>
-              <w:rPr>
-                <w:rStyle w:val="ui-provider"/>
-                <w:sz w:val="22"/>
-              </w:rPr>
-              <w:t>{/P</w:t>
+              <w:t>{{/P</w:t>
             </w:r>
             <w:r>
               <w:rPr>
@@ -765,25 +630,7 @@
                 <w:sz w:val="22"/>
                 <w14:ligatures w14:val="none"/>
               </w:rPr>
-              <w:t>{{</w:t>
-            </w:r>
-            <w:proofErr w:type="spellStart"/>
-            <w:r>
-              <w:rPr>
-                <w:kern w:val="0"/>
-                <w:sz w:val="22"/>
-                <w14:ligatures w14:val="none"/>
-              </w:rPr>
-              <w:t>PrivateQuantitySum</w:t>
-            </w:r>
-            <w:proofErr w:type="spellEnd"/>
-            <w:r>
-              <w:rPr>
-                <w:kern w:val="0"/>
-                <w:sz w:val="22"/>
-                <w14:ligatures w14:val="none"/>
-              </w:rPr>
-              <w:t>}}</w:t>
+              <w:t>{{PrivateQuantitySum}}</w:t>
             </w:r>
             <w:bookmarkEnd w:id="5"/>
           </w:p>
@@ -809,27 +656,7 @@
                 <w:sz w:val="22"/>
                 <w14:ligatures w14:val="none"/>
               </w:rPr>
-              <w:t>{{</w:t>
-            </w:r>
-            <w:proofErr w:type="spellStart"/>
-            <w:r>
-              <w:rPr>
-                <w:rStyle w:val="ui-provider"/>
-                <w:kern w:val="0"/>
-                <w:sz w:val="22"/>
-                <w14:ligatures w14:val="none"/>
-              </w:rPr>
-              <w:t>PrivateSum</w:t>
-            </w:r>
-            <w:proofErr w:type="spellEnd"/>
-            <w:r>
-              <w:rPr>
-                <w:rStyle w:val="ui-provider"/>
-                <w:kern w:val="0"/>
-                <w:sz w:val="22"/>
-                <w14:ligatures w14:val="none"/>
-              </w:rPr>
-              <w:t>}}</w:t>
+              <w:t>{{PrivateSum}}</w:t>
             </w:r>
             <w:bookmarkEnd w:id="6"/>
           </w:p>
@@ -857,9 +684,9 @@
                 <w:sz w:val="22"/>
                 <w14:ligatures w14:val="none"/>
               </w:rPr>
-              <w:t>{{</w:t>
-            </w:r>
-            <w:proofErr w:type="spellStart"/>
+              <w:t>{{PrivateFeeSum}}</w:t>
+            </w:r>
+            <w:bookmarkStart w:id="7" w:name="OLE_LINK28"/>
             <w:r>
               <w:rPr>
                 <w:rStyle w:val="ui-provider"/>
@@ -867,38 +694,7 @@
                 <w:sz w:val="22"/>
                 <w14:ligatures w14:val="none"/>
               </w:rPr>
-              <w:t>PrivateFeeSum</w:t>
-            </w:r>
-            <w:proofErr w:type="spellEnd"/>
-            <w:proofErr w:type="gramStart"/>
-            <w:r>
-              <w:rPr>
-                <w:rStyle w:val="ui-provider"/>
-                <w:kern w:val="0"/>
-                <w:sz w:val="22"/>
-                <w14:ligatures w14:val="none"/>
-              </w:rPr>
-              <w:t>}}</w:t>
-            </w:r>
-            <w:bookmarkStart w:id="7" w:name="OLE_LINK28"/>
-            <w:r>
-              <w:rPr>
-                <w:rStyle w:val="ui-provider"/>
-                <w:kern w:val="0"/>
-                <w:sz w:val="22"/>
-                <w14:ligatures w14:val="none"/>
-              </w:rPr>
-              <w:t>{</w:t>
-            </w:r>
-            <w:proofErr w:type="gramEnd"/>
-            <w:r>
-              <w:rPr>
-                <w:rStyle w:val="ui-provider"/>
-                <w:kern w:val="0"/>
-                <w:sz w:val="22"/>
-                <w14:ligatures w14:val="none"/>
-              </w:rPr>
-              <w:t>{/Private}}</w:t>
+              <w:t>{{/Private}}</w:t>
             </w:r>
             <w:bookmarkEnd w:id="7"/>
           </w:p>
@@ -932,16 +728,7 @@
                 <w:sz w:val="22"/>
                 <w14:ligatures w14:val="none"/>
               </w:rPr>
-              <w:t xml:space="preserve">Per </w:t>
-            </w:r>
-            <w:proofErr w:type="gramStart"/>
-            <w:r>
-              <w:rPr>
-                <w:kern w:val="0"/>
-                <w:sz w:val="22"/>
-                <w14:ligatures w14:val="none"/>
-              </w:rPr>
-              <w:t>Diem</w:t>
+              <w:t>Per Diem</w:t>
             </w:r>
             <w:bookmarkEnd w:id="8"/>
             <w:r>
@@ -951,17 +738,7 @@
                 <w:sz w:val="22"/>
                 <w14:ligatures w14:val="none"/>
               </w:rPr>
-              <w:t>{</w:t>
-            </w:r>
-            <w:proofErr w:type="gramEnd"/>
-            <w:r>
-              <w:rPr>
-                <w:rStyle w:val="ui-provider"/>
-                <w:kern w:val="0"/>
-                <w:sz w:val="22"/>
-                <w14:ligatures w14:val="none"/>
-              </w:rPr>
-              <w:t>{#</w:t>
+              <w:t>{{#</w:t>
             </w:r>
             <w:r>
               <w:rPr>
@@ -1006,7 +783,6 @@
               <w:t>{{</w:t>
             </w:r>
             <w:bookmarkStart w:id="10" w:name="OLE_LINK22"/>
-            <w:proofErr w:type="spellStart"/>
             <w:r>
               <w:rPr>
                 <w:kern w:val="0"/>
@@ -1022,16 +798,7 @@
                 <w:sz w:val="22"/>
                 <w14:ligatures w14:val="none"/>
               </w:rPr>
-              <w:t>QuantitySum</w:t>
-            </w:r>
-            <w:proofErr w:type="spellEnd"/>
-            <w:r>
-              <w:rPr>
-                <w:kern w:val="0"/>
-                <w:sz w:val="22"/>
-                <w14:ligatures w14:val="none"/>
-              </w:rPr>
-              <w:t>}}</w:t>
+              <w:t>QuantitySum}}</w:t>
             </w:r>
             <w:bookmarkEnd w:id="9"/>
           </w:p>
@@ -1061,7 +828,6 @@
               </w:rPr>
               <w:t>{{</w:t>
             </w:r>
-            <w:proofErr w:type="spellStart"/>
             <w:r>
               <w:rPr>
                 <w:kern w:val="0"/>
@@ -1077,17 +843,7 @@
                 <w:sz w:val="22"/>
                 <w14:ligatures w14:val="none"/>
               </w:rPr>
-              <w:t>Sum</w:t>
-            </w:r>
-            <w:proofErr w:type="spellEnd"/>
-            <w:r>
-              <w:rPr>
-                <w:rStyle w:val="ui-provider"/>
-                <w:kern w:val="0"/>
-                <w:sz w:val="22"/>
-                <w14:ligatures w14:val="none"/>
-              </w:rPr>
-              <w:t>}}</w:t>
+              <w:t>Sum}}</w:t>
             </w:r>
             <w:bookmarkEnd w:id="11"/>
           </w:p>
@@ -1120,7 +876,6 @@
               </w:rPr>
               <w:t>{{</w:t>
             </w:r>
-            <w:proofErr w:type="spellStart"/>
             <w:r>
               <w:rPr>
                 <w:kern w:val="0"/>
@@ -1136,10 +891,9 @@
                 <w:sz w:val="22"/>
                 <w14:ligatures w14:val="none"/>
               </w:rPr>
-              <w:t>Sum</w:t>
-            </w:r>
-            <w:proofErr w:type="spellEnd"/>
-            <w:proofErr w:type="gramStart"/>
+              <w:t>Sum}}</w:t>
+            </w:r>
+            <w:bookmarkStart w:id="13" w:name="OLE_LINK29"/>
             <w:r>
               <w:rPr>
                 <w:rStyle w:val="ui-provider"/>
@@ -1147,27 +901,7 @@
                 <w:sz w:val="22"/>
                 <w14:ligatures w14:val="none"/>
               </w:rPr>
-              <w:t>}}</w:t>
-            </w:r>
-            <w:bookmarkStart w:id="13" w:name="OLE_LINK29"/>
-            <w:r>
-              <w:rPr>
-                <w:rStyle w:val="ui-provider"/>
-                <w:kern w:val="0"/>
-                <w:sz w:val="22"/>
-                <w14:ligatures w14:val="none"/>
-              </w:rPr>
-              <w:t>{</w:t>
-            </w:r>
-            <w:proofErr w:type="gramEnd"/>
-            <w:r>
-              <w:rPr>
-                <w:rStyle w:val="ui-provider"/>
-                <w:kern w:val="0"/>
-                <w:sz w:val="22"/>
-                <w14:ligatures w14:val="none"/>
-              </w:rPr>
-              <w:t>{/</w:t>
+              <w:t>{{/</w:t>
             </w:r>
             <w:r>
               <w:rPr>
@@ -1494,9 +1228,9 @@
         <w:tblLook w:val="04A0" w:firstRow="1" w:lastRow="0" w:firstColumn="1" w:lastColumn="0" w:noHBand="0" w:noVBand="1"/>
       </w:tblPr>
       <w:tblGrid>
-        <w:gridCol w:w="4724"/>
-        <w:gridCol w:w="3454"/>
-        <w:gridCol w:w="2257"/>
+        <w:gridCol w:w="4645"/>
+        <w:gridCol w:w="3345"/>
+        <w:gridCol w:w="2445"/>
       </w:tblGrid>
       <w:tr>
         <w:trPr>
@@ -1525,7 +1259,6 @@
               <w:t xml:space="preserve">     </w:t>
             </w:r>
             <w:bookmarkStart w:id="14" w:name="OLE_LINK6"/>
-            <w:proofErr w:type="gramStart"/>
             <w:r>
               <w:rPr>
                 <w:b/>
@@ -1541,24 +1274,7 @@
                 <w:color w:val="000000" w:themeColor="text1"/>
                 <w:szCs w:val="20"/>
               </w:rPr>
-              <w:t>{{</w:t>
-            </w:r>
-            <w:proofErr w:type="spellStart"/>
-            <w:proofErr w:type="gramEnd"/>
-            <w:r>
-              <w:rPr>
-                <w:color w:val="000000" w:themeColor="text1"/>
-                <w:szCs w:val="20"/>
-              </w:rPr>
-              <w:t>IF_isCertificateIdNotPresent</w:t>
-            </w:r>
-            <w:proofErr w:type="spellEnd"/>
-            <w:r>
-              <w:rPr>
-                <w:color w:val="000000" w:themeColor="text1"/>
-                <w:szCs w:val="20"/>
-              </w:rPr>
-              <w:t>}}</w:t>
+              <w:t>{{IF_isCertificateIdNotPresent}}</w:t>
             </w:r>
           </w:p>
         </w:tc>
@@ -1628,29 +1344,7 @@
                 <w:szCs w:val="24"/>
                 <w14:ligatures w14:val="none"/>
               </w:rPr>
-              <w:t>{{</w:t>
-            </w:r>
-            <w:proofErr w:type="spellStart"/>
-            <w:r>
-              <w:rPr>
-                <w:color w:val="000000" w:themeColor="text1"/>
-                <w:kern w:val="0"/>
-                <w:sz w:val="24"/>
-                <w:szCs w:val="24"/>
-                <w14:ligatures w14:val="none"/>
-              </w:rPr>
-              <w:t>TotalFeeAmount</w:t>
-            </w:r>
-            <w:proofErr w:type="spellEnd"/>
-            <w:r>
-              <w:rPr>
-                <w:color w:val="000000" w:themeColor="text1"/>
-                <w:kern w:val="0"/>
-                <w:sz w:val="24"/>
-                <w:szCs w:val="24"/>
-                <w14:ligatures w14:val="none"/>
-              </w:rPr>
-              <w:t>}}</w:t>
+              <w:t>{{TotalFeeAmount}}</w:t>
             </w:r>
             <w:bookmarkEnd w:id="15"/>
           </w:p>
@@ -1803,29 +1497,7 @@
                 <w:szCs w:val="24"/>
                 <w14:ligatures w14:val="none"/>
               </w:rPr>
-              <w:t>{{</w:t>
-            </w:r>
-            <w:proofErr w:type="spellStart"/>
-            <w:r>
-              <w:rPr>
-                <w:color w:val="000000" w:themeColor="text1"/>
-                <w:kern w:val="0"/>
-                <w:sz w:val="24"/>
-                <w:szCs w:val="24"/>
-                <w14:ligatures w14:val="none"/>
-              </w:rPr>
-              <w:t>TotalFeeAmount</w:t>
-            </w:r>
-            <w:proofErr w:type="spellEnd"/>
-            <w:r>
-              <w:rPr>
-                <w:color w:val="000000" w:themeColor="text1"/>
-                <w:kern w:val="0"/>
-                <w:sz w:val="24"/>
-                <w:szCs w:val="24"/>
-                <w14:ligatures w14:val="none"/>
-              </w:rPr>
-              <w:t>}}</w:t>
+              <w:t>{{TotalFeeAmount}}</w:t>
             </w:r>
           </w:p>
         </w:tc>
@@ -2000,6 +1672,16 @@
 <w:ftr xmlns:wpc="http://schemas.microsoft.com/office/word/2010/wordprocessingCanvas" xmlns:cx="http://schemas.microsoft.com/office/drawing/2014/chartex" xmlns:cx1="http://schemas.microsoft.com/office/drawing/2015/9/8/chartex" xmlns:cx2="http://schemas.microsoft.com/office/drawing/2015/10/21/chartex" xmlns:cx3="http://schemas.microsoft.com/office/drawing/2016/5/9/chartex" xmlns:cx4="http://schemas.microsoft.com/office/drawing/2016/5/10/chartex" xmlns:cx5="http://schemas.microsoft.com/office/drawing/2016/5/11/chartex" xmlns:cx6="http://schemas.microsoft.com/office/drawing/2016/5/12/chartex" xmlns:cx7="http://schemas.microsoft.com/office/drawing/2016/5/13/chartex" xmlns:cx8="http://schemas.microsoft.com/office/drawing/2016/5/14/chartex" xmlns:mc="http://schemas.openxmlformats.org/markup-compatibility/2006" xmlns:aink="http://schemas.microsoft.com/office/drawing/2016/ink" xmlns:am3d="http://schemas.microsoft.com/office/drawing/2017/model3d" xmlns:o="urn:schemas-microsoft-com:office:office" xmlns:oel="http://schemas.microsoft.com/office/2019/extlst" xmlns:r="http://schemas.openxmlformats.org/officeDocument/2006/relationships" xmlns:m="http://schemas.openxmlformats.org/officeDocument/2006/math" xmlns:v="urn:schemas-microsoft-com:vml" xmlns:wp14="http://schemas.microsoft.com/office/word/2010/wordprocessingDrawing" xmlns:wp="http://schemas.openxmlformats.org/drawingml/2006/wordprocessingDrawing" xmlns:w10="urn:schemas-microsoft-com:office:word" xmlns:w="http://schemas.openxmlformats.org/wordprocessingml/2006/main" xmlns:w14="http://schemas.microsoft.com/office/word/2010/wordml" xmlns:w15="http://schemas.microsoft.com/office/word/2012/wordml" xmlns:w16cex="http://schemas.microsoft.com/office/word/2018/wordml/cex" xmlns:w16cid="http://schemas.microsoft.com/office/word/2016/wordml/cid" xmlns:w16="http://schemas.microsoft.com/office/word/2018/wordml" xmlns:w16du="http://schemas.microsoft.com/office/word/2023/wordml/word16du" xmlns:w16sdtdh="http://schemas.microsoft.com/office/word/2020/wordml/sdtdatahash" xmlns:w16sdtfl="http://schemas.microsoft.com/office/word/2024/wordml/sdtformatlock" xmlns:w16se="http://schemas.microsoft.com/office/word/2015/wordml/symex" xmlns:wpg="http://schemas.microsoft.com/office/word/2010/wordprocessingGroup" xmlns:wpi="http://schemas.microsoft.com/office/word/2010/wordprocessingInk" xmlns:wne="http://schemas.microsoft.com/office/word/2006/wordml" xmlns:wps="http://schemas.microsoft.com/office/word/2010/wordprocessingShape" mc:Ignorable="w14 w15 w16se w16cid w16 w16cex w16sdtdh w16sdtfl w16du wp14">
   <w:p>
     <w:pPr>
+      <w:pStyle w:val="Footer"/>
+    </w:pPr>
+  </w:p>
+</w:ftr>
+</file>
+
+<file path=word/footer2.xml><?xml version="1.0" encoding="utf-8"?>
+<w:ftr xmlns:wpc="http://schemas.microsoft.com/office/word/2010/wordprocessingCanvas" xmlns:cx="http://schemas.microsoft.com/office/drawing/2014/chartex" xmlns:cx1="http://schemas.microsoft.com/office/drawing/2015/9/8/chartex" xmlns:cx2="http://schemas.microsoft.com/office/drawing/2015/10/21/chartex" xmlns:cx3="http://schemas.microsoft.com/office/drawing/2016/5/9/chartex" xmlns:cx4="http://schemas.microsoft.com/office/drawing/2016/5/10/chartex" xmlns:cx5="http://schemas.microsoft.com/office/drawing/2016/5/11/chartex" xmlns:cx6="http://schemas.microsoft.com/office/drawing/2016/5/12/chartex" xmlns:cx7="http://schemas.microsoft.com/office/drawing/2016/5/13/chartex" xmlns:cx8="http://schemas.microsoft.com/office/drawing/2016/5/14/chartex" xmlns:mc="http://schemas.openxmlformats.org/markup-compatibility/2006" xmlns:aink="http://schemas.microsoft.com/office/drawing/2016/ink" xmlns:am3d="http://schemas.microsoft.com/office/drawing/2017/model3d" xmlns:o="urn:schemas-microsoft-com:office:office" xmlns:oel="http://schemas.microsoft.com/office/2019/extlst" xmlns:r="http://schemas.openxmlformats.org/officeDocument/2006/relationships" xmlns:m="http://schemas.openxmlformats.org/officeDocument/2006/math" xmlns:v="urn:schemas-microsoft-com:vml" xmlns:wp14="http://schemas.microsoft.com/office/word/2010/wordprocessingDrawing" xmlns:wp="http://schemas.openxmlformats.org/drawingml/2006/wordprocessingDrawing" xmlns:w10="urn:schemas-microsoft-com:office:word" xmlns:w="http://schemas.openxmlformats.org/wordprocessingml/2006/main" xmlns:w14="http://schemas.microsoft.com/office/word/2010/wordml" xmlns:w15="http://schemas.microsoft.com/office/word/2012/wordml" xmlns:w16cex="http://schemas.microsoft.com/office/word/2018/wordml/cex" xmlns:w16cid="http://schemas.microsoft.com/office/word/2016/wordml/cid" xmlns:w16="http://schemas.microsoft.com/office/word/2018/wordml" xmlns:w16du="http://schemas.microsoft.com/office/word/2023/wordml/word16du" xmlns:w16sdtdh="http://schemas.microsoft.com/office/word/2020/wordml/sdtdatahash" xmlns:w16sdtfl="http://schemas.microsoft.com/office/word/2024/wordml/sdtformatlock" xmlns:w16se="http://schemas.microsoft.com/office/word/2015/wordml/symex" xmlns:wpg="http://schemas.microsoft.com/office/word/2010/wordprocessingGroup" xmlns:wpi="http://schemas.microsoft.com/office/word/2010/wordprocessingInk" xmlns:wne="http://schemas.microsoft.com/office/word/2006/wordml" xmlns:wps="http://schemas.microsoft.com/office/word/2010/wordprocessingShape" mc:Ignorable="w14 w15 w16se w16cid w16 w16cex w16sdtdh w16sdtfl w16du wp14">
+  <w:p>
+    <w:pPr>
       <w:jc w:val="right"/>
       <w:rPr>
         <w:noProof/>
@@ -2104,6 +1786,16 @@
       </w:rPr>
       <w:t xml:space="preserve"> (250) 953-0496</w:t>
     </w:r>
+  </w:p>
+</w:ftr>
+</file>
+
+<file path=word/footer3.xml><?xml version="1.0" encoding="utf-8"?>
+<w:ftr xmlns:wpc="http://schemas.microsoft.com/office/word/2010/wordprocessingCanvas" xmlns:cx="http://schemas.microsoft.com/office/drawing/2014/chartex" xmlns:cx1="http://schemas.microsoft.com/office/drawing/2015/9/8/chartex" xmlns:cx2="http://schemas.microsoft.com/office/drawing/2015/10/21/chartex" xmlns:cx3="http://schemas.microsoft.com/office/drawing/2016/5/9/chartex" xmlns:cx4="http://schemas.microsoft.com/office/drawing/2016/5/10/chartex" xmlns:cx5="http://schemas.microsoft.com/office/drawing/2016/5/11/chartex" xmlns:cx6="http://schemas.microsoft.com/office/drawing/2016/5/12/chartex" xmlns:cx7="http://schemas.microsoft.com/office/drawing/2016/5/13/chartex" xmlns:cx8="http://schemas.microsoft.com/office/drawing/2016/5/14/chartex" xmlns:mc="http://schemas.openxmlformats.org/markup-compatibility/2006" xmlns:aink="http://schemas.microsoft.com/office/drawing/2016/ink" xmlns:am3d="http://schemas.microsoft.com/office/drawing/2017/model3d" xmlns:o="urn:schemas-microsoft-com:office:office" xmlns:oel="http://schemas.microsoft.com/office/2019/extlst" xmlns:r="http://schemas.openxmlformats.org/officeDocument/2006/relationships" xmlns:m="http://schemas.openxmlformats.org/officeDocument/2006/math" xmlns:v="urn:schemas-microsoft-com:vml" xmlns:wp14="http://schemas.microsoft.com/office/word/2010/wordprocessingDrawing" xmlns:wp="http://schemas.openxmlformats.org/drawingml/2006/wordprocessingDrawing" xmlns:w10="urn:schemas-microsoft-com:office:word" xmlns:w="http://schemas.openxmlformats.org/wordprocessingml/2006/main" xmlns:w14="http://schemas.microsoft.com/office/word/2010/wordml" xmlns:w15="http://schemas.microsoft.com/office/word/2012/wordml" xmlns:w16cex="http://schemas.microsoft.com/office/word/2018/wordml/cex" xmlns:w16cid="http://schemas.microsoft.com/office/word/2016/wordml/cid" xmlns:w16="http://schemas.microsoft.com/office/word/2018/wordml" xmlns:w16du="http://schemas.microsoft.com/office/word/2023/wordml/word16du" xmlns:w16sdtdh="http://schemas.microsoft.com/office/word/2020/wordml/sdtdatahash" xmlns:w16sdtfl="http://schemas.microsoft.com/office/word/2024/wordml/sdtformatlock" xmlns:w16se="http://schemas.microsoft.com/office/word/2015/wordml/symex" xmlns:wpg="http://schemas.microsoft.com/office/word/2010/wordprocessingGroup" xmlns:wpi="http://schemas.microsoft.com/office/word/2010/wordprocessingInk" xmlns:wne="http://schemas.microsoft.com/office/word/2006/wordml" xmlns:wps="http://schemas.microsoft.com/office/word/2010/wordprocessingShape" mc:Ignorable="w14 w15 w16se w16cid w16 w16cex w16sdtdh w16sdtfl w16du wp14">
+  <w:p>
+    <w:pPr>
+      <w:pStyle w:val="Footer"/>
+    </w:pPr>
   </w:p>
 </w:ftr>
 </file>
@@ -2134,6 +1826,16 @@
 </file>
 
 <file path=word/header1.xml><?xml version="1.0" encoding="utf-8"?>
+<w:hdr xmlns:wpc="http://schemas.microsoft.com/office/word/2010/wordprocessingCanvas" xmlns:cx="http://schemas.microsoft.com/office/drawing/2014/chartex" xmlns:cx1="http://schemas.microsoft.com/office/drawing/2015/9/8/chartex" xmlns:cx2="http://schemas.microsoft.com/office/drawing/2015/10/21/chartex" xmlns:cx3="http://schemas.microsoft.com/office/drawing/2016/5/9/chartex" xmlns:cx4="http://schemas.microsoft.com/office/drawing/2016/5/10/chartex" xmlns:cx5="http://schemas.microsoft.com/office/drawing/2016/5/11/chartex" xmlns:cx6="http://schemas.microsoft.com/office/drawing/2016/5/12/chartex" xmlns:cx7="http://schemas.microsoft.com/office/drawing/2016/5/13/chartex" xmlns:cx8="http://schemas.microsoft.com/office/drawing/2016/5/14/chartex" xmlns:mc="http://schemas.openxmlformats.org/markup-compatibility/2006" xmlns:aink="http://schemas.microsoft.com/office/drawing/2016/ink" xmlns:am3d="http://schemas.microsoft.com/office/drawing/2017/model3d" xmlns:o="urn:schemas-microsoft-com:office:office" xmlns:oel="http://schemas.microsoft.com/office/2019/extlst" xmlns:r="http://schemas.openxmlformats.org/officeDocument/2006/relationships" xmlns:m="http://schemas.openxmlformats.org/officeDocument/2006/math" xmlns:v="urn:schemas-microsoft-com:vml" xmlns:wp14="http://schemas.microsoft.com/office/word/2010/wordprocessingDrawing" xmlns:wp="http://schemas.openxmlformats.org/drawingml/2006/wordprocessingDrawing" xmlns:w10="urn:schemas-microsoft-com:office:word" xmlns:w="http://schemas.openxmlformats.org/wordprocessingml/2006/main" xmlns:w14="http://schemas.microsoft.com/office/word/2010/wordml" xmlns:w15="http://schemas.microsoft.com/office/word/2012/wordml" xmlns:w16cex="http://schemas.microsoft.com/office/word/2018/wordml/cex" xmlns:w16cid="http://schemas.microsoft.com/office/word/2016/wordml/cid" xmlns:w16="http://schemas.microsoft.com/office/word/2018/wordml" xmlns:w16du="http://schemas.microsoft.com/office/word/2023/wordml/word16du" xmlns:w16sdtdh="http://schemas.microsoft.com/office/word/2020/wordml/sdtdatahash" xmlns:w16sdtfl="http://schemas.microsoft.com/office/word/2024/wordml/sdtformatlock" xmlns:w16se="http://schemas.microsoft.com/office/word/2015/wordml/symex" xmlns:wpg="http://schemas.microsoft.com/office/word/2010/wordprocessingGroup" xmlns:wpi="http://schemas.microsoft.com/office/word/2010/wordprocessingInk" xmlns:wne="http://schemas.microsoft.com/office/word/2006/wordml" xmlns:wps="http://schemas.microsoft.com/office/word/2010/wordprocessingShape" mc:Ignorable="w14 w15 w16se w16cid w16 w16cex w16sdtdh w16sdtfl w16du wp14">
+  <w:p>
+    <w:pPr>
+      <w:pStyle w:val="Header"/>
+    </w:pPr>
+  </w:p>
+</w:hdr>
+</file>
+
+<file path=word/header2.xml><?xml version="1.0" encoding="utf-8"?>
 <w:hdr xmlns:wpc="http://schemas.microsoft.com/office/word/2010/wordprocessingCanvas" xmlns:cx="http://schemas.microsoft.com/office/drawing/2014/chartex" xmlns:cx1="http://schemas.microsoft.com/office/drawing/2015/9/8/chartex" xmlns:cx2="http://schemas.microsoft.com/office/drawing/2015/10/21/chartex" xmlns:cx3="http://schemas.microsoft.com/office/drawing/2016/5/9/chartex" xmlns:cx4="http://schemas.microsoft.com/office/drawing/2016/5/10/chartex" xmlns:cx5="http://schemas.microsoft.com/office/drawing/2016/5/11/chartex" xmlns:cx6="http://schemas.microsoft.com/office/drawing/2016/5/12/chartex" xmlns:cx7="http://schemas.microsoft.com/office/drawing/2016/5/13/chartex" xmlns:cx8="http://schemas.microsoft.com/office/drawing/2016/5/14/chartex" xmlns:mc="http://schemas.openxmlformats.org/markup-compatibility/2006" xmlns:aink="http://schemas.microsoft.com/office/drawing/2016/ink" xmlns:am3d="http://schemas.microsoft.com/office/drawing/2017/model3d" xmlns:o="urn:schemas-microsoft-com:office:office" xmlns:oel="http://schemas.microsoft.com/office/2019/extlst" xmlns:r="http://schemas.openxmlformats.org/officeDocument/2006/relationships" xmlns:m="http://schemas.openxmlformats.org/officeDocument/2006/math" xmlns:v="urn:schemas-microsoft-com:vml" xmlns:wp14="http://schemas.microsoft.com/office/word/2010/wordprocessingDrawing" xmlns:wp="http://schemas.openxmlformats.org/drawingml/2006/wordprocessingDrawing" xmlns:w10="urn:schemas-microsoft-com:office:word" xmlns:w="http://schemas.openxmlformats.org/wordprocessingml/2006/main" xmlns:w14="http://schemas.microsoft.com/office/word/2010/wordml" xmlns:w15="http://schemas.microsoft.com/office/word/2012/wordml" xmlns:w16cex="http://schemas.microsoft.com/office/word/2018/wordml/cex" xmlns:w16cid="http://schemas.microsoft.com/office/word/2016/wordml/cid" xmlns:w16="http://schemas.microsoft.com/office/word/2018/wordml" xmlns:w16du="http://schemas.microsoft.com/office/word/2023/wordml/word16du" xmlns:w16sdtdh="http://schemas.microsoft.com/office/word/2020/wordml/sdtdatahash" xmlns:w16sdtfl="http://schemas.microsoft.com/office/word/2024/wordml/sdtformatlock" xmlns:w16se="http://schemas.microsoft.com/office/word/2015/wordml/symex" xmlns:wpg="http://schemas.microsoft.com/office/word/2010/wordprocessingGroup" xmlns:wpi="http://schemas.microsoft.com/office/word/2010/wordprocessingInk" xmlns:wne="http://schemas.microsoft.com/office/word/2006/wordml" xmlns:wps="http://schemas.microsoft.com/office/word/2010/wordprocessingShape" mc:Ignorable="w14 w15 w16se w16cid w16 w16cex w16sdtdh w16sdtfl w16du wp14">
   <w:p>
     <w:pPr>
@@ -2312,27 +2014,7 @@
         <w:sz w:val="30"/>
         <w:szCs w:val="30"/>
       </w:rPr>
-      <w:t>{{</w:t>
-    </w:r>
-    <w:proofErr w:type="spellStart"/>
-    <w:r>
-      <w:rPr>
-        <w:b/>
-        <w:bCs/>
-        <w:sz w:val="30"/>
-        <w:szCs w:val="30"/>
-      </w:rPr>
-      <w:t>InvoiceId</w:t>
-    </w:r>
-    <w:proofErr w:type="spellEnd"/>
-    <w:r>
-      <w:rPr>
-        <w:b/>
-        <w:bCs/>
-        <w:sz w:val="30"/>
-        <w:szCs w:val="30"/>
-      </w:rPr>
-      <w:t>}}</w:t>
+      <w:t>{{InvoiceId}}</w:t>
     </w:r>
     <w:r>
       <w:rPr>
@@ -2425,25 +2107,7 @@
         <w:szCs w:val="20"/>
         <w14:ligatures w14:val="none"/>
       </w:rPr>
-      <w:t>{{</w:t>
-    </w:r>
-    <w:proofErr w:type="spellStart"/>
-    <w:r>
-      <w:rPr>
-        <w:kern w:val="0"/>
-        <w:szCs w:val="20"/>
-        <w14:ligatures w14:val="none"/>
-      </w:rPr>
-      <w:t>InvoiceCreatedDate</w:t>
-    </w:r>
-    <w:proofErr w:type="spellEnd"/>
-    <w:r>
-      <w:rPr>
-        <w:kern w:val="0"/>
-        <w:szCs w:val="20"/>
-        <w14:ligatures w14:val="none"/>
-      </w:rPr>
-      <w:t>}}</w:t>
+      <w:t>{{InvoiceCreatedDate}}</w:t>
     </w:r>
     <w:r>
       <w:rPr>
@@ -2476,7 +2140,21 @@
         <w:noProof/>
         <w:szCs w:val="20"/>
       </w:rPr>
-      <w:t>PO Box 9601 STN Prov Gov</w:t>
+      <w:t>PO Box 960</w:t>
+    </w:r>
+    <w:r>
+      <w:rPr>
+        <w:noProof/>
+        <w:szCs w:val="20"/>
+      </w:rPr>
+      <w:t>4</w:t>
+    </w:r>
+    <w:r>
+      <w:rPr>
+        <w:noProof/>
+        <w:szCs w:val="20"/>
+      </w:rPr>
+      <w:t xml:space="preserve"> STN Prov Gov</w:t>
     </w:r>
     <w:r>
       <w:rPr>
@@ -2493,6 +2171,16 @@
         <w:noProof/>
         <w:sz w:val="22"/>
       </w:rPr>
+    </w:pPr>
+  </w:p>
+</w:hdr>
+</file>
+
+<file path=word/header3.xml><?xml version="1.0" encoding="utf-8"?>
+<w:hdr xmlns:wpc="http://schemas.microsoft.com/office/word/2010/wordprocessingCanvas" xmlns:cx="http://schemas.microsoft.com/office/drawing/2014/chartex" xmlns:cx1="http://schemas.microsoft.com/office/drawing/2015/9/8/chartex" xmlns:cx2="http://schemas.microsoft.com/office/drawing/2015/10/21/chartex" xmlns:cx3="http://schemas.microsoft.com/office/drawing/2016/5/9/chartex" xmlns:cx4="http://schemas.microsoft.com/office/drawing/2016/5/10/chartex" xmlns:cx5="http://schemas.microsoft.com/office/drawing/2016/5/11/chartex" xmlns:cx6="http://schemas.microsoft.com/office/drawing/2016/5/12/chartex" xmlns:cx7="http://schemas.microsoft.com/office/drawing/2016/5/13/chartex" xmlns:cx8="http://schemas.microsoft.com/office/drawing/2016/5/14/chartex" xmlns:mc="http://schemas.openxmlformats.org/markup-compatibility/2006" xmlns:aink="http://schemas.microsoft.com/office/drawing/2016/ink" xmlns:am3d="http://schemas.microsoft.com/office/drawing/2017/model3d" xmlns:o="urn:schemas-microsoft-com:office:office" xmlns:oel="http://schemas.microsoft.com/office/2019/extlst" xmlns:r="http://schemas.openxmlformats.org/officeDocument/2006/relationships" xmlns:m="http://schemas.openxmlformats.org/officeDocument/2006/math" xmlns:v="urn:schemas-microsoft-com:vml" xmlns:wp14="http://schemas.microsoft.com/office/word/2010/wordprocessingDrawing" xmlns:wp="http://schemas.openxmlformats.org/drawingml/2006/wordprocessingDrawing" xmlns:w10="urn:schemas-microsoft-com:office:word" xmlns:w="http://schemas.openxmlformats.org/wordprocessingml/2006/main" xmlns:w14="http://schemas.microsoft.com/office/word/2010/wordml" xmlns:w15="http://schemas.microsoft.com/office/word/2012/wordml" xmlns:w16cex="http://schemas.microsoft.com/office/word/2018/wordml/cex" xmlns:w16cid="http://schemas.microsoft.com/office/word/2016/wordml/cid" xmlns:w16="http://schemas.microsoft.com/office/word/2018/wordml" xmlns:w16du="http://schemas.microsoft.com/office/word/2023/wordml/word16du" xmlns:w16sdtdh="http://schemas.microsoft.com/office/word/2020/wordml/sdtdatahash" xmlns:w16sdtfl="http://schemas.microsoft.com/office/word/2024/wordml/sdtformatlock" xmlns:w16se="http://schemas.microsoft.com/office/word/2015/wordml/symex" xmlns:wpg="http://schemas.microsoft.com/office/word/2010/wordprocessingGroup" xmlns:wpi="http://schemas.microsoft.com/office/word/2010/wordprocessingInk" xmlns:wne="http://schemas.microsoft.com/office/word/2006/wordml" xmlns:wps="http://schemas.microsoft.com/office/word/2010/wordprocessingShape" mc:Ignorable="w14 w15 w16se w16cid w16 w16cex w16sdtdh w16sdtfl w16du wp14">
+  <w:p>
+    <w:pPr>
+      <w:pStyle w:val="Header"/>
     </w:pPr>
   </w:p>
 </w:hdr>
